--- a/Report/2251012145_LuHieuTrung_BC.docx
+++ b/Report/2251012145_LuHieuTrung_BC.docx
@@ -3730,7 +3730,21 @@
             <w:rStyle w:val="Hyperlink"/>
             <w:noProof/>
           </w:rPr>
-          <w:t>Triển khai</w:t>
+          <w:t>Tri</w:t>
+        </w:r>
+        <w:r>
+          <w:rPr>
+            <w:rStyle w:val="Hyperlink"/>
+            <w:noProof/>
+          </w:rPr>
+          <w:t>ể</w:t>
+        </w:r>
+        <w:r>
+          <w:rPr>
+            <w:rStyle w:val="Hyperlink"/>
+            <w:noProof/>
+          </w:rPr>
+          <w:t>n khai</w:t>
         </w:r>
         <w:r>
           <w:rPr>
@@ -3818,7 +3832,14 @@
             <w:rStyle w:val="Hyperlink"/>
             <w:noProof/>
           </w:rPr>
-          <w:t>MySQL</w:t>
+          <w:t>MySQ</w:t>
+        </w:r>
+        <w:r>
+          <w:rPr>
+            <w:rStyle w:val="Hyperlink"/>
+            <w:noProof/>
+          </w:rPr>
+          <w:t>L</w:t>
         </w:r>
         <w:r>
           <w:rPr>
@@ -13874,25 +13895,13 @@
         <w:rPr>
           <w:lang w:val="en-US"/>
         </w:rPr>
-        <w:t>. C</w:t>
-      </w:r>
-      <w:r>
-        <w:rPr>
-          <w:lang w:val="en-US"/>
-        </w:rPr>
-        <w:t>ác thư viện vẫn hỗ trợ và cập nhật liên tục.</w:t>
-      </w:r>
-      <w:r>
-        <w:rPr>
-          <w:lang w:val="en-US"/>
-        </w:rPr>
-        <w:t xml:space="preserve"> Security khá là an toàn</w:t>
-      </w:r>
-      <w:r>
-        <w:rPr>
-          <w:lang w:val="en-US"/>
-        </w:rPr>
-        <w:t xml:space="preserve">. </w:t>
+        <w:t>.</w:t>
+      </w:r>
+      <w:r>
+        <w:rPr>
+          <w:lang w:val="en-US"/>
+        </w:rPr>
+        <w:t xml:space="preserve"> </w:t>
       </w:r>
       <w:r>
         <w:rPr>
@@ -13917,6 +13926,54 @@
           <w:lang w:val="en-US"/>
         </w:rPr>
         <w:t>.</w:t>
+      </w:r>
+      <w:r>
+        <w:rPr>
+          <w:lang w:val="en-US"/>
+        </w:rPr>
+        <w:t xml:space="preserve"> </w:t>
+      </w:r>
+      <w:r>
+        <w:rPr>
+          <w:lang w:val="en-US"/>
+        </w:rPr>
+        <w:t>Các thư viện vẫn hỗ trợ và cập nhật liên tục.</w:t>
+      </w:r>
+      <w:r>
+        <w:rPr>
+          <w:lang w:val="en-US"/>
+        </w:rPr>
+        <w:t xml:space="preserve"> Framework này còn hỗ trợ tốt kiến trúc Microservices qua Spring Cloud</w:t>
+      </w:r>
+      <w:r>
+        <w:rPr>
+          <w:lang w:val="en-US"/>
+        </w:rPr>
+        <w:t xml:space="preserve">. Ngoài ra, hệ sinh thái Spring Boot </w:t>
+      </w:r>
+      <w:r>
+        <w:rPr>
+          <w:lang w:val="en-US"/>
+        </w:rPr>
+        <w:t>cung cấp các starter dependencies</w:t>
+      </w:r>
+      <w:r>
+        <w:rPr>
+          <w:lang w:val="en-US"/>
+        </w:rPr>
+        <w:t xml:space="preserve"> được cấu hình sẵn, hỗ trợ </w:t>
+      </w:r>
+      <w:r>
+        <w:rPr>
+          <w:lang w:val="en-US"/>
+        </w:rPr>
+        <w:t>tích hợp nhanh các framework phổ biến, tiêu biểu như bảo mật với Spring Boot Starter Security và truy xuất dữ liệu với Spring Boot Starter Data JPA</w:t>
+      </w:r>
+      <w:r>
+        <w:rPr>
+          <w:lang w:val="en-US"/>
+        </w:rPr>
+        <w:t>, qua đó giảm thiểu đáng kể đọ phức tạp trong quá trình phát triển ứng dụng.</w:t>
       </w:r>
     </w:p>
     <w:p>
@@ -13931,13 +13988,31 @@
         <w:rPr>
           <w:lang w:val="en-US"/>
         </w:rPr>
-        <w:t xml:space="preserve">Nhược điểm: </w:t>
-      </w:r>
-      <w:r>
-        <w:rPr>
-          <w:lang w:val="en-US"/>
-        </w:rPr>
-        <w:t xml:space="preserve">Cấu trúc và cấu hình phức tạp. </w:t>
+        <w:t>Nhược điểm:</w:t>
+      </w:r>
+      <w:r>
+        <w:rPr>
+          <w:lang w:val="en-US"/>
+        </w:rPr>
+        <w:t xml:space="preserve"> Bên cạnh những ưu điểm mà Spring Boot đem lại thì Spring Boot vẫn còn một số hạn chế. Điển hình là c</w:t>
+      </w:r>
+      <w:r>
+        <w:rPr>
+          <w:lang w:val="en-US"/>
+        </w:rPr>
+        <w:t>ấu trúc và cấu hình</w:t>
+      </w:r>
+      <w:r>
+        <w:rPr>
+          <w:lang w:val="en-US"/>
+        </w:rPr>
+        <w:t xml:space="preserve"> Spring Boot</w:t>
+      </w:r>
+      <w:r>
+        <w:rPr>
+          <w:lang w:val="en-US"/>
+        </w:rPr>
+        <w:t xml:space="preserve"> phức tạp. </w:t>
       </w:r>
       <w:r>
         <w:rPr>
@@ -13961,7 +14036,19 @@
         <w:rPr>
           <w:lang w:val="en-US"/>
         </w:rPr>
-        <w:t>, nhiều lớp.</w:t>
+        <w:t>, nhiều lớp</w:t>
+      </w:r>
+      <w:r>
+        <w:rPr>
+          <w:lang w:val="en-US"/>
+        </w:rPr>
+        <w:t xml:space="preserve"> (Controller - Service - Repository)</w:t>
+      </w:r>
+      <w:r>
+        <w:rPr>
+          <w:lang w:val="en-US"/>
+        </w:rPr>
+        <w:t>, điều này có thể làm gia tăng độ phức tạp cho quá trình phát triển và bảo trì sau này.</w:t>
       </w:r>
     </w:p>
     <w:p>
@@ -13986,7 +14073,19 @@
         <w:rPr>
           <w:lang w:val="en-US"/>
         </w:rPr>
-        <w:t xml:space="preserve">Đề tài được triển khai trên ngôn ngữ Java sử dụng framework Spring Boot. </w:t>
+        <w:t>Đề tài được triển khai trên ngôn ngữ Java sử dụng framework Spring Boot</w:t>
+      </w:r>
+      <w:r>
+        <w:rPr>
+          <w:lang w:val="en-US"/>
+        </w:rPr>
+        <w:t>. Spring Boot đóng vai trò là nền tảng cốt lõi để xây dựng 3 dịch vụ: gym-server, user-server, ai-server</w:t>
+      </w:r>
+      <w:r>
+        <w:rPr>
+          <w:lang w:val="en-US"/>
+        </w:rPr>
+        <w:t xml:space="preserve">. </w:t>
       </w:r>
       <w:r>
         <w:rPr>
@@ -14058,7 +14157,13 @@
         <w:rPr>
           <w:lang w:val="en-US"/>
         </w:rPr>
-        <w:t>GymApplication.java</w:t>
+        <w:t>_</w:t>
+      </w:r>
+      <w:r>
+        <w:rPr>
+          <w:lang w:val="en-US"/>
+        </w:rPr>
+        <w:t>Application.java</w:t>
       </w:r>
       <w:r>
         <w:rPr>
@@ -14133,6 +14238,7 @@
         <w:rPr>
           <w:lang w:val="en-US"/>
         </w:rPr>
+        <w:lastRenderedPageBreak/>
         <w:t>Ngoài ra còn c</w:t>
       </w:r>
       <w:r>
@@ -14230,7 +14336,6 @@
         <w:rPr>
           <w:noProof/>
         </w:rPr>
-        <w:lastRenderedPageBreak/>
         <w:drawing>
           <wp:inline distT="0" distB="0" distL="0" distR="0" wp14:anchorId="2553FCE3" wp14:editId="29CC4DCF">
             <wp:extent cx="5580000" cy="3963851"/>
@@ -14287,25 +14392,51 @@
       <w:r>
         <w:t xml:space="preserve">Hình </w:t>
       </w:r>
-      <w:fldSimple w:instr=" STYLEREF 1 \s ">
-        <w:r>
-          <w:rPr>
-            <w:noProof/>
-          </w:rPr>
-          <w:t>2</w:t>
-        </w:r>
-      </w:fldSimple>
+      <w:r>
+        <w:fldChar w:fldCharType="begin"/>
+      </w:r>
+      <w:r>
+        <w:instrText xml:space="preserve"> STYLEREF 1 \s </w:instrText>
+      </w:r>
+      <w:r>
+        <w:fldChar w:fldCharType="separate"/>
+      </w:r>
+      <w:r>
+        <w:rPr>
+          <w:noProof/>
+        </w:rPr>
+        <w:t>2</w:t>
+      </w:r>
+      <w:r>
+        <w:rPr>
+          <w:noProof/>
+        </w:rPr>
+        <w:fldChar w:fldCharType="end"/>
+      </w:r>
       <w:r>
         <w:noBreakHyphen/>
       </w:r>
-      <w:fldSimple w:instr=" SEQ Hình \* ARABIC \s 1 ">
-        <w:r>
-          <w:rPr>
-            <w:noProof/>
-          </w:rPr>
-          <w:t>1</w:t>
-        </w:r>
-      </w:fldSimple>
+      <w:r>
+        <w:fldChar w:fldCharType="begin"/>
+      </w:r>
+      <w:r>
+        <w:instrText xml:space="preserve"> SEQ Hình \* ARABIC \s 1 </w:instrText>
+      </w:r>
+      <w:r>
+        <w:fldChar w:fldCharType="separate"/>
+      </w:r>
+      <w:r>
+        <w:rPr>
+          <w:noProof/>
+        </w:rPr>
+        <w:t>1</w:t>
+      </w:r>
+      <w:r>
+        <w:rPr>
+          <w:noProof/>
+        </w:rPr>
+        <w:fldChar w:fldCharType="end"/>
+      </w:r>
       <w:r>
         <w:rPr>
           <w:lang w:val="en-US"/>
@@ -14628,7 +14759,14 @@
         <w:rPr>
           <w:lang w:val="en-US"/>
         </w:rPr>
-        <w:t xml:space="preserve"> và các hệ điều hành khác như Linux, MacOS và Windows. Flutter còn hỗ trợ các bộ công cụ</w:t>
+        <w:t xml:space="preserve"> và các hệ điều hành khác như Linux, MacOS và Windows. Flutter </w:t>
+      </w:r>
+      <w:r>
+        <w:rPr>
+          <w:lang w:val="en-US"/>
+        </w:rPr>
+        <w:lastRenderedPageBreak/>
+        <w:t>còn hỗ trợ các bộ công cụ</w:t>
       </w:r>
       <w:r>
         <w:rPr>
@@ -14664,14 +14802,7 @@
         <w:rPr>
           <w:lang w:val="en-US"/>
         </w:rPr>
-        <w:t xml:space="preserve">, … dễ dàng tích hợp vào ứng dụng. Độ phổ biến của Flutter ngày càng được </w:t>
-      </w:r>
-      <w:r>
-        <w:rPr>
-          <w:lang w:val="en-US"/>
-        </w:rPr>
-        <w:lastRenderedPageBreak/>
-        <w:t>mở rộng</w:t>
+        <w:t>, … dễ dàng tích hợp vào ứng dụng. Độ phổ biến của Flutter ngày càng được mở rộng</w:t>
       </w:r>
       <w:r>
         <w:rPr>
@@ -15147,7 +15278,14 @@
         <w:rPr>
           <w:lang w:val="en-US"/>
         </w:rPr>
-        <w:t xml:space="preserve"> trong packet lib, quan trọng nhất là main.dart. Để chạy chương trình thì sẽ sử dụng thiết bị ảo </w:t>
+        <w:t xml:space="preserve"> trong </w:t>
+      </w:r>
+      <w:r>
+        <w:rPr>
+          <w:lang w:val="en-US"/>
+        </w:rPr>
+        <w:lastRenderedPageBreak/>
+        <w:t xml:space="preserve">packet lib, quan trọng nhất là main.dart. Để chạy chương trình thì sẽ sử dụng thiết bị ảo </w:t>
       </w:r>
       <w:r>
         <w:rPr>
@@ -15184,7 +15322,6 @@
           <w:noProof/>
           <w:lang w:val="en-US"/>
         </w:rPr>
-        <w:lastRenderedPageBreak/>
         <w:drawing>
           <wp:inline distT="0" distB="0" distL="0" distR="0" wp14:anchorId="6E183D2B" wp14:editId="6C3E909C">
             <wp:extent cx="4657725" cy="3710763"/>
@@ -15241,25 +15378,51 @@
       <w:r>
         <w:t xml:space="preserve">Hình </w:t>
       </w:r>
-      <w:fldSimple w:instr=" STYLEREF 1 \s ">
-        <w:r>
-          <w:rPr>
-            <w:noProof/>
-          </w:rPr>
-          <w:t>2</w:t>
-        </w:r>
-      </w:fldSimple>
+      <w:r>
+        <w:fldChar w:fldCharType="begin"/>
+      </w:r>
+      <w:r>
+        <w:instrText xml:space="preserve"> STYLEREF 1 \s </w:instrText>
+      </w:r>
+      <w:r>
+        <w:fldChar w:fldCharType="separate"/>
+      </w:r>
+      <w:r>
+        <w:rPr>
+          <w:noProof/>
+        </w:rPr>
+        <w:t>2</w:t>
+      </w:r>
+      <w:r>
+        <w:rPr>
+          <w:noProof/>
+        </w:rPr>
+        <w:fldChar w:fldCharType="end"/>
+      </w:r>
       <w:r>
         <w:noBreakHyphen/>
       </w:r>
-      <w:fldSimple w:instr=" SEQ Hình \* ARABIC \s 1 ">
-        <w:r>
-          <w:rPr>
-            <w:noProof/>
-          </w:rPr>
-          <w:t>2</w:t>
-        </w:r>
-      </w:fldSimple>
+      <w:r>
+        <w:fldChar w:fldCharType="begin"/>
+      </w:r>
+      <w:r>
+        <w:instrText xml:space="preserve"> SEQ Hình \* ARABIC \s 1 </w:instrText>
+      </w:r>
+      <w:r>
+        <w:fldChar w:fldCharType="separate"/>
+      </w:r>
+      <w:r>
+        <w:rPr>
+          <w:noProof/>
+        </w:rPr>
+        <w:t>2</w:t>
+      </w:r>
+      <w:r>
+        <w:rPr>
+          <w:noProof/>
+        </w:rPr>
+        <w:fldChar w:fldCharType="end"/>
+      </w:r>
       <w:r>
         <w:rPr>
           <w:lang w:val="en-US"/>
@@ -15299,19 +15462,22 @@
         <w:rPr>
           <w:lang w:val="en-US"/>
         </w:rPr>
-        <w:t xml:space="preserve">PostgreSQL sử </w:t>
-      </w:r>
-      <w:r>
-        <w:rPr>
-          <w:lang w:val="en-US"/>
-        </w:rPr>
-        <w:t>dụng</w:t>
-      </w:r>
-      <w:r>
-        <w:rPr>
-          <w:lang w:val="en-US"/>
-        </w:rPr>
-        <w:t xml:space="preserve"> tiện lợi.</w:t>
+        <w:t>PostgreSQL (còn gọi là Postgres) là một hệ quản trị cơ sở dữ liệu quan hệ (RDBMS) mã nguồn mở, có nguồn gốc từ dự án POSTGRES, nguồn gốc của nó là hệ thống kế nhiệm của cơ sở dữ liệu Ingres tại Đại học California, Berkeley. Hệ thống được thiết kế nhằm đảm bảo khả năng mở rộng cao, tuân thủ chặt chẽ chuẩn SQL và hỗ trợ đầy đủ các đặc tính ACID (Atomicity, Consistency, Isolation, Durability), giúp đảm bảo tính toàn vẹn và độ tin cậy của dữ liệu.</w:t>
+      </w:r>
+    </w:p>
+    <w:p>
+      <w:pPr>
+        <w:ind w:firstLine="567"/>
+        <w:jc w:val="both"/>
+        <w:rPr>
+          <w:lang w:val="en-US"/>
+        </w:rPr>
+      </w:pPr>
+      <w:r>
+        <w:rPr>
+          <w:lang w:val="en-US"/>
+        </w:rPr>
+        <w:t>Ngoài ra, PostgreSQL cung cấp nhiều tính năng mạnh mẽ như khóa ngoại, view, materialized view, stored procedure và trigger, đồng thời hỗ trợ đa nền tảng như Windows, Linux và macOS. Nhờ đó, PostgreSQL có thể đáp ứng linh hoạt nhiều nhu cầu khác nhau, từ các ứng dụng nhỏ lẻ đến các hệ thống lớn, kho dữ liệu và dịch vụ web có lượng người dùng cao.</w:t>
       </w:r>
     </w:p>
     <w:p>
@@ -15321,6 +15487,7 @@
       </w:pPr>
       <w:bookmarkStart w:id="44" w:name="_Toc209541668"/>
       <w:r>
+        <w:lastRenderedPageBreak/>
         <w:t>Đánh giá</w:t>
       </w:r>
       <w:bookmarkEnd w:id="44"/>
@@ -15343,19 +15510,97 @@
         <w:rPr>
           <w:lang w:val="en-US"/>
         </w:rPr>
-        <w:t xml:space="preserve"> Dễ dàng sử dụng, giao diện thân thiện, </w:t>
-      </w:r>
-      <w:r>
-        <w:rPr>
-          <w:lang w:val="en-US"/>
-        </w:rPr>
-        <w:t>cộng đồng người sử dụng lớn giúp tham khảo và tìm hiểu dễ dàng.</w:t>
-      </w:r>
-      <w:r>
-        <w:rPr>
-          <w:lang w:val="en-US"/>
-        </w:rPr>
         <w:t xml:space="preserve"> </w:t>
+      </w:r>
+      <w:r>
+        <w:rPr>
+          <w:lang w:val="en-US"/>
+        </w:rPr>
+        <w:t>PostgreSQL nổi bật với khả năng tuân thủ chuẩn SQL cao và hỗ trợ đa dạng kiểu dữ liệu hơn so với MySQL, bao gồm các kiểu nâng cao như UUID, JSON/JSONB, ARRAY</w:t>
+      </w:r>
+      <w:r>
+        <w:rPr>
+          <w:lang w:val="en-US"/>
+        </w:rPr>
+        <w:t xml:space="preserve"> </w:t>
+      </w:r>
+      <w:r>
+        <w:rPr>
+          <w:lang w:val="en-US"/>
+        </w:rPr>
+        <w:t>và các kiểu dữ liệu tùy chỉnh (custom type). Điều này giúp hệ thống linh hoạt hơn trong việc thiết kế và lưu trữ dữ liệu phức tạp.</w:t>
+      </w:r>
+    </w:p>
+    <w:p>
+      <w:pPr>
+        <w:ind w:firstLine="567"/>
+        <w:jc w:val="both"/>
+        <w:rPr>
+          <w:lang w:val="en-US"/>
+        </w:rPr>
+      </w:pPr>
+      <w:r>
+        <w:rPr>
+          <w:lang w:val="en-US"/>
+        </w:rPr>
+        <w:t>PostgreSQL khi sử dụng theo hướng NoSQL (thông qua JSON/JSONB) cho phép lưu trữ dữ liệu linh hoạt mà không cần schema cố định, tương tự như MongoDB. Tuy nhiên, điểm mạnh vượt trội là PostgreSQL vẫn đảm bảo đầy đủ các tính chất ACID, hỗ trợ transaction mạnh mẽ và tính nhất quán cao của dữ liệu. Bên cạnh đó, hệ thống còn cho phép kết hợp giữa dữ liệu quan hệ và phi quan hệ trong cùng một cơ sở dữ liệu, hỗ trợ JOIN phức tạp và truy vấn SQL mạnh mẽ. Điều này giúp PostgreSQL trở thành lựa chọn phù hợp cho các hệ thống cần vừa đảm bảo toàn vẹn dữ liệu</w:t>
+      </w:r>
+      <w:r>
+        <w:rPr>
+          <w:lang w:val="en-US"/>
+        </w:rPr>
+        <w:t xml:space="preserve"> </w:t>
+      </w:r>
+      <w:r>
+        <w:rPr>
+          <w:lang w:val="en-US"/>
+        </w:rPr>
+        <w:t>vừa có khả năng xử lý dữ liệu linh hoạt</w:t>
+      </w:r>
+      <w:r>
+        <w:rPr>
+          <w:lang w:val="en-US"/>
+        </w:rPr>
+        <w:t>.</w:t>
+      </w:r>
+      <w:r>
+        <w:rPr>
+          <w:lang w:val="en-US"/>
+        </w:rPr>
+        <w:t xml:space="preserve"> </w:t>
+      </w:r>
+    </w:p>
+    <w:p>
+      <w:pPr>
+        <w:ind w:firstLine="567"/>
+        <w:jc w:val="both"/>
+        <w:rPr>
+          <w:lang w:val="en-US"/>
+        </w:rPr>
+      </w:pPr>
+      <w:r>
+        <w:rPr>
+          <w:lang w:val="en-US"/>
+        </w:rPr>
+        <w:t xml:space="preserve">Nhược điểm: </w:t>
+      </w:r>
+      <w:r>
+        <w:rPr>
+          <w:lang w:val="en-US"/>
+        </w:rPr>
+        <w:t>Khả năng mở rộng ngang (horizontal scaling) của PostgreSQL cũng không linh hoạt bằng MongoDB trong các hệ thống phân tán lớn</w:t>
+      </w:r>
+      <w:r>
+        <w:rPr>
+          <w:lang w:val="en-US"/>
+        </w:rPr>
+        <w:t>.</w:t>
+      </w:r>
+      <w:r>
+        <w:rPr>
+          <w:lang w:val="en-US"/>
+        </w:rPr>
+        <w:t xml:space="preserve"> Trong một số trường hợp đơn giản hoặc hệ thống nhỏ, hiệu năng có thể không nhanh bằng MySQL.</w:t>
       </w:r>
     </w:p>
     <w:p>
@@ -15401,372 +15646,323 @@
         </w:rPr>
         <w:t>-&gt; Data Import để thêm dữ liệu vào cơ sở dữ liệu</w:t>
       </w:r>
+      <w:r>
+        <w:rPr>
+          <w:lang w:val="en-US"/>
+        </w:rPr>
+        <w:t xml:space="preserve">  (Mở pgAdmin4 sql file rồi đưa chat hướng dẫn)</w:t>
+      </w:r>
     </w:p>
     <w:p>
       <w:pPr>
         <w:pStyle w:val="Heading2"/>
       </w:pPr>
-      <w:bookmarkStart w:id="46" w:name="_Toc209541670"/>
-      <w:r>
-        <w:t>Firebase</w:t>
-      </w:r>
-      <w:bookmarkEnd w:id="46"/>
+      <w:r>
+        <w:t>Trí tuệ nhân tạo và Giao tiếp thời gian thực</w:t>
+      </w:r>
     </w:p>
     <w:p>
       <w:pPr>
         <w:pStyle w:val="Heading3"/>
       </w:pPr>
-      <w:bookmarkStart w:id="47" w:name="_Toc209541671"/>
+      <w:r>
+        <w:t>(Genmini AI)</w:t>
+      </w:r>
+    </w:p>
+    <w:p>
+      <w:pPr>
+        <w:rPr>
+          <w:lang w:val="en-US"/>
+        </w:rPr>
+      </w:pPr>
+      <w:r>
+        <w:rPr>
+          <w:lang w:val="en-US"/>
+        </w:rPr>
+        <w:t>Trong hệ thống, Gemini được sử dụng như một mô hình ngôn ngữ lớn (LLM) nhằm xây dựng chatbot AI hỗ trợ người dùng. Dữ liệu liên quan đến phòng gym được xử lý thông qua kỹ thuật embedding, chuyển đổi thành vector để thực hiện truy vấn ngữ nghĩa (semantic search). Điều này giúp hệ thống cung cấp câu trả lời chính xác, phù hợp với ngữ cảnh thay vì chỉ dựa trên từ khóa.</w:t>
+      </w:r>
+    </w:p>
+    <w:p>
+      <w:pPr>
+        <w:rPr>
+          <w:lang w:val="en-US"/>
+        </w:rPr>
+      </w:pPr>
+      <w:r>
+        <w:rPr>
+          <w:lang w:val="en-US"/>
+        </w:rPr>
+        <w:t>Ưu điểm:</w:t>
+      </w:r>
+      <w:r>
+        <w:rPr>
+          <w:lang w:val="en-US"/>
+        </w:rPr>
+        <w:t xml:space="preserve"> </w:t>
+      </w:r>
+      <w:r>
+        <w:rPr>
+          <w:lang w:val="en-US"/>
+        </w:rPr>
+        <w:t xml:space="preserve">Gemini có khả năng xử lý ngôn ngữ tự nhiên tốt, hỗ trợ tạo phản hồi linh hoạt và gần với ngôn ngữ con người. Kết hợp với embedding giúp nâng cao độ </w:t>
+      </w:r>
+      <w:r>
+        <w:rPr>
+          <w:lang w:val="en-US"/>
+        </w:rPr>
+        <w:lastRenderedPageBreak/>
+        <w:t>chính xác và khả năng hiểu ngữ cảnh của hệ thống. Ngoài ra, việc tích hợp thông qua API giúp triển khai nhanh chóng.</w:t>
+      </w:r>
+    </w:p>
+    <w:p>
+      <w:pPr>
+        <w:rPr>
+          <w:lang w:val="en-US"/>
+        </w:rPr>
+      </w:pPr>
+      <w:r>
+        <w:rPr>
+          <w:lang w:val="en-US"/>
+        </w:rPr>
+        <w:t>Nhược điểm:</w:t>
+      </w:r>
+      <w:r>
+        <w:rPr>
+          <w:lang w:val="en-US"/>
+        </w:rPr>
+        <w:t xml:space="preserve"> </w:t>
+      </w:r>
+      <w:r>
+        <w:rPr>
+          <w:lang w:val="en-US"/>
+        </w:rPr>
+        <w:t>Phụ thuộc vào dịch vụ bên ngoài, có thể phát sinh chi phí và phụ thuộc vào kết nối mạng. Đồng thời, việc quản lý ngữ cảnh và tối ưu embedding đòi hỏi thiết kế hệ thống hợp lý để đảm bảo hiệu năng.</w:t>
+      </w:r>
+    </w:p>
+    <w:p>
+      <w:pPr>
+        <w:pStyle w:val="Heading3"/>
+      </w:pPr>
+      <w:r>
+        <w:t>Websocket</w:t>
+      </w:r>
+    </w:p>
+    <w:p>
+      <w:pPr>
+        <w:rPr>
+          <w:lang w:val="en-US"/>
+        </w:rPr>
+      </w:pPr>
+      <w:r>
+        <w:rPr>
+          <w:lang w:val="en-US"/>
+        </w:rPr>
+        <w:t>WebSocket là giao thức cho phép thiết lập kết nối hai chiều liên tục (full-duplex) giữa client và server. Khác với HTTP truyền thống (request–response), WebSocket duy trì kết nối lâu dài, cho phép truyền dữ liệu theo thời gian thực mà không cần gửi lại request nhiều lần.</w:t>
+      </w:r>
+    </w:p>
+    <w:p>
+      <w:pPr>
+        <w:rPr>
+          <w:lang w:val="en-US"/>
+        </w:rPr>
+      </w:pPr>
+      <w:r>
+        <w:rPr>
+          <w:lang w:val="en-US"/>
+        </w:rPr>
+        <w:t>WebSocket được sử dụng để xây dựng luồng giao tiếp thời gian thực cho chatbot AI, giúp phản hồi nhanh và liên tục. Điều này đặc biệt quan trọng trong các ứng dụng yêu cầu tương tác tức thời giữa người dùng và hệ thống AI.</w:t>
+      </w:r>
+    </w:p>
+    <w:p>
+      <w:pPr>
+        <w:rPr>
+          <w:lang w:val="en-US"/>
+        </w:rPr>
+      </w:pPr>
+      <w:r>
+        <w:rPr>
+          <w:lang w:val="en-US"/>
+        </w:rPr>
+        <w:t>Ưu điểm:</w:t>
+      </w:r>
+      <w:r>
+        <w:rPr>
+          <w:lang w:val="en-US"/>
+        </w:rPr>
+        <w:t xml:space="preserve"> </w:t>
+      </w:r>
+      <w:r>
+        <w:rPr>
+          <w:lang w:val="en-US"/>
+        </w:rPr>
+        <w:t>WebSocket giúp giảm độ trễ và tối ưu hiệu năng trong các ứng dụng yêu cầu phản hồi nhanh như chatbot AI. Nhờ khả năng truyền dữ liệu hai chiều liên tục, hệ thống có thể gửi và nhận dữ liệu ngay lập tức, cải thiện trải nghiệm người dùng.</w:t>
+      </w:r>
+    </w:p>
+    <w:p>
+      <w:pPr>
+        <w:rPr>
+          <w:lang w:val="en-US"/>
+        </w:rPr>
+      </w:pPr>
+      <w:r>
+        <w:rPr>
+          <w:lang w:val="en-US"/>
+        </w:rPr>
+        <w:t>Nhược điểm:</w:t>
+      </w:r>
+      <w:r>
+        <w:rPr>
+          <w:lang w:val="en-US"/>
+        </w:rPr>
+        <w:t xml:space="preserve"> </w:t>
+      </w:r>
+      <w:r>
+        <w:rPr>
+          <w:lang w:val="en-US"/>
+        </w:rPr>
+        <w:t>Yêu cầu duy trì kết nối liên tục, có thể làm tăng tài nguyên server khi số lượng người dùng lớn. Ngoài ra, việc triển khai và quản lý kết nối phức tạp hơn so với HTTP thông thường.</w:t>
+      </w:r>
+    </w:p>
+    <w:p>
+      <w:pPr>
+        <w:pStyle w:val="Heading3"/>
+      </w:pPr>
+      <w:r>
+        <w:t xml:space="preserve">Firebase </w:t>
+      </w:r>
+    </w:p>
+    <w:p>
+      <w:pPr>
+        <w:rPr>
+          <w:lang w:val="en-US"/>
+        </w:rPr>
+      </w:pPr>
+      <w:r>
+        <w:rPr>
+          <w:lang w:val="en-US"/>
+        </w:rPr>
+        <w:t>Firebase Realtime Database là cơ sở dữ liệu NoSQL hỗ trợ đồng bộ dữ liệu theo thời gian thực dựa trên cơ chế lắng nghe sự kiện (event-driven). Khi dữ liệu thay đổi, hệ thống sẽ tự động cập nhật đến tất cả các client đang kết nối.</w:t>
+      </w:r>
+    </w:p>
+    <w:p>
+      <w:pPr>
+        <w:rPr>
+          <w:lang w:val="en-US"/>
+        </w:rPr>
+      </w:pPr>
+      <w:r>
+        <w:t>Firebase Realtime Database được lựa chọn để triển khai chức năng chat giữa người dùng nhờ khả năng realtime sẵn có, dễ tích hợp và giảm tải cho backend chính. Điều này giúp rút ngắn thời gian phát triển và đảm bảo hiệu năng cho hệ thống.</w:t>
+      </w:r>
+    </w:p>
+    <w:p>
+      <w:pPr>
+        <w:rPr>
+          <w:lang w:val="en-US"/>
+        </w:rPr>
+      </w:pPr>
+      <w:r>
+        <w:rPr>
+          <w:lang w:val="en-US"/>
+        </w:rPr>
+        <w:t>Ưu điểm:</w:t>
+      </w:r>
+      <w:r>
+        <w:rPr>
+          <w:lang w:val="en-US"/>
+        </w:rPr>
+        <w:t xml:space="preserve"> </w:t>
+      </w:r>
+      <w:r>
+        <w:rPr>
+          <w:lang w:val="en-US"/>
+        </w:rPr>
+        <w:t>Firebase Realtime Database cho phép triển khai nhanh chóng các tính</w:t>
+      </w:r>
+      <w:r>
+        <w:rPr>
+          <w:lang w:val="en-US"/>
+        </w:rPr>
+        <w:t xml:space="preserve"> </w:t>
+      </w:r>
+      <w:r>
+        <w:rPr>
+          <w:lang w:val="en-US"/>
+        </w:rPr>
+        <w:t xml:space="preserve">năng chat thời gian thực mà không cần xây dựng hệ thống backend phức tạp. Dữ </w:t>
+      </w:r>
+      <w:r>
+        <w:rPr>
+          <w:lang w:val="en-US"/>
+        </w:rPr>
+        <w:lastRenderedPageBreak/>
+        <w:t>liệu được đồng bộ tức thời trên nhiều thiết bị, giúp cải thiện trải nghiệm người dùng.</w:t>
+      </w:r>
+    </w:p>
+    <w:p>
+      <w:pPr>
+        <w:rPr>
+          <w:lang w:val="en-US"/>
+        </w:rPr>
+      </w:pPr>
+      <w:r>
+        <w:rPr>
+          <w:lang w:val="en-US"/>
+        </w:rPr>
+        <w:t>Nhược điểm:</w:t>
+      </w:r>
+      <w:r>
+        <w:rPr>
+          <w:lang w:val="en-US"/>
+        </w:rPr>
+        <w:t xml:space="preserve"> </w:t>
+      </w:r>
+      <w:r>
+        <w:rPr>
+          <w:lang w:val="en-US"/>
+        </w:rPr>
+        <w:t>Hạn chế trong việc xử lý các logic phức tạp phía server và khả năng truy vấn không mạnh bằng các hệ quản trị cơ sở dữ liệu truyền thống. Ngoài ra, chi phí có thể tăng khi hệ thống mở rộng với lượng người dùng lớn</w:t>
+      </w:r>
+    </w:p>
+    <w:p>
+      <w:pPr>
+        <w:pStyle w:val="Heading2"/>
+      </w:pPr>
+      <w:r>
+        <w:rPr>
+          <w:lang w:val="vi-VN"/>
+        </w:rPr>
+        <w:t>Hạ tầng triển khai và Vận hành</w:t>
+      </w:r>
+    </w:p>
+    <w:p>
+      <w:pPr>
+        <w:rPr>
+          <w:lang w:val="en-US"/>
+        </w:rPr>
+      </w:pPr>
+      <w:r>
+        <w:rPr>
+          <w:lang w:val="en-US"/>
+        </w:rPr>
+        <w:t>Containerization (Docker): Giải thích cách đóng gói ứng dụng vào Image để đảm bảo chạy giống nhau từ máy cá nhân lên AWS.</w:t>
+      </w:r>
+    </w:p>
+    <w:p>
+      <w:pPr>
+        <w:pStyle w:val="Heading3"/>
+      </w:pPr>
       <w:r>
         <w:t>Giới thiệu</w:t>
       </w:r>
-      <w:bookmarkEnd w:id="47"/>
-    </w:p>
-    <w:p>
-      <w:pPr>
-        <w:ind w:firstLine="567"/>
-        <w:jc w:val="both"/>
-      </w:pPr>
-      <w:r>
-        <w:t xml:space="preserve">Firebase là một nền tảng phát triển ứng dụng do </w:t>
-      </w:r>
-      <w:r>
-        <w:rPr>
-          <w:rStyle w:val="Strong"/>
-          <w:b w:val="0"/>
-          <w:bCs w:val="0"/>
-        </w:rPr>
-        <w:t>Google</w:t>
-      </w:r>
-      <w:r>
-        <w:t xml:space="preserve"> phát triển</w:t>
-      </w:r>
-      <w:r>
-        <w:rPr>
-          <w:lang w:val="en-US"/>
-        </w:rPr>
-        <w:t xml:space="preserve"> </w:t>
-      </w:r>
-      <w:sdt>
-        <w:sdtPr>
-          <w:rPr>
-            <w:lang w:val="en-US"/>
-          </w:rPr>
-          <w:id w:val="-1954706846"/>
-          <w:citation/>
-        </w:sdtPr>
-        <w:sdtContent>
-          <w:r>
-            <w:rPr>
-              <w:lang w:val="en-US"/>
-            </w:rPr>
-            <w:fldChar w:fldCharType="begin"/>
-          </w:r>
-          <w:r>
-            <w:rPr>
-              <w:lang w:val="en-US"/>
-            </w:rPr>
-            <w:instrText xml:space="preserve"> CITATION Wik254 \l 1033 </w:instrText>
-          </w:r>
-          <w:r>
-            <w:rPr>
-              <w:lang w:val="en-US"/>
-            </w:rPr>
-            <w:fldChar w:fldCharType="separate"/>
-          </w:r>
-          <w:r>
-            <w:rPr>
-              <w:noProof/>
-              <w:lang w:val="en-US"/>
-            </w:rPr>
-            <w:t>[7]</w:t>
-          </w:r>
-          <w:r>
-            <w:rPr>
-              <w:lang w:val="en-US"/>
-            </w:rPr>
-            <w:fldChar w:fldCharType="end"/>
-          </w:r>
-        </w:sdtContent>
-      </w:sdt>
-      <w:r>
-        <w:t xml:space="preserve">, cung cấp một bộ công cụ toàn diện để xây dựng các ứng dụng web và di động. Firebase rất phổ </w:t>
-      </w:r>
-      <w:r>
-        <w:lastRenderedPageBreak/>
-        <w:t>biến trong phát triển ứng dụng real-time (thời gian thực) như chat, game, hoặc các ứng dụng có tính năng đồng bộ dữ liệu liên tục.</w:t>
-      </w:r>
-    </w:p>
-    <w:p>
-      <w:pPr>
-        <w:pStyle w:val="Heading3"/>
-        <w:jc w:val="both"/>
-      </w:pPr>
-      <w:bookmarkStart w:id="48" w:name="_Toc209541672"/>
-      <w:r>
-        <w:t>Đánh  giá</w:t>
-      </w:r>
-      <w:bookmarkEnd w:id="48"/>
-    </w:p>
-    <w:p>
-      <w:pPr>
-        <w:ind w:firstLine="567"/>
-        <w:jc w:val="both"/>
-        <w:rPr>
-          <w:lang w:val="en-US"/>
-        </w:rPr>
-      </w:pPr>
-      <w:r>
-        <w:rPr>
-          <w:lang w:val="en-US"/>
-        </w:rPr>
-        <w:t>Ưu điểm: Dễ dùng, dễ tiếp cận</w:t>
-      </w:r>
-      <w:r>
-        <w:rPr>
-          <w:lang w:val="en-US"/>
-        </w:rPr>
-        <w:t>. T</w:t>
-      </w:r>
-      <w:r>
-        <w:t>iết kiệm thời gian khi không cần phải tự triển khai server, cơ sở dữ liệu hay các tính năng backend phức tạp.</w:t>
-      </w:r>
-    </w:p>
-    <w:p>
-      <w:pPr>
-        <w:pStyle w:val="Heading3"/>
-        <w:jc w:val="both"/>
-      </w:pPr>
-      <w:bookmarkStart w:id="49" w:name="_Toc209541673"/>
-      <w:r>
-        <w:t>Triển khai</w:t>
-      </w:r>
-      <w:bookmarkEnd w:id="49"/>
-    </w:p>
-    <w:p>
-      <w:pPr>
-        <w:ind w:firstLine="567"/>
-        <w:jc w:val="both"/>
-        <w:rPr>
-          <w:lang w:val="en-US"/>
-        </w:rPr>
-      </w:pPr>
-      <w:r>
-        <w:rPr>
-          <w:lang w:val="en-US"/>
-        </w:rPr>
-        <w:t>Sử dụng Realtime Database</w:t>
-      </w:r>
-      <w:r>
-        <w:rPr>
-          <w:lang w:val="en-US"/>
-        </w:rPr>
-        <w:t xml:space="preserve"> và cài đặt trên </w:t>
-      </w:r>
-      <w:r>
-        <w:rPr>
-          <w:lang w:val="en-US"/>
-        </w:rPr>
-        <w:t>máy</w:t>
-      </w:r>
-      <w:r>
-        <w:rPr>
-          <w:lang w:val="en-US"/>
-        </w:rPr>
-        <w:t xml:space="preserve"> </w:t>
-      </w:r>
-      <w:r>
-        <w:rPr>
-          <w:lang w:val="en-US"/>
-        </w:rPr>
-        <w:t>flutterfire.</w:t>
-      </w:r>
-      <w:r>
-        <w:rPr>
-          <w:lang w:val="en-US"/>
-        </w:rPr>
-        <w:t xml:space="preserve"> </w:t>
-      </w:r>
-      <w:r>
-        <w:rPr>
-          <w:lang w:val="en-US"/>
-        </w:rPr>
-        <w:t xml:space="preserve">Sử dụng lệnh </w:t>
-      </w:r>
-      <w:r>
-        <w:rPr>
-          <w:lang w:val="en-US"/>
-        </w:rPr>
-        <w:t>“</w:t>
-      </w:r>
-      <w:r>
-        <w:rPr>
-          <w:lang w:val="en-US"/>
-        </w:rPr>
-        <w:t>dart pub global activate flutterfire_cli” là lệnh cài đặt và kích hoạt FlutterFire CLI trên project flutter. “flutterfire configure –project=….” Là lệnh kết nối project flutter tới p</w:t>
-      </w:r>
-      <w:r>
-        <w:rPr>
-          <w:lang w:val="en-US"/>
-        </w:rPr>
-        <w:t>roject trên</w:t>
-      </w:r>
-      <w:r>
-        <w:rPr>
-          <w:lang w:val="en-US"/>
-        </w:rPr>
-        <w:t xml:space="preserve"> firebase</w:t>
-      </w:r>
-      <w:r>
-        <w:rPr>
-          <w:lang w:val="en-US"/>
-        </w:rPr>
-        <w:t>.</w:t>
-      </w:r>
-    </w:p>
-    <w:p>
-      <w:pPr>
-        <w:pStyle w:val="Heading2"/>
-      </w:pPr>
-      <w:bookmarkStart w:id="50" w:name="_Toc209541678"/>
-      <w:r>
-        <w:t>VNPay</w:t>
-      </w:r>
-      <w:bookmarkEnd w:id="50"/>
-    </w:p>
-    <w:p>
-      <w:pPr>
-        <w:pStyle w:val="Heading3"/>
-      </w:pPr>
-      <w:bookmarkStart w:id="51" w:name="_Toc209541679"/>
-      <w:r>
-        <w:t>Giới thiệu</w:t>
-      </w:r>
-      <w:bookmarkEnd w:id="51"/>
-    </w:p>
-    <w:p>
-      <w:pPr>
-        <w:ind w:firstLine="567"/>
-        <w:jc w:val="both"/>
-      </w:pPr>
-      <w:r>
-        <w:rPr>
-          <w:rStyle w:val="Strong"/>
-          <w:b w:val="0"/>
-          <w:bCs w:val="0"/>
-        </w:rPr>
-        <w:t>VNPay</w:t>
-      </w:r>
-      <w:r>
-        <w:t xml:space="preserve"> là một </w:t>
-      </w:r>
-      <w:r>
-        <w:rPr>
-          <w:rStyle w:val="Strong"/>
-          <w:b w:val="0"/>
-          <w:bCs w:val="0"/>
-        </w:rPr>
-        <w:t>cổng thanh toán điện tử (payment gateway) của Việt Nam</w:t>
-      </w:r>
-      <w:r>
-        <w:t xml:space="preserve">, cho phép các cá nhân và doanh nghiệp thực hiện giao dịch trực tuyến một cách nhanh chóng và an toàn. Nó thường được tích hợp vào các website, ứng dụng di động, hoặc hệ thống bán hàng để hỗ trợ thanh toán bằng </w:t>
-      </w:r>
-      <w:r>
-        <w:rPr>
-          <w:rStyle w:val="Strong"/>
-          <w:b w:val="0"/>
-          <w:bCs w:val="0"/>
-        </w:rPr>
-        <w:t>thẻ ngân hàng, QR code, ví điện tử, hoặc chuyển khoản trực tuyến</w:t>
-      </w:r>
-      <w:r>
-        <w:t>.</w:t>
-      </w:r>
-    </w:p>
-    <w:p>
-      <w:pPr>
-        <w:pStyle w:val="Heading3"/>
-        <w:jc w:val="both"/>
-      </w:pPr>
-      <w:bookmarkStart w:id="52" w:name="_Toc209541680"/>
-      <w:r>
-        <w:t>Đánh giá</w:t>
-      </w:r>
-      <w:bookmarkEnd w:id="52"/>
-    </w:p>
-    <w:p>
-      <w:pPr>
-        <w:ind w:firstLine="567"/>
-        <w:jc w:val="both"/>
-        <w:rPr>
-          <w:lang w:val="en-US"/>
-        </w:rPr>
-      </w:pPr>
-      <w:r>
-        <w:rPr>
-          <w:lang w:val="en-US"/>
-        </w:rPr>
-        <w:t>Ưu điểm: Có tài liệu hướng dẫn</w:t>
-      </w:r>
-      <w:r>
-        <w:rPr>
-          <w:lang w:val="en-US"/>
-        </w:rPr>
-        <w:t xml:space="preserve"> chi tiết cho việc</w:t>
-      </w:r>
-      <w:r>
-        <w:rPr>
-          <w:lang w:val="en-US"/>
-        </w:rPr>
-        <w:t xml:space="preserve"> cài đặt và thực hiện thanh toán dễ dàng</w:t>
-      </w:r>
-      <w:r>
-        <w:rPr>
-          <w:lang w:val="en-US"/>
-        </w:rPr>
-        <w:t>.</w:t>
-      </w:r>
-    </w:p>
-    <w:p>
-      <w:pPr>
-        <w:pStyle w:val="Heading3"/>
-        <w:jc w:val="both"/>
-      </w:pPr>
-      <w:bookmarkStart w:id="53" w:name="_Toc209541681"/>
-      <w:r>
-        <w:t>Triển khai</w:t>
-      </w:r>
-      <w:bookmarkEnd w:id="53"/>
-    </w:p>
-    <w:p>
-      <w:pPr>
-        <w:ind w:firstLine="567"/>
-        <w:jc w:val="both"/>
-        <w:rPr>
-          <w:lang w:val="en-US"/>
-        </w:rPr>
-      </w:pPr>
-      <w:r>
-        <w:rPr>
-          <w:lang w:val="en-US"/>
-        </w:rPr>
-        <w:t>Đăng ký cổng thanh toán test và cấu hình theo hướng dẫn của VNPay.</w:t>
-      </w:r>
-    </w:p>
-    <w:p>
-      <w:pPr>
-        <w:pStyle w:val="Heading2"/>
+    </w:p>
+    <w:p>
+      <w:pPr>
+        <w:rPr>
+          <w:lang w:val="en-US"/>
+        </w:rPr>
       </w:pPr>
       <w:r>
         <w:t>Nền tảng điện toán đám mây AWS</w:t>
-      </w:r>
-    </w:p>
-    <w:p>
-      <w:pPr>
-        <w:pStyle w:val="Heading3"/>
-      </w:pPr>
-      <w:r>
-        <w:t>Giới thiệu</w:t>
       </w:r>
     </w:p>
     <w:p>
@@ -15795,7 +15991,7 @@
       <w:pPr>
         <w:pStyle w:val="Heading1"/>
       </w:pPr>
-      <w:bookmarkStart w:id="54" w:name="_Toc209541682"/>
+      <w:bookmarkStart w:id="46" w:name="_Toc209541682"/>
       <w:r>
         <w:lastRenderedPageBreak/>
         <w:t>HỆ THỐNG</w:t>
@@ -15806,17 +16002,17 @@
       <w:r>
         <w:t>QUẢN LÝ PHÒNG GYM</w:t>
       </w:r>
-      <w:bookmarkEnd w:id="54"/>
+      <w:bookmarkEnd w:id="46"/>
     </w:p>
     <w:p>
       <w:pPr>
         <w:pStyle w:val="Heading2"/>
       </w:pPr>
-      <w:bookmarkStart w:id="55" w:name="_Toc209541683"/>
+      <w:bookmarkStart w:id="47" w:name="_Toc209541683"/>
       <w:r>
         <w:t>Giới thiệu hệ thống</w:t>
       </w:r>
-      <w:bookmarkEnd w:id="55"/>
+      <w:bookmarkEnd w:id="47"/>
     </w:p>
     <w:p>
       <w:pPr>
@@ -15997,21 +16193,21 @@
       <w:pPr>
         <w:pStyle w:val="Heading2"/>
       </w:pPr>
-      <w:bookmarkStart w:id="56" w:name="_Toc209541684"/>
+      <w:bookmarkStart w:id="48" w:name="_Toc209541684"/>
       <w:r>
         <w:t>Phân tích hệ thống</w:t>
       </w:r>
-      <w:bookmarkEnd w:id="56"/>
+      <w:bookmarkEnd w:id="48"/>
     </w:p>
     <w:p>
       <w:pPr>
         <w:pStyle w:val="Heading3"/>
       </w:pPr>
-      <w:bookmarkStart w:id="57" w:name="_Toc209541685"/>
+      <w:bookmarkStart w:id="49" w:name="_Toc209541685"/>
       <w:r>
         <w:t>Các tác nhân của hệ thống</w:t>
       </w:r>
-      <w:bookmarkEnd w:id="57"/>
+      <w:bookmarkEnd w:id="49"/>
     </w:p>
     <w:tbl>
       <w:tblPr>
@@ -16679,36 +16875,62 @@
         <w:pStyle w:val="Caption"/>
         <w:spacing w:line="360" w:lineRule="auto"/>
       </w:pPr>
-      <w:bookmarkStart w:id="58" w:name="_Toc209541750"/>
+      <w:bookmarkStart w:id="50" w:name="_Toc209541750"/>
       <w:r>
         <w:t xml:space="preserve">Bảng </w:t>
       </w:r>
-      <w:fldSimple w:instr=" STYLEREF 1 \s ">
-        <w:r>
-          <w:rPr>
-            <w:noProof/>
-          </w:rPr>
-          <w:t>3</w:t>
-        </w:r>
-      </w:fldSimple>
+      <w:r>
+        <w:fldChar w:fldCharType="begin"/>
+      </w:r>
+      <w:r>
+        <w:instrText xml:space="preserve"> STYLEREF 1 \s </w:instrText>
+      </w:r>
+      <w:r>
+        <w:fldChar w:fldCharType="separate"/>
+      </w:r>
+      <w:r>
+        <w:rPr>
+          <w:noProof/>
+        </w:rPr>
+        <w:t>3</w:t>
+      </w:r>
+      <w:r>
+        <w:rPr>
+          <w:noProof/>
+        </w:rPr>
+        <w:fldChar w:fldCharType="end"/>
+      </w:r>
       <w:r>
         <w:noBreakHyphen/>
       </w:r>
-      <w:fldSimple w:instr=" SEQ Bảng \* ARABIC \s 1 ">
-        <w:r>
-          <w:rPr>
-            <w:noProof/>
-          </w:rPr>
-          <w:t>1</w:t>
-        </w:r>
-      </w:fldSimple>
+      <w:r>
+        <w:fldChar w:fldCharType="begin"/>
+      </w:r>
+      <w:r>
+        <w:instrText xml:space="preserve"> SEQ Bảng \* ARABIC \s 1 </w:instrText>
+      </w:r>
+      <w:r>
+        <w:fldChar w:fldCharType="separate"/>
+      </w:r>
+      <w:r>
+        <w:rPr>
+          <w:noProof/>
+        </w:rPr>
+        <w:t>1</w:t>
+      </w:r>
+      <w:r>
+        <w:rPr>
+          <w:noProof/>
+        </w:rPr>
+        <w:fldChar w:fldCharType="end"/>
+      </w:r>
       <w:r>
         <w:rPr>
           <w:lang w:val="en-US"/>
         </w:rPr>
         <w:t>: Bảng các actor chính của hệ thống</w:t>
       </w:r>
-      <w:bookmarkEnd w:id="58"/>
+      <w:bookmarkEnd w:id="50"/>
     </w:p>
     <w:p>
       <w:pPr>
@@ -17087,51 +17309,77 @@
           <w:lang w:val="en-US"/>
         </w:rPr>
       </w:pPr>
-      <w:bookmarkStart w:id="59" w:name="_Toc209541704"/>
+      <w:bookmarkStart w:id="51" w:name="_Toc209541704"/>
       <w:r>
         <w:t xml:space="preserve">Hình </w:t>
       </w:r>
-      <w:fldSimple w:instr=" STYLEREF 1 \s ">
-        <w:r>
-          <w:rPr>
-            <w:noProof/>
-          </w:rPr>
-          <w:t>3</w:t>
-        </w:r>
-      </w:fldSimple>
+      <w:r>
+        <w:fldChar w:fldCharType="begin"/>
+      </w:r>
+      <w:r>
+        <w:instrText xml:space="preserve"> STYLEREF 1 \s </w:instrText>
+      </w:r>
+      <w:r>
+        <w:fldChar w:fldCharType="separate"/>
+      </w:r>
+      <w:r>
+        <w:rPr>
+          <w:noProof/>
+        </w:rPr>
+        <w:t>3</w:t>
+      </w:r>
+      <w:r>
+        <w:rPr>
+          <w:noProof/>
+        </w:rPr>
+        <w:fldChar w:fldCharType="end"/>
+      </w:r>
       <w:r>
         <w:noBreakHyphen/>
       </w:r>
-      <w:fldSimple w:instr=" SEQ Hình \* ARABIC \s 1 ">
-        <w:r>
-          <w:rPr>
-            <w:noProof/>
-          </w:rPr>
-          <w:t>1</w:t>
-        </w:r>
-      </w:fldSimple>
-      <w:bookmarkStart w:id="60" w:name="image31"/>
+      <w:r>
+        <w:fldChar w:fldCharType="begin"/>
+      </w:r>
+      <w:r>
+        <w:instrText xml:space="preserve"> SEQ Hình \* ARABIC \s 1 </w:instrText>
+      </w:r>
+      <w:r>
+        <w:fldChar w:fldCharType="separate"/>
+      </w:r>
+      <w:r>
+        <w:rPr>
+          <w:noProof/>
+        </w:rPr>
+        <w:t>1</w:t>
+      </w:r>
+      <w:r>
+        <w:rPr>
+          <w:noProof/>
+        </w:rPr>
+        <w:fldChar w:fldCharType="end"/>
+      </w:r>
+      <w:bookmarkStart w:id="52" w:name="image31"/>
       <w:r>
         <w:rPr>
           <w:lang w:val="en-US"/>
         </w:rPr>
         <w:t>: Sơ đồ usecase</w:t>
       </w:r>
-      <w:bookmarkEnd w:id="59"/>
+      <w:bookmarkEnd w:id="51"/>
     </w:p>
     <w:p>
       <w:pPr>
         <w:pStyle w:val="Heading3"/>
       </w:pPr>
-      <w:bookmarkStart w:id="61" w:name="_Toc209541686"/>
-      <w:bookmarkEnd w:id="60"/>
+      <w:bookmarkStart w:id="53" w:name="_Toc209541686"/>
+      <w:bookmarkEnd w:id="52"/>
       <w:r>
         <w:t>Đặc tả use case</w:t>
       </w:r>
       <w:r>
         <w:t xml:space="preserve"> và sơ đồ tuần tự</w:t>
       </w:r>
-      <w:bookmarkEnd w:id="61"/>
+      <w:bookmarkEnd w:id="53"/>
     </w:p>
     <w:p>
       <w:pPr>
@@ -17996,36 +18244,62 @@
         <w:pStyle w:val="Caption"/>
         <w:spacing w:line="360" w:lineRule="auto"/>
       </w:pPr>
-      <w:bookmarkStart w:id="62" w:name="_Toc209541751"/>
+      <w:bookmarkStart w:id="54" w:name="_Toc209541751"/>
       <w:r>
         <w:t xml:space="preserve">Bảng </w:t>
       </w:r>
-      <w:fldSimple w:instr=" STYLEREF 1 \s ">
-        <w:r>
-          <w:rPr>
-            <w:noProof/>
-          </w:rPr>
-          <w:t>3</w:t>
-        </w:r>
-      </w:fldSimple>
+      <w:r>
+        <w:fldChar w:fldCharType="begin"/>
+      </w:r>
+      <w:r>
+        <w:instrText xml:space="preserve"> STYLEREF 1 \s </w:instrText>
+      </w:r>
+      <w:r>
+        <w:fldChar w:fldCharType="separate"/>
+      </w:r>
+      <w:r>
+        <w:rPr>
+          <w:noProof/>
+        </w:rPr>
+        <w:t>3</w:t>
+      </w:r>
+      <w:r>
+        <w:rPr>
+          <w:noProof/>
+        </w:rPr>
+        <w:fldChar w:fldCharType="end"/>
+      </w:r>
       <w:r>
         <w:noBreakHyphen/>
       </w:r>
-      <w:fldSimple w:instr=" SEQ Bảng \* ARABIC \s 1 ">
-        <w:r>
-          <w:rPr>
-            <w:noProof/>
-          </w:rPr>
-          <w:t>2</w:t>
-        </w:r>
-      </w:fldSimple>
+      <w:r>
+        <w:fldChar w:fldCharType="begin"/>
+      </w:r>
+      <w:r>
+        <w:instrText xml:space="preserve"> SEQ Bảng \* ARABIC \s 1 </w:instrText>
+      </w:r>
+      <w:r>
+        <w:fldChar w:fldCharType="separate"/>
+      </w:r>
       <w:r>
         <w:rPr>
           <w:noProof/>
         </w:rPr>
+        <w:t>2</w:t>
+      </w:r>
+      <w:r>
+        <w:rPr>
+          <w:noProof/>
+        </w:rPr>
+        <w:fldChar w:fldCharType="end"/>
+      </w:r>
+      <w:r>
+        <w:rPr>
+          <w:noProof/>
+        </w:rPr>
         <w:t>: Đặc tả usecase đăng ký thành viên mới</w:t>
       </w:r>
-      <w:bookmarkEnd w:id="62"/>
+      <w:bookmarkEnd w:id="54"/>
     </w:p>
     <w:p>
       <w:pPr>
@@ -18082,30 +18356,56 @@
           <w:lang w:val="en-US"/>
         </w:rPr>
       </w:pPr>
-      <w:bookmarkStart w:id="63" w:name="_Toc209541705"/>
-      <w:bookmarkStart w:id="64" w:name="image32"/>
+      <w:bookmarkStart w:id="55" w:name="_Toc209541705"/>
+      <w:bookmarkStart w:id="56" w:name="image32"/>
       <w:r>
         <w:t xml:space="preserve">Hình </w:t>
       </w:r>
-      <w:fldSimple w:instr=" STYLEREF 1 \s ">
-        <w:r>
-          <w:rPr>
-            <w:noProof/>
-          </w:rPr>
-          <w:t>3</w:t>
-        </w:r>
-      </w:fldSimple>
+      <w:r>
+        <w:fldChar w:fldCharType="begin"/>
+      </w:r>
+      <w:r>
+        <w:instrText xml:space="preserve"> STYLEREF 1 \s </w:instrText>
+      </w:r>
+      <w:r>
+        <w:fldChar w:fldCharType="separate"/>
+      </w:r>
+      <w:r>
+        <w:rPr>
+          <w:noProof/>
+        </w:rPr>
+        <w:t>3</w:t>
+      </w:r>
+      <w:r>
+        <w:rPr>
+          <w:noProof/>
+        </w:rPr>
+        <w:fldChar w:fldCharType="end"/>
+      </w:r>
       <w:r>
         <w:noBreakHyphen/>
       </w:r>
-      <w:fldSimple w:instr=" SEQ Hình \* ARABIC \s 1 ">
-        <w:r>
-          <w:rPr>
-            <w:noProof/>
-          </w:rPr>
-          <w:t>2</w:t>
-        </w:r>
-      </w:fldSimple>
+      <w:r>
+        <w:fldChar w:fldCharType="begin"/>
+      </w:r>
+      <w:r>
+        <w:instrText xml:space="preserve"> SEQ Hình \* ARABIC \s 1 </w:instrText>
+      </w:r>
+      <w:r>
+        <w:fldChar w:fldCharType="separate"/>
+      </w:r>
+      <w:r>
+        <w:rPr>
+          <w:noProof/>
+        </w:rPr>
+        <w:t>2</w:t>
+      </w:r>
+      <w:r>
+        <w:rPr>
+          <w:noProof/>
+        </w:rPr>
+        <w:fldChar w:fldCharType="end"/>
+      </w:r>
       <w:r>
         <w:rPr>
           <w:lang w:val="en-US"/>
@@ -18119,9 +18419,9 @@
         </w:rPr>
         <w:t>usecase đăng ký thành viên mới</w:t>
       </w:r>
-      <w:bookmarkEnd w:id="63"/>
-    </w:p>
-    <w:bookmarkEnd w:id="64"/>
+      <w:bookmarkEnd w:id="55"/>
+    </w:p>
+    <w:bookmarkEnd w:id="56"/>
     <w:p>
       <w:pPr>
         <w:keepNext/>
@@ -18190,46 +18490,72 @@
           <w:lang w:val="en-US"/>
         </w:rPr>
       </w:pPr>
-      <w:bookmarkStart w:id="65" w:name="_Toc209541706"/>
-      <w:bookmarkStart w:id="66" w:name="image33"/>
+      <w:bookmarkStart w:id="57" w:name="_Toc209541706"/>
+      <w:bookmarkStart w:id="58" w:name="image33"/>
       <w:r>
         <w:t xml:space="preserve">Hình </w:t>
       </w:r>
-      <w:fldSimple w:instr=" STYLEREF 1 \s ">
-        <w:r>
-          <w:rPr>
-            <w:noProof/>
-          </w:rPr>
-          <w:t>3</w:t>
-        </w:r>
-      </w:fldSimple>
+      <w:r>
+        <w:fldChar w:fldCharType="begin"/>
+      </w:r>
+      <w:r>
+        <w:instrText xml:space="preserve"> STYLEREF 1 \s </w:instrText>
+      </w:r>
+      <w:r>
+        <w:fldChar w:fldCharType="separate"/>
+      </w:r>
+      <w:r>
+        <w:rPr>
+          <w:noProof/>
+        </w:rPr>
+        <w:t>3</w:t>
+      </w:r>
+      <w:r>
+        <w:rPr>
+          <w:noProof/>
+        </w:rPr>
+        <w:fldChar w:fldCharType="end"/>
+      </w:r>
       <w:r>
         <w:noBreakHyphen/>
       </w:r>
-      <w:fldSimple w:instr=" SEQ Hình \* ARABIC \s 1 ">
-        <w:r>
-          <w:rPr>
-            <w:noProof/>
-          </w:rPr>
-          <w:t>3</w:t>
-        </w:r>
-      </w:fldSimple>
+      <w:r>
+        <w:fldChar w:fldCharType="begin"/>
+      </w:r>
+      <w:r>
+        <w:instrText xml:space="preserve"> SEQ Hình \* ARABIC \s 1 </w:instrText>
+      </w:r>
+      <w:r>
+        <w:fldChar w:fldCharType="separate"/>
+      </w:r>
+      <w:r>
+        <w:rPr>
+          <w:noProof/>
+        </w:rPr>
+        <w:t>3</w:t>
+      </w:r>
+      <w:r>
+        <w:rPr>
+          <w:noProof/>
+        </w:rPr>
+        <w:fldChar w:fldCharType="end"/>
+      </w:r>
       <w:r>
         <w:rPr>
           <w:lang w:val="en-US"/>
         </w:rPr>
         <w:t>: Mã xác nhận được gửi về mail</w:t>
       </w:r>
-      <w:bookmarkEnd w:id="65"/>
-    </w:p>
-    <w:p>
-      <w:pPr>
-        <w:rPr>
-          <w:lang w:val="en-US"/>
-        </w:rPr>
-      </w:pPr>
-    </w:p>
-    <w:bookmarkEnd w:id="66"/>
+      <w:bookmarkEnd w:id="57"/>
+    </w:p>
+    <w:p>
+      <w:pPr>
+        <w:rPr>
+          <w:lang w:val="en-US"/>
+        </w:rPr>
+      </w:pPr>
+    </w:p>
+    <w:bookmarkEnd w:id="58"/>
     <w:p>
       <w:pPr>
         <w:keepNext/>
@@ -18297,46 +18623,72 @@
           <w:lang w:val="en-US"/>
         </w:rPr>
       </w:pPr>
-      <w:bookmarkStart w:id="67" w:name="_Toc209541707"/>
-      <w:bookmarkStart w:id="68" w:name="image34"/>
+      <w:bookmarkStart w:id="59" w:name="_Toc209541707"/>
+      <w:bookmarkStart w:id="60" w:name="image34"/>
       <w:r>
         <w:t xml:space="preserve">Hình </w:t>
       </w:r>
-      <w:fldSimple w:instr=" STYLEREF 1 \s ">
-        <w:r>
-          <w:rPr>
-            <w:noProof/>
-          </w:rPr>
-          <w:t>3</w:t>
-        </w:r>
-      </w:fldSimple>
+      <w:r>
+        <w:fldChar w:fldCharType="begin"/>
+      </w:r>
+      <w:r>
+        <w:instrText xml:space="preserve"> STYLEREF 1 \s </w:instrText>
+      </w:r>
+      <w:r>
+        <w:fldChar w:fldCharType="separate"/>
+      </w:r>
+      <w:r>
+        <w:rPr>
+          <w:noProof/>
+        </w:rPr>
+        <w:t>3</w:t>
+      </w:r>
+      <w:r>
+        <w:rPr>
+          <w:noProof/>
+        </w:rPr>
+        <w:fldChar w:fldCharType="end"/>
+      </w:r>
       <w:r>
         <w:noBreakHyphen/>
       </w:r>
-      <w:fldSimple w:instr=" SEQ Hình \* ARABIC \s 1 ">
-        <w:r>
-          <w:rPr>
-            <w:noProof/>
-          </w:rPr>
-          <w:t>4</w:t>
-        </w:r>
-      </w:fldSimple>
+      <w:r>
+        <w:fldChar w:fldCharType="begin"/>
+      </w:r>
+      <w:r>
+        <w:instrText xml:space="preserve"> SEQ Hình \* ARABIC \s 1 </w:instrText>
+      </w:r>
+      <w:r>
+        <w:fldChar w:fldCharType="separate"/>
+      </w:r>
+      <w:r>
+        <w:rPr>
+          <w:noProof/>
+        </w:rPr>
+        <w:t>4</w:t>
+      </w:r>
+      <w:r>
+        <w:rPr>
+          <w:noProof/>
+        </w:rPr>
+        <w:fldChar w:fldCharType="end"/>
+      </w:r>
       <w:r>
         <w:rPr>
           <w:lang w:val="en-US"/>
         </w:rPr>
         <w:t>: Mail chào mừng thành viên mới</w:t>
       </w:r>
-      <w:bookmarkEnd w:id="67"/>
-    </w:p>
-    <w:p>
-      <w:pPr>
-        <w:rPr>
-          <w:lang w:val="en-US"/>
-        </w:rPr>
-      </w:pPr>
-    </w:p>
-    <w:bookmarkEnd w:id="68"/>
+      <w:bookmarkEnd w:id="59"/>
+    </w:p>
+    <w:p>
+      <w:pPr>
+        <w:rPr>
+          <w:lang w:val="en-US"/>
+        </w:rPr>
+      </w:pPr>
+    </w:p>
+    <w:bookmarkEnd w:id="60"/>
     <w:p>
       <w:pPr>
         <w:pStyle w:val="Heading4"/>
@@ -19138,29 +19490,55 @@
           <w:lang w:val="en-US"/>
         </w:rPr>
       </w:pPr>
-      <w:bookmarkStart w:id="69" w:name="_Toc209541752"/>
+      <w:bookmarkStart w:id="61" w:name="_Toc209541752"/>
       <w:r>
         <w:t xml:space="preserve">Bảng </w:t>
       </w:r>
-      <w:fldSimple w:instr=" STYLEREF 1 \s ">
-        <w:r>
-          <w:rPr>
-            <w:noProof/>
-          </w:rPr>
-          <w:t>3</w:t>
-        </w:r>
-      </w:fldSimple>
+      <w:r>
+        <w:fldChar w:fldCharType="begin"/>
+      </w:r>
+      <w:r>
+        <w:instrText xml:space="preserve"> STYLEREF 1 \s </w:instrText>
+      </w:r>
+      <w:r>
+        <w:fldChar w:fldCharType="separate"/>
+      </w:r>
+      <w:r>
+        <w:rPr>
+          <w:noProof/>
+        </w:rPr>
+        <w:t>3</w:t>
+      </w:r>
+      <w:r>
+        <w:rPr>
+          <w:noProof/>
+        </w:rPr>
+        <w:fldChar w:fldCharType="end"/>
+      </w:r>
       <w:r>
         <w:noBreakHyphen/>
       </w:r>
-      <w:fldSimple w:instr=" SEQ Bảng \* ARABIC \s 1 ">
-        <w:r>
-          <w:rPr>
-            <w:noProof/>
-          </w:rPr>
-          <w:t>3</w:t>
-        </w:r>
-      </w:fldSimple>
+      <w:r>
+        <w:fldChar w:fldCharType="begin"/>
+      </w:r>
+      <w:r>
+        <w:instrText xml:space="preserve"> SEQ Bảng \* ARABIC \s 1 </w:instrText>
+      </w:r>
+      <w:r>
+        <w:fldChar w:fldCharType="separate"/>
+      </w:r>
+      <w:r>
+        <w:rPr>
+          <w:noProof/>
+        </w:rPr>
+        <w:t>3</w:t>
+      </w:r>
+      <w:r>
+        <w:rPr>
+          <w:noProof/>
+        </w:rPr>
+        <w:fldChar w:fldCharType="end"/>
+      </w:r>
       <w:r>
         <w:rPr>
           <w:lang w:val="en-US"/>
@@ -19174,7 +19552,7 @@
         </w:rPr>
         <w:t xml:space="preserve"> Đặc tả usecase cập nhật thông tin cá nhân</w:t>
       </w:r>
-      <w:bookmarkEnd w:id="69"/>
+      <w:bookmarkEnd w:id="61"/>
     </w:p>
     <w:p>
       <w:pPr>
@@ -19231,39 +19609,65 @@
           <w:lang w:val="en-US"/>
         </w:rPr>
       </w:pPr>
-      <w:bookmarkStart w:id="70" w:name="_Toc209541708"/>
-      <w:bookmarkStart w:id="71" w:name="image35"/>
+      <w:bookmarkStart w:id="62" w:name="_Toc209541708"/>
+      <w:bookmarkStart w:id="63" w:name="image35"/>
       <w:r>
         <w:t xml:space="preserve">Hình </w:t>
       </w:r>
-      <w:fldSimple w:instr=" STYLEREF 1 \s ">
-        <w:r>
-          <w:rPr>
-            <w:noProof/>
-          </w:rPr>
-          <w:t>3</w:t>
-        </w:r>
-      </w:fldSimple>
+      <w:r>
+        <w:fldChar w:fldCharType="begin"/>
+      </w:r>
+      <w:r>
+        <w:instrText xml:space="preserve"> STYLEREF 1 \s </w:instrText>
+      </w:r>
+      <w:r>
+        <w:fldChar w:fldCharType="separate"/>
+      </w:r>
+      <w:r>
+        <w:rPr>
+          <w:noProof/>
+        </w:rPr>
+        <w:t>3</w:t>
+      </w:r>
+      <w:r>
+        <w:rPr>
+          <w:noProof/>
+        </w:rPr>
+        <w:fldChar w:fldCharType="end"/>
+      </w:r>
       <w:r>
         <w:noBreakHyphen/>
       </w:r>
-      <w:fldSimple w:instr=" SEQ Hình \* ARABIC \s 1 ">
-        <w:r>
-          <w:rPr>
-            <w:noProof/>
-          </w:rPr>
-          <w:t>5</w:t>
-        </w:r>
-      </w:fldSimple>
+      <w:r>
+        <w:fldChar w:fldCharType="begin"/>
+      </w:r>
+      <w:r>
+        <w:instrText xml:space="preserve"> SEQ Hình \* ARABIC \s 1 </w:instrText>
+      </w:r>
+      <w:r>
+        <w:fldChar w:fldCharType="separate"/>
+      </w:r>
+      <w:r>
+        <w:rPr>
+          <w:noProof/>
+        </w:rPr>
+        <w:t>5</w:t>
+      </w:r>
+      <w:r>
+        <w:rPr>
+          <w:noProof/>
+        </w:rPr>
+        <w:fldChar w:fldCharType="end"/>
+      </w:r>
       <w:r>
         <w:rPr>
           <w:lang w:val="en-US"/>
         </w:rPr>
         <w:t>: Sơ đồ tuần tự usecase cập nhật thông tin cá nhân</w:t>
       </w:r>
-      <w:bookmarkEnd w:id="70"/>
-    </w:p>
-    <w:bookmarkEnd w:id="71"/>
+      <w:bookmarkEnd w:id="62"/>
+    </w:p>
+    <w:bookmarkEnd w:id="63"/>
     <w:p>
       <w:pPr>
         <w:pStyle w:val="Heading4"/>
@@ -20089,33 +20493,59 @@
           <w:lang w:val="en-US"/>
         </w:rPr>
       </w:pPr>
-      <w:bookmarkStart w:id="72" w:name="_Toc209541753"/>
+      <w:bookmarkStart w:id="64" w:name="_Toc209541753"/>
       <w:r>
         <w:t xml:space="preserve">Bảng </w:t>
       </w:r>
-      <w:fldSimple w:instr=" STYLEREF 1 \s ">
-        <w:r>
-          <w:rPr>
-            <w:noProof/>
-          </w:rPr>
-          <w:t>3</w:t>
-        </w:r>
-      </w:fldSimple>
+      <w:r>
+        <w:fldChar w:fldCharType="begin"/>
+      </w:r>
+      <w:r>
+        <w:instrText xml:space="preserve"> STYLEREF 1 \s </w:instrText>
+      </w:r>
+      <w:r>
+        <w:fldChar w:fldCharType="separate"/>
+      </w:r>
+      <w:r>
+        <w:rPr>
+          <w:noProof/>
+        </w:rPr>
+        <w:t>3</w:t>
+      </w:r>
+      <w:r>
+        <w:rPr>
+          <w:noProof/>
+        </w:rPr>
+        <w:fldChar w:fldCharType="end"/>
+      </w:r>
       <w:r>
         <w:noBreakHyphen/>
       </w:r>
-      <w:fldSimple w:instr=" SEQ Bảng \* ARABIC \s 1 ">
-        <w:r>
-          <w:rPr>
-            <w:noProof/>
-          </w:rPr>
-          <w:t>4</w:t>
-        </w:r>
-      </w:fldSimple>
+      <w:r>
+        <w:fldChar w:fldCharType="begin"/>
+      </w:r>
+      <w:r>
+        <w:instrText xml:space="preserve"> SEQ Bảng \* ARABIC \s 1 </w:instrText>
+      </w:r>
+      <w:r>
+        <w:fldChar w:fldCharType="separate"/>
+      </w:r>
       <w:r>
         <w:rPr>
           <w:noProof/>
         </w:rPr>
+        <w:t>4</w:t>
+      </w:r>
+      <w:r>
+        <w:rPr>
+          <w:noProof/>
+        </w:rPr>
+        <w:fldChar w:fldCharType="end"/>
+      </w:r>
+      <w:r>
+        <w:rPr>
+          <w:noProof/>
+        </w:rPr>
         <w:t>: Đặc tả usecase</w:t>
       </w:r>
       <w:r>
@@ -20125,7 +20555,7 @@
         </w:rPr>
         <w:t xml:space="preserve"> thay đổi mật khẩu</w:t>
       </w:r>
-      <w:bookmarkEnd w:id="72"/>
+      <w:bookmarkEnd w:id="64"/>
     </w:p>
     <w:p>
       <w:pPr>
@@ -20182,39 +20612,65 @@
           <w:lang w:val="en-US"/>
         </w:rPr>
       </w:pPr>
-      <w:bookmarkStart w:id="73" w:name="_Toc209541709"/>
-      <w:bookmarkStart w:id="74" w:name="image36"/>
+      <w:bookmarkStart w:id="65" w:name="_Toc209541709"/>
+      <w:bookmarkStart w:id="66" w:name="image36"/>
       <w:r>
         <w:t xml:space="preserve">Hình </w:t>
       </w:r>
-      <w:fldSimple w:instr=" STYLEREF 1 \s ">
-        <w:r>
-          <w:rPr>
-            <w:noProof/>
-          </w:rPr>
-          <w:t>3</w:t>
-        </w:r>
-      </w:fldSimple>
+      <w:r>
+        <w:fldChar w:fldCharType="begin"/>
+      </w:r>
+      <w:r>
+        <w:instrText xml:space="preserve"> STYLEREF 1 \s </w:instrText>
+      </w:r>
+      <w:r>
+        <w:fldChar w:fldCharType="separate"/>
+      </w:r>
+      <w:r>
+        <w:rPr>
+          <w:noProof/>
+        </w:rPr>
+        <w:t>3</w:t>
+      </w:r>
+      <w:r>
+        <w:rPr>
+          <w:noProof/>
+        </w:rPr>
+        <w:fldChar w:fldCharType="end"/>
+      </w:r>
       <w:r>
         <w:noBreakHyphen/>
       </w:r>
-      <w:fldSimple w:instr=" SEQ Hình \* ARABIC \s 1 ">
-        <w:r>
-          <w:rPr>
-            <w:noProof/>
-          </w:rPr>
-          <w:t>6</w:t>
-        </w:r>
-      </w:fldSimple>
+      <w:r>
+        <w:fldChar w:fldCharType="begin"/>
+      </w:r>
+      <w:r>
+        <w:instrText xml:space="preserve"> SEQ Hình \* ARABIC \s 1 </w:instrText>
+      </w:r>
+      <w:r>
+        <w:fldChar w:fldCharType="separate"/>
+      </w:r>
+      <w:r>
+        <w:rPr>
+          <w:noProof/>
+        </w:rPr>
+        <w:t>6</w:t>
+      </w:r>
+      <w:r>
+        <w:rPr>
+          <w:noProof/>
+        </w:rPr>
+        <w:fldChar w:fldCharType="end"/>
+      </w:r>
       <w:r>
         <w:rPr>
           <w:lang w:val="en-US"/>
         </w:rPr>
         <w:t>: Sơ đồ tuần tự thay đổi mật khẩu</w:t>
       </w:r>
-      <w:bookmarkEnd w:id="73"/>
-    </w:p>
-    <w:bookmarkEnd w:id="74"/>
+      <w:bookmarkEnd w:id="65"/>
+    </w:p>
+    <w:bookmarkEnd w:id="66"/>
     <w:p>
       <w:pPr>
         <w:pStyle w:val="Heading4"/>
@@ -21031,33 +21487,59 @@
           <w:lang w:val="en-US"/>
         </w:rPr>
       </w:pPr>
-      <w:bookmarkStart w:id="75" w:name="_Toc209541754"/>
+      <w:bookmarkStart w:id="67" w:name="_Toc209541754"/>
       <w:r>
         <w:t xml:space="preserve">Bảng </w:t>
       </w:r>
-      <w:fldSimple w:instr=" STYLEREF 1 \s ">
-        <w:r>
-          <w:rPr>
-            <w:noProof/>
-          </w:rPr>
-          <w:t>3</w:t>
-        </w:r>
-      </w:fldSimple>
+      <w:r>
+        <w:fldChar w:fldCharType="begin"/>
+      </w:r>
+      <w:r>
+        <w:instrText xml:space="preserve"> STYLEREF 1 \s </w:instrText>
+      </w:r>
+      <w:r>
+        <w:fldChar w:fldCharType="separate"/>
+      </w:r>
+      <w:r>
+        <w:rPr>
+          <w:noProof/>
+        </w:rPr>
+        <w:t>3</w:t>
+      </w:r>
+      <w:r>
+        <w:rPr>
+          <w:noProof/>
+        </w:rPr>
+        <w:fldChar w:fldCharType="end"/>
+      </w:r>
       <w:r>
         <w:noBreakHyphen/>
       </w:r>
-      <w:fldSimple w:instr=" SEQ Bảng \* ARABIC \s 1 ">
-        <w:r>
-          <w:rPr>
-            <w:noProof/>
-          </w:rPr>
-          <w:t>5</w:t>
-        </w:r>
-      </w:fldSimple>
+      <w:r>
+        <w:fldChar w:fldCharType="begin"/>
+      </w:r>
+      <w:r>
+        <w:instrText xml:space="preserve"> SEQ Bảng \* ARABIC \s 1 </w:instrText>
+      </w:r>
+      <w:r>
+        <w:fldChar w:fldCharType="separate"/>
+      </w:r>
       <w:r>
         <w:rPr>
           <w:noProof/>
         </w:rPr>
+        <w:t>5</w:t>
+      </w:r>
+      <w:r>
+        <w:rPr>
+          <w:noProof/>
+        </w:rPr>
+        <w:fldChar w:fldCharType="end"/>
+      </w:r>
+      <w:r>
+        <w:rPr>
+          <w:noProof/>
+        </w:rPr>
         <w:t>: Đặc tả usecase</w:t>
       </w:r>
       <w:r>
@@ -21067,7 +21549,7 @@
         </w:rPr>
         <w:t xml:space="preserve"> gia hạn thành viên</w:t>
       </w:r>
-      <w:bookmarkEnd w:id="75"/>
+      <w:bookmarkEnd w:id="67"/>
     </w:p>
     <w:p>
       <w:pPr>
@@ -21124,39 +21606,65 @@
           <w:lang w:val="en-US"/>
         </w:rPr>
       </w:pPr>
-      <w:bookmarkStart w:id="76" w:name="_Toc209541710"/>
-      <w:bookmarkStart w:id="77" w:name="image37"/>
+      <w:bookmarkStart w:id="68" w:name="_Toc209541710"/>
+      <w:bookmarkStart w:id="69" w:name="image37"/>
       <w:r>
         <w:t xml:space="preserve">Hình </w:t>
       </w:r>
-      <w:fldSimple w:instr=" STYLEREF 1 \s ">
-        <w:r>
-          <w:rPr>
-            <w:noProof/>
-          </w:rPr>
-          <w:t>3</w:t>
-        </w:r>
-      </w:fldSimple>
+      <w:r>
+        <w:fldChar w:fldCharType="begin"/>
+      </w:r>
+      <w:r>
+        <w:instrText xml:space="preserve"> STYLEREF 1 \s </w:instrText>
+      </w:r>
+      <w:r>
+        <w:fldChar w:fldCharType="separate"/>
+      </w:r>
+      <w:r>
+        <w:rPr>
+          <w:noProof/>
+        </w:rPr>
+        <w:t>3</w:t>
+      </w:r>
+      <w:r>
+        <w:rPr>
+          <w:noProof/>
+        </w:rPr>
+        <w:fldChar w:fldCharType="end"/>
+      </w:r>
       <w:r>
         <w:noBreakHyphen/>
       </w:r>
-      <w:fldSimple w:instr=" SEQ Hình \* ARABIC \s 1 ">
-        <w:r>
-          <w:rPr>
-            <w:noProof/>
-          </w:rPr>
-          <w:t>7</w:t>
-        </w:r>
-      </w:fldSimple>
+      <w:r>
+        <w:fldChar w:fldCharType="begin"/>
+      </w:r>
+      <w:r>
+        <w:instrText xml:space="preserve"> SEQ Hình \* ARABIC \s 1 </w:instrText>
+      </w:r>
+      <w:r>
+        <w:fldChar w:fldCharType="separate"/>
+      </w:r>
+      <w:r>
+        <w:rPr>
+          <w:noProof/>
+        </w:rPr>
+        <w:t>7</w:t>
+      </w:r>
+      <w:r>
+        <w:rPr>
+          <w:noProof/>
+        </w:rPr>
+        <w:fldChar w:fldCharType="end"/>
+      </w:r>
       <w:r>
         <w:rPr>
           <w:lang w:val="en-US"/>
         </w:rPr>
         <w:t>: Sơ đồ tuần tự gia hạn thành viên</w:t>
       </w:r>
-      <w:bookmarkEnd w:id="76"/>
-    </w:p>
-    <w:bookmarkEnd w:id="77"/>
+      <w:bookmarkEnd w:id="68"/>
+    </w:p>
+    <w:bookmarkEnd w:id="69"/>
     <w:p>
       <w:pPr>
         <w:keepNext/>
@@ -21231,38 +21739,64 @@
           <w:lang w:val="en-US"/>
         </w:rPr>
       </w:pPr>
-      <w:bookmarkStart w:id="78" w:name="image38"/>
-      <w:bookmarkStart w:id="79" w:name="_Toc209541711"/>
+      <w:bookmarkStart w:id="70" w:name="image38"/>
+      <w:bookmarkStart w:id="71" w:name="_Toc209541711"/>
       <w:r>
         <w:t xml:space="preserve">Hình </w:t>
       </w:r>
-      <w:fldSimple w:instr=" STYLEREF 1 \s ">
-        <w:r>
-          <w:rPr>
-            <w:noProof/>
-          </w:rPr>
-          <w:t>3</w:t>
-        </w:r>
-      </w:fldSimple>
+      <w:r>
+        <w:fldChar w:fldCharType="begin"/>
+      </w:r>
+      <w:r>
+        <w:instrText xml:space="preserve"> STYLEREF 1 \s </w:instrText>
+      </w:r>
+      <w:r>
+        <w:fldChar w:fldCharType="separate"/>
+      </w:r>
+      <w:r>
+        <w:rPr>
+          <w:noProof/>
+        </w:rPr>
+        <w:t>3</w:t>
+      </w:r>
+      <w:r>
+        <w:rPr>
+          <w:noProof/>
+        </w:rPr>
+        <w:fldChar w:fldCharType="end"/>
+      </w:r>
       <w:r>
         <w:noBreakHyphen/>
       </w:r>
-      <w:fldSimple w:instr=" SEQ Hình \* ARABIC \s 1 ">
-        <w:r>
-          <w:rPr>
-            <w:noProof/>
-          </w:rPr>
-          <w:t>8</w:t>
-        </w:r>
-      </w:fldSimple>
+      <w:r>
+        <w:fldChar w:fldCharType="begin"/>
+      </w:r>
+      <w:r>
+        <w:instrText xml:space="preserve"> SEQ Hình \* ARABIC \s 1 </w:instrText>
+      </w:r>
+      <w:r>
+        <w:fldChar w:fldCharType="separate"/>
+      </w:r>
+      <w:r>
+        <w:rPr>
+          <w:noProof/>
+        </w:rPr>
+        <w:t>8</w:t>
+      </w:r>
+      <w:r>
+        <w:rPr>
+          <w:noProof/>
+        </w:rPr>
+        <w:fldChar w:fldCharType="end"/>
+      </w:r>
       <w:r>
         <w:rPr>
           <w:lang w:val="en-US"/>
         </w:rPr>
         <w:t>: Mail xác nhận đã thanh toán thành công</w:t>
       </w:r>
-      <w:bookmarkEnd w:id="78"/>
-      <w:bookmarkEnd w:id="79"/>
+      <w:bookmarkEnd w:id="70"/>
+      <w:bookmarkEnd w:id="71"/>
     </w:p>
     <w:p>
       <w:pPr>
@@ -22006,33 +22540,59 @@
           <w:lang w:val="en-US"/>
         </w:rPr>
       </w:pPr>
-      <w:bookmarkStart w:id="80" w:name="_Toc209541755"/>
+      <w:bookmarkStart w:id="72" w:name="_Toc209541755"/>
       <w:r>
         <w:t xml:space="preserve">Bảng </w:t>
       </w:r>
-      <w:fldSimple w:instr=" STYLEREF 1 \s ">
-        <w:r>
-          <w:rPr>
-            <w:noProof/>
-          </w:rPr>
-          <w:t>3</w:t>
-        </w:r>
-      </w:fldSimple>
+      <w:r>
+        <w:fldChar w:fldCharType="begin"/>
+      </w:r>
+      <w:r>
+        <w:instrText xml:space="preserve"> STYLEREF 1 \s </w:instrText>
+      </w:r>
+      <w:r>
+        <w:fldChar w:fldCharType="separate"/>
+      </w:r>
+      <w:r>
+        <w:rPr>
+          <w:noProof/>
+        </w:rPr>
+        <w:t>3</w:t>
+      </w:r>
+      <w:r>
+        <w:rPr>
+          <w:noProof/>
+        </w:rPr>
+        <w:fldChar w:fldCharType="end"/>
+      </w:r>
       <w:r>
         <w:noBreakHyphen/>
       </w:r>
-      <w:fldSimple w:instr=" SEQ Bảng \* ARABIC \s 1 ">
-        <w:r>
-          <w:rPr>
-            <w:noProof/>
-          </w:rPr>
-          <w:t>6</w:t>
-        </w:r>
-      </w:fldSimple>
+      <w:r>
+        <w:fldChar w:fldCharType="begin"/>
+      </w:r>
+      <w:r>
+        <w:instrText xml:space="preserve"> SEQ Bảng \* ARABIC \s 1 </w:instrText>
+      </w:r>
+      <w:r>
+        <w:fldChar w:fldCharType="separate"/>
+      </w:r>
       <w:r>
         <w:rPr>
           <w:noProof/>
         </w:rPr>
+        <w:t>6</w:t>
+      </w:r>
+      <w:r>
+        <w:rPr>
+          <w:noProof/>
+        </w:rPr>
+        <w:fldChar w:fldCharType="end"/>
+      </w:r>
+      <w:r>
+        <w:rPr>
+          <w:noProof/>
+        </w:rPr>
         <w:t>: Đặc tả usecase</w:t>
       </w:r>
       <w:r>
@@ -22042,7 +22602,7 @@
         </w:rPr>
         <w:t xml:space="preserve"> thanh toán lương</w:t>
       </w:r>
-      <w:bookmarkEnd w:id="80"/>
+      <w:bookmarkEnd w:id="72"/>
     </w:p>
     <w:p>
       <w:pPr>
@@ -22098,39 +22658,65 @@
           <w:lang w:val="en-US"/>
         </w:rPr>
       </w:pPr>
-      <w:bookmarkStart w:id="81" w:name="_Toc209541712"/>
-      <w:bookmarkStart w:id="82" w:name="image39"/>
+      <w:bookmarkStart w:id="73" w:name="_Toc209541712"/>
+      <w:bookmarkStart w:id="74" w:name="image39"/>
       <w:r>
         <w:t xml:space="preserve">Hình </w:t>
       </w:r>
-      <w:fldSimple w:instr=" STYLEREF 1 \s ">
-        <w:r>
-          <w:rPr>
-            <w:noProof/>
-          </w:rPr>
-          <w:t>3</w:t>
-        </w:r>
-      </w:fldSimple>
+      <w:r>
+        <w:fldChar w:fldCharType="begin"/>
+      </w:r>
+      <w:r>
+        <w:instrText xml:space="preserve"> STYLEREF 1 \s </w:instrText>
+      </w:r>
+      <w:r>
+        <w:fldChar w:fldCharType="separate"/>
+      </w:r>
+      <w:r>
+        <w:rPr>
+          <w:noProof/>
+        </w:rPr>
+        <w:t>3</w:t>
+      </w:r>
+      <w:r>
+        <w:rPr>
+          <w:noProof/>
+        </w:rPr>
+        <w:fldChar w:fldCharType="end"/>
+      </w:r>
       <w:r>
         <w:noBreakHyphen/>
       </w:r>
-      <w:fldSimple w:instr=" SEQ Hình \* ARABIC \s 1 ">
-        <w:r>
-          <w:rPr>
-            <w:noProof/>
-          </w:rPr>
-          <w:t>9</w:t>
-        </w:r>
-      </w:fldSimple>
+      <w:r>
+        <w:fldChar w:fldCharType="begin"/>
+      </w:r>
+      <w:r>
+        <w:instrText xml:space="preserve"> SEQ Hình \* ARABIC \s 1 </w:instrText>
+      </w:r>
+      <w:r>
+        <w:fldChar w:fldCharType="separate"/>
+      </w:r>
+      <w:r>
+        <w:rPr>
+          <w:noProof/>
+        </w:rPr>
+        <w:t>9</w:t>
+      </w:r>
+      <w:r>
+        <w:rPr>
+          <w:noProof/>
+        </w:rPr>
+        <w:fldChar w:fldCharType="end"/>
+      </w:r>
       <w:r>
         <w:rPr>
           <w:lang w:val="en-US"/>
         </w:rPr>
         <w:t>: Sơ đồ tuần tự thanh toán lương</w:t>
       </w:r>
-      <w:bookmarkEnd w:id="81"/>
-    </w:p>
-    <w:bookmarkEnd w:id="82"/>
+      <w:bookmarkEnd w:id="73"/>
+    </w:p>
+    <w:bookmarkEnd w:id="74"/>
     <w:p>
       <w:pPr>
         <w:pStyle w:val="Heading4"/>
@@ -22982,34 +23568,60 @@
           <w:lang w:val="en-US"/>
         </w:rPr>
       </w:pPr>
-      <w:bookmarkStart w:id="83" w:name="_Toc209541756"/>
+      <w:bookmarkStart w:id="75" w:name="_Toc209541756"/>
       <w:r>
         <w:lastRenderedPageBreak/>
         <w:t xml:space="preserve">Bảng </w:t>
       </w:r>
-      <w:fldSimple w:instr=" STYLEREF 1 \s ">
-        <w:r>
-          <w:rPr>
-            <w:noProof/>
-          </w:rPr>
-          <w:t>3</w:t>
-        </w:r>
-      </w:fldSimple>
+      <w:r>
+        <w:fldChar w:fldCharType="begin"/>
+      </w:r>
+      <w:r>
+        <w:instrText xml:space="preserve"> STYLEREF 1 \s </w:instrText>
+      </w:r>
+      <w:r>
+        <w:fldChar w:fldCharType="separate"/>
+      </w:r>
+      <w:r>
+        <w:rPr>
+          <w:noProof/>
+        </w:rPr>
+        <w:t>3</w:t>
+      </w:r>
+      <w:r>
+        <w:rPr>
+          <w:noProof/>
+        </w:rPr>
+        <w:fldChar w:fldCharType="end"/>
+      </w:r>
       <w:r>
         <w:noBreakHyphen/>
       </w:r>
-      <w:fldSimple w:instr=" SEQ Bảng \* ARABIC \s 1 ">
-        <w:r>
-          <w:rPr>
-            <w:noProof/>
-          </w:rPr>
-          <w:t>7</w:t>
-        </w:r>
-      </w:fldSimple>
+      <w:r>
+        <w:fldChar w:fldCharType="begin"/>
+      </w:r>
+      <w:r>
+        <w:instrText xml:space="preserve"> SEQ Bảng \* ARABIC \s 1 </w:instrText>
+      </w:r>
+      <w:r>
+        <w:fldChar w:fldCharType="separate"/>
+      </w:r>
       <w:r>
         <w:rPr>
           <w:noProof/>
         </w:rPr>
+        <w:t>7</w:t>
+      </w:r>
+      <w:r>
+        <w:rPr>
+          <w:noProof/>
+        </w:rPr>
+        <w:fldChar w:fldCharType="end"/>
+      </w:r>
+      <w:r>
+        <w:rPr>
+          <w:noProof/>
+        </w:rPr>
         <w:t>: Đặc tả usecase</w:t>
       </w:r>
       <w:r>
@@ -23019,7 +23631,7 @@
         </w:rPr>
         <w:t xml:space="preserve"> thêm lịch trình tập luyện</w:t>
       </w:r>
-      <w:bookmarkEnd w:id="83"/>
+      <w:bookmarkEnd w:id="75"/>
     </w:p>
     <w:p>
       <w:pPr>
@@ -23075,39 +23687,65 @@
           <w:lang w:val="en-US"/>
         </w:rPr>
       </w:pPr>
-      <w:bookmarkStart w:id="84" w:name="_Toc209541713"/>
-      <w:bookmarkStart w:id="85" w:name="image310"/>
+      <w:bookmarkStart w:id="76" w:name="_Toc209541713"/>
+      <w:bookmarkStart w:id="77" w:name="image310"/>
       <w:r>
         <w:t xml:space="preserve">Hình </w:t>
       </w:r>
-      <w:fldSimple w:instr=" STYLEREF 1 \s ">
-        <w:r>
-          <w:rPr>
-            <w:noProof/>
-          </w:rPr>
-          <w:t>3</w:t>
-        </w:r>
-      </w:fldSimple>
+      <w:r>
+        <w:fldChar w:fldCharType="begin"/>
+      </w:r>
+      <w:r>
+        <w:instrText xml:space="preserve"> STYLEREF 1 \s </w:instrText>
+      </w:r>
+      <w:r>
+        <w:fldChar w:fldCharType="separate"/>
+      </w:r>
+      <w:r>
+        <w:rPr>
+          <w:noProof/>
+        </w:rPr>
+        <w:t>3</w:t>
+      </w:r>
+      <w:r>
+        <w:rPr>
+          <w:noProof/>
+        </w:rPr>
+        <w:fldChar w:fldCharType="end"/>
+      </w:r>
       <w:r>
         <w:noBreakHyphen/>
       </w:r>
-      <w:fldSimple w:instr=" SEQ Hình \* ARABIC \s 1 ">
-        <w:r>
-          <w:rPr>
-            <w:noProof/>
-          </w:rPr>
-          <w:t>10</w:t>
-        </w:r>
-      </w:fldSimple>
+      <w:r>
+        <w:fldChar w:fldCharType="begin"/>
+      </w:r>
+      <w:r>
+        <w:instrText xml:space="preserve"> SEQ Hình \* ARABIC \s 1 </w:instrText>
+      </w:r>
+      <w:r>
+        <w:fldChar w:fldCharType="separate"/>
+      </w:r>
+      <w:r>
+        <w:rPr>
+          <w:noProof/>
+        </w:rPr>
+        <w:t>10</w:t>
+      </w:r>
+      <w:r>
+        <w:rPr>
+          <w:noProof/>
+        </w:rPr>
+        <w:fldChar w:fldCharType="end"/>
+      </w:r>
       <w:r>
         <w:rPr>
           <w:lang w:val="en-US"/>
         </w:rPr>
         <w:t>: Sơ đồ tuần tự thêm lịch trình tập luyện</w:t>
       </w:r>
-      <w:bookmarkEnd w:id="84"/>
-    </w:p>
-    <w:bookmarkEnd w:id="85"/>
+      <w:bookmarkEnd w:id="76"/>
+    </w:p>
+    <w:bookmarkEnd w:id="77"/>
     <w:p>
       <w:pPr>
         <w:pStyle w:val="Heading4"/>
@@ -23896,33 +24534,59 @@
           <w:lang w:val="en-US"/>
         </w:rPr>
       </w:pPr>
-      <w:bookmarkStart w:id="86" w:name="_Toc209541757"/>
+      <w:bookmarkStart w:id="78" w:name="_Toc209541757"/>
       <w:r>
         <w:t xml:space="preserve">Bảng </w:t>
       </w:r>
-      <w:fldSimple w:instr=" STYLEREF 1 \s ">
-        <w:r>
-          <w:rPr>
-            <w:noProof/>
-          </w:rPr>
-          <w:t>3</w:t>
-        </w:r>
-      </w:fldSimple>
+      <w:r>
+        <w:fldChar w:fldCharType="begin"/>
+      </w:r>
+      <w:r>
+        <w:instrText xml:space="preserve"> STYLEREF 1 \s </w:instrText>
+      </w:r>
+      <w:r>
+        <w:fldChar w:fldCharType="separate"/>
+      </w:r>
+      <w:r>
+        <w:rPr>
+          <w:noProof/>
+        </w:rPr>
+        <w:t>3</w:t>
+      </w:r>
+      <w:r>
+        <w:rPr>
+          <w:noProof/>
+        </w:rPr>
+        <w:fldChar w:fldCharType="end"/>
+      </w:r>
       <w:r>
         <w:noBreakHyphen/>
       </w:r>
-      <w:fldSimple w:instr=" SEQ Bảng \* ARABIC \s 1 ">
-        <w:r>
-          <w:rPr>
-            <w:noProof/>
-          </w:rPr>
-          <w:t>8</w:t>
-        </w:r>
-      </w:fldSimple>
+      <w:r>
+        <w:fldChar w:fldCharType="begin"/>
+      </w:r>
+      <w:r>
+        <w:instrText xml:space="preserve"> SEQ Bảng \* ARABIC \s 1 </w:instrText>
+      </w:r>
+      <w:r>
+        <w:fldChar w:fldCharType="separate"/>
+      </w:r>
       <w:r>
         <w:rPr>
           <w:noProof/>
         </w:rPr>
+        <w:t>8</w:t>
+      </w:r>
+      <w:r>
+        <w:rPr>
+          <w:noProof/>
+        </w:rPr>
+        <w:fldChar w:fldCharType="end"/>
+      </w:r>
+      <w:r>
+        <w:rPr>
+          <w:noProof/>
+        </w:rPr>
         <w:t>: Đặc tả usecase</w:t>
       </w:r>
       <w:r>
@@ -23932,7 +24596,7 @@
         </w:rPr>
         <w:t xml:space="preserve"> báo cáo thống kê</w:t>
       </w:r>
-      <w:bookmarkEnd w:id="86"/>
+      <w:bookmarkEnd w:id="78"/>
     </w:p>
     <w:p>
       <w:pPr>
@@ -23989,48 +24653,74 @@
           <w:lang w:val="en-US"/>
         </w:rPr>
       </w:pPr>
-      <w:bookmarkStart w:id="87" w:name="_Toc209541714"/>
-      <w:bookmarkStart w:id="88" w:name="image311"/>
+      <w:bookmarkStart w:id="79" w:name="_Toc209541714"/>
+      <w:bookmarkStart w:id="80" w:name="image311"/>
       <w:r>
         <w:t xml:space="preserve">Hình </w:t>
       </w:r>
-      <w:fldSimple w:instr=" STYLEREF 1 \s ">
-        <w:r>
-          <w:rPr>
-            <w:noProof/>
-          </w:rPr>
-          <w:t>3</w:t>
-        </w:r>
-      </w:fldSimple>
+      <w:r>
+        <w:fldChar w:fldCharType="begin"/>
+      </w:r>
+      <w:r>
+        <w:instrText xml:space="preserve"> STYLEREF 1 \s </w:instrText>
+      </w:r>
+      <w:r>
+        <w:fldChar w:fldCharType="separate"/>
+      </w:r>
+      <w:r>
+        <w:rPr>
+          <w:noProof/>
+        </w:rPr>
+        <w:t>3</w:t>
+      </w:r>
+      <w:r>
+        <w:rPr>
+          <w:noProof/>
+        </w:rPr>
+        <w:fldChar w:fldCharType="end"/>
+      </w:r>
       <w:r>
         <w:noBreakHyphen/>
       </w:r>
-      <w:fldSimple w:instr=" SEQ Hình \* ARABIC \s 1 ">
-        <w:r>
-          <w:rPr>
-            <w:noProof/>
-          </w:rPr>
-          <w:t>11</w:t>
-        </w:r>
-      </w:fldSimple>
+      <w:r>
+        <w:fldChar w:fldCharType="begin"/>
+      </w:r>
+      <w:r>
+        <w:instrText xml:space="preserve"> SEQ Hình \* ARABIC \s 1 </w:instrText>
+      </w:r>
+      <w:r>
+        <w:fldChar w:fldCharType="separate"/>
+      </w:r>
+      <w:r>
+        <w:rPr>
+          <w:noProof/>
+        </w:rPr>
+        <w:t>11</w:t>
+      </w:r>
+      <w:r>
+        <w:rPr>
+          <w:noProof/>
+        </w:rPr>
+        <w:fldChar w:fldCharType="end"/>
+      </w:r>
       <w:r>
         <w:rPr>
           <w:lang w:val="en-US"/>
         </w:rPr>
         <w:t>: Sơ đồ tuần tự báo cáo thống kê</w:t>
       </w:r>
-      <w:bookmarkEnd w:id="87"/>
+      <w:bookmarkEnd w:id="79"/>
     </w:p>
     <w:p>
       <w:pPr>
         <w:pStyle w:val="Heading2"/>
       </w:pPr>
-      <w:bookmarkStart w:id="89" w:name="_Toc209541687"/>
-      <w:bookmarkEnd w:id="88"/>
+      <w:bookmarkStart w:id="81" w:name="_Toc209541687"/>
+      <w:bookmarkEnd w:id="80"/>
       <w:r>
         <w:t>Thiết kế hệ thống</w:t>
       </w:r>
-      <w:bookmarkEnd w:id="89"/>
+      <w:bookmarkEnd w:id="81"/>
     </w:p>
     <w:p>
       <w:pPr>
@@ -24113,11 +24803,11 @@
       <w:pPr>
         <w:pStyle w:val="Heading3"/>
       </w:pPr>
-      <w:bookmarkStart w:id="90" w:name="_Toc209541688"/>
+      <w:bookmarkStart w:id="82" w:name="_Toc209541688"/>
       <w:r>
         <w:t>Sơ đồ lớp</w:t>
       </w:r>
-      <w:bookmarkEnd w:id="90"/>
+      <w:bookmarkEnd w:id="82"/>
     </w:p>
     <w:p>
       <w:pPr>
@@ -24308,36 +24998,62 @@
           <w:lang w:val="en-US"/>
         </w:rPr>
       </w:pPr>
-      <w:bookmarkStart w:id="91" w:name="_Toc209541715"/>
+      <w:bookmarkStart w:id="83" w:name="_Toc209541715"/>
       <w:r>
         <w:t xml:space="preserve">Hình </w:t>
       </w:r>
-      <w:fldSimple w:instr=" STYLEREF 1 \s ">
-        <w:r>
-          <w:rPr>
-            <w:noProof/>
-          </w:rPr>
-          <w:t>3</w:t>
-        </w:r>
-      </w:fldSimple>
+      <w:r>
+        <w:fldChar w:fldCharType="begin"/>
+      </w:r>
+      <w:r>
+        <w:instrText xml:space="preserve"> STYLEREF 1 \s </w:instrText>
+      </w:r>
+      <w:r>
+        <w:fldChar w:fldCharType="separate"/>
+      </w:r>
+      <w:r>
+        <w:rPr>
+          <w:noProof/>
+        </w:rPr>
+        <w:t>3</w:t>
+      </w:r>
+      <w:r>
+        <w:rPr>
+          <w:noProof/>
+        </w:rPr>
+        <w:fldChar w:fldCharType="end"/>
+      </w:r>
       <w:r>
         <w:noBreakHyphen/>
       </w:r>
-      <w:fldSimple w:instr=" SEQ Hình \* ARABIC \s 1 ">
-        <w:r>
-          <w:rPr>
-            <w:noProof/>
-          </w:rPr>
-          <w:t>12</w:t>
-        </w:r>
-      </w:fldSimple>
+      <w:r>
+        <w:fldChar w:fldCharType="begin"/>
+      </w:r>
+      <w:r>
+        <w:instrText xml:space="preserve"> SEQ Hình \* ARABIC \s 1 </w:instrText>
+      </w:r>
+      <w:r>
+        <w:fldChar w:fldCharType="separate"/>
+      </w:r>
+      <w:r>
+        <w:rPr>
+          <w:noProof/>
+        </w:rPr>
+        <w:t>12</w:t>
+      </w:r>
+      <w:r>
+        <w:rPr>
+          <w:noProof/>
+        </w:rPr>
+        <w:fldChar w:fldCharType="end"/>
+      </w:r>
       <w:r>
         <w:rPr>
           <w:lang w:val="en-US"/>
         </w:rPr>
         <w:t>: Sơ đồ lớp</w:t>
       </w:r>
-      <w:bookmarkEnd w:id="91"/>
+      <w:bookmarkEnd w:id="83"/>
     </w:p>
     <w:p>
       <w:pPr>
@@ -24710,37 +25426,63 @@
           <w:lang w:val="en-US"/>
         </w:rPr>
       </w:pPr>
-      <w:bookmarkStart w:id="92" w:name="_Toc209541716"/>
+      <w:bookmarkStart w:id="84" w:name="_Toc209541716"/>
       <w:r>
         <w:t xml:space="preserve">Hình </w:t>
       </w:r>
-      <w:fldSimple w:instr=" STYLEREF 1 \s ">
-        <w:r>
-          <w:rPr>
-            <w:noProof/>
-          </w:rPr>
-          <w:t>3</w:t>
-        </w:r>
-      </w:fldSimple>
+      <w:r>
+        <w:fldChar w:fldCharType="begin"/>
+      </w:r>
+      <w:r>
+        <w:instrText xml:space="preserve"> STYLEREF 1 \s </w:instrText>
+      </w:r>
+      <w:r>
+        <w:fldChar w:fldCharType="separate"/>
+      </w:r>
+      <w:r>
+        <w:rPr>
+          <w:noProof/>
+        </w:rPr>
+        <w:t>3</w:t>
+      </w:r>
+      <w:r>
+        <w:rPr>
+          <w:noProof/>
+        </w:rPr>
+        <w:fldChar w:fldCharType="end"/>
+      </w:r>
       <w:r>
         <w:noBreakHyphen/>
       </w:r>
-      <w:fldSimple w:instr=" SEQ Hình \* ARABIC \s 1 ">
-        <w:r>
-          <w:rPr>
-            <w:noProof/>
-          </w:rPr>
-          <w:t>13</w:t>
-        </w:r>
-      </w:fldSimple>
+      <w:r>
+        <w:fldChar w:fldCharType="begin"/>
+      </w:r>
+      <w:r>
+        <w:instrText xml:space="preserve"> SEQ Hình \* ARABIC \s 1 </w:instrText>
+      </w:r>
+      <w:r>
+        <w:fldChar w:fldCharType="separate"/>
+      </w:r>
+      <w:r>
+        <w:rPr>
+          <w:noProof/>
+        </w:rPr>
+        <w:t>13</w:t>
+      </w:r>
+      <w:r>
+        <w:rPr>
+          <w:noProof/>
+        </w:rPr>
+        <w:fldChar w:fldCharType="end"/>
+      </w:r>
       <w:r>
         <w:rPr>
           <w:lang w:val="en-US"/>
         </w:rPr>
         <w:t>: Sơ đồ EERDiagram</w:t>
       </w:r>
-      <w:bookmarkStart w:id="93" w:name="_Toc49105254"/>
-      <w:bookmarkEnd w:id="92"/>
+      <w:bookmarkStart w:id="85" w:name="_Toc49105254"/>
+      <w:bookmarkEnd w:id="84"/>
     </w:p>
     <w:p>
       <w:pPr>
@@ -24760,32 +25502,32 @@
       <w:pPr>
         <w:pStyle w:val="Heading1"/>
       </w:pPr>
-      <w:bookmarkStart w:id="94" w:name="_Toc209541691"/>
+      <w:bookmarkStart w:id="86" w:name="_Toc209541691"/>
       <w:r>
         <w:lastRenderedPageBreak/>
         <w:t>KẾT LUẬN VÀ HƯỚNG PHÁT TRIỂN</w:t>
       </w:r>
-      <w:bookmarkEnd w:id="94"/>
+      <w:bookmarkEnd w:id="86"/>
     </w:p>
     <w:p>
       <w:pPr>
         <w:pStyle w:val="Heading2"/>
       </w:pPr>
-      <w:bookmarkStart w:id="95" w:name="_Toc209541692"/>
+      <w:bookmarkStart w:id="87" w:name="_Toc209541692"/>
       <w:r>
         <w:t>Kết luận</w:t>
       </w:r>
-      <w:bookmarkEnd w:id="95"/>
+      <w:bookmarkEnd w:id="87"/>
     </w:p>
     <w:p>
       <w:pPr>
         <w:pStyle w:val="Heading3"/>
       </w:pPr>
-      <w:bookmarkStart w:id="96" w:name="_Toc209541693"/>
+      <w:bookmarkStart w:id="88" w:name="_Toc209541693"/>
       <w:r>
         <w:t>Kết quả đạt được</w:t>
       </w:r>
-      <w:bookmarkEnd w:id="96"/>
+      <w:bookmarkEnd w:id="88"/>
     </w:p>
     <w:p>
       <w:pPr>
@@ -24941,11 +25683,11 @@
       <w:pPr>
         <w:pStyle w:val="Heading3"/>
       </w:pPr>
-      <w:bookmarkStart w:id="97" w:name="_Toc209541694"/>
+      <w:bookmarkStart w:id="89" w:name="_Toc209541694"/>
       <w:r>
         <w:t>Giải quyết</w:t>
       </w:r>
-      <w:bookmarkEnd w:id="97"/>
+      <w:bookmarkEnd w:id="89"/>
     </w:p>
     <w:p>
       <w:pPr>
@@ -25081,11 +25823,11 @@
       <w:pPr>
         <w:pStyle w:val="Heading3"/>
       </w:pPr>
-      <w:bookmarkStart w:id="98" w:name="_Toc209541695"/>
+      <w:bookmarkStart w:id="90" w:name="_Toc209541695"/>
       <w:r>
         <w:t>Ưu điểm</w:t>
       </w:r>
-      <w:bookmarkEnd w:id="98"/>
+      <w:bookmarkEnd w:id="90"/>
     </w:p>
     <w:p>
       <w:pPr>
@@ -25189,31 +25931,7 @@
         <w:rPr>
           <w:lang w:val="en-US"/>
         </w:rPr>
-        <w:t xml:space="preserve">Ứng dụng được tích hợp một số tính năng nâng cao như chăm sóc khách hàng và gợi ý </w:t>
-      </w:r>
-      <w:r>
-        <w:rPr>
-          <w:lang w:val="en-US"/>
-        </w:rPr>
-        <w:t>chế độ ăn uống, kế hoạch</w:t>
-      </w:r>
-      <w:r>
-        <w:rPr>
-          <w:lang w:val="en-US"/>
-        </w:rPr>
-        <w:t xml:space="preserve"> tập luyện </w:t>
-      </w:r>
-      <w:r>
-        <w:rPr>
-          <w:lang w:val="en-US"/>
-        </w:rPr>
-        <w:t xml:space="preserve">cho khách hàng </w:t>
-      </w:r>
-      <w:r>
-        <w:rPr>
-          <w:lang w:val="en-US"/>
-        </w:rPr>
-        <w:t>qua chatbot AI.</w:t>
+        <w:t>Ứng dụng được tích hợp một số tính năng nâng cao như chăm sóc khách hàng và gợi ý chế độ ăn uống, kế hoạch tập luyện cho khách hàng qua chatbot AI.</w:t>
       </w:r>
     </w:p>
     <w:p>
@@ -25238,11 +25956,11 @@
         <w:pStyle w:val="Heading3"/>
         <w:jc w:val="both"/>
       </w:pPr>
-      <w:bookmarkStart w:id="99" w:name="_Toc209541696"/>
+      <w:bookmarkStart w:id="91" w:name="_Toc209541696"/>
       <w:r>
         <w:t>Khuyết điểm</w:t>
       </w:r>
-      <w:bookmarkEnd w:id="99"/>
+      <w:bookmarkEnd w:id="91"/>
     </w:p>
     <w:p>
       <w:pPr>
@@ -25342,7 +26060,7 @@
         </w:rPr>
         <w:t>.</w:t>
       </w:r>
-      <w:bookmarkStart w:id="100" w:name="_Toc209541697"/>
+      <w:bookmarkStart w:id="92" w:name="_Toc209541697"/>
       <w:r>
         <w:rPr>
           <w:lang w:val="en-US"/>
@@ -25358,18 +26076,18 @@
         <w:lastRenderedPageBreak/>
         <w:t>Hướng phát triển</w:t>
       </w:r>
-      <w:bookmarkEnd w:id="100"/>
+      <w:bookmarkEnd w:id="92"/>
     </w:p>
     <w:p>
       <w:pPr>
         <w:pStyle w:val="Heading3"/>
         <w:jc w:val="both"/>
       </w:pPr>
-      <w:bookmarkStart w:id="101" w:name="_Toc209541698"/>
+      <w:bookmarkStart w:id="93" w:name="_Toc209541698"/>
       <w:r>
         <w:t>Vấn đề</w:t>
       </w:r>
-      <w:bookmarkEnd w:id="101"/>
+      <w:bookmarkEnd w:id="93"/>
     </w:p>
     <w:p>
       <w:pPr>
@@ -25403,11 +26121,11 @@
         <w:pStyle w:val="Heading3"/>
         <w:jc w:val="both"/>
       </w:pPr>
-      <w:bookmarkStart w:id="102" w:name="_Toc209541699"/>
+      <w:bookmarkStart w:id="94" w:name="_Toc209541699"/>
       <w:r>
         <w:t>Phương pháp</w:t>
       </w:r>
-      <w:bookmarkEnd w:id="102"/>
+      <w:bookmarkEnd w:id="94"/>
     </w:p>
     <w:p>
       <w:pPr>
@@ -25536,16 +26254,16 @@
       <w:pPr>
         <w:pStyle w:val="SECTION"/>
       </w:pPr>
-      <w:bookmarkStart w:id="103" w:name="_Toc49105255"/>
-      <w:bookmarkStart w:id="104" w:name="_Toc209541700"/>
-      <w:bookmarkEnd w:id="93"/>
+      <w:bookmarkStart w:id="95" w:name="_Toc49105255"/>
+      <w:bookmarkStart w:id="96" w:name="_Toc209541700"/>
+      <w:bookmarkEnd w:id="85"/>
       <w:r>
         <w:lastRenderedPageBreak/>
         <w:t>TÀI LIỆU THAM KHẢO</w:t>
       </w:r>
-      <w:bookmarkStart w:id="105" w:name="ref7"/>
-      <w:bookmarkEnd w:id="103"/>
-      <w:bookmarkEnd w:id="104"/>
+      <w:bookmarkStart w:id="97" w:name="ref7"/>
+      <w:bookmarkEnd w:id="95"/>
+      <w:bookmarkEnd w:id="96"/>
       <w:r>
         <w:rPr>
           <w:szCs w:val="26"/>
@@ -25954,7 +26672,7 @@
         </w:rPr>
       </w:pPr>
     </w:p>
-    <w:bookmarkEnd w:id="105"/>
+    <w:bookmarkEnd w:id="97"/>
     <w:p>
       <w:pPr>
         <w:spacing w:after="200" w:line="276" w:lineRule="auto"/>
@@ -25973,12 +26691,12 @@
       <w:pPr>
         <w:pStyle w:val="SECTION"/>
       </w:pPr>
-      <w:bookmarkStart w:id="106" w:name="_Toc209541701"/>
+      <w:bookmarkStart w:id="98" w:name="_Toc209541701"/>
       <w:r>
         <w:lastRenderedPageBreak/>
         <w:t>PHỤ LỤC</w:t>
       </w:r>
-      <w:bookmarkEnd w:id="106"/>
+      <w:bookmarkEnd w:id="98"/>
     </w:p>
     <w:sectPr>
       <w:pgSz w:w="11906" w:h="16838" w:code="9"/>

--- a/Report/2251012145_LuHieuTrung_BC.docx
+++ b/Report/2251012145_LuHieuTrung_BC.docx
@@ -7230,6 +7230,184 @@
         </w:rPr>
         <w:t>NoSQL: Cơ sở dữ liệu phi quan hệ</w:t>
       </w:r>
+    </w:p>
+    <w:p>
+      <w:pPr>
+        <w:pStyle w:val="ListParagraph"/>
+        <w:numPr>
+          <w:ilvl w:val="0"/>
+          <w:numId w:val="21"/>
+        </w:numPr>
+        <w:rPr>
+          <w:lang w:val="vi-VN"/>
+        </w:rPr>
+      </w:pPr>
+      <w:r>
+        <w:t xml:space="preserve">AWS: </w:t>
+      </w:r>
+      <w:r>
+        <w:t>Amazon Web Services</w:t>
+      </w:r>
+    </w:p>
+    <w:p>
+      <w:pPr>
+        <w:pStyle w:val="ListParagraph"/>
+        <w:numPr>
+          <w:ilvl w:val="0"/>
+          <w:numId w:val="21"/>
+        </w:numPr>
+        <w:rPr>
+          <w:lang w:val="vi-VN"/>
+        </w:rPr>
+      </w:pPr>
+      <w:r>
+        <w:t xml:space="preserve">VPC: </w:t>
+      </w:r>
+      <w:r>
+        <w:t>Virtual Private Cloud</w:t>
+      </w:r>
+    </w:p>
+    <w:p>
+      <w:pPr>
+        <w:pStyle w:val="ListParagraph"/>
+        <w:numPr>
+          <w:ilvl w:val="0"/>
+          <w:numId w:val="21"/>
+        </w:numPr>
+        <w:rPr>
+          <w:lang w:val="vi-VN"/>
+        </w:rPr>
+      </w:pPr>
+      <w:r>
+        <w:t>ECR:</w:t>
+      </w:r>
+      <w:r>
+        <w:t xml:space="preserve"> </w:t>
+      </w:r>
+      <w:r>
+        <w:t>Elastic Container Service</w:t>
+      </w:r>
+    </w:p>
+    <w:p>
+      <w:pPr>
+        <w:pStyle w:val="ListParagraph"/>
+        <w:numPr>
+          <w:ilvl w:val="0"/>
+          <w:numId w:val="21"/>
+        </w:numPr>
+        <w:rPr>
+          <w:lang w:val="vi-VN"/>
+        </w:rPr>
+      </w:pPr>
+      <w:r>
+        <w:t>ECS:</w:t>
+      </w:r>
+      <w:r>
+        <w:t xml:space="preserve"> </w:t>
+      </w:r>
+      <w:r>
+        <w:t xml:space="preserve">Elastic Container </w:t>
+      </w:r>
+      <w:r>
+        <w:rPr>
+          <w:rFonts w:eastAsia="Times New Roman"/>
+          <w:color w:val="000000"/>
+        </w:rPr>
+        <w:t>Registry</w:t>
+      </w:r>
+    </w:p>
+    <w:p>
+      <w:pPr>
+        <w:pStyle w:val="ListParagraph"/>
+        <w:numPr>
+          <w:ilvl w:val="0"/>
+          <w:numId w:val="21"/>
+        </w:numPr>
+        <w:rPr>
+          <w:lang w:val="vi-VN"/>
+        </w:rPr>
+      </w:pPr>
+      <w:r>
+        <w:rPr>
+          <w:rFonts w:eastAsia="Times New Roman"/>
+          <w:color w:val="000000"/>
+        </w:rPr>
+        <w:t>RDS</w:t>
+      </w:r>
+      <w:r>
+        <w:rPr>
+          <w:rFonts w:eastAsia="Times New Roman"/>
+          <w:color w:val="000000"/>
+        </w:rPr>
+        <w:t xml:space="preserve">: </w:t>
+      </w:r>
+      <w:r>
+        <w:rPr>
+          <w:rFonts w:eastAsia="Times New Roman"/>
+          <w:color w:val="000000"/>
+        </w:rPr>
+        <w:t>Relational Databases</w:t>
+      </w:r>
+    </w:p>
+    <w:p>
+      <w:pPr>
+        <w:pStyle w:val="ListParagraph"/>
+        <w:numPr>
+          <w:ilvl w:val="0"/>
+          <w:numId w:val="21"/>
+        </w:numPr>
+        <w:rPr>
+          <w:lang w:val="vi-VN"/>
+        </w:rPr>
+      </w:pPr>
+      <w:r>
+        <w:t>ALB:</w:t>
+      </w:r>
+      <w:r>
+        <w:t xml:space="preserve"> </w:t>
+      </w:r>
+      <w:r>
+        <w:t>Application Load Balancer</w:t>
+      </w:r>
+    </w:p>
+    <w:p>
+      <w:pPr>
+        <w:pStyle w:val="ListParagraph"/>
+        <w:numPr>
+          <w:ilvl w:val="0"/>
+          <w:numId w:val="21"/>
+        </w:numPr>
+        <w:rPr>
+          <w:lang w:val="vi-VN"/>
+        </w:rPr>
+      </w:pPr>
+      <w:r>
+        <w:t>IWG:</w:t>
+      </w:r>
+      <w:r>
+        <w:t xml:space="preserve"> Internet Gateway</w:t>
+      </w:r>
+    </w:p>
+    <w:p>
+      <w:pPr>
+        <w:pStyle w:val="ListParagraph"/>
+        <w:numPr>
+          <w:ilvl w:val="0"/>
+          <w:numId w:val="21"/>
+        </w:numPr>
+        <w:rPr>
+          <w:lang w:val="vi-VN"/>
+        </w:rPr>
+      </w:pPr>
+      <w:r>
+        <w:t xml:space="preserve">IaC: </w:t>
+      </w:r>
+      <w:r>
+        <w:t>Infrastructure as Code</w:t>
+      </w:r>
+      <w:r>
+        <w:t xml:space="preserve"> </w:t>
+      </w:r>
       <w:r>
         <w:rPr>
           <w:lang w:val="vi-VN"/>
@@ -12857,45 +13035,25 @@
       <w:r>
         <w:t xml:space="preserve">Hình </w:t>
       </w:r>
-      <w:r>
-        <w:fldChar w:fldCharType="begin"/>
-      </w:r>
-      <w:r>
-        <w:instrText xml:space="preserve"> STYLEREF 1 \s </w:instrText>
-      </w:r>
-      <w:r>
-        <w:fldChar w:fldCharType="separate"/>
-      </w:r>
-      <w:r>
-        <w:rPr>
-          <w:noProof/>
-        </w:rPr>
-        <w:t>2</w:t>
-      </w:r>
-      <w:r>
-        <w:fldChar w:fldCharType="end"/>
-      </w:r>
+      <w:fldSimple w:instr=" STYLEREF 1 \s ">
+        <w:r>
+          <w:rPr>
+            <w:noProof/>
+          </w:rPr>
+          <w:t>2</w:t>
+        </w:r>
+      </w:fldSimple>
       <w:r>
         <w:noBreakHyphen/>
       </w:r>
-      <w:r>
-        <w:fldChar w:fldCharType="begin"/>
-      </w:r>
-      <w:r>
-        <w:instrText xml:space="preserve"> SEQ Hình \* ARABIC \s 1 </w:instrText>
-      </w:r>
-      <w:r>
-        <w:fldChar w:fldCharType="separate"/>
-      </w:r>
-      <w:r>
-        <w:rPr>
-          <w:noProof/>
-        </w:rPr>
-        <w:t>1</w:t>
-      </w:r>
-      <w:r>
-        <w:fldChar w:fldCharType="end"/>
-      </w:r>
+      <w:fldSimple w:instr=" SEQ Hình \* ARABIC \s 1 ">
+        <w:r>
+          <w:rPr>
+            <w:noProof/>
+          </w:rPr>
+          <w:t>1</w:t>
+        </w:r>
+      </w:fldSimple>
       <w:r>
         <w:t xml:space="preserve">: Sơ đồ kiến trúc hệ thống </w:t>
       </w:r>
@@ -13481,64 +13639,44 @@
         <w:pStyle w:val="Caption"/>
         <w:spacing w:line="360" w:lineRule="auto"/>
       </w:pPr>
-      <w:bookmarkStart w:id="41" w:name="image23"/>
-      <w:bookmarkStart w:id="42" w:name="_Toc226927029"/>
+      <w:bookmarkStart w:id="41" w:name="_Toc226927029"/>
+      <w:bookmarkStart w:id="42" w:name="image23"/>
       <w:r>
         <w:t xml:space="preserve">Hình </w:t>
       </w:r>
-      <w:r>
-        <w:fldChar w:fldCharType="begin"/>
-      </w:r>
-      <w:r>
-        <w:instrText xml:space="preserve"> STYLEREF 1 \s </w:instrText>
-      </w:r>
-      <w:r>
-        <w:fldChar w:fldCharType="separate"/>
-      </w:r>
-      <w:r>
-        <w:rPr>
-          <w:noProof/>
-        </w:rPr>
-        <w:t>2</w:t>
-      </w:r>
-      <w:r>
-        <w:fldChar w:fldCharType="end"/>
-      </w:r>
+      <w:fldSimple w:instr=" STYLEREF 1 \s ">
+        <w:r>
+          <w:rPr>
+            <w:noProof/>
+          </w:rPr>
+          <w:t>2</w:t>
+        </w:r>
+      </w:fldSimple>
       <w:r>
         <w:noBreakHyphen/>
       </w:r>
-      <w:r>
-        <w:fldChar w:fldCharType="begin"/>
-      </w:r>
-      <w:r>
-        <w:instrText xml:space="preserve"> SEQ Hình \* ARABIC \s 1 </w:instrText>
-      </w:r>
-      <w:r>
-        <w:fldChar w:fldCharType="separate"/>
-      </w:r>
-      <w:r>
-        <w:rPr>
-          <w:noProof/>
-        </w:rPr>
-        <w:t>2</w:t>
-      </w:r>
-      <w:r>
-        <w:fldChar w:fldCharType="end"/>
-      </w:r>
+      <w:fldSimple w:instr=" SEQ Hình \* ARABIC \s 1 ">
+        <w:r>
+          <w:rPr>
+            <w:noProof/>
+          </w:rPr>
+          <w:t>2</w:t>
+        </w:r>
+      </w:fldSimple>
       <w:r>
         <w:t>: Sơ đồ kiến trúc hệ thống Flutter</w:t>
       </w:r>
+      <w:bookmarkEnd w:id="41"/>
+    </w:p>
+    <w:p>
+      <w:pPr>
+        <w:pStyle w:val="Heading2"/>
+        <w:rPr>
+          <w:lang w:val="vi-VN"/>
+        </w:rPr>
+      </w:pPr>
+      <w:bookmarkStart w:id="43" w:name="_Toc226927087"/>
       <w:bookmarkEnd w:id="42"/>
-    </w:p>
-    <w:p>
-      <w:pPr>
-        <w:pStyle w:val="Heading2"/>
-        <w:rPr>
-          <w:lang w:val="vi-VN"/>
-        </w:rPr>
-      </w:pPr>
-      <w:bookmarkStart w:id="43" w:name="_Toc226927087"/>
-      <w:bookmarkEnd w:id="41"/>
       <w:r>
         <w:rPr>
           <w:lang w:val="vi-VN"/>
@@ -13714,6 +13852,7 @@
     </w:p>
     <w:p>
       <w:pPr>
+        <w:ind w:firstLine="540"/>
         <w:rPr>
           <w:lang w:val="en-US"/>
         </w:rPr>
@@ -13937,6 +14076,7 @@
     </w:p>
     <w:p>
       <w:pPr>
+        <w:ind w:firstLine="540"/>
         <w:rPr>
           <w:lang w:val="en-US"/>
         </w:rPr>
@@ -14004,6 +14144,7 @@
     </w:p>
     <w:p>
       <w:pPr>
+        <w:ind w:firstLine="540"/>
         <w:rPr>
           <w:lang w:val="en-US"/>
         </w:rPr>
@@ -14076,6 +14217,7 @@
     <w:p>
       <w:pPr>
         <w:spacing w:after="0"/>
+        <w:ind w:firstLine="540"/>
         <w:rPr>
           <w:lang w:val="en-US"/>
         </w:rPr>
@@ -14192,6 +14334,7 @@
     <w:p>
       <w:pPr>
         <w:spacing w:after="0"/>
+        <w:ind w:firstLine="540"/>
         <w:rPr>
           <w:lang w:val="en-US"/>
         </w:rPr>
@@ -14230,50 +14373,51 @@
         <w:rPr>
           <w:lang w:val="en-US"/>
         </w:rPr>
-        <w:t xml:space="preserve">, </w:t>
+        <w:t>, thể hiện khả năng mở rộng vượt trội và ổn định</w:t>
       </w:r>
       <w:r>
         <w:rPr>
           <w:lang w:val="en-US"/>
         </w:rPr>
+        <w:t>.</w:t>
+      </w:r>
+      <w:r>
+        <w:rPr>
+          <w:lang w:val="en-US"/>
+        </w:rPr>
+        <w:t xml:space="preserve"> AWS có hỗ trợ</w:t>
+      </w:r>
+      <w:r>
+        <w:rPr>
+          <w:lang w:val="en-US"/>
+        </w:rPr>
+        <w:t xml:space="preserve"> CloudWatch </w:t>
+      </w:r>
+      <w:r>
+        <w:rPr>
+          <w:lang w:val="en-US"/>
+        </w:rPr>
         <w:lastRenderedPageBreak/>
-        <w:t>thể hiện khả năng mở rộng vượt trội và ổn định</w:t>
+        <w:t xml:space="preserve">giúp </w:t>
       </w:r>
       <w:r>
         <w:rPr>
           <w:lang w:val="en-US"/>
         </w:rPr>
-        <w:t>.</w:t>
+        <w:t>theo dõi</w:t>
       </w:r>
       <w:r>
         <w:rPr>
           <w:lang w:val="en-US"/>
         </w:rPr>
-        <w:t xml:space="preserve"> AWS có hỗ trợ</w:t>
+        <w:t xml:space="preserve"> hệ thống mà không cần cài đặt thêm các công cụ bên thứ ba phức tạp.</w:t>
       </w:r>
       <w:r>
         <w:rPr>
           <w:lang w:val="en-US"/>
         </w:rPr>
-        <w:t xml:space="preserve"> CloudWatch giúp </w:t>
-      </w:r>
-      <w:r>
-        <w:rPr>
-          <w:lang w:val="en-US"/>
-        </w:rPr>
-        <w:t>theo dõi</w:t>
-      </w:r>
-      <w:r>
-        <w:rPr>
-          <w:lang w:val="en-US"/>
-        </w:rPr>
-        <w:t xml:space="preserve"> hệ thống mà không cần cài đặt thêm các công cụ bên thứ ba phức tạp.</w:t>
-      </w:r>
-    </w:p>
-    <w:p>
-      <w:pPr>
-        <w:spacing w:after="0"/>
-      </w:pPr>
+        <w:t xml:space="preserve"> </w:t>
+      </w:r>
       <w:r>
         <w:rPr>
           <w:lang w:val="en-US"/>
@@ -15094,45 +15238,25 @@
       <w:r>
         <w:t xml:space="preserve">Bảng </w:t>
       </w:r>
-      <w:r>
-        <w:fldChar w:fldCharType="begin"/>
-      </w:r>
-      <w:r>
-        <w:instrText xml:space="preserve"> STYLEREF 1 \s </w:instrText>
-      </w:r>
-      <w:r>
-        <w:fldChar w:fldCharType="separate"/>
-      </w:r>
-      <w:r>
-        <w:rPr>
-          <w:noProof/>
-        </w:rPr>
-        <w:t>3</w:t>
-      </w:r>
-      <w:r>
-        <w:fldChar w:fldCharType="end"/>
-      </w:r>
+      <w:fldSimple w:instr=" STYLEREF 1 \s ">
+        <w:r>
+          <w:rPr>
+            <w:noProof/>
+          </w:rPr>
+          <w:t>3</w:t>
+        </w:r>
+      </w:fldSimple>
       <w:r>
         <w:noBreakHyphen/>
       </w:r>
-      <w:r>
-        <w:fldChar w:fldCharType="begin"/>
-      </w:r>
-      <w:r>
-        <w:instrText xml:space="preserve"> SEQ Bảng \* ARABIC \s 1 </w:instrText>
-      </w:r>
-      <w:r>
-        <w:fldChar w:fldCharType="separate"/>
-      </w:r>
-      <w:r>
-        <w:rPr>
-          <w:noProof/>
-        </w:rPr>
-        <w:t>1</w:t>
-      </w:r>
-      <w:r>
-        <w:fldChar w:fldCharType="end"/>
-      </w:r>
+      <w:fldSimple w:instr=" SEQ Bảng \* ARABIC \s 1 ">
+        <w:r>
+          <w:rPr>
+            <w:noProof/>
+          </w:rPr>
+          <w:t>1</w:t>
+        </w:r>
+      </w:fldSimple>
       <w:r>
         <w:t>: Bảng các actor chính của hệ thống</w:t>
       </w:r>
@@ -15402,7 +15526,7 @@
           <w:noProof/>
         </w:rPr>
         <w:drawing>
-          <wp:inline distT="0" distB="0" distL="0" distR="0" wp14:anchorId="409DF896" wp14:editId="67D242F7">
+          <wp:inline distT="0" distB="0" distL="0" distR="0" wp14:anchorId="409DF896" wp14:editId="7D063E8D">
             <wp:extent cx="5579745" cy="4038600"/>
             <wp:effectExtent l="0" t="0" r="1905" b="0"/>
             <wp:docPr id="580726339" name="Picture 1"/>
@@ -15453,45 +15577,25 @@
       <w:r>
         <w:t xml:space="preserve">Hình </w:t>
       </w:r>
-      <w:r>
-        <w:fldChar w:fldCharType="begin"/>
-      </w:r>
-      <w:r>
-        <w:instrText xml:space="preserve"> STYLEREF 1 \s </w:instrText>
-      </w:r>
-      <w:r>
-        <w:fldChar w:fldCharType="separate"/>
-      </w:r>
-      <w:r>
-        <w:rPr>
-          <w:noProof/>
-        </w:rPr>
-        <w:t>3</w:t>
-      </w:r>
-      <w:r>
-        <w:fldChar w:fldCharType="end"/>
-      </w:r>
+      <w:fldSimple w:instr=" STYLEREF 1 \s ">
+        <w:r>
+          <w:rPr>
+            <w:noProof/>
+          </w:rPr>
+          <w:t>3</w:t>
+        </w:r>
+      </w:fldSimple>
       <w:r>
         <w:noBreakHyphen/>
       </w:r>
-      <w:r>
-        <w:fldChar w:fldCharType="begin"/>
-      </w:r>
-      <w:r>
-        <w:instrText xml:space="preserve"> SEQ Hình \* ARABIC \s 1 </w:instrText>
-      </w:r>
-      <w:r>
-        <w:fldChar w:fldCharType="separate"/>
-      </w:r>
-      <w:r>
-        <w:rPr>
-          <w:noProof/>
-        </w:rPr>
-        <w:t>1</w:t>
-      </w:r>
-      <w:r>
-        <w:fldChar w:fldCharType="end"/>
-      </w:r>
+      <w:fldSimple w:instr=" SEQ Hình \* ARABIC \s 1 ">
+        <w:r>
+          <w:rPr>
+            <w:noProof/>
+          </w:rPr>
+          <w:t>1</w:t>
+        </w:r>
+      </w:fldSimple>
       <w:bookmarkStart w:id="60" w:name="image31"/>
       <w:r>
         <w:t>: Sơ đồ usecase</w:t>
@@ -15554,19 +15658,7 @@
           <w:rPr>
             <w:rStyle w:val="Hyperlink"/>
           </w:rPr>
-          <w:t>xe</w:t>
-        </w:r>
-        <w:r>
-          <w:rPr>
-            <w:rStyle w:val="Hyperlink"/>
-          </w:rPr>
-          <w:t>m</w:t>
-        </w:r>
-        <w:r>
-          <w:rPr>
-            <w:rStyle w:val="Hyperlink"/>
-          </w:rPr>
-          <w:t xml:space="preserve"> </w:t>
+          <w:t xml:space="preserve">xem </w:t>
         </w:r>
         <w:r>
           <w:rPr>
@@ -15610,19 +15702,7 @@
           <w:rPr>
             <w:rStyle w:val="Hyperlink"/>
           </w:rPr>
-          <w:t>xem</w:t>
-        </w:r>
-        <w:r>
-          <w:rPr>
-            <w:rStyle w:val="Hyperlink"/>
-          </w:rPr>
-          <w:t xml:space="preserve"> </w:t>
-        </w:r>
-        <w:r>
-          <w:rPr>
-            <w:rStyle w:val="Hyperlink"/>
-          </w:rPr>
-          <w:t>hình 3</w:t>
+          <w:t>xem hình 3</w:t>
         </w:r>
         <w:r>
           <w:rPr>
@@ -16252,45 +16332,25 @@
         <w:lastRenderedPageBreak/>
         <w:t xml:space="preserve">Bảng </w:t>
       </w:r>
-      <w:r>
-        <w:fldChar w:fldCharType="begin"/>
-      </w:r>
-      <w:r>
-        <w:instrText xml:space="preserve"> STYLEREF 1 \s </w:instrText>
-      </w:r>
-      <w:r>
-        <w:fldChar w:fldCharType="separate"/>
-      </w:r>
-      <w:r>
-        <w:rPr>
-          <w:noProof/>
-        </w:rPr>
-        <w:t>3</w:t>
-      </w:r>
-      <w:r>
-        <w:fldChar w:fldCharType="end"/>
-      </w:r>
+      <w:fldSimple w:instr=" STYLEREF 1 \s ">
+        <w:r>
+          <w:rPr>
+            <w:noProof/>
+          </w:rPr>
+          <w:t>3</w:t>
+        </w:r>
+      </w:fldSimple>
       <w:r>
         <w:noBreakHyphen/>
       </w:r>
-      <w:r>
-        <w:fldChar w:fldCharType="begin"/>
-      </w:r>
-      <w:r>
-        <w:instrText xml:space="preserve"> SEQ Bảng \* ARABIC \s 1 </w:instrText>
-      </w:r>
-      <w:r>
-        <w:fldChar w:fldCharType="separate"/>
-      </w:r>
-      <w:r>
-        <w:rPr>
-          <w:noProof/>
-        </w:rPr>
-        <w:t>2</w:t>
-      </w:r>
-      <w:r>
-        <w:fldChar w:fldCharType="end"/>
-      </w:r>
+      <w:fldSimple w:instr=" SEQ Bảng \* ARABIC \s 1 ">
+        <w:r>
+          <w:rPr>
+            <w:noProof/>
+          </w:rPr>
+          <w:t>2</w:t>
+        </w:r>
+      </w:fldSimple>
       <w:r>
         <w:rPr>
           <w:noProof/>
@@ -16353,62 +16413,42 @@
           <w:noProof/>
         </w:rPr>
       </w:pPr>
-      <w:bookmarkStart w:id="63" w:name="image32"/>
-      <w:bookmarkStart w:id="64" w:name="_Toc226927031"/>
+      <w:bookmarkStart w:id="63" w:name="_Toc226927031"/>
+      <w:bookmarkStart w:id="64" w:name="image32"/>
       <w:r>
         <w:t xml:space="preserve">Hình </w:t>
       </w:r>
-      <w:r>
-        <w:fldChar w:fldCharType="begin"/>
-      </w:r>
-      <w:r>
-        <w:instrText xml:space="preserve"> STYLEREF 1 \s </w:instrText>
-      </w:r>
-      <w:r>
-        <w:fldChar w:fldCharType="separate"/>
+      <w:fldSimple w:instr=" STYLEREF 1 \s ">
+        <w:r>
+          <w:rPr>
+            <w:noProof/>
+          </w:rPr>
+          <w:t>3</w:t>
+        </w:r>
+      </w:fldSimple>
+      <w:r>
+        <w:noBreakHyphen/>
+      </w:r>
+      <w:fldSimple w:instr=" SEQ Hình \* ARABIC \s 1 ">
+        <w:r>
+          <w:rPr>
+            <w:noProof/>
+          </w:rPr>
+          <w:t>2</w:t>
+        </w:r>
+      </w:fldSimple>
+      <w:r>
+        <w:t xml:space="preserve">: Sơ đồ tuần tự </w:t>
       </w:r>
       <w:r>
         <w:rPr>
           <w:noProof/>
         </w:rPr>
-        <w:t>3</w:t>
-      </w:r>
-      <w:r>
-        <w:fldChar w:fldCharType="end"/>
-      </w:r>
-      <w:r>
-        <w:noBreakHyphen/>
-      </w:r>
-      <w:r>
-        <w:fldChar w:fldCharType="begin"/>
-      </w:r>
-      <w:r>
-        <w:instrText xml:space="preserve"> SEQ Hình \* ARABIC \s 1 </w:instrText>
-      </w:r>
-      <w:r>
-        <w:fldChar w:fldCharType="separate"/>
-      </w:r>
-      <w:r>
-        <w:rPr>
-          <w:noProof/>
-        </w:rPr>
-        <w:t>2</w:t>
-      </w:r>
-      <w:r>
-        <w:fldChar w:fldCharType="end"/>
-      </w:r>
-      <w:r>
-        <w:t xml:space="preserve">: Sơ đồ tuần tự </w:t>
-      </w:r>
-      <w:r>
-        <w:rPr>
-          <w:noProof/>
-        </w:rPr>
         <w:t>usecase đăng ký thành viên mới</w:t>
       </w:r>
-      <w:bookmarkEnd w:id="64"/>
-    </w:p>
-    <w:bookmarkEnd w:id="63"/>
+      <w:bookmarkEnd w:id="63"/>
+    </w:p>
+    <w:bookmarkEnd w:id="64"/>
     <w:p>
       <w:pPr>
         <w:keepNext/>
@@ -16474,57 +16514,37 @@
         <w:pStyle w:val="Caption"/>
         <w:spacing w:line="360" w:lineRule="auto"/>
       </w:pPr>
-      <w:bookmarkStart w:id="65" w:name="image33"/>
-      <w:bookmarkStart w:id="66" w:name="_Toc226927032"/>
+      <w:bookmarkStart w:id="65" w:name="_Toc226927032"/>
+      <w:bookmarkStart w:id="66" w:name="image33"/>
       <w:r>
         <w:t xml:space="preserve">Hình </w:t>
       </w:r>
-      <w:r>
-        <w:fldChar w:fldCharType="begin"/>
-      </w:r>
-      <w:r>
-        <w:instrText xml:space="preserve"> STYLEREF 1 \s </w:instrText>
-      </w:r>
-      <w:r>
-        <w:fldChar w:fldCharType="separate"/>
-      </w:r>
-      <w:r>
-        <w:rPr>
-          <w:noProof/>
-        </w:rPr>
-        <w:t>3</w:t>
-      </w:r>
-      <w:r>
-        <w:fldChar w:fldCharType="end"/>
-      </w:r>
+      <w:fldSimple w:instr=" STYLEREF 1 \s ">
+        <w:r>
+          <w:rPr>
+            <w:noProof/>
+          </w:rPr>
+          <w:t>3</w:t>
+        </w:r>
+      </w:fldSimple>
       <w:r>
         <w:noBreakHyphen/>
       </w:r>
-      <w:r>
-        <w:fldChar w:fldCharType="begin"/>
-      </w:r>
-      <w:r>
-        <w:instrText xml:space="preserve"> SEQ Hình \* ARABIC \s 1 </w:instrText>
-      </w:r>
-      <w:r>
-        <w:fldChar w:fldCharType="separate"/>
-      </w:r>
-      <w:r>
-        <w:rPr>
-          <w:noProof/>
-        </w:rPr>
-        <w:t>3</w:t>
-      </w:r>
-      <w:r>
-        <w:fldChar w:fldCharType="end"/>
-      </w:r>
+      <w:fldSimple w:instr=" SEQ Hình \* ARABIC \s 1 ">
+        <w:r>
+          <w:rPr>
+            <w:noProof/>
+          </w:rPr>
+          <w:t>3</w:t>
+        </w:r>
+      </w:fldSimple>
       <w:r>
         <w:t>: Mã xác nhận được gửi về mail</w:t>
       </w:r>
-      <w:bookmarkEnd w:id="66"/>
+      <w:bookmarkEnd w:id="65"/>
     </w:p>
     <w:p/>
-    <w:bookmarkEnd w:id="65"/>
+    <w:bookmarkEnd w:id="66"/>
     <w:p>
       <w:pPr>
         <w:keepNext/>
@@ -16592,56 +16612,36 @@
           <w:lang w:val="en-US"/>
         </w:rPr>
       </w:pPr>
-      <w:bookmarkStart w:id="67" w:name="image34"/>
-      <w:bookmarkStart w:id="68" w:name="_Toc226927033"/>
+      <w:bookmarkStart w:id="67" w:name="_Toc226927033"/>
+      <w:bookmarkStart w:id="68" w:name="image34"/>
       <w:r>
         <w:t xml:space="preserve">Hình </w:t>
       </w:r>
-      <w:r>
-        <w:fldChar w:fldCharType="begin"/>
-      </w:r>
-      <w:r>
-        <w:instrText xml:space="preserve"> STYLEREF 1 \s </w:instrText>
-      </w:r>
-      <w:r>
-        <w:fldChar w:fldCharType="separate"/>
-      </w:r>
-      <w:r>
-        <w:rPr>
-          <w:noProof/>
-        </w:rPr>
-        <w:t>3</w:t>
-      </w:r>
-      <w:r>
-        <w:fldChar w:fldCharType="end"/>
-      </w:r>
+      <w:fldSimple w:instr=" STYLEREF 1 \s ">
+        <w:r>
+          <w:rPr>
+            <w:noProof/>
+          </w:rPr>
+          <w:t>3</w:t>
+        </w:r>
+      </w:fldSimple>
       <w:r>
         <w:noBreakHyphen/>
       </w:r>
-      <w:r>
-        <w:fldChar w:fldCharType="begin"/>
-      </w:r>
-      <w:r>
-        <w:instrText xml:space="preserve"> SEQ Hình \* ARABIC \s 1 </w:instrText>
-      </w:r>
-      <w:r>
-        <w:fldChar w:fldCharType="separate"/>
-      </w:r>
-      <w:r>
-        <w:rPr>
-          <w:noProof/>
-        </w:rPr>
-        <w:t>4</w:t>
-      </w:r>
-      <w:r>
-        <w:fldChar w:fldCharType="end"/>
-      </w:r>
+      <w:fldSimple w:instr=" SEQ Hình \* ARABIC \s 1 ">
+        <w:r>
+          <w:rPr>
+            <w:noProof/>
+          </w:rPr>
+          <w:t>4</w:t>
+        </w:r>
+      </w:fldSimple>
       <w:r>
         <w:t>: Mail chào mừng thành viên mới</w:t>
       </w:r>
-      <w:bookmarkEnd w:id="68"/>
-    </w:p>
-    <w:bookmarkEnd w:id="67"/>
+      <w:bookmarkEnd w:id="67"/>
+    </w:p>
+    <w:bookmarkEnd w:id="68"/>
     <w:p>
       <w:pPr>
         <w:pStyle w:val="Heading4"/>
@@ -16678,13 +16678,7 @@
           <w:rPr>
             <w:rStyle w:val="Hyperlink"/>
           </w:rPr>
-          <w:t xml:space="preserve">xem hình </w:t>
-        </w:r>
-        <w:r>
-          <w:rPr>
-            <w:rStyle w:val="Hyperlink"/>
-          </w:rPr>
-          <w:t>3</w:t>
+          <w:t>xem hình 3</w:t>
         </w:r>
         <w:r>
           <w:rPr>
@@ -16698,14 +16692,7 @@
             <w:rStyle w:val="Hyperlink"/>
             <w:lang w:val="en-US"/>
           </w:rPr>
-          <w:t>1</w:t>
-        </w:r>
-        <w:r>
-          <w:rPr>
-            <w:rStyle w:val="Hyperlink"/>
-            <w:lang w:val="en-US"/>
-          </w:rPr>
-          <w:t>8</w:t>
+          <w:t>18</w:t>
         </w:r>
       </w:hyperlink>
       <w:r>
@@ -17228,45 +17215,25 @@
       <w:r>
         <w:t xml:space="preserve">Bảng </w:t>
       </w:r>
-      <w:r>
-        <w:fldChar w:fldCharType="begin"/>
-      </w:r>
-      <w:r>
-        <w:instrText xml:space="preserve"> STYLEREF 1 \s </w:instrText>
-      </w:r>
-      <w:r>
-        <w:fldChar w:fldCharType="separate"/>
-      </w:r>
-      <w:r>
-        <w:rPr>
-          <w:noProof/>
-        </w:rPr>
-        <w:t>3</w:t>
-      </w:r>
-      <w:r>
-        <w:fldChar w:fldCharType="end"/>
-      </w:r>
+      <w:fldSimple w:instr=" STYLEREF 1 \s ">
+        <w:r>
+          <w:rPr>
+            <w:noProof/>
+          </w:rPr>
+          <w:t>3</w:t>
+        </w:r>
+      </w:fldSimple>
       <w:r>
         <w:noBreakHyphen/>
       </w:r>
-      <w:r>
-        <w:fldChar w:fldCharType="begin"/>
-      </w:r>
-      <w:r>
-        <w:instrText xml:space="preserve"> SEQ Bảng \* ARABIC \s 1 </w:instrText>
-      </w:r>
-      <w:r>
-        <w:fldChar w:fldCharType="separate"/>
-      </w:r>
-      <w:r>
-        <w:rPr>
-          <w:noProof/>
-        </w:rPr>
-        <w:t>3</w:t>
-      </w:r>
-      <w:r>
-        <w:fldChar w:fldCharType="end"/>
-      </w:r>
+      <w:fldSimple w:instr=" SEQ Bảng \* ARABIC \s 1 ">
+        <w:r>
+          <w:rPr>
+            <w:noProof/>
+          </w:rPr>
+          <w:t>3</w:t>
+        </w:r>
+      </w:fldSimple>
       <w:r>
         <w:t>:</w:t>
       </w:r>
@@ -17330,56 +17297,36 @@
         <w:pStyle w:val="Caption"/>
         <w:spacing w:line="360" w:lineRule="auto"/>
       </w:pPr>
-      <w:bookmarkStart w:id="70" w:name="image35"/>
-      <w:bookmarkStart w:id="71" w:name="_Toc226927034"/>
+      <w:bookmarkStart w:id="70" w:name="_Toc226927034"/>
+      <w:bookmarkStart w:id="71" w:name="image35"/>
       <w:r>
         <w:t xml:space="preserve">Hình </w:t>
       </w:r>
-      <w:r>
-        <w:fldChar w:fldCharType="begin"/>
-      </w:r>
-      <w:r>
-        <w:instrText xml:space="preserve"> STYLEREF 1 \s </w:instrText>
-      </w:r>
-      <w:r>
-        <w:fldChar w:fldCharType="separate"/>
-      </w:r>
-      <w:r>
-        <w:rPr>
-          <w:noProof/>
-        </w:rPr>
-        <w:t>3</w:t>
-      </w:r>
-      <w:r>
-        <w:fldChar w:fldCharType="end"/>
-      </w:r>
+      <w:fldSimple w:instr=" STYLEREF 1 \s ">
+        <w:r>
+          <w:rPr>
+            <w:noProof/>
+          </w:rPr>
+          <w:t>3</w:t>
+        </w:r>
+      </w:fldSimple>
       <w:r>
         <w:noBreakHyphen/>
       </w:r>
-      <w:r>
-        <w:fldChar w:fldCharType="begin"/>
-      </w:r>
-      <w:r>
-        <w:instrText xml:space="preserve"> SEQ Hình \* ARABIC \s 1 </w:instrText>
-      </w:r>
-      <w:r>
-        <w:fldChar w:fldCharType="separate"/>
-      </w:r>
-      <w:r>
-        <w:rPr>
-          <w:noProof/>
-        </w:rPr>
-        <w:t>5</w:t>
-      </w:r>
-      <w:r>
-        <w:fldChar w:fldCharType="end"/>
-      </w:r>
+      <w:fldSimple w:instr=" SEQ Hình \* ARABIC \s 1 ">
+        <w:r>
+          <w:rPr>
+            <w:noProof/>
+          </w:rPr>
+          <w:t>5</w:t>
+        </w:r>
+      </w:fldSimple>
       <w:r>
         <w:t>: Sơ đồ tuần tự usecase cập nhật thông tin cá nhân</w:t>
       </w:r>
-      <w:bookmarkEnd w:id="71"/>
-    </w:p>
-    <w:bookmarkEnd w:id="70"/>
+      <w:bookmarkEnd w:id="70"/>
+    </w:p>
+    <w:bookmarkEnd w:id="71"/>
     <w:p>
       <w:pPr>
         <w:pStyle w:val="Heading4"/>
@@ -17410,19 +17357,7 @@
           <w:rPr>
             <w:rStyle w:val="Hyperlink"/>
           </w:rPr>
-          <w:t>xem hìn</w:t>
-        </w:r>
-        <w:r>
-          <w:rPr>
-            <w:rStyle w:val="Hyperlink"/>
-          </w:rPr>
-          <w:t>h</w:t>
-        </w:r>
-        <w:r>
-          <w:rPr>
-            <w:rStyle w:val="Hyperlink"/>
-          </w:rPr>
-          <w:t xml:space="preserve"> 3</w:t>
+          <w:t>xem hình 3</w:t>
         </w:r>
         <w:r>
           <w:rPr>
@@ -17978,45 +17913,25 @@
       <w:r>
         <w:t xml:space="preserve">Bảng </w:t>
       </w:r>
-      <w:r>
-        <w:fldChar w:fldCharType="begin"/>
-      </w:r>
-      <w:r>
-        <w:instrText xml:space="preserve"> STYLEREF 1 \s </w:instrText>
-      </w:r>
-      <w:r>
-        <w:fldChar w:fldCharType="separate"/>
-      </w:r>
-      <w:r>
-        <w:rPr>
-          <w:noProof/>
-        </w:rPr>
-        <w:t>3</w:t>
-      </w:r>
-      <w:r>
-        <w:fldChar w:fldCharType="end"/>
-      </w:r>
+      <w:fldSimple w:instr=" STYLEREF 1 \s ">
+        <w:r>
+          <w:rPr>
+            <w:noProof/>
+          </w:rPr>
+          <w:t>3</w:t>
+        </w:r>
+      </w:fldSimple>
       <w:r>
         <w:noBreakHyphen/>
       </w:r>
-      <w:r>
-        <w:fldChar w:fldCharType="begin"/>
-      </w:r>
-      <w:r>
-        <w:instrText xml:space="preserve"> SEQ Bảng \* ARABIC \s 1 </w:instrText>
-      </w:r>
-      <w:r>
-        <w:fldChar w:fldCharType="separate"/>
-      </w:r>
-      <w:r>
-        <w:rPr>
-          <w:noProof/>
-        </w:rPr>
-        <w:t>4</w:t>
-      </w:r>
-      <w:r>
-        <w:fldChar w:fldCharType="end"/>
-      </w:r>
+      <w:fldSimple w:instr=" SEQ Bảng \* ARABIC \s 1 ">
+        <w:r>
+          <w:rPr>
+            <w:noProof/>
+          </w:rPr>
+          <w:t>4</w:t>
+        </w:r>
+      </w:fldSimple>
       <w:r>
         <w:rPr>
           <w:noProof/>
@@ -18077,56 +17992,36 @@
         <w:pStyle w:val="Caption"/>
         <w:spacing w:line="360" w:lineRule="auto"/>
       </w:pPr>
-      <w:bookmarkStart w:id="73" w:name="image36"/>
-      <w:bookmarkStart w:id="74" w:name="_Toc226927035"/>
+      <w:bookmarkStart w:id="73" w:name="_Toc226927035"/>
+      <w:bookmarkStart w:id="74" w:name="image36"/>
       <w:r>
         <w:t xml:space="preserve">Hình </w:t>
       </w:r>
-      <w:r>
-        <w:fldChar w:fldCharType="begin"/>
-      </w:r>
-      <w:r>
-        <w:instrText xml:space="preserve"> STYLEREF 1 \s </w:instrText>
-      </w:r>
-      <w:r>
-        <w:fldChar w:fldCharType="separate"/>
-      </w:r>
-      <w:r>
-        <w:rPr>
-          <w:noProof/>
-        </w:rPr>
-        <w:t>3</w:t>
-      </w:r>
-      <w:r>
-        <w:fldChar w:fldCharType="end"/>
-      </w:r>
+      <w:fldSimple w:instr=" STYLEREF 1 \s ">
+        <w:r>
+          <w:rPr>
+            <w:noProof/>
+          </w:rPr>
+          <w:t>3</w:t>
+        </w:r>
+      </w:fldSimple>
       <w:r>
         <w:noBreakHyphen/>
       </w:r>
-      <w:r>
-        <w:fldChar w:fldCharType="begin"/>
-      </w:r>
-      <w:r>
-        <w:instrText xml:space="preserve"> SEQ Hình \* ARABIC \s 1 </w:instrText>
-      </w:r>
-      <w:r>
-        <w:fldChar w:fldCharType="separate"/>
-      </w:r>
-      <w:r>
-        <w:rPr>
-          <w:noProof/>
-        </w:rPr>
-        <w:t>6</w:t>
-      </w:r>
-      <w:r>
-        <w:fldChar w:fldCharType="end"/>
-      </w:r>
+      <w:fldSimple w:instr=" SEQ Hình \* ARABIC \s 1 ">
+        <w:r>
+          <w:rPr>
+            <w:noProof/>
+          </w:rPr>
+          <w:t>6</w:t>
+        </w:r>
+      </w:fldSimple>
       <w:r>
         <w:t>: Sơ đồ tuần tự thay đổi mật khẩu</w:t>
       </w:r>
-      <w:bookmarkEnd w:id="74"/>
-    </w:p>
-    <w:bookmarkEnd w:id="73"/>
+      <w:bookmarkEnd w:id="73"/>
+    </w:p>
+    <w:bookmarkEnd w:id="74"/>
     <w:p>
       <w:pPr>
         <w:pStyle w:val="Heading4"/>
@@ -18183,25 +18078,7 @@
           <w:rPr>
             <w:rStyle w:val="Hyperlink"/>
           </w:rPr>
-          <w:t xml:space="preserve">xem </w:t>
-        </w:r>
-        <w:r>
-          <w:rPr>
-            <w:rStyle w:val="Hyperlink"/>
-          </w:rPr>
-          <w:t>h</w:t>
-        </w:r>
-        <w:r>
-          <w:rPr>
-            <w:rStyle w:val="Hyperlink"/>
-          </w:rPr>
-          <w:t xml:space="preserve">ình </w:t>
-        </w:r>
-        <w:r>
-          <w:rPr>
-            <w:rStyle w:val="Hyperlink"/>
-          </w:rPr>
-          <w:t>3</w:t>
+          <w:t>xem hình 3</w:t>
         </w:r>
         <w:r>
           <w:rPr>
@@ -18777,45 +18654,25 @@
       <w:r>
         <w:t xml:space="preserve">Bảng </w:t>
       </w:r>
-      <w:r>
-        <w:fldChar w:fldCharType="begin"/>
-      </w:r>
-      <w:r>
-        <w:instrText xml:space="preserve"> STYLEREF 1 \s </w:instrText>
-      </w:r>
-      <w:r>
-        <w:fldChar w:fldCharType="separate"/>
-      </w:r>
-      <w:r>
-        <w:rPr>
-          <w:noProof/>
-        </w:rPr>
-        <w:t>3</w:t>
-      </w:r>
-      <w:r>
-        <w:fldChar w:fldCharType="end"/>
-      </w:r>
+      <w:fldSimple w:instr=" STYLEREF 1 \s ">
+        <w:r>
+          <w:rPr>
+            <w:noProof/>
+          </w:rPr>
+          <w:t>3</w:t>
+        </w:r>
+      </w:fldSimple>
       <w:r>
         <w:noBreakHyphen/>
       </w:r>
-      <w:r>
-        <w:fldChar w:fldCharType="begin"/>
-      </w:r>
-      <w:r>
-        <w:instrText xml:space="preserve"> SEQ Bảng \* ARABIC \s 1 </w:instrText>
-      </w:r>
-      <w:r>
-        <w:fldChar w:fldCharType="separate"/>
-      </w:r>
-      <w:r>
-        <w:rPr>
-          <w:noProof/>
-        </w:rPr>
-        <w:t>5</w:t>
-      </w:r>
-      <w:r>
-        <w:fldChar w:fldCharType="end"/>
-      </w:r>
+      <w:fldSimple w:instr=" SEQ Bảng \* ARABIC \s 1 ">
+        <w:r>
+          <w:rPr>
+            <w:noProof/>
+          </w:rPr>
+          <w:t>5</w:t>
+        </w:r>
+      </w:fldSimple>
       <w:r>
         <w:rPr>
           <w:noProof/>
@@ -18876,56 +18733,36 @@
         <w:pStyle w:val="Caption"/>
         <w:spacing w:line="360" w:lineRule="auto"/>
       </w:pPr>
-      <w:bookmarkStart w:id="76" w:name="image37"/>
-      <w:bookmarkStart w:id="77" w:name="_Toc226927036"/>
+      <w:bookmarkStart w:id="76" w:name="_Toc226927036"/>
+      <w:bookmarkStart w:id="77" w:name="image37"/>
       <w:r>
         <w:t xml:space="preserve">Hình </w:t>
       </w:r>
-      <w:r>
-        <w:fldChar w:fldCharType="begin"/>
-      </w:r>
-      <w:r>
-        <w:instrText xml:space="preserve"> STYLEREF 1 \s </w:instrText>
-      </w:r>
-      <w:r>
-        <w:fldChar w:fldCharType="separate"/>
-      </w:r>
-      <w:r>
-        <w:rPr>
-          <w:noProof/>
-        </w:rPr>
-        <w:t>3</w:t>
-      </w:r>
-      <w:r>
-        <w:fldChar w:fldCharType="end"/>
-      </w:r>
+      <w:fldSimple w:instr=" STYLEREF 1 \s ">
+        <w:r>
+          <w:rPr>
+            <w:noProof/>
+          </w:rPr>
+          <w:t>3</w:t>
+        </w:r>
+      </w:fldSimple>
       <w:r>
         <w:noBreakHyphen/>
       </w:r>
-      <w:r>
-        <w:fldChar w:fldCharType="begin"/>
-      </w:r>
-      <w:r>
-        <w:instrText xml:space="preserve"> SEQ Hình \* ARABIC \s 1 </w:instrText>
-      </w:r>
-      <w:r>
-        <w:fldChar w:fldCharType="separate"/>
-      </w:r>
-      <w:r>
-        <w:rPr>
-          <w:noProof/>
-        </w:rPr>
-        <w:t>7</w:t>
-      </w:r>
-      <w:r>
-        <w:fldChar w:fldCharType="end"/>
-      </w:r>
+      <w:fldSimple w:instr=" SEQ Hình \* ARABIC \s 1 ">
+        <w:r>
+          <w:rPr>
+            <w:noProof/>
+          </w:rPr>
+          <w:t>7</w:t>
+        </w:r>
+      </w:fldSimple>
       <w:r>
         <w:t>: Sơ đồ tuần tự gia hạn thành viên</w:t>
       </w:r>
-      <w:bookmarkEnd w:id="77"/>
-    </w:p>
-    <w:bookmarkEnd w:id="76"/>
+      <w:bookmarkEnd w:id="76"/>
+    </w:p>
+    <w:bookmarkEnd w:id="77"/>
     <w:p>
       <w:pPr>
         <w:keepNext/>
@@ -19001,45 +18838,25 @@
       <w:r>
         <w:t xml:space="preserve">Hình </w:t>
       </w:r>
-      <w:r>
-        <w:fldChar w:fldCharType="begin"/>
-      </w:r>
-      <w:r>
-        <w:instrText xml:space="preserve"> STYLEREF 1 \s </w:instrText>
-      </w:r>
-      <w:r>
-        <w:fldChar w:fldCharType="separate"/>
-      </w:r>
-      <w:r>
-        <w:rPr>
-          <w:noProof/>
-        </w:rPr>
-        <w:t>3</w:t>
-      </w:r>
-      <w:r>
-        <w:fldChar w:fldCharType="end"/>
-      </w:r>
+      <w:fldSimple w:instr=" STYLEREF 1 \s ">
+        <w:r>
+          <w:rPr>
+            <w:noProof/>
+          </w:rPr>
+          <w:t>3</w:t>
+        </w:r>
+      </w:fldSimple>
       <w:r>
         <w:noBreakHyphen/>
       </w:r>
-      <w:r>
-        <w:fldChar w:fldCharType="begin"/>
-      </w:r>
-      <w:r>
-        <w:instrText xml:space="preserve"> SEQ Hình \* ARABIC \s 1 </w:instrText>
-      </w:r>
-      <w:r>
-        <w:fldChar w:fldCharType="separate"/>
-      </w:r>
-      <w:r>
-        <w:rPr>
-          <w:noProof/>
-        </w:rPr>
-        <w:t>8</w:t>
-      </w:r>
-      <w:r>
-        <w:fldChar w:fldCharType="end"/>
-      </w:r>
+      <w:fldSimple w:instr=" SEQ Hình \* ARABIC \s 1 ">
+        <w:r>
+          <w:rPr>
+            <w:noProof/>
+          </w:rPr>
+          <w:t>8</w:t>
+        </w:r>
+      </w:fldSimple>
       <w:r>
         <w:t>: Mail xác nhận đã thanh toán thành công</w:t>
       </w:r>
@@ -19123,19 +18940,7 @@
           <w:rPr>
             <w:rStyle w:val="Hyperlink"/>
           </w:rPr>
-          <w:t>hì</w:t>
-        </w:r>
-        <w:r>
-          <w:rPr>
-            <w:rStyle w:val="Hyperlink"/>
-          </w:rPr>
-          <w:t>n</w:t>
-        </w:r>
-        <w:r>
-          <w:rPr>
-            <w:rStyle w:val="Hyperlink"/>
-          </w:rPr>
-          <w:t>h 3.</w:t>
+          <w:t>hình 3.</w:t>
         </w:r>
         <w:r>
           <w:rPr>
@@ -19572,45 +19377,25 @@
       <w:r>
         <w:t xml:space="preserve">Bảng </w:t>
       </w:r>
-      <w:r>
-        <w:fldChar w:fldCharType="begin"/>
-      </w:r>
-      <w:r>
-        <w:instrText xml:space="preserve"> STYLEREF 1 \s </w:instrText>
-      </w:r>
-      <w:r>
-        <w:fldChar w:fldCharType="separate"/>
-      </w:r>
-      <w:r>
-        <w:rPr>
-          <w:noProof/>
-        </w:rPr>
-        <w:t>3</w:t>
-      </w:r>
-      <w:r>
-        <w:fldChar w:fldCharType="end"/>
-      </w:r>
+      <w:fldSimple w:instr=" STYLEREF 1 \s ">
+        <w:r>
+          <w:rPr>
+            <w:noProof/>
+          </w:rPr>
+          <w:t>3</w:t>
+        </w:r>
+      </w:fldSimple>
       <w:r>
         <w:noBreakHyphen/>
       </w:r>
-      <w:r>
-        <w:fldChar w:fldCharType="begin"/>
-      </w:r>
-      <w:r>
-        <w:instrText xml:space="preserve"> SEQ Bảng \* ARABIC \s 1 </w:instrText>
-      </w:r>
-      <w:r>
-        <w:fldChar w:fldCharType="separate"/>
-      </w:r>
-      <w:r>
-        <w:rPr>
-          <w:noProof/>
-        </w:rPr>
-        <w:t>6</w:t>
-      </w:r>
-      <w:r>
-        <w:fldChar w:fldCharType="end"/>
-      </w:r>
+      <w:fldSimple w:instr=" SEQ Bảng \* ARABIC \s 1 ">
+        <w:r>
+          <w:rPr>
+            <w:noProof/>
+          </w:rPr>
+          <w:t>6</w:t>
+        </w:r>
+      </w:fldSimple>
       <w:r>
         <w:rPr>
           <w:noProof/>
@@ -19670,56 +19455,36 @@
         <w:pStyle w:val="Caption"/>
         <w:spacing w:line="360" w:lineRule="auto"/>
       </w:pPr>
-      <w:bookmarkStart w:id="81" w:name="image39"/>
-      <w:bookmarkStart w:id="82" w:name="_Toc226927038"/>
+      <w:bookmarkStart w:id="81" w:name="_Toc226927038"/>
+      <w:bookmarkStart w:id="82" w:name="image39"/>
       <w:r>
         <w:t xml:space="preserve">Hình </w:t>
       </w:r>
-      <w:r>
-        <w:fldChar w:fldCharType="begin"/>
-      </w:r>
-      <w:r>
-        <w:instrText xml:space="preserve"> STYLEREF 1 \s </w:instrText>
-      </w:r>
-      <w:r>
-        <w:fldChar w:fldCharType="separate"/>
-      </w:r>
-      <w:r>
-        <w:rPr>
-          <w:noProof/>
-        </w:rPr>
-        <w:t>3</w:t>
-      </w:r>
-      <w:r>
-        <w:fldChar w:fldCharType="end"/>
-      </w:r>
+      <w:fldSimple w:instr=" STYLEREF 1 \s ">
+        <w:r>
+          <w:rPr>
+            <w:noProof/>
+          </w:rPr>
+          <w:t>3</w:t>
+        </w:r>
+      </w:fldSimple>
       <w:r>
         <w:noBreakHyphen/>
       </w:r>
-      <w:r>
-        <w:fldChar w:fldCharType="begin"/>
-      </w:r>
-      <w:r>
-        <w:instrText xml:space="preserve"> SEQ Hình \* ARABIC \s 1 </w:instrText>
-      </w:r>
-      <w:r>
-        <w:fldChar w:fldCharType="separate"/>
-      </w:r>
-      <w:r>
-        <w:rPr>
-          <w:noProof/>
-        </w:rPr>
-        <w:t>9</w:t>
-      </w:r>
-      <w:r>
-        <w:fldChar w:fldCharType="end"/>
-      </w:r>
+      <w:fldSimple w:instr=" SEQ Hình \* ARABIC \s 1 ">
+        <w:r>
+          <w:rPr>
+            <w:noProof/>
+          </w:rPr>
+          <w:t>9</w:t>
+        </w:r>
+      </w:fldSimple>
       <w:r>
         <w:t>: Sơ đồ tuần tự thanh toán lương</w:t>
       </w:r>
-      <w:bookmarkEnd w:id="82"/>
-    </w:p>
-    <w:bookmarkEnd w:id="81"/>
+      <w:bookmarkEnd w:id="81"/>
+    </w:p>
+    <w:bookmarkEnd w:id="82"/>
     <w:p>
       <w:pPr>
         <w:pStyle w:val="Heading4"/>
@@ -19747,19 +19512,7 @@
           <w:rPr>
             <w:rStyle w:val="Hyperlink"/>
           </w:rPr>
-          <w:t>xem hình</w:t>
-        </w:r>
-        <w:r>
-          <w:rPr>
-            <w:rStyle w:val="Hyperlink"/>
-          </w:rPr>
-          <w:t xml:space="preserve"> </w:t>
-        </w:r>
-        <w:r>
-          <w:rPr>
-            <w:rStyle w:val="Hyperlink"/>
-          </w:rPr>
-          <w:t>3.10</w:t>
+          <w:t>xem hình 3.10</w:t>
         </w:r>
       </w:hyperlink>
       <w:r>
@@ -20378,45 +20131,25 @@
         <w:lastRenderedPageBreak/>
         <w:t xml:space="preserve">Bảng </w:t>
       </w:r>
-      <w:r>
-        <w:fldChar w:fldCharType="begin"/>
-      </w:r>
-      <w:r>
-        <w:instrText xml:space="preserve"> STYLEREF 1 \s </w:instrText>
-      </w:r>
-      <w:r>
-        <w:fldChar w:fldCharType="separate"/>
-      </w:r>
-      <w:r>
-        <w:rPr>
-          <w:noProof/>
-        </w:rPr>
-        <w:t>3</w:t>
-      </w:r>
-      <w:r>
-        <w:fldChar w:fldCharType="end"/>
-      </w:r>
+      <w:fldSimple w:instr=" STYLEREF 1 \s ">
+        <w:r>
+          <w:rPr>
+            <w:noProof/>
+          </w:rPr>
+          <w:t>3</w:t>
+        </w:r>
+      </w:fldSimple>
       <w:r>
         <w:noBreakHyphen/>
       </w:r>
-      <w:r>
-        <w:fldChar w:fldCharType="begin"/>
-      </w:r>
-      <w:r>
-        <w:instrText xml:space="preserve"> SEQ Bảng \* ARABIC \s 1 </w:instrText>
-      </w:r>
-      <w:r>
-        <w:fldChar w:fldCharType="separate"/>
-      </w:r>
-      <w:r>
-        <w:rPr>
-          <w:noProof/>
-        </w:rPr>
-        <w:t>7</w:t>
-      </w:r>
-      <w:r>
-        <w:fldChar w:fldCharType="end"/>
-      </w:r>
+      <w:fldSimple w:instr=" SEQ Bảng \* ARABIC \s 1 ">
+        <w:r>
+          <w:rPr>
+            <w:noProof/>
+          </w:rPr>
+          <w:t>7</w:t>
+        </w:r>
+      </w:fldSimple>
       <w:r>
         <w:rPr>
           <w:noProof/>
@@ -20476,56 +20209,36 @@
         <w:pStyle w:val="Caption"/>
         <w:spacing w:line="360" w:lineRule="auto"/>
       </w:pPr>
-      <w:bookmarkStart w:id="84" w:name="image310"/>
-      <w:bookmarkStart w:id="85" w:name="_Toc226927039"/>
+      <w:bookmarkStart w:id="84" w:name="_Toc226927039"/>
+      <w:bookmarkStart w:id="85" w:name="image310"/>
       <w:r>
         <w:t xml:space="preserve">Hình </w:t>
       </w:r>
-      <w:r>
-        <w:fldChar w:fldCharType="begin"/>
-      </w:r>
-      <w:r>
-        <w:instrText xml:space="preserve"> STYLEREF 1 \s </w:instrText>
-      </w:r>
-      <w:r>
-        <w:fldChar w:fldCharType="separate"/>
-      </w:r>
-      <w:r>
-        <w:rPr>
-          <w:noProof/>
-        </w:rPr>
-        <w:t>3</w:t>
-      </w:r>
-      <w:r>
-        <w:fldChar w:fldCharType="end"/>
-      </w:r>
+      <w:fldSimple w:instr=" STYLEREF 1 \s ">
+        <w:r>
+          <w:rPr>
+            <w:noProof/>
+          </w:rPr>
+          <w:t>3</w:t>
+        </w:r>
+      </w:fldSimple>
       <w:r>
         <w:noBreakHyphen/>
       </w:r>
-      <w:r>
-        <w:fldChar w:fldCharType="begin"/>
-      </w:r>
-      <w:r>
-        <w:instrText xml:space="preserve"> SEQ Hình \* ARABIC \s 1 </w:instrText>
-      </w:r>
-      <w:r>
-        <w:fldChar w:fldCharType="separate"/>
-      </w:r>
-      <w:r>
-        <w:rPr>
-          <w:noProof/>
-        </w:rPr>
-        <w:t>10</w:t>
-      </w:r>
-      <w:r>
-        <w:fldChar w:fldCharType="end"/>
-      </w:r>
+      <w:fldSimple w:instr=" SEQ Hình \* ARABIC \s 1 ">
+        <w:r>
+          <w:rPr>
+            <w:noProof/>
+          </w:rPr>
+          <w:t>10</w:t>
+        </w:r>
+      </w:fldSimple>
       <w:r>
         <w:t>: Sơ đồ tuần tự thêm lịch trình tập luyện</w:t>
       </w:r>
-      <w:bookmarkEnd w:id="85"/>
-    </w:p>
-    <w:bookmarkEnd w:id="84"/>
+      <w:bookmarkEnd w:id="84"/>
+    </w:p>
+    <w:bookmarkEnd w:id="85"/>
     <w:p>
       <w:pPr>
         <w:pStyle w:val="Heading4"/>
@@ -20565,51 +20278,27 @@
           <w:rPr>
             <w:rStyle w:val="Hyperlink"/>
           </w:rPr>
-          <w:t xml:space="preserve">xem </w:t>
-        </w:r>
+          <w:t>xem hình 3.11</w:t>
+        </w:r>
+      </w:hyperlink>
+      <w:r>
+        <w:t>)</w:t>
+      </w:r>
+      <w:r>
+        <w:t xml:space="preserve"> </w:t>
+      </w:r>
+      <w:r>
+        <w:t>sẽ giúp rất nhiều cho quản trị viên nắm bắt được tình hình tài chính</w:t>
+      </w:r>
+      <w:r>
+        <w:t xml:space="preserve"> (</w:t>
+      </w:r>
+      <w:hyperlink w:anchor="image326" w:history="1">
         <w:r>
           <w:rPr>
             <w:rStyle w:val="Hyperlink"/>
           </w:rPr>
-          <w:t>h</w:t>
-        </w:r>
-        <w:r>
-          <w:rPr>
-            <w:rStyle w:val="Hyperlink"/>
-          </w:rPr>
-          <w:t>ình 3.11</w:t>
-        </w:r>
-      </w:hyperlink>
-      <w:r>
-        <w:t>)</w:t>
-      </w:r>
-      <w:r>
-        <w:t xml:space="preserve"> </w:t>
-      </w:r>
-      <w:r>
-        <w:t>sẽ giúp rất nhiều cho quản trị viên nắm bắt được tình hình tài chính</w:t>
-      </w:r>
-      <w:r>
-        <w:t xml:space="preserve"> (</w:t>
-      </w:r>
-      <w:hyperlink w:anchor="image326" w:history="1">
-        <w:r>
-          <w:rPr>
-            <w:rStyle w:val="Hyperlink"/>
-          </w:rPr>
-          <w:t>xem hìn</w:t>
-        </w:r>
-        <w:r>
-          <w:rPr>
-            <w:rStyle w:val="Hyperlink"/>
-          </w:rPr>
-          <w:t>h</w:t>
-        </w:r>
-        <w:r>
-          <w:rPr>
-            <w:rStyle w:val="Hyperlink"/>
-          </w:rPr>
-          <w:t xml:space="preserve"> 3.26</w:t>
+          <w:t>xem hình 3.26</w:t>
         </w:r>
       </w:hyperlink>
       <w:r>
@@ -21118,45 +20807,25 @@
       <w:r>
         <w:t xml:space="preserve">Bảng </w:t>
       </w:r>
-      <w:r>
-        <w:fldChar w:fldCharType="begin"/>
-      </w:r>
-      <w:r>
-        <w:instrText xml:space="preserve"> STYLEREF 1 \s </w:instrText>
-      </w:r>
-      <w:r>
-        <w:fldChar w:fldCharType="separate"/>
-      </w:r>
-      <w:r>
-        <w:rPr>
-          <w:noProof/>
-        </w:rPr>
-        <w:t>3</w:t>
-      </w:r>
-      <w:r>
-        <w:fldChar w:fldCharType="end"/>
-      </w:r>
+      <w:fldSimple w:instr=" STYLEREF 1 \s ">
+        <w:r>
+          <w:rPr>
+            <w:noProof/>
+          </w:rPr>
+          <w:t>3</w:t>
+        </w:r>
+      </w:fldSimple>
       <w:r>
         <w:noBreakHyphen/>
       </w:r>
-      <w:r>
-        <w:fldChar w:fldCharType="begin"/>
-      </w:r>
-      <w:r>
-        <w:instrText xml:space="preserve"> SEQ Bảng \* ARABIC \s 1 </w:instrText>
-      </w:r>
-      <w:r>
-        <w:fldChar w:fldCharType="separate"/>
-      </w:r>
-      <w:r>
-        <w:rPr>
-          <w:noProof/>
-        </w:rPr>
-        <w:t>8</w:t>
-      </w:r>
-      <w:r>
-        <w:fldChar w:fldCharType="end"/>
-      </w:r>
+      <w:fldSimple w:instr=" SEQ Bảng \* ARABIC \s 1 ">
+        <w:r>
+          <w:rPr>
+            <w:noProof/>
+          </w:rPr>
+          <w:t>8</w:t>
+        </w:r>
+      </w:fldSimple>
       <w:r>
         <w:rPr>
           <w:noProof/>
@@ -21217,64 +20886,44 @@
         <w:pStyle w:val="Caption"/>
         <w:spacing w:line="360" w:lineRule="auto"/>
       </w:pPr>
-      <w:bookmarkStart w:id="87" w:name="image311"/>
-      <w:bookmarkStart w:id="88" w:name="_Toc226927040"/>
+      <w:bookmarkStart w:id="87" w:name="_Toc226927040"/>
+      <w:bookmarkStart w:id="88" w:name="image311"/>
       <w:r>
         <w:t xml:space="preserve">Hình </w:t>
       </w:r>
-      <w:r>
-        <w:fldChar w:fldCharType="begin"/>
-      </w:r>
-      <w:r>
-        <w:instrText xml:space="preserve"> STYLEREF 1 \s </w:instrText>
-      </w:r>
-      <w:r>
-        <w:fldChar w:fldCharType="separate"/>
-      </w:r>
-      <w:r>
-        <w:rPr>
-          <w:noProof/>
-        </w:rPr>
-        <w:t>3</w:t>
-      </w:r>
-      <w:r>
-        <w:fldChar w:fldCharType="end"/>
-      </w:r>
+      <w:fldSimple w:instr=" STYLEREF 1 \s ">
+        <w:r>
+          <w:rPr>
+            <w:noProof/>
+          </w:rPr>
+          <w:t>3</w:t>
+        </w:r>
+      </w:fldSimple>
       <w:r>
         <w:noBreakHyphen/>
       </w:r>
-      <w:r>
-        <w:fldChar w:fldCharType="begin"/>
-      </w:r>
-      <w:r>
-        <w:instrText xml:space="preserve"> SEQ Hình \* ARABIC \s 1 </w:instrText>
-      </w:r>
-      <w:r>
-        <w:fldChar w:fldCharType="separate"/>
-      </w:r>
-      <w:r>
-        <w:rPr>
-          <w:noProof/>
-        </w:rPr>
-        <w:t>11</w:t>
-      </w:r>
-      <w:r>
-        <w:fldChar w:fldCharType="end"/>
-      </w:r>
+      <w:fldSimple w:instr=" SEQ Hình \* ARABIC \s 1 ">
+        <w:r>
+          <w:rPr>
+            <w:noProof/>
+          </w:rPr>
+          <w:t>11</w:t>
+        </w:r>
+      </w:fldSimple>
       <w:r>
         <w:t>: Sơ đồ tuần tự báo cáo thống kê</w:t>
       </w:r>
+      <w:bookmarkEnd w:id="87"/>
+    </w:p>
+    <w:p>
+      <w:pPr>
+        <w:pStyle w:val="Heading2"/>
+        <w:rPr>
+          <w:lang w:val="vi-VN"/>
+        </w:rPr>
+      </w:pPr>
+      <w:bookmarkStart w:id="89" w:name="_Toc226927103"/>
       <w:bookmarkEnd w:id="88"/>
-    </w:p>
-    <w:p>
-      <w:pPr>
-        <w:pStyle w:val="Heading2"/>
-        <w:rPr>
-          <w:lang w:val="vi-VN"/>
-        </w:rPr>
-      </w:pPr>
-      <w:bookmarkStart w:id="89" w:name="_Toc226927103"/>
-      <w:bookmarkEnd w:id="87"/>
       <w:r>
         <w:rPr>
           <w:lang w:val="vi-VN"/>
@@ -21364,45 +21013,25 @@
       <w:r>
         <w:t xml:space="preserve">Hình </w:t>
       </w:r>
-      <w:r>
-        <w:fldChar w:fldCharType="begin"/>
-      </w:r>
-      <w:r>
-        <w:instrText xml:space="preserve"> STYLEREF 1 \s </w:instrText>
-      </w:r>
-      <w:r>
-        <w:fldChar w:fldCharType="separate"/>
-      </w:r>
-      <w:r>
-        <w:rPr>
-          <w:noProof/>
-        </w:rPr>
-        <w:t>3</w:t>
-      </w:r>
-      <w:r>
-        <w:fldChar w:fldCharType="end"/>
-      </w:r>
+      <w:fldSimple w:instr=" STYLEREF 1 \s ">
+        <w:r>
+          <w:rPr>
+            <w:noProof/>
+          </w:rPr>
+          <w:t>3</w:t>
+        </w:r>
+      </w:fldSimple>
       <w:r>
         <w:noBreakHyphen/>
       </w:r>
-      <w:r>
-        <w:fldChar w:fldCharType="begin"/>
-      </w:r>
-      <w:r>
-        <w:instrText xml:space="preserve"> SEQ Hình \* ARABIC \s 1 </w:instrText>
-      </w:r>
-      <w:r>
-        <w:fldChar w:fldCharType="separate"/>
-      </w:r>
-      <w:r>
-        <w:rPr>
-          <w:noProof/>
-        </w:rPr>
-        <w:t>12</w:t>
-      </w:r>
-      <w:r>
-        <w:fldChar w:fldCharType="end"/>
-      </w:r>
+      <w:fldSimple w:instr=" SEQ Hình \* ARABIC \s 1 ">
+        <w:r>
+          <w:rPr>
+            <w:noProof/>
+          </w:rPr>
+          <w:t>12</w:t>
+        </w:r>
+      </w:fldSimple>
       <w:r>
         <w:t xml:space="preserve">: Sơ đồ </w:t>
       </w:r>
@@ -21583,45 +21212,25 @@
       <w:r>
         <w:t xml:space="preserve">Hình </w:t>
       </w:r>
-      <w:r>
-        <w:fldChar w:fldCharType="begin"/>
-      </w:r>
-      <w:r>
-        <w:instrText xml:space="preserve"> STYLEREF 1 \s </w:instrText>
-      </w:r>
-      <w:r>
-        <w:fldChar w:fldCharType="separate"/>
-      </w:r>
-      <w:r>
-        <w:rPr>
-          <w:noProof/>
-        </w:rPr>
-        <w:t>3</w:t>
-      </w:r>
-      <w:r>
-        <w:fldChar w:fldCharType="end"/>
-      </w:r>
+      <w:fldSimple w:instr=" STYLEREF 1 \s ">
+        <w:r>
+          <w:rPr>
+            <w:noProof/>
+          </w:rPr>
+          <w:t>3</w:t>
+        </w:r>
+      </w:fldSimple>
       <w:r>
         <w:noBreakHyphen/>
       </w:r>
-      <w:r>
-        <w:fldChar w:fldCharType="begin"/>
-      </w:r>
-      <w:r>
-        <w:instrText xml:space="preserve"> SEQ Hình \* ARABIC \s 1 </w:instrText>
-      </w:r>
-      <w:r>
-        <w:fldChar w:fldCharType="separate"/>
-      </w:r>
-      <w:r>
-        <w:rPr>
-          <w:noProof/>
-        </w:rPr>
-        <w:t>13</w:t>
-      </w:r>
-      <w:r>
-        <w:fldChar w:fldCharType="end"/>
-      </w:r>
+      <w:fldSimple w:instr=" SEQ Hình \* ARABIC \s 1 ">
+        <w:r>
+          <w:rPr>
+            <w:noProof/>
+          </w:rPr>
+          <w:t>13</w:t>
+        </w:r>
+      </w:fldSimple>
       <w:r>
         <w:rPr>
           <w:lang w:val="en-US"/>
@@ -21696,13 +21305,7 @@
         <w:rPr>
           <w:lang w:val="en-US"/>
         </w:rPr>
-        <w:t xml:space="preserve"> thiết kế tách biệt bảng tổng quát và các bảng chi tiết. </w:t>
-      </w:r>
-      <w:r>
-        <w:rPr>
-          <w:lang w:val="en-US"/>
-        </w:rPr>
-        <w:t xml:space="preserve">Bảng Account là cơ sở lưu trữ thông tin chung của tất cả người dùng, trong khi các thuộc tính riêng biệt của từng đối tượng được tổng hợp và tạo thành các bảng riêng (Admin, Staff, Customer) phù hợp với từng đối tượng trong hệ thống. </w:t>
+        <w:t xml:space="preserve"> thiết kế tách biệt bảng tổng quát và các bảng chi tiết. Bảng Account là cơ sở lưu trữ thông tin chung của tất cả người dùng, trong khi các thuộc tính riêng biệt của từng đối tượng được tổng hợp và tạo thành các bảng riêng (Admin, Staff, Customer) phù hợp với từng đối tượng trong hệ thống. </w:t>
       </w:r>
       <w:r>
         <w:rPr>
@@ -21753,13 +21356,7 @@
         <w:rPr>
           <w:lang w:val="en-US"/>
         </w:rPr>
-        <w:t xml:space="preserve"> này giúp tránh bị trùng lặp </w:t>
-      </w:r>
-      <w:r>
-        <w:rPr>
-          <w:lang w:val="en-US"/>
-        </w:rPr>
-        <w:t>dữ liệu</w:t>
+        <w:t xml:space="preserve"> này giúp tránh bị trùng lặp dữ liệu</w:t>
       </w:r>
       <w:r>
         <w:rPr>
@@ -21858,45 +21455,25 @@
       <w:r>
         <w:t xml:space="preserve">Hình </w:t>
       </w:r>
-      <w:r>
-        <w:fldChar w:fldCharType="begin"/>
-      </w:r>
-      <w:r>
-        <w:instrText xml:space="preserve"> STYLEREF 1 \s </w:instrText>
-      </w:r>
-      <w:r>
-        <w:fldChar w:fldCharType="separate"/>
-      </w:r>
-      <w:r>
-        <w:rPr>
-          <w:noProof/>
-        </w:rPr>
-        <w:t>3</w:t>
-      </w:r>
-      <w:r>
-        <w:fldChar w:fldCharType="end"/>
-      </w:r>
+      <w:fldSimple w:instr=" STYLEREF 1 \s ">
+        <w:r>
+          <w:rPr>
+            <w:noProof/>
+          </w:rPr>
+          <w:t>3</w:t>
+        </w:r>
+      </w:fldSimple>
       <w:r>
         <w:noBreakHyphen/>
       </w:r>
-      <w:r>
-        <w:fldChar w:fldCharType="begin"/>
-      </w:r>
-      <w:r>
-        <w:instrText xml:space="preserve"> SEQ Hình \* ARABIC \s 1 </w:instrText>
-      </w:r>
-      <w:r>
-        <w:fldChar w:fldCharType="separate"/>
-      </w:r>
-      <w:r>
-        <w:rPr>
-          <w:noProof/>
-        </w:rPr>
-        <w:t>14</w:t>
-      </w:r>
-      <w:r>
-        <w:fldChar w:fldCharType="end"/>
-      </w:r>
+      <w:fldSimple w:instr=" SEQ Hình \* ARABIC \s 1 ">
+        <w:r>
+          <w:rPr>
+            <w:noProof/>
+          </w:rPr>
+          <w:t>14</w:t>
+        </w:r>
+      </w:fldSimple>
       <w:r>
         <w:rPr>
           <w:lang w:val="en-US"/>
@@ -22211,45 +21788,25 @@
       <w:r>
         <w:t xml:space="preserve">Hình </w:t>
       </w:r>
-      <w:r>
-        <w:fldChar w:fldCharType="begin"/>
-      </w:r>
-      <w:r>
-        <w:instrText xml:space="preserve"> STYLEREF 1 \s </w:instrText>
-      </w:r>
-      <w:r>
-        <w:fldChar w:fldCharType="separate"/>
-      </w:r>
-      <w:r>
-        <w:rPr>
-          <w:noProof/>
-        </w:rPr>
-        <w:t>3</w:t>
-      </w:r>
-      <w:r>
-        <w:fldChar w:fldCharType="end"/>
-      </w:r>
+      <w:fldSimple w:instr=" STYLEREF 1 \s ">
+        <w:r>
+          <w:rPr>
+            <w:noProof/>
+          </w:rPr>
+          <w:t>3</w:t>
+        </w:r>
+      </w:fldSimple>
       <w:r>
         <w:noBreakHyphen/>
       </w:r>
-      <w:r>
-        <w:fldChar w:fldCharType="begin"/>
-      </w:r>
-      <w:r>
-        <w:instrText xml:space="preserve"> SEQ Hình \* ARABIC \s 1 </w:instrText>
-      </w:r>
-      <w:r>
-        <w:fldChar w:fldCharType="separate"/>
-      </w:r>
-      <w:r>
-        <w:rPr>
-          <w:noProof/>
-        </w:rPr>
-        <w:t>15</w:t>
-      </w:r>
-      <w:r>
-        <w:fldChar w:fldCharType="end"/>
-      </w:r>
+      <w:fldSimple w:instr=" SEQ Hình \* ARABIC \s 1 ">
+        <w:r>
+          <w:rPr>
+            <w:noProof/>
+          </w:rPr>
+          <w:t>15</w:t>
+        </w:r>
+      </w:fldSimple>
       <w:r>
         <w:rPr>
           <w:lang w:val="en-US"/>
@@ -22261,6 +21818,7 @@
     <w:p>
       <w:pPr>
         <w:ind w:firstLine="540"/>
+        <w:jc w:val="both"/>
         <w:rPr>
           <w:lang w:val="en-US"/>
         </w:rPr>
@@ -22294,6 +21852,9 @@
     </w:p>
     <w:p>
       <w:pPr>
+        <w:spacing w:after="0"/>
+        <w:ind w:firstLine="540"/>
+        <w:jc w:val="both"/>
         <w:rPr>
           <w:rFonts w:cs="Times New Roman"/>
           <w:lang w:val="en-US"/>
@@ -22304,229 +21865,2710 @@
           <w:rFonts w:cs="Times New Roman"/>
           <w:lang w:val="en-US"/>
         </w:rPr>
-        <w:t xml:space="preserve">Đây là kiến trúc microservices containerized chạy trên AWS với các đặc điểm: </w:t>
-      </w:r>
-    </w:p>
-    <w:p>
-      <w:pPr>
-        <w:pStyle w:val="ListParagraph"/>
-        <w:numPr>
-          <w:ilvl w:val="0"/>
-          <w:numId w:val="21"/>
-        </w:numPr>
-        <w:spacing w:line="360" w:lineRule="auto"/>
-      </w:pPr>
-      <w:r>
-        <w:t>Có 3</w:t>
-      </w:r>
-      <w:r>
-        <w:t xml:space="preserve"> microservices Spring Boot: gym-server, user-server, ai-server</w:t>
-      </w:r>
-      <w:r>
-        <w:t>.</w:t>
-      </w:r>
-      <w:r>
-        <w:t xml:space="preserve"> Tương ứng với các services thì có các </w:t>
-      </w:r>
-      <w:r>
-        <w:t>Database riêng biệt cho từng service</w:t>
-      </w:r>
-      <w:r>
-        <w:t>.</w:t>
-      </w:r>
-    </w:p>
-    <w:p>
-      <w:pPr>
-        <w:pStyle w:val="ListParagraph"/>
-        <w:numPr>
-          <w:ilvl w:val="0"/>
-          <w:numId w:val="21"/>
-        </w:numPr>
-        <w:spacing w:line="360" w:lineRule="auto"/>
-      </w:pPr>
-      <w:r>
-        <w:t xml:space="preserve">Container hóa bằng Docker </w:t>
-      </w:r>
-      <w:r>
-        <w:t xml:space="preserve">rồi </w:t>
-      </w:r>
-      <w:r>
-        <w:t>triển khai trên Amazon ECS (Fargate</w:t>
-      </w:r>
-      <w:r>
-        <w:t>/</w:t>
-      </w:r>
-      <w:r>
-        <w:t>EC2)</w:t>
-      </w:r>
-      <w:r>
-        <w:t>.</w:t>
-      </w:r>
-    </w:p>
-    <w:p>
-      <w:pPr>
-        <w:pStyle w:val="ListParagraph"/>
-        <w:numPr>
-          <w:ilvl w:val="0"/>
-          <w:numId w:val="21"/>
-        </w:numPr>
-        <w:spacing w:line="360" w:lineRule="auto"/>
-      </w:pPr>
-      <w:r>
-        <w:t>Mạng VPC tách biệt Public Subnet và Private Subne</w:t>
-      </w:r>
-      <w:r>
-        <w:t>t.</w:t>
-      </w:r>
-    </w:p>
-    <w:p>
-      <w:pPr>
-        <w:pStyle w:val="ListParagraph"/>
-        <w:numPr>
-          <w:ilvl w:val="0"/>
-          <w:numId w:val="21"/>
-        </w:numPr>
-        <w:spacing w:line="360" w:lineRule="auto"/>
-      </w:pPr>
-      <w:r>
-        <w:t>Application Load Balancer</w:t>
-      </w:r>
-      <w:r>
-        <w:t xml:space="preserve"> </w:t>
-      </w:r>
-      <w:r>
-        <w:t>+ CDN (ALB + CloudFront)</w:t>
-      </w:r>
-      <w:r>
-        <w:t xml:space="preserve">. </w:t>
-      </w:r>
-    </w:p>
-    <w:p>
-      <w:pPr>
-        <w:pStyle w:val="ListParagraph"/>
-        <w:numPr>
-          <w:ilvl w:val="0"/>
-          <w:numId w:val="21"/>
-        </w:numPr>
-        <w:spacing w:line="360" w:lineRule="auto"/>
-      </w:pPr>
+        <w:t xml:space="preserve">Hệ thống được xây dựng dựa trên kiến trúc Microservices kết hợp cùng công nghệ Containerization, nhằm tối ưu hóa khả năng vận hành và mở rộng trên nền tảng điện toán đám mây AWS. Cấu trúc lõi bao gồm ba dịch vụ chính: user-server đảm nhiệm chứng thực người dùng, gym-server xử lý nghiệp vụ vận hành và ai-server tập trung đưa ra chế độ dinh dưỡng và kế hoạch tập luyện theo cá nhân hóa. Điểm cốt lõi trong thiết kế này là việc áp dụng mô hình Database per Service, đảm bảo tính độc </w:t>
+      </w:r>
+      <w:r>
+        <w:rPr>
+          <w:rFonts w:cs="Times New Roman"/>
+          <w:lang w:val="en-US"/>
+        </w:rPr>
+        <w:lastRenderedPageBreak/>
+        <w:t>lập tuyệt đối giữa các miền dữ liệu, giúp hạn chế sự phụ thuộc và cho phép mỗi dịch vụ lựa chọn loại cơ sở dữ liệu tối ưu nhất cho tính chất đặc thù công việc.</w:t>
+      </w:r>
     </w:p>
     <w:p>
       <w:pPr>
         <w:spacing w:after="0"/>
-        <w:rPr>
+        <w:ind w:firstLine="540"/>
+        <w:jc w:val="both"/>
+        <w:rPr>
+          <w:rFonts w:cs="Times New Roman"/>
           <w:lang w:val="en-US"/>
         </w:rPr>
       </w:pPr>
       <w:r>
         <w:rPr>
+          <w:rFonts w:cs="Times New Roman"/>
           <w:lang w:val="en-US"/>
         </w:rPr>
-        <w:t>Ưu điểm của kiến trúc này:</w:t>
-      </w:r>
-    </w:p>
-    <w:p>
-      <w:pPr>
-        <w:pStyle w:val="ListParagraph"/>
-        <w:numPr>
-          <w:ilvl w:val="0"/>
-          <w:numId w:val="24"/>
-        </w:numPr>
-        <w:spacing w:line="360" w:lineRule="auto"/>
-      </w:pPr>
-      <w:r>
-        <w:t xml:space="preserve">Security cao: Private Subnet </w:t>
-      </w:r>
-      <w:r>
-        <w:t xml:space="preserve">+ </w:t>
-      </w:r>
-      <w:r>
-        <w:t>NAT Gateway + Security Group (ngầm).</w:t>
-      </w:r>
-    </w:p>
-    <w:p>
-      <w:pPr>
-        <w:pStyle w:val="ListParagraph"/>
-        <w:numPr>
-          <w:ilvl w:val="0"/>
-          <w:numId w:val="24"/>
-        </w:numPr>
-        <w:spacing w:line="360" w:lineRule="auto"/>
-      </w:pPr>
-      <w:r>
-        <w:t>Scalable: ALB + ECS Service + Auto Scaling.</w:t>
-      </w:r>
-    </w:p>
-    <w:p>
-      <w:pPr>
-        <w:pStyle w:val="ListParagraph"/>
-        <w:numPr>
-          <w:ilvl w:val="0"/>
-          <w:numId w:val="24"/>
-        </w:numPr>
-        <w:spacing w:line="360" w:lineRule="auto"/>
-      </w:pPr>
-      <w:r>
-        <w:t>Hiệu năng</w:t>
-      </w:r>
-      <w:r>
-        <w:t>: CloudFront giảm latency cho static content.</w:t>
-      </w:r>
-    </w:p>
-    <w:p>
-      <w:pPr>
-        <w:pStyle w:val="ListParagraph"/>
-        <w:numPr>
-          <w:ilvl w:val="0"/>
-          <w:numId w:val="24"/>
-        </w:numPr>
-        <w:spacing w:line="360" w:lineRule="auto"/>
-      </w:pPr>
-      <w:r>
-        <w:t xml:space="preserve">Isolation: 3 service + 3 DB riêng </w:t>
-      </w:r>
-      <w:r>
-        <w:t>-&gt;</w:t>
-      </w:r>
-      <w:r>
-        <w:t xml:space="preserve"> dễ scale độc lập (đặc biệt ai-service có thể nặng GPU)</w:t>
-      </w:r>
-      <w:r>
-        <w:t>.</w:t>
-      </w:r>
-    </w:p>
-    <w:p>
-      <w:pPr>
-        <w:pStyle w:val="ListParagraph"/>
-        <w:numPr>
-          <w:ilvl w:val="0"/>
-          <w:numId w:val="24"/>
-        </w:numPr>
-        <w:spacing w:line="360" w:lineRule="auto"/>
-      </w:pPr>
-      <w:r>
-        <w:t>Observability: CloudWatch Logs tập trung.</w:t>
-      </w:r>
-    </w:p>
-    <w:p>
-      <w:pPr>
-        <w:pStyle w:val="ListParagraph"/>
-        <w:numPr>
-          <w:ilvl w:val="0"/>
-          <w:numId w:val="24"/>
-        </w:numPr>
-        <w:spacing w:line="360" w:lineRule="auto"/>
-      </w:pPr>
-      <w:r>
-        <w:t>IaC ready: Dễ dùng CloudFormation hoặc Terraform.</w:t>
-      </w:r>
-    </w:p>
-    <w:p>
-      <w:pPr>
-        <w:rPr>
+        <w:t xml:space="preserve">Toàn bộ các dịch vụ được đóng gói bằng Docker và quản lý bởi Amazon ECR. Việc lựa chọn ECS (chạy trên Fargate) cho phép hệ thống tự động hóa quy trình triển khai và quản lý vòng đời của các container một cách hiệu quả. Về mặt hạ tầng mạng, hệ thống được đặt trong một VPC với thiết kế phân lớp nghiêm ngặt: các thành phần như ALB và </w:t>
+      </w:r>
+      <w:r>
+        <w:rPr>
+          <w:rFonts w:cs="Times New Roman"/>
           <w:lang w:val="en-US"/>
         </w:rPr>
-      </w:pPr>
+        <w:t>CloudFront</w:t>
+      </w:r>
+      <w:r>
+        <w:rPr>
+          <w:rFonts w:cs="Times New Roman"/>
+          <w:lang w:val="en-US"/>
+        </w:rPr>
+        <w:t xml:space="preserve"> nằm tại Public Subnet để tiếp nhận lưu lượng truy cập, trong khi toàn bộ ứng dụng và cơ sở dữ liệu được cô lập bên trong Private Subnet. Cách tiếp cận này kết hợp cùng NAT Gateway và các lớp Security Group tạo nên một rào cản bảo mật vững chắc, ngăn chặn các truy cập trái phép từ Internet trực tiếp vào tài nguyên hệ thống.</w:t>
+      </w:r>
+    </w:p>
+    <w:p>
+      <w:pPr>
+        <w:spacing w:after="0"/>
+        <w:ind w:firstLine="540"/>
+        <w:jc w:val="both"/>
+        <w:rPr>
+          <w:lang w:val="en-US"/>
+        </w:rPr>
+      </w:pPr>
+      <w:r>
+        <w:rPr>
+          <w:rFonts w:cs="Times New Roman"/>
+          <w:lang w:val="en-US"/>
+        </w:rPr>
+        <w:t>Ưu thế vượt trội của kiến trúc này nằm ở khả năng mở rộng linh và hiệu năng vận hành. Sự kết hợp giữa ALB và ECS Auto Scaling giúp hệ thống có thể tự động điều chỉnh tài nguyên dựa trên tải thực tế. Để đảm bảo khả năng giám sát, hệ thống tận dụng CloudWatch Logs để tập trung hóa dữ liệu nhật ký, giúp khi phát triển, triển khai dễ dàng theo dõi và xử lý sự cố. Cuối cùng, việc thiết kế hạ tầng theo hướng IaC thông qua các công cụ như CloudFormation không chỉ giúp chuẩn hóa quy trình triển khai mà còn đảm bảo tính nhất quán và khả năng tái lập của hệ thống trong các môi trường khác nhau.</w:t>
+      </w:r>
+    </w:p>
+    <w:p>
+      <w:pPr>
+        <w:pStyle w:val="Heading3"/>
+      </w:pPr>
+      <w:bookmarkStart w:id="98" w:name="_Toc226927107"/>
+      <w:r>
+        <w:t>Chức năng của các thành phần</w:t>
+      </w:r>
+      <w:bookmarkEnd w:id="98"/>
+    </w:p>
+    <w:p>
+      <w:pPr>
+        <w:spacing w:after="0"/>
+        <w:ind w:firstLine="540"/>
+        <w:jc w:val="both"/>
+        <w:rPr>
+          <w:lang w:val="en-US"/>
+        </w:rPr>
+      </w:pPr>
+      <w:r>
+        <w:rPr>
+          <w:lang w:val="en-US"/>
+        </w:rPr>
+        <w:t>Để hiện thực hóa kiến trúc Microservices đã đề xuất, việc lựa chọn một nền tảng điện toán đám mây đủ mạnh mẽ và linh hoạt là yếu tố tiên quyết. Sau khi phân tích các yêu cầu về khả năng mở rộng, tính sẵn sàng cao và hỗ trợ tốt cho các tác, hệ thống đã được quyết định triển khai trên nền tảng Amazon Web Services (AWS). Dưới đây là bảng tổng hợp các thành phần cốt lõi và dịch vụ AWS được sử dụng trong hệ thống, kèm theo vai trò, chức năng cụ thể của từng thành phần trong quy trình vận hành.</w:t>
+      </w:r>
+    </w:p>
+    <w:tbl>
+      <w:tblPr>
+        <w:tblW w:w="8777" w:type="dxa"/>
+        <w:tblLook w:val="04A0" w:firstRow="1" w:lastRow="0" w:firstColumn="1" w:lastColumn="0" w:noHBand="0" w:noVBand="1"/>
+      </w:tblPr>
+      <w:tblGrid>
+        <w:gridCol w:w="2065"/>
+        <w:gridCol w:w="1260"/>
+        <w:gridCol w:w="3241"/>
+        <w:gridCol w:w="2211"/>
+      </w:tblGrid>
+      <w:tr>
+        <w:trPr>
+          <w:trHeight w:val="330"/>
+        </w:trPr>
+        <w:tc>
+          <w:tcPr>
+            <w:tcW w:w="2065" w:type="dxa"/>
+            <w:tcBorders>
+              <w:top w:val="single" w:sz="4" w:space="0" w:color="auto"/>
+              <w:left w:val="single" w:sz="4" w:space="0" w:color="auto"/>
+              <w:bottom w:val="single" w:sz="4" w:space="0" w:color="auto"/>
+              <w:right w:val="single" w:sz="4" w:space="0" w:color="auto"/>
+            </w:tcBorders>
+            <w:noWrap/>
+            <w:vAlign w:val="center"/>
+            <w:hideMark/>
+          </w:tcPr>
+          <w:p>
+            <w:pPr>
+              <w:spacing w:after="0" w:line="240" w:lineRule="auto"/>
+              <w:jc w:val="center"/>
+              <w:rPr>
+                <w:rFonts w:eastAsia="Times New Roman" w:cs="Times New Roman"/>
+                <w:b/>
+                <w:bCs/>
+                <w:color w:val="000000"/>
+                <w:szCs w:val="26"/>
+                <w:lang w:val="en-US"/>
+              </w:rPr>
+            </w:pPr>
+            <w:r>
+              <w:rPr>
+                <w:rFonts w:eastAsia="Times New Roman" w:cs="Times New Roman"/>
+                <w:b/>
+                <w:bCs/>
+                <w:color w:val="000000"/>
+                <w:szCs w:val="26"/>
+                <w:lang w:val="en-US"/>
+              </w:rPr>
+              <w:t>Thành phần</w:t>
+            </w:r>
+          </w:p>
+        </w:tc>
+        <w:tc>
+          <w:tcPr>
+            <w:tcW w:w="1260" w:type="dxa"/>
+            <w:tcBorders>
+              <w:top w:val="single" w:sz="4" w:space="0" w:color="auto"/>
+              <w:left w:val="nil"/>
+              <w:bottom w:val="single" w:sz="4" w:space="0" w:color="auto"/>
+              <w:right w:val="single" w:sz="4" w:space="0" w:color="auto"/>
+            </w:tcBorders>
+            <w:noWrap/>
+            <w:vAlign w:val="center"/>
+            <w:hideMark/>
+          </w:tcPr>
+          <w:p>
+            <w:pPr>
+              <w:spacing w:after="0" w:line="240" w:lineRule="auto"/>
+              <w:jc w:val="center"/>
+              <w:rPr>
+                <w:rFonts w:eastAsia="Times New Roman" w:cs="Times New Roman"/>
+                <w:b/>
+                <w:bCs/>
+                <w:color w:val="000000"/>
+                <w:szCs w:val="26"/>
+                <w:lang w:val="en-US"/>
+              </w:rPr>
+            </w:pPr>
+            <w:r>
+              <w:rPr>
+                <w:rFonts w:eastAsia="Times New Roman" w:cs="Times New Roman"/>
+                <w:b/>
+                <w:bCs/>
+                <w:color w:val="000000"/>
+                <w:szCs w:val="26"/>
+                <w:lang w:val="en-US"/>
+              </w:rPr>
+              <w:t>Vị trí</w:t>
+            </w:r>
+          </w:p>
+        </w:tc>
+        <w:tc>
+          <w:tcPr>
+            <w:tcW w:w="3241" w:type="dxa"/>
+            <w:tcBorders>
+              <w:top w:val="single" w:sz="4" w:space="0" w:color="auto"/>
+              <w:left w:val="nil"/>
+              <w:bottom w:val="single" w:sz="4" w:space="0" w:color="auto"/>
+              <w:right w:val="single" w:sz="4" w:space="0" w:color="auto"/>
+            </w:tcBorders>
+            <w:noWrap/>
+            <w:vAlign w:val="center"/>
+            <w:hideMark/>
+          </w:tcPr>
+          <w:p>
+            <w:pPr>
+              <w:spacing w:after="0" w:line="240" w:lineRule="auto"/>
+              <w:jc w:val="center"/>
+              <w:rPr>
+                <w:rFonts w:eastAsia="Times New Roman" w:cs="Times New Roman"/>
+                <w:b/>
+                <w:bCs/>
+                <w:color w:val="000000"/>
+                <w:szCs w:val="26"/>
+                <w:lang w:val="en-US"/>
+              </w:rPr>
+            </w:pPr>
+            <w:r>
+              <w:rPr>
+                <w:rFonts w:eastAsia="Times New Roman" w:cs="Times New Roman"/>
+                <w:b/>
+                <w:bCs/>
+                <w:color w:val="000000"/>
+                <w:szCs w:val="26"/>
+                <w:lang w:val="en-US"/>
+              </w:rPr>
+              <w:t>Chức năng chính</w:t>
+            </w:r>
+          </w:p>
+        </w:tc>
+        <w:tc>
+          <w:tcPr>
+            <w:tcW w:w="2211" w:type="dxa"/>
+            <w:tcBorders>
+              <w:top w:val="single" w:sz="4" w:space="0" w:color="auto"/>
+              <w:left w:val="nil"/>
+              <w:bottom w:val="single" w:sz="4" w:space="0" w:color="auto"/>
+              <w:right w:val="single" w:sz="4" w:space="0" w:color="auto"/>
+            </w:tcBorders>
+            <w:noWrap/>
+            <w:vAlign w:val="center"/>
+            <w:hideMark/>
+          </w:tcPr>
+          <w:p>
+            <w:pPr>
+              <w:spacing w:after="0" w:line="240" w:lineRule="auto"/>
+              <w:jc w:val="center"/>
+              <w:rPr>
+                <w:rFonts w:eastAsia="Times New Roman" w:cs="Times New Roman"/>
+                <w:b/>
+                <w:bCs/>
+                <w:color w:val="000000"/>
+                <w:szCs w:val="26"/>
+                <w:lang w:val="en-US"/>
+              </w:rPr>
+            </w:pPr>
+            <w:r>
+              <w:rPr>
+                <w:rFonts w:eastAsia="Times New Roman" w:cs="Times New Roman"/>
+                <w:b/>
+                <w:bCs/>
+                <w:color w:val="000000"/>
+                <w:szCs w:val="26"/>
+                <w:lang w:val="en-US"/>
+              </w:rPr>
+              <w:t>Ghi chú</w:t>
+            </w:r>
+          </w:p>
+        </w:tc>
+      </w:tr>
+      <w:tr>
+        <w:trPr>
+          <w:trHeight w:val="660"/>
+        </w:trPr>
+        <w:tc>
+          <w:tcPr>
+            <w:tcW w:w="2065" w:type="dxa"/>
+            <w:tcBorders>
+              <w:top w:val="nil"/>
+              <w:left w:val="single" w:sz="4" w:space="0" w:color="auto"/>
+              <w:bottom w:val="single" w:sz="4" w:space="0" w:color="auto"/>
+              <w:right w:val="single" w:sz="4" w:space="0" w:color="auto"/>
+            </w:tcBorders>
+            <w:vAlign w:val="center"/>
+            <w:hideMark/>
+          </w:tcPr>
+          <w:p>
+            <w:pPr>
+              <w:spacing w:after="0" w:line="240" w:lineRule="auto"/>
+              <w:rPr>
+                <w:rFonts w:eastAsia="Times New Roman" w:cs="Times New Roman"/>
+                <w:color w:val="000000"/>
+                <w:szCs w:val="26"/>
+                <w:lang w:val="en-US"/>
+              </w:rPr>
+            </w:pPr>
+            <w:r>
+              <w:rPr>
+                <w:rFonts w:eastAsia="Times New Roman" w:cs="Times New Roman"/>
+                <w:color w:val="000000"/>
+                <w:szCs w:val="26"/>
+                <w:lang w:val="en-US"/>
+              </w:rPr>
+              <w:t>Spring Boot Apps</w:t>
+            </w:r>
+          </w:p>
+        </w:tc>
+        <w:tc>
+          <w:tcPr>
+            <w:tcW w:w="1260" w:type="dxa"/>
+            <w:tcBorders>
+              <w:top w:val="nil"/>
+              <w:left w:val="nil"/>
+              <w:bottom w:val="single" w:sz="4" w:space="0" w:color="auto"/>
+              <w:right w:val="single" w:sz="4" w:space="0" w:color="auto"/>
+            </w:tcBorders>
+            <w:vAlign w:val="center"/>
+            <w:hideMark/>
+          </w:tcPr>
+          <w:p>
+            <w:pPr>
+              <w:spacing w:after="0" w:line="240" w:lineRule="auto"/>
+              <w:rPr>
+                <w:rFonts w:eastAsia="Times New Roman" w:cs="Times New Roman"/>
+                <w:color w:val="000000"/>
+                <w:szCs w:val="26"/>
+                <w:lang w:val="en-US"/>
+              </w:rPr>
+            </w:pPr>
+            <w:r>
+              <w:rPr>
+                <w:rFonts w:eastAsia="Times New Roman" w:cs="Times New Roman"/>
+                <w:color w:val="000000"/>
+                <w:szCs w:val="26"/>
+                <w:lang w:val="en-US"/>
+              </w:rPr>
+              <w:t>Local / Source code</w:t>
+            </w:r>
+          </w:p>
+        </w:tc>
+        <w:tc>
+          <w:tcPr>
+            <w:tcW w:w="3241" w:type="dxa"/>
+            <w:tcBorders>
+              <w:top w:val="nil"/>
+              <w:left w:val="nil"/>
+              <w:bottom w:val="single" w:sz="4" w:space="0" w:color="auto"/>
+              <w:right w:val="single" w:sz="4" w:space="0" w:color="auto"/>
+            </w:tcBorders>
+            <w:vAlign w:val="center"/>
+            <w:hideMark/>
+          </w:tcPr>
+          <w:p>
+            <w:pPr>
+              <w:spacing w:after="0" w:line="240" w:lineRule="auto"/>
+              <w:rPr>
+                <w:rFonts w:eastAsia="Times New Roman" w:cs="Times New Roman"/>
+                <w:color w:val="000000"/>
+                <w:szCs w:val="26"/>
+                <w:lang w:val="en-US"/>
+              </w:rPr>
+            </w:pPr>
+            <w:r>
+              <w:rPr>
+                <w:rFonts w:eastAsia="Times New Roman" w:cs="Times New Roman"/>
+                <w:color w:val="000000"/>
+                <w:szCs w:val="26"/>
+                <w:lang w:val="en-US"/>
+              </w:rPr>
+              <w:t>3 microservices độc lập (gym, user, ai)</w:t>
+            </w:r>
+          </w:p>
+        </w:tc>
+        <w:tc>
+          <w:tcPr>
+            <w:tcW w:w="2211" w:type="dxa"/>
+            <w:tcBorders>
+              <w:top w:val="nil"/>
+              <w:left w:val="nil"/>
+              <w:bottom w:val="single" w:sz="4" w:space="0" w:color="auto"/>
+              <w:right w:val="single" w:sz="4" w:space="0" w:color="auto"/>
+            </w:tcBorders>
+            <w:vAlign w:val="center"/>
+            <w:hideMark/>
+          </w:tcPr>
+          <w:p>
+            <w:pPr>
+              <w:spacing w:after="0" w:line="240" w:lineRule="auto"/>
+              <w:rPr>
+                <w:rFonts w:eastAsia="Times New Roman" w:cs="Times New Roman"/>
+                <w:color w:val="000000"/>
+                <w:szCs w:val="26"/>
+                <w:lang w:val="en-US"/>
+              </w:rPr>
+            </w:pPr>
+            <w:r>
+              <w:rPr>
+                <w:rFonts w:eastAsia="Times New Roman" w:cs="Times New Roman"/>
+                <w:color w:val="000000"/>
+                <w:szCs w:val="26"/>
+                <w:lang w:val="en-US"/>
+              </w:rPr>
+              <w:t>Mỗi service có domain riêng</w:t>
+            </w:r>
+          </w:p>
+        </w:tc>
+      </w:tr>
+      <w:tr>
+        <w:trPr>
+          <w:trHeight w:val="330"/>
+        </w:trPr>
+        <w:tc>
+          <w:tcPr>
+            <w:tcW w:w="2065" w:type="dxa"/>
+            <w:tcBorders>
+              <w:top w:val="nil"/>
+              <w:left w:val="single" w:sz="4" w:space="0" w:color="auto"/>
+              <w:bottom w:val="single" w:sz="4" w:space="0" w:color="auto"/>
+              <w:right w:val="single" w:sz="4" w:space="0" w:color="auto"/>
+            </w:tcBorders>
+            <w:vAlign w:val="center"/>
+            <w:hideMark/>
+          </w:tcPr>
+          <w:p>
+            <w:pPr>
+              <w:spacing w:after="0" w:line="240" w:lineRule="auto"/>
+              <w:rPr>
+                <w:rFonts w:eastAsia="Times New Roman" w:cs="Times New Roman"/>
+                <w:color w:val="000000"/>
+                <w:szCs w:val="26"/>
+                <w:lang w:val="en-US"/>
+              </w:rPr>
+            </w:pPr>
+            <w:r>
+              <w:rPr>
+                <w:rFonts w:eastAsia="Times New Roman" w:cs="Times New Roman"/>
+                <w:color w:val="000000"/>
+                <w:szCs w:val="26"/>
+                <w:lang w:val="en-US"/>
+              </w:rPr>
+              <w:t>Docker</w:t>
+            </w:r>
+          </w:p>
+        </w:tc>
+        <w:tc>
+          <w:tcPr>
+            <w:tcW w:w="1260" w:type="dxa"/>
+            <w:tcBorders>
+              <w:top w:val="nil"/>
+              <w:left w:val="nil"/>
+              <w:bottom w:val="single" w:sz="4" w:space="0" w:color="auto"/>
+              <w:right w:val="single" w:sz="4" w:space="0" w:color="auto"/>
+            </w:tcBorders>
+            <w:vAlign w:val="center"/>
+            <w:hideMark/>
+          </w:tcPr>
+          <w:p>
+            <w:pPr>
+              <w:spacing w:after="0" w:line="240" w:lineRule="auto"/>
+              <w:rPr>
+                <w:rFonts w:eastAsia="Times New Roman" w:cs="Times New Roman"/>
+                <w:color w:val="000000"/>
+                <w:szCs w:val="26"/>
+                <w:lang w:val="en-US"/>
+              </w:rPr>
+            </w:pPr>
+            <w:r>
+              <w:rPr>
+                <w:rFonts w:eastAsia="Times New Roman" w:cs="Times New Roman"/>
+                <w:color w:val="000000"/>
+                <w:szCs w:val="26"/>
+                <w:lang w:val="en-US"/>
+              </w:rPr>
+              <w:t>Local lên ECR</w:t>
+            </w:r>
+          </w:p>
+        </w:tc>
+        <w:tc>
+          <w:tcPr>
+            <w:tcW w:w="3241" w:type="dxa"/>
+            <w:tcBorders>
+              <w:top w:val="nil"/>
+              <w:left w:val="nil"/>
+              <w:bottom w:val="single" w:sz="4" w:space="0" w:color="auto"/>
+              <w:right w:val="single" w:sz="4" w:space="0" w:color="auto"/>
+            </w:tcBorders>
+            <w:vAlign w:val="center"/>
+            <w:hideMark/>
+          </w:tcPr>
+          <w:p>
+            <w:pPr>
+              <w:spacing w:after="0" w:line="240" w:lineRule="auto"/>
+              <w:rPr>
+                <w:rFonts w:eastAsia="Times New Roman" w:cs="Times New Roman"/>
+                <w:color w:val="000000"/>
+                <w:szCs w:val="26"/>
+                <w:lang w:val="en-US"/>
+              </w:rPr>
+            </w:pPr>
+            <w:r>
+              <w:rPr>
+                <w:rFonts w:eastAsia="Times New Roman" w:cs="Times New Roman"/>
+                <w:color w:val="000000"/>
+                <w:szCs w:val="26"/>
+                <w:lang w:val="en-US"/>
+              </w:rPr>
+              <w:t>Build image từ source code</w:t>
+            </w:r>
+          </w:p>
+        </w:tc>
+        <w:tc>
+          <w:tcPr>
+            <w:tcW w:w="2211" w:type="dxa"/>
+            <w:tcBorders>
+              <w:top w:val="nil"/>
+              <w:left w:val="nil"/>
+              <w:bottom w:val="single" w:sz="4" w:space="0" w:color="auto"/>
+              <w:right w:val="single" w:sz="4" w:space="0" w:color="auto"/>
+            </w:tcBorders>
+            <w:vAlign w:val="center"/>
+            <w:hideMark/>
+          </w:tcPr>
+          <w:p>
+            <w:pPr>
+              <w:spacing w:after="0" w:line="240" w:lineRule="auto"/>
+              <w:rPr>
+                <w:rFonts w:eastAsia="Times New Roman" w:cs="Times New Roman"/>
+                <w:color w:val="000000"/>
+                <w:szCs w:val="26"/>
+                <w:lang w:val="en-US"/>
+              </w:rPr>
+            </w:pPr>
+            <w:r>
+              <w:rPr>
+                <w:rFonts w:eastAsia="Times New Roman" w:cs="Times New Roman"/>
+                <w:color w:val="000000"/>
+                <w:szCs w:val="26"/>
+                <w:lang w:val="en-US"/>
+              </w:rPr>
+              <w:t>Tạo 3 image: gym</w:t>
+            </w:r>
+            <w:r>
+              <w:rPr>
+                <w:rFonts w:eastAsia="Times New Roman" w:cs="Times New Roman"/>
+                <w:color w:val="000000"/>
+                <w:szCs w:val="26"/>
+                <w:lang w:val="en-US"/>
+              </w:rPr>
+              <w:t>-</w:t>
+            </w:r>
+            <w:r>
+              <w:rPr>
+                <w:rFonts w:eastAsia="Times New Roman" w:cs="Times New Roman"/>
+                <w:color w:val="000000"/>
+                <w:szCs w:val="26"/>
+                <w:lang w:val="en-US"/>
+              </w:rPr>
+              <w:t>image, user</w:t>
+            </w:r>
+            <w:r>
+              <w:rPr>
+                <w:rFonts w:eastAsia="Times New Roman" w:cs="Times New Roman"/>
+                <w:color w:val="000000"/>
+                <w:szCs w:val="26"/>
+                <w:lang w:val="en-US"/>
+              </w:rPr>
+              <w:t>-</w:t>
+            </w:r>
+            <w:r>
+              <w:rPr>
+                <w:rFonts w:eastAsia="Times New Roman" w:cs="Times New Roman"/>
+                <w:color w:val="000000"/>
+                <w:szCs w:val="26"/>
+                <w:lang w:val="en-US"/>
+              </w:rPr>
+              <w:t>image, ai-image</w:t>
+            </w:r>
+          </w:p>
+        </w:tc>
+      </w:tr>
+      <w:tr>
+        <w:trPr>
+          <w:trHeight w:val="660"/>
+        </w:trPr>
+        <w:tc>
+          <w:tcPr>
+            <w:tcW w:w="2065" w:type="dxa"/>
+            <w:tcBorders>
+              <w:top w:val="nil"/>
+              <w:left w:val="single" w:sz="4" w:space="0" w:color="auto"/>
+              <w:bottom w:val="single" w:sz="4" w:space="0" w:color="auto"/>
+              <w:right w:val="single" w:sz="4" w:space="0" w:color="auto"/>
+            </w:tcBorders>
+            <w:vAlign w:val="center"/>
+            <w:hideMark/>
+          </w:tcPr>
+          <w:p>
+            <w:pPr>
+              <w:spacing w:after="0" w:line="240" w:lineRule="auto"/>
+              <w:rPr>
+                <w:rFonts w:eastAsia="Times New Roman" w:cs="Times New Roman"/>
+                <w:color w:val="000000"/>
+                <w:szCs w:val="26"/>
+                <w:lang w:val="en-US"/>
+              </w:rPr>
+            </w:pPr>
+            <w:r>
+              <w:rPr>
+                <w:rFonts w:eastAsia="Times New Roman" w:cs="Times New Roman"/>
+                <w:color w:val="000000"/>
+                <w:szCs w:val="26"/>
+                <w:lang w:val="en-US"/>
+              </w:rPr>
+              <w:lastRenderedPageBreak/>
+              <w:t>Amazon ECR</w:t>
+            </w:r>
+          </w:p>
+        </w:tc>
+        <w:tc>
+          <w:tcPr>
+            <w:tcW w:w="1260" w:type="dxa"/>
+            <w:tcBorders>
+              <w:top w:val="nil"/>
+              <w:left w:val="nil"/>
+              <w:bottom w:val="single" w:sz="4" w:space="0" w:color="auto"/>
+              <w:right w:val="single" w:sz="4" w:space="0" w:color="auto"/>
+            </w:tcBorders>
+            <w:vAlign w:val="center"/>
+            <w:hideMark/>
+          </w:tcPr>
+          <w:p>
+            <w:pPr>
+              <w:spacing w:after="0" w:line="240" w:lineRule="auto"/>
+              <w:rPr>
+                <w:rFonts w:eastAsia="Times New Roman" w:cs="Times New Roman"/>
+                <w:color w:val="000000"/>
+                <w:szCs w:val="26"/>
+                <w:lang w:val="en-US"/>
+              </w:rPr>
+            </w:pPr>
+            <w:r>
+              <w:rPr>
+                <w:rFonts w:eastAsia="Times New Roman" w:cs="Times New Roman"/>
+                <w:color w:val="000000"/>
+                <w:szCs w:val="26"/>
+                <w:lang w:val="en-US"/>
+              </w:rPr>
+              <w:t>AWS Cloud</w:t>
+            </w:r>
+          </w:p>
+        </w:tc>
+        <w:tc>
+          <w:tcPr>
+            <w:tcW w:w="3241" w:type="dxa"/>
+            <w:tcBorders>
+              <w:top w:val="nil"/>
+              <w:left w:val="nil"/>
+              <w:bottom w:val="single" w:sz="4" w:space="0" w:color="auto"/>
+              <w:right w:val="single" w:sz="4" w:space="0" w:color="auto"/>
+            </w:tcBorders>
+            <w:vAlign w:val="center"/>
+            <w:hideMark/>
+          </w:tcPr>
+          <w:p>
+            <w:pPr>
+              <w:spacing w:after="0" w:line="240" w:lineRule="auto"/>
+              <w:rPr>
+                <w:rFonts w:eastAsia="Times New Roman" w:cs="Times New Roman"/>
+                <w:color w:val="000000"/>
+                <w:szCs w:val="26"/>
+                <w:lang w:val="en-US"/>
+              </w:rPr>
+            </w:pPr>
+            <w:r>
+              <w:rPr>
+                <w:rFonts w:eastAsia="Times New Roman" w:cs="Times New Roman"/>
+                <w:color w:val="000000"/>
+                <w:szCs w:val="26"/>
+                <w:lang w:val="en-US"/>
+              </w:rPr>
+              <w:t>Lưu trữ Docker images</w:t>
+            </w:r>
+          </w:p>
+        </w:tc>
+        <w:tc>
+          <w:tcPr>
+            <w:tcW w:w="2211" w:type="dxa"/>
+            <w:tcBorders>
+              <w:top w:val="nil"/>
+              <w:left w:val="nil"/>
+              <w:bottom w:val="single" w:sz="4" w:space="0" w:color="auto"/>
+              <w:right w:val="single" w:sz="4" w:space="0" w:color="auto"/>
+            </w:tcBorders>
+            <w:vAlign w:val="center"/>
+            <w:hideMark/>
+          </w:tcPr>
+          <w:p>
+            <w:pPr>
+              <w:spacing w:after="0" w:line="240" w:lineRule="auto"/>
+              <w:rPr>
+                <w:rFonts w:eastAsia="Times New Roman" w:cs="Times New Roman"/>
+                <w:color w:val="000000"/>
+                <w:szCs w:val="26"/>
+                <w:lang w:val="en-US"/>
+              </w:rPr>
+            </w:pPr>
+            <w:r>
+              <w:rPr>
+                <w:rFonts w:eastAsia="Times New Roman" w:cs="Times New Roman"/>
+                <w:color w:val="000000"/>
+                <w:szCs w:val="26"/>
+                <w:lang w:val="en-US"/>
+              </w:rPr>
+              <w:t>Private registry, versioned</w:t>
+            </w:r>
+          </w:p>
+        </w:tc>
+      </w:tr>
+      <w:tr>
+        <w:trPr>
+          <w:trHeight w:val="660"/>
+        </w:trPr>
+        <w:tc>
+          <w:tcPr>
+            <w:tcW w:w="2065" w:type="dxa"/>
+            <w:tcBorders>
+              <w:top w:val="nil"/>
+              <w:left w:val="single" w:sz="4" w:space="0" w:color="auto"/>
+              <w:bottom w:val="single" w:sz="4" w:space="0" w:color="auto"/>
+              <w:right w:val="single" w:sz="4" w:space="0" w:color="auto"/>
+            </w:tcBorders>
+            <w:vAlign w:val="center"/>
+            <w:hideMark/>
+          </w:tcPr>
+          <w:p>
+            <w:pPr>
+              <w:spacing w:after="0" w:line="240" w:lineRule="auto"/>
+              <w:rPr>
+                <w:rFonts w:eastAsia="Times New Roman" w:cs="Times New Roman"/>
+                <w:color w:val="000000"/>
+                <w:szCs w:val="26"/>
+                <w:lang w:val="en-US"/>
+              </w:rPr>
+            </w:pPr>
+            <w:r>
+              <w:rPr>
+                <w:rFonts w:eastAsia="Times New Roman" w:cs="Times New Roman"/>
+                <w:color w:val="000000"/>
+                <w:szCs w:val="26"/>
+                <w:lang w:val="en-US"/>
+              </w:rPr>
+              <w:t>IGW</w:t>
+            </w:r>
+          </w:p>
+        </w:tc>
+        <w:tc>
+          <w:tcPr>
+            <w:tcW w:w="1260" w:type="dxa"/>
+            <w:tcBorders>
+              <w:top w:val="nil"/>
+              <w:left w:val="nil"/>
+              <w:bottom w:val="single" w:sz="4" w:space="0" w:color="auto"/>
+              <w:right w:val="single" w:sz="4" w:space="0" w:color="auto"/>
+            </w:tcBorders>
+            <w:vAlign w:val="center"/>
+            <w:hideMark/>
+          </w:tcPr>
+          <w:p>
+            <w:pPr>
+              <w:spacing w:after="0" w:line="240" w:lineRule="auto"/>
+              <w:rPr>
+                <w:rFonts w:eastAsia="Times New Roman" w:cs="Times New Roman"/>
+                <w:color w:val="000000"/>
+                <w:szCs w:val="26"/>
+                <w:lang w:val="en-US"/>
+              </w:rPr>
+            </w:pPr>
+            <w:r>
+              <w:rPr>
+                <w:rFonts w:eastAsia="Times New Roman" w:cs="Times New Roman"/>
+                <w:color w:val="000000"/>
+                <w:szCs w:val="26"/>
+                <w:lang w:val="en-US"/>
+              </w:rPr>
+              <w:t>Public Subnet</w:t>
+            </w:r>
+          </w:p>
+        </w:tc>
+        <w:tc>
+          <w:tcPr>
+            <w:tcW w:w="3241" w:type="dxa"/>
+            <w:tcBorders>
+              <w:top w:val="nil"/>
+              <w:left w:val="nil"/>
+              <w:bottom w:val="single" w:sz="4" w:space="0" w:color="auto"/>
+              <w:right w:val="single" w:sz="4" w:space="0" w:color="auto"/>
+            </w:tcBorders>
+            <w:vAlign w:val="center"/>
+            <w:hideMark/>
+          </w:tcPr>
+          <w:p>
+            <w:pPr>
+              <w:spacing w:after="0" w:line="240" w:lineRule="auto"/>
+              <w:rPr>
+                <w:rFonts w:eastAsia="Times New Roman" w:cs="Times New Roman"/>
+                <w:color w:val="000000"/>
+                <w:szCs w:val="26"/>
+                <w:lang w:val="en-US"/>
+              </w:rPr>
+            </w:pPr>
+            <w:r>
+              <w:rPr>
+                <w:rFonts w:eastAsia="Times New Roman" w:cs="Times New Roman"/>
+                <w:color w:val="000000"/>
+                <w:szCs w:val="26"/>
+                <w:lang w:val="en-US"/>
+              </w:rPr>
+              <w:t>Cửa ngõ cho traffic từ Internet vào VPC</w:t>
+            </w:r>
+          </w:p>
+        </w:tc>
+        <w:tc>
+          <w:tcPr>
+            <w:tcW w:w="2211" w:type="dxa"/>
+            <w:tcBorders>
+              <w:top w:val="nil"/>
+              <w:left w:val="nil"/>
+              <w:bottom w:val="single" w:sz="4" w:space="0" w:color="auto"/>
+              <w:right w:val="single" w:sz="4" w:space="0" w:color="auto"/>
+            </w:tcBorders>
+            <w:vAlign w:val="center"/>
+            <w:hideMark/>
+          </w:tcPr>
+          <w:p>
+            <w:pPr>
+              <w:spacing w:after="0" w:line="240" w:lineRule="auto"/>
+              <w:rPr>
+                <w:rFonts w:eastAsia="Times New Roman" w:cs="Times New Roman"/>
+                <w:color w:val="000000"/>
+                <w:szCs w:val="26"/>
+                <w:lang w:val="en-US"/>
+              </w:rPr>
+            </w:pPr>
+            <w:r>
+              <w:rPr>
+                <w:rFonts w:eastAsia="Times New Roman" w:cs="Times New Roman"/>
+                <w:color w:val="000000"/>
+                <w:szCs w:val="26"/>
+                <w:lang w:val="en-US"/>
+              </w:rPr>
+              <w:t>Chỉ Public Subnet mới đi qua IGW</w:t>
+            </w:r>
+          </w:p>
+        </w:tc>
+      </w:tr>
+      <w:tr>
+        <w:trPr>
+          <w:trHeight w:val="330"/>
+        </w:trPr>
+        <w:tc>
+          <w:tcPr>
+            <w:tcW w:w="2065" w:type="dxa"/>
+            <w:tcBorders>
+              <w:top w:val="nil"/>
+              <w:left w:val="single" w:sz="4" w:space="0" w:color="auto"/>
+              <w:bottom w:val="single" w:sz="4" w:space="0" w:color="auto"/>
+              <w:right w:val="single" w:sz="4" w:space="0" w:color="auto"/>
+            </w:tcBorders>
+            <w:vAlign w:val="center"/>
+            <w:hideMark/>
+          </w:tcPr>
+          <w:p>
+            <w:pPr>
+              <w:spacing w:after="0" w:line="240" w:lineRule="auto"/>
+              <w:rPr>
+                <w:rFonts w:eastAsia="Times New Roman" w:cs="Times New Roman"/>
+                <w:color w:val="000000"/>
+                <w:szCs w:val="26"/>
+                <w:lang w:val="en-US"/>
+              </w:rPr>
+            </w:pPr>
+            <w:r>
+              <w:rPr>
+                <w:rFonts w:eastAsia="Times New Roman" w:cs="Times New Roman"/>
+                <w:color w:val="000000"/>
+                <w:szCs w:val="26"/>
+                <w:lang w:val="en-US"/>
+              </w:rPr>
+              <w:t>Route Table</w:t>
+            </w:r>
+          </w:p>
+        </w:tc>
+        <w:tc>
+          <w:tcPr>
+            <w:tcW w:w="1260" w:type="dxa"/>
+            <w:tcBorders>
+              <w:top w:val="nil"/>
+              <w:left w:val="nil"/>
+              <w:bottom w:val="single" w:sz="4" w:space="0" w:color="auto"/>
+              <w:right w:val="single" w:sz="4" w:space="0" w:color="auto"/>
+            </w:tcBorders>
+            <w:vAlign w:val="center"/>
+            <w:hideMark/>
+          </w:tcPr>
+          <w:p>
+            <w:pPr>
+              <w:spacing w:after="0" w:line="240" w:lineRule="auto"/>
+              <w:rPr>
+                <w:rFonts w:eastAsia="Times New Roman" w:cs="Times New Roman"/>
+                <w:color w:val="000000"/>
+                <w:szCs w:val="26"/>
+                <w:lang w:val="en-US"/>
+              </w:rPr>
+            </w:pPr>
+            <w:r>
+              <w:rPr>
+                <w:rFonts w:eastAsia="Times New Roman" w:cs="Times New Roman"/>
+                <w:color w:val="000000"/>
+                <w:szCs w:val="26"/>
+                <w:lang w:val="en-US"/>
+              </w:rPr>
+              <w:t>VPC</w:t>
+            </w:r>
+          </w:p>
+        </w:tc>
+        <w:tc>
+          <w:tcPr>
+            <w:tcW w:w="3241" w:type="dxa"/>
+            <w:tcBorders>
+              <w:top w:val="nil"/>
+              <w:left w:val="nil"/>
+              <w:bottom w:val="single" w:sz="4" w:space="0" w:color="auto"/>
+              <w:right w:val="single" w:sz="4" w:space="0" w:color="auto"/>
+            </w:tcBorders>
+            <w:vAlign w:val="center"/>
+            <w:hideMark/>
+          </w:tcPr>
+          <w:p>
+            <w:pPr>
+              <w:spacing w:after="0" w:line="240" w:lineRule="auto"/>
+              <w:rPr>
+                <w:rFonts w:eastAsia="Times New Roman" w:cs="Times New Roman"/>
+                <w:color w:val="000000"/>
+                <w:szCs w:val="26"/>
+                <w:lang w:val="en-US"/>
+              </w:rPr>
+            </w:pPr>
+            <w:r>
+              <w:rPr>
+                <w:rFonts w:eastAsia="Times New Roman" w:cs="Times New Roman"/>
+                <w:color w:val="000000"/>
+                <w:szCs w:val="26"/>
+                <w:lang w:val="en-US"/>
+              </w:rPr>
+              <w:t>Định tuyến traffic (Public v</w:t>
+            </w:r>
+            <w:r>
+              <w:rPr>
+                <w:rFonts w:eastAsia="Times New Roman" w:cs="Times New Roman"/>
+                <w:color w:val="000000"/>
+                <w:szCs w:val="26"/>
+                <w:lang w:val="en-US"/>
+              </w:rPr>
+              <w:t>à</w:t>
+            </w:r>
+            <w:r>
+              <w:rPr>
+                <w:rFonts w:eastAsia="Times New Roman" w:cs="Times New Roman"/>
+                <w:color w:val="000000"/>
+                <w:szCs w:val="26"/>
+                <w:lang w:val="en-US"/>
+              </w:rPr>
+              <w:t xml:space="preserve"> Private)</w:t>
+            </w:r>
+          </w:p>
+        </w:tc>
+        <w:tc>
+          <w:tcPr>
+            <w:tcW w:w="2211" w:type="dxa"/>
+            <w:tcBorders>
+              <w:top w:val="nil"/>
+              <w:left w:val="nil"/>
+              <w:bottom w:val="single" w:sz="4" w:space="0" w:color="auto"/>
+              <w:right w:val="single" w:sz="4" w:space="0" w:color="auto"/>
+            </w:tcBorders>
+            <w:vAlign w:val="center"/>
+            <w:hideMark/>
+          </w:tcPr>
+          <w:p>
+            <w:pPr>
+              <w:spacing w:after="0" w:line="240" w:lineRule="auto"/>
+              <w:rPr>
+                <w:rFonts w:eastAsia="Times New Roman" w:cs="Times New Roman"/>
+                <w:color w:val="000000"/>
+                <w:szCs w:val="26"/>
+                <w:lang w:val="en-US"/>
+              </w:rPr>
+            </w:pPr>
+            <w:r>
+              <w:rPr>
+                <w:rFonts w:eastAsia="Times New Roman" w:cs="Times New Roman"/>
+                <w:color w:val="000000"/>
+                <w:szCs w:val="26"/>
+                <w:lang w:val="en-US"/>
+              </w:rPr>
+              <w:t>Có 2 bảng: Route Public và Route Private</w:t>
+            </w:r>
+          </w:p>
+        </w:tc>
+      </w:tr>
+      <w:tr>
+        <w:trPr>
+          <w:trHeight w:val="660"/>
+        </w:trPr>
+        <w:tc>
+          <w:tcPr>
+            <w:tcW w:w="2065" w:type="dxa"/>
+            <w:tcBorders>
+              <w:top w:val="nil"/>
+              <w:left w:val="single" w:sz="4" w:space="0" w:color="auto"/>
+              <w:bottom w:val="single" w:sz="4" w:space="0" w:color="auto"/>
+              <w:right w:val="single" w:sz="4" w:space="0" w:color="auto"/>
+            </w:tcBorders>
+            <w:vAlign w:val="center"/>
+            <w:hideMark/>
+          </w:tcPr>
+          <w:p>
+            <w:pPr>
+              <w:spacing w:after="0" w:line="240" w:lineRule="auto"/>
+              <w:rPr>
+                <w:rFonts w:eastAsia="Times New Roman" w:cs="Times New Roman"/>
+                <w:color w:val="000000"/>
+                <w:szCs w:val="26"/>
+                <w:lang w:val="en-US"/>
+              </w:rPr>
+            </w:pPr>
+            <w:r>
+              <w:rPr>
+                <w:rFonts w:eastAsia="Times New Roman" w:cs="Times New Roman"/>
+                <w:color w:val="000000"/>
+                <w:szCs w:val="26"/>
+                <w:lang w:val="en-US"/>
+              </w:rPr>
+              <w:t>NAT Gateway</w:t>
+            </w:r>
+          </w:p>
+        </w:tc>
+        <w:tc>
+          <w:tcPr>
+            <w:tcW w:w="1260" w:type="dxa"/>
+            <w:tcBorders>
+              <w:top w:val="nil"/>
+              <w:left w:val="nil"/>
+              <w:bottom w:val="single" w:sz="4" w:space="0" w:color="auto"/>
+              <w:right w:val="single" w:sz="4" w:space="0" w:color="auto"/>
+            </w:tcBorders>
+            <w:vAlign w:val="center"/>
+            <w:hideMark/>
+          </w:tcPr>
+          <w:p>
+            <w:pPr>
+              <w:spacing w:after="0" w:line="240" w:lineRule="auto"/>
+              <w:rPr>
+                <w:rFonts w:eastAsia="Times New Roman" w:cs="Times New Roman"/>
+                <w:color w:val="000000"/>
+                <w:szCs w:val="26"/>
+                <w:lang w:val="en-US"/>
+              </w:rPr>
+            </w:pPr>
+            <w:r>
+              <w:rPr>
+                <w:rFonts w:eastAsia="Times New Roman" w:cs="Times New Roman"/>
+                <w:color w:val="000000"/>
+                <w:szCs w:val="26"/>
+                <w:lang w:val="en-US"/>
+              </w:rPr>
+              <w:t>Public Subnet</w:t>
+            </w:r>
+          </w:p>
+        </w:tc>
+        <w:tc>
+          <w:tcPr>
+            <w:tcW w:w="3241" w:type="dxa"/>
+            <w:tcBorders>
+              <w:top w:val="nil"/>
+              <w:left w:val="nil"/>
+              <w:bottom w:val="single" w:sz="4" w:space="0" w:color="auto"/>
+              <w:right w:val="single" w:sz="4" w:space="0" w:color="auto"/>
+            </w:tcBorders>
+            <w:vAlign w:val="center"/>
+            <w:hideMark/>
+          </w:tcPr>
+          <w:p>
+            <w:pPr>
+              <w:spacing w:after="0" w:line="240" w:lineRule="auto"/>
+              <w:rPr>
+                <w:rFonts w:eastAsia="Times New Roman" w:cs="Times New Roman"/>
+                <w:color w:val="000000"/>
+                <w:szCs w:val="26"/>
+                <w:lang w:val="en-US"/>
+              </w:rPr>
+            </w:pPr>
+            <w:r>
+              <w:rPr>
+                <w:rFonts w:eastAsia="Times New Roman" w:cs="Times New Roman"/>
+                <w:color w:val="000000"/>
+                <w:szCs w:val="26"/>
+                <w:lang w:val="en-US"/>
+              </w:rPr>
+              <w:t>Cho Private Subnet ra internet (pull image, logs, API call)</w:t>
+            </w:r>
+          </w:p>
+        </w:tc>
+        <w:tc>
+          <w:tcPr>
+            <w:tcW w:w="2211" w:type="dxa"/>
+            <w:tcBorders>
+              <w:top w:val="nil"/>
+              <w:left w:val="nil"/>
+              <w:bottom w:val="single" w:sz="4" w:space="0" w:color="auto"/>
+              <w:right w:val="single" w:sz="4" w:space="0" w:color="auto"/>
+            </w:tcBorders>
+            <w:vAlign w:val="center"/>
+            <w:hideMark/>
+          </w:tcPr>
+          <w:p>
+            <w:pPr>
+              <w:spacing w:after="0" w:line="240" w:lineRule="auto"/>
+              <w:rPr>
+                <w:rFonts w:eastAsia="Times New Roman" w:cs="Times New Roman"/>
+                <w:color w:val="000000"/>
+                <w:szCs w:val="26"/>
+                <w:lang w:val="en-US"/>
+              </w:rPr>
+            </w:pPr>
+            <w:r>
+              <w:rPr>
+                <w:rFonts w:eastAsia="Times New Roman" w:cs="Times New Roman"/>
+                <w:color w:val="000000"/>
+                <w:szCs w:val="26"/>
+                <w:lang w:val="en-US"/>
+              </w:rPr>
+              <w:t>Private Subnet không có public IP</w:t>
+            </w:r>
+          </w:p>
+        </w:tc>
+      </w:tr>
+      <w:tr>
+        <w:trPr>
+          <w:trHeight w:val="330"/>
+        </w:trPr>
+        <w:tc>
+          <w:tcPr>
+            <w:tcW w:w="2065" w:type="dxa"/>
+            <w:tcBorders>
+              <w:top w:val="nil"/>
+              <w:left w:val="single" w:sz="4" w:space="0" w:color="auto"/>
+              <w:bottom w:val="single" w:sz="4" w:space="0" w:color="auto"/>
+              <w:right w:val="single" w:sz="4" w:space="0" w:color="auto"/>
+            </w:tcBorders>
+            <w:vAlign w:val="center"/>
+            <w:hideMark/>
+          </w:tcPr>
+          <w:p>
+            <w:pPr>
+              <w:spacing w:after="0" w:line="240" w:lineRule="auto"/>
+              <w:rPr>
+                <w:rFonts w:eastAsia="Times New Roman" w:cs="Times New Roman"/>
+                <w:color w:val="000000"/>
+                <w:szCs w:val="26"/>
+                <w:lang w:val="en-US"/>
+              </w:rPr>
+            </w:pPr>
+            <w:r>
+              <w:rPr>
+                <w:rFonts w:eastAsia="Times New Roman" w:cs="Times New Roman"/>
+                <w:color w:val="000000"/>
+                <w:szCs w:val="26"/>
+                <w:lang w:val="en-US"/>
+              </w:rPr>
+              <w:t>ALB</w:t>
+            </w:r>
+          </w:p>
+        </w:tc>
+        <w:tc>
+          <w:tcPr>
+            <w:tcW w:w="1260" w:type="dxa"/>
+            <w:tcBorders>
+              <w:top w:val="nil"/>
+              <w:left w:val="nil"/>
+              <w:bottom w:val="single" w:sz="4" w:space="0" w:color="auto"/>
+              <w:right w:val="single" w:sz="4" w:space="0" w:color="auto"/>
+            </w:tcBorders>
+            <w:vAlign w:val="center"/>
+            <w:hideMark/>
+          </w:tcPr>
+          <w:p>
+            <w:pPr>
+              <w:spacing w:after="0" w:line="240" w:lineRule="auto"/>
+              <w:rPr>
+                <w:rFonts w:eastAsia="Times New Roman" w:cs="Times New Roman"/>
+                <w:color w:val="000000"/>
+                <w:szCs w:val="26"/>
+                <w:lang w:val="en-US"/>
+              </w:rPr>
+            </w:pPr>
+            <w:r>
+              <w:rPr>
+                <w:rFonts w:eastAsia="Times New Roman" w:cs="Times New Roman"/>
+                <w:color w:val="000000"/>
+                <w:szCs w:val="26"/>
+                <w:lang w:val="en-US"/>
+              </w:rPr>
+              <w:t>Public Subnet</w:t>
+            </w:r>
+          </w:p>
+        </w:tc>
+        <w:tc>
+          <w:tcPr>
+            <w:tcW w:w="3241" w:type="dxa"/>
+            <w:tcBorders>
+              <w:top w:val="nil"/>
+              <w:left w:val="nil"/>
+              <w:bottom w:val="single" w:sz="4" w:space="0" w:color="auto"/>
+              <w:right w:val="single" w:sz="4" w:space="0" w:color="auto"/>
+            </w:tcBorders>
+            <w:vAlign w:val="center"/>
+            <w:hideMark/>
+          </w:tcPr>
+          <w:p>
+            <w:pPr>
+              <w:spacing w:after="0" w:line="240" w:lineRule="auto"/>
+              <w:rPr>
+                <w:rFonts w:eastAsia="Times New Roman" w:cs="Times New Roman"/>
+                <w:color w:val="000000"/>
+                <w:szCs w:val="26"/>
+                <w:lang w:val="en-US"/>
+              </w:rPr>
+            </w:pPr>
+            <w:r>
+              <w:rPr>
+                <w:rFonts w:eastAsia="Times New Roman" w:cs="Times New Roman"/>
+                <w:color w:val="000000"/>
+                <w:szCs w:val="26"/>
+                <w:lang w:val="en-US"/>
+              </w:rPr>
+              <w:t>Phân phối traffic HTTP/HTTPS đến Target Group</w:t>
+            </w:r>
+          </w:p>
+        </w:tc>
+        <w:tc>
+          <w:tcPr>
+            <w:tcW w:w="2211" w:type="dxa"/>
+            <w:tcBorders>
+              <w:top w:val="nil"/>
+              <w:left w:val="nil"/>
+              <w:bottom w:val="single" w:sz="4" w:space="0" w:color="auto"/>
+              <w:right w:val="single" w:sz="4" w:space="0" w:color="auto"/>
+            </w:tcBorders>
+            <w:vAlign w:val="center"/>
+            <w:hideMark/>
+          </w:tcPr>
+          <w:p>
+            <w:pPr>
+              <w:spacing w:after="0" w:line="240" w:lineRule="auto"/>
+              <w:rPr>
+                <w:rFonts w:eastAsia="Times New Roman" w:cs="Times New Roman"/>
+                <w:color w:val="000000"/>
+                <w:szCs w:val="26"/>
+                <w:lang w:val="en-US"/>
+              </w:rPr>
+            </w:pPr>
+            <w:r>
+              <w:rPr>
+                <w:rFonts w:eastAsia="Times New Roman" w:cs="Times New Roman"/>
+                <w:color w:val="000000"/>
+                <w:szCs w:val="26"/>
+                <w:lang w:val="en-US"/>
+              </w:rPr>
+              <w:t>Layer 7, health check</w:t>
+            </w:r>
+          </w:p>
+        </w:tc>
+      </w:tr>
+      <w:tr>
+        <w:trPr>
+          <w:trHeight w:val="330"/>
+        </w:trPr>
+        <w:tc>
+          <w:tcPr>
+            <w:tcW w:w="2065" w:type="dxa"/>
+            <w:tcBorders>
+              <w:top w:val="nil"/>
+              <w:left w:val="single" w:sz="4" w:space="0" w:color="auto"/>
+              <w:bottom w:val="single" w:sz="4" w:space="0" w:color="auto"/>
+              <w:right w:val="single" w:sz="4" w:space="0" w:color="auto"/>
+            </w:tcBorders>
+            <w:vAlign w:val="center"/>
+            <w:hideMark/>
+          </w:tcPr>
+          <w:p>
+            <w:pPr>
+              <w:spacing w:after="0" w:line="240" w:lineRule="auto"/>
+              <w:rPr>
+                <w:rFonts w:eastAsia="Times New Roman" w:cs="Times New Roman"/>
+                <w:color w:val="000000"/>
+                <w:szCs w:val="26"/>
+                <w:lang w:val="en-US"/>
+              </w:rPr>
+            </w:pPr>
+            <w:r>
+              <w:rPr>
+                <w:rFonts w:eastAsia="Times New Roman" w:cs="Times New Roman"/>
+                <w:color w:val="000000"/>
+                <w:szCs w:val="26"/>
+                <w:lang w:val="en-US"/>
+              </w:rPr>
+              <w:t>Target Group</w:t>
+            </w:r>
+          </w:p>
+        </w:tc>
+        <w:tc>
+          <w:tcPr>
+            <w:tcW w:w="1260" w:type="dxa"/>
+            <w:tcBorders>
+              <w:top w:val="nil"/>
+              <w:left w:val="nil"/>
+              <w:bottom w:val="single" w:sz="4" w:space="0" w:color="auto"/>
+              <w:right w:val="single" w:sz="4" w:space="0" w:color="auto"/>
+            </w:tcBorders>
+            <w:vAlign w:val="center"/>
+            <w:hideMark/>
+          </w:tcPr>
+          <w:p>
+            <w:pPr>
+              <w:spacing w:after="0" w:line="240" w:lineRule="auto"/>
+              <w:rPr>
+                <w:rFonts w:eastAsia="Times New Roman" w:cs="Times New Roman"/>
+                <w:color w:val="000000"/>
+                <w:szCs w:val="26"/>
+                <w:lang w:val="en-US"/>
+              </w:rPr>
+            </w:pPr>
+            <w:r>
+              <w:rPr>
+                <w:rFonts w:eastAsia="Times New Roman" w:cs="Times New Roman"/>
+                <w:color w:val="000000"/>
+                <w:szCs w:val="26"/>
+                <w:lang w:val="en-US"/>
+              </w:rPr>
+              <w:t>ALB</w:t>
+            </w:r>
+          </w:p>
+        </w:tc>
+        <w:tc>
+          <w:tcPr>
+            <w:tcW w:w="3241" w:type="dxa"/>
+            <w:tcBorders>
+              <w:top w:val="nil"/>
+              <w:left w:val="nil"/>
+              <w:bottom w:val="single" w:sz="4" w:space="0" w:color="auto"/>
+              <w:right w:val="single" w:sz="4" w:space="0" w:color="auto"/>
+            </w:tcBorders>
+            <w:vAlign w:val="center"/>
+            <w:hideMark/>
+          </w:tcPr>
+          <w:p>
+            <w:pPr>
+              <w:spacing w:after="0" w:line="240" w:lineRule="auto"/>
+              <w:rPr>
+                <w:rFonts w:eastAsia="Times New Roman" w:cs="Times New Roman"/>
+                <w:color w:val="000000"/>
+                <w:szCs w:val="26"/>
+                <w:lang w:val="en-US"/>
+              </w:rPr>
+            </w:pPr>
+            <w:r>
+              <w:rPr>
+                <w:rFonts w:eastAsia="Times New Roman" w:cs="Times New Roman"/>
+                <w:color w:val="000000"/>
+                <w:szCs w:val="26"/>
+                <w:lang w:val="en-US"/>
+              </w:rPr>
+              <w:t>Nhóm các container/task để ALB forward traffic</w:t>
+            </w:r>
+          </w:p>
+        </w:tc>
+        <w:tc>
+          <w:tcPr>
+            <w:tcW w:w="2211" w:type="dxa"/>
+            <w:tcBorders>
+              <w:top w:val="nil"/>
+              <w:left w:val="nil"/>
+              <w:bottom w:val="single" w:sz="4" w:space="0" w:color="auto"/>
+              <w:right w:val="single" w:sz="4" w:space="0" w:color="auto"/>
+            </w:tcBorders>
+            <w:vAlign w:val="center"/>
+            <w:hideMark/>
+          </w:tcPr>
+          <w:p>
+            <w:pPr>
+              <w:spacing w:after="0" w:line="240" w:lineRule="auto"/>
+              <w:rPr>
+                <w:rFonts w:eastAsia="Times New Roman" w:cs="Times New Roman"/>
+                <w:color w:val="000000"/>
+                <w:szCs w:val="26"/>
+                <w:lang w:val="en-US"/>
+              </w:rPr>
+            </w:pPr>
+          </w:p>
+        </w:tc>
+      </w:tr>
+      <w:tr>
+        <w:trPr>
+          <w:trHeight w:val="330"/>
+        </w:trPr>
+        <w:tc>
+          <w:tcPr>
+            <w:tcW w:w="2065" w:type="dxa"/>
+            <w:tcBorders>
+              <w:top w:val="nil"/>
+              <w:left w:val="single" w:sz="4" w:space="0" w:color="auto"/>
+              <w:bottom w:val="single" w:sz="4" w:space="0" w:color="auto"/>
+              <w:right w:val="single" w:sz="4" w:space="0" w:color="auto"/>
+            </w:tcBorders>
+            <w:vAlign w:val="center"/>
+            <w:hideMark/>
+          </w:tcPr>
+          <w:p>
+            <w:pPr>
+              <w:spacing w:after="0" w:line="240" w:lineRule="auto"/>
+              <w:rPr>
+                <w:rFonts w:eastAsia="Times New Roman" w:cs="Times New Roman"/>
+                <w:color w:val="000000"/>
+                <w:szCs w:val="26"/>
+                <w:lang w:val="en-US"/>
+              </w:rPr>
+            </w:pPr>
+            <w:r>
+              <w:rPr>
+                <w:rFonts w:eastAsia="Times New Roman" w:cs="Times New Roman"/>
+                <w:color w:val="000000"/>
+                <w:szCs w:val="26"/>
+                <w:lang w:val="en-US"/>
+              </w:rPr>
+              <w:t>CloudFront</w:t>
+            </w:r>
+          </w:p>
+        </w:tc>
+        <w:tc>
+          <w:tcPr>
+            <w:tcW w:w="1260" w:type="dxa"/>
+            <w:tcBorders>
+              <w:top w:val="nil"/>
+              <w:left w:val="nil"/>
+              <w:bottom w:val="single" w:sz="4" w:space="0" w:color="auto"/>
+              <w:right w:val="single" w:sz="4" w:space="0" w:color="auto"/>
+            </w:tcBorders>
+            <w:vAlign w:val="center"/>
+            <w:hideMark/>
+          </w:tcPr>
+          <w:p>
+            <w:pPr>
+              <w:spacing w:after="0" w:line="240" w:lineRule="auto"/>
+              <w:rPr>
+                <w:rFonts w:eastAsia="Times New Roman" w:cs="Times New Roman"/>
+                <w:color w:val="000000"/>
+                <w:szCs w:val="26"/>
+                <w:lang w:val="en-US"/>
+              </w:rPr>
+            </w:pPr>
+            <w:r>
+              <w:rPr>
+                <w:rFonts w:eastAsia="Times New Roman" w:cs="Times New Roman"/>
+                <w:color w:val="000000"/>
+                <w:szCs w:val="26"/>
+                <w:lang w:val="en-US"/>
+              </w:rPr>
+              <w:t>Public Subnet</w:t>
+            </w:r>
+          </w:p>
+        </w:tc>
+        <w:tc>
+          <w:tcPr>
+            <w:tcW w:w="3241" w:type="dxa"/>
+            <w:tcBorders>
+              <w:top w:val="nil"/>
+              <w:left w:val="nil"/>
+              <w:bottom w:val="single" w:sz="4" w:space="0" w:color="auto"/>
+              <w:right w:val="single" w:sz="4" w:space="0" w:color="auto"/>
+            </w:tcBorders>
+            <w:vAlign w:val="center"/>
+            <w:hideMark/>
+          </w:tcPr>
+          <w:p>
+            <w:pPr>
+              <w:spacing w:after="0" w:line="240" w:lineRule="auto"/>
+              <w:rPr>
+                <w:rFonts w:eastAsia="Times New Roman" w:cs="Times New Roman"/>
+                <w:color w:val="000000"/>
+                <w:szCs w:val="26"/>
+                <w:lang w:val="en-US"/>
+              </w:rPr>
+            </w:pPr>
+            <w:r>
+              <w:rPr>
+                <w:rFonts w:eastAsia="Times New Roman" w:cs="Times New Roman"/>
+                <w:color w:val="000000"/>
+                <w:szCs w:val="26"/>
+                <w:lang w:val="en-US"/>
+              </w:rPr>
+              <w:t>L</w:t>
+            </w:r>
+            <w:r>
+              <w:rPr>
+                <w:rFonts w:eastAsia="Times New Roman" w:cs="Times New Roman"/>
+                <w:color w:val="000000"/>
+                <w:szCs w:val="26"/>
+                <w:lang w:val="en-US"/>
+              </w:rPr>
+              <w:t>ớp trung gian cache và phân phối request/response giữa client và backend</w:t>
+            </w:r>
+          </w:p>
+        </w:tc>
+        <w:tc>
+          <w:tcPr>
+            <w:tcW w:w="2211" w:type="dxa"/>
+            <w:tcBorders>
+              <w:top w:val="nil"/>
+              <w:left w:val="nil"/>
+              <w:bottom w:val="single" w:sz="4" w:space="0" w:color="auto"/>
+              <w:right w:val="single" w:sz="4" w:space="0" w:color="auto"/>
+            </w:tcBorders>
+            <w:vAlign w:val="center"/>
+            <w:hideMark/>
+          </w:tcPr>
+          <w:p>
+            <w:pPr>
+              <w:spacing w:after="0" w:line="240" w:lineRule="auto"/>
+              <w:rPr>
+                <w:rFonts w:eastAsia="Times New Roman" w:cs="Times New Roman"/>
+                <w:color w:val="000000"/>
+                <w:szCs w:val="26"/>
+                <w:lang w:val="en-US"/>
+              </w:rPr>
+            </w:pPr>
+            <w:r>
+              <w:rPr>
+                <w:rFonts w:eastAsia="Times New Roman" w:cs="Times New Roman"/>
+                <w:color w:val="000000"/>
+                <w:szCs w:val="26"/>
+                <w:lang w:val="en-US"/>
+              </w:rPr>
+              <w:t>Origin là ALB, giảm tải ALB</w:t>
+            </w:r>
+          </w:p>
+        </w:tc>
+      </w:tr>
+      <w:tr>
+        <w:trPr>
+          <w:trHeight w:val="705"/>
+        </w:trPr>
+        <w:tc>
+          <w:tcPr>
+            <w:tcW w:w="2065" w:type="dxa"/>
+            <w:tcBorders>
+              <w:top w:val="nil"/>
+              <w:left w:val="single" w:sz="4" w:space="0" w:color="auto"/>
+              <w:bottom w:val="single" w:sz="4" w:space="0" w:color="auto"/>
+              <w:right w:val="single" w:sz="4" w:space="0" w:color="auto"/>
+            </w:tcBorders>
+            <w:vAlign w:val="center"/>
+            <w:hideMark/>
+          </w:tcPr>
+          <w:p>
+            <w:pPr>
+              <w:spacing w:after="0" w:line="240" w:lineRule="auto"/>
+              <w:rPr>
+                <w:rFonts w:eastAsia="Times New Roman" w:cs="Times New Roman"/>
+                <w:color w:val="000000"/>
+                <w:szCs w:val="26"/>
+                <w:lang w:val="en-US"/>
+              </w:rPr>
+            </w:pPr>
+            <w:r>
+              <w:rPr>
+                <w:rFonts w:eastAsia="Times New Roman" w:cs="Times New Roman"/>
+                <w:color w:val="000000"/>
+                <w:szCs w:val="26"/>
+                <w:lang w:val="en-US"/>
+              </w:rPr>
+              <w:t xml:space="preserve">Amazon </w:t>
+            </w:r>
+            <w:r>
+              <w:rPr>
+                <w:rFonts w:eastAsia="Times New Roman" w:cs="Times New Roman"/>
+                <w:color w:val="000000"/>
+                <w:szCs w:val="26"/>
+                <w:lang w:val="en-US"/>
+              </w:rPr>
+              <w:t xml:space="preserve">ECS </w:t>
+            </w:r>
+          </w:p>
+        </w:tc>
+        <w:tc>
+          <w:tcPr>
+            <w:tcW w:w="1260" w:type="dxa"/>
+            <w:tcBorders>
+              <w:top w:val="nil"/>
+              <w:left w:val="nil"/>
+              <w:bottom w:val="single" w:sz="4" w:space="0" w:color="auto"/>
+              <w:right w:val="single" w:sz="4" w:space="0" w:color="auto"/>
+            </w:tcBorders>
+            <w:vAlign w:val="center"/>
+            <w:hideMark/>
+          </w:tcPr>
+          <w:p>
+            <w:pPr>
+              <w:spacing w:after="0" w:line="240" w:lineRule="auto"/>
+              <w:rPr>
+                <w:rFonts w:eastAsia="Times New Roman" w:cs="Times New Roman"/>
+                <w:color w:val="000000"/>
+                <w:szCs w:val="26"/>
+                <w:lang w:val="en-US"/>
+              </w:rPr>
+            </w:pPr>
+            <w:r>
+              <w:rPr>
+                <w:rFonts w:eastAsia="Times New Roman" w:cs="Times New Roman"/>
+                <w:color w:val="000000"/>
+                <w:szCs w:val="26"/>
+                <w:lang w:val="en-US"/>
+              </w:rPr>
+              <w:t>Private Subnet</w:t>
+            </w:r>
+          </w:p>
+        </w:tc>
+        <w:tc>
+          <w:tcPr>
+            <w:tcW w:w="3241" w:type="dxa"/>
+            <w:tcBorders>
+              <w:top w:val="nil"/>
+              <w:left w:val="nil"/>
+              <w:bottom w:val="single" w:sz="4" w:space="0" w:color="auto"/>
+              <w:right w:val="single" w:sz="4" w:space="0" w:color="auto"/>
+            </w:tcBorders>
+            <w:vAlign w:val="center"/>
+            <w:hideMark/>
+          </w:tcPr>
+          <w:p>
+            <w:pPr>
+              <w:spacing w:after="0" w:line="240" w:lineRule="auto"/>
+              <w:rPr>
+                <w:rFonts w:eastAsia="Times New Roman" w:cs="Times New Roman"/>
+                <w:color w:val="000000"/>
+                <w:szCs w:val="26"/>
+                <w:lang w:val="en-US"/>
+              </w:rPr>
+            </w:pPr>
+            <w:r>
+              <w:rPr>
+                <w:rFonts w:eastAsia="Times New Roman" w:cs="Times New Roman"/>
+                <w:color w:val="000000"/>
+                <w:szCs w:val="26"/>
+                <w:lang w:val="en-US"/>
+              </w:rPr>
+              <w:t>Orchestration container</w:t>
+            </w:r>
+          </w:p>
+        </w:tc>
+        <w:tc>
+          <w:tcPr>
+            <w:tcW w:w="2211" w:type="dxa"/>
+            <w:tcBorders>
+              <w:top w:val="nil"/>
+              <w:left w:val="nil"/>
+              <w:bottom w:val="single" w:sz="4" w:space="0" w:color="auto"/>
+              <w:right w:val="single" w:sz="4" w:space="0" w:color="auto"/>
+            </w:tcBorders>
+            <w:vAlign w:val="center"/>
+            <w:hideMark/>
+          </w:tcPr>
+          <w:p>
+            <w:pPr>
+              <w:spacing w:after="0" w:line="240" w:lineRule="auto"/>
+              <w:rPr>
+                <w:rFonts w:eastAsia="Times New Roman" w:cs="Times New Roman"/>
+                <w:color w:val="000000"/>
+                <w:szCs w:val="26"/>
+                <w:lang w:val="en-US"/>
+              </w:rPr>
+            </w:pPr>
+            <w:r>
+              <w:rPr>
+                <w:rFonts w:eastAsia="Times New Roman" w:cs="Times New Roman"/>
+                <w:color w:val="000000"/>
+                <w:szCs w:val="26"/>
+                <w:lang w:val="en-US"/>
+              </w:rPr>
+              <w:t>Quản lý Service, Task, Container</w:t>
+            </w:r>
+          </w:p>
+        </w:tc>
+      </w:tr>
+      <w:tr>
+        <w:trPr>
+          <w:trHeight w:val="660"/>
+        </w:trPr>
+        <w:tc>
+          <w:tcPr>
+            <w:tcW w:w="2065" w:type="dxa"/>
+            <w:tcBorders>
+              <w:top w:val="nil"/>
+              <w:left w:val="single" w:sz="4" w:space="0" w:color="auto"/>
+              <w:bottom w:val="single" w:sz="4" w:space="0" w:color="auto"/>
+              <w:right w:val="single" w:sz="4" w:space="0" w:color="auto"/>
+            </w:tcBorders>
+            <w:vAlign w:val="center"/>
+            <w:hideMark/>
+          </w:tcPr>
+          <w:p>
+            <w:pPr>
+              <w:spacing w:after="0" w:line="240" w:lineRule="auto"/>
+              <w:rPr>
+                <w:rFonts w:eastAsia="Times New Roman" w:cs="Times New Roman"/>
+                <w:color w:val="000000"/>
+                <w:szCs w:val="26"/>
+                <w:lang w:val="en-US"/>
+              </w:rPr>
+            </w:pPr>
+            <w:r>
+              <w:rPr>
+                <w:rFonts w:eastAsia="Times New Roman" w:cs="Times New Roman"/>
+                <w:color w:val="000000"/>
+                <w:szCs w:val="26"/>
+                <w:lang w:val="en-US"/>
+              </w:rPr>
+              <w:t>ECS Service</w:t>
+            </w:r>
+          </w:p>
+        </w:tc>
+        <w:tc>
+          <w:tcPr>
+            <w:tcW w:w="1260" w:type="dxa"/>
+            <w:tcBorders>
+              <w:top w:val="nil"/>
+              <w:left w:val="nil"/>
+              <w:bottom w:val="single" w:sz="4" w:space="0" w:color="auto"/>
+              <w:right w:val="single" w:sz="4" w:space="0" w:color="auto"/>
+            </w:tcBorders>
+            <w:vAlign w:val="center"/>
+            <w:hideMark/>
+          </w:tcPr>
+          <w:p>
+            <w:pPr>
+              <w:spacing w:after="0" w:line="240" w:lineRule="auto"/>
+              <w:rPr>
+                <w:rFonts w:eastAsia="Times New Roman" w:cs="Times New Roman"/>
+                <w:color w:val="000000"/>
+                <w:szCs w:val="26"/>
+                <w:lang w:val="en-US"/>
+              </w:rPr>
+            </w:pPr>
+            <w:r>
+              <w:rPr>
+                <w:rFonts w:eastAsia="Times New Roman" w:cs="Times New Roman"/>
+                <w:color w:val="000000"/>
+                <w:szCs w:val="26"/>
+                <w:lang w:val="en-US"/>
+              </w:rPr>
+              <w:t>Private Subnet</w:t>
+            </w:r>
+          </w:p>
+        </w:tc>
+        <w:tc>
+          <w:tcPr>
+            <w:tcW w:w="3241" w:type="dxa"/>
+            <w:tcBorders>
+              <w:top w:val="nil"/>
+              <w:left w:val="nil"/>
+              <w:bottom w:val="single" w:sz="4" w:space="0" w:color="auto"/>
+              <w:right w:val="single" w:sz="4" w:space="0" w:color="auto"/>
+            </w:tcBorders>
+            <w:vAlign w:val="center"/>
+            <w:hideMark/>
+          </w:tcPr>
+          <w:p>
+            <w:pPr>
+              <w:spacing w:after="0" w:line="240" w:lineRule="auto"/>
+              <w:rPr>
+                <w:rFonts w:eastAsia="Times New Roman" w:cs="Times New Roman"/>
+                <w:color w:val="000000"/>
+                <w:szCs w:val="26"/>
+                <w:lang w:val="en-US"/>
+              </w:rPr>
+            </w:pPr>
+            <w:r>
+              <w:rPr>
+                <w:rFonts w:eastAsia="Times New Roman" w:cs="Times New Roman"/>
+                <w:color w:val="000000"/>
+                <w:szCs w:val="26"/>
+                <w:lang w:val="en-US"/>
+              </w:rPr>
+              <w:t>Quản lý 3 service (gym</w:t>
+            </w:r>
+            <w:r>
+              <w:rPr>
+                <w:rFonts w:eastAsia="Times New Roman" w:cs="Times New Roman"/>
+                <w:color w:val="000000"/>
+                <w:szCs w:val="26"/>
+                <w:lang w:val="en-US"/>
+              </w:rPr>
+              <w:t>-</w:t>
+            </w:r>
+            <w:r>
+              <w:rPr>
+                <w:rFonts w:eastAsia="Times New Roman" w:cs="Times New Roman"/>
+                <w:color w:val="000000"/>
+                <w:szCs w:val="26"/>
+                <w:lang w:val="en-US"/>
+              </w:rPr>
+              <w:t>service, user</w:t>
+            </w:r>
+            <w:r>
+              <w:rPr>
+                <w:rFonts w:eastAsia="Times New Roman" w:cs="Times New Roman"/>
+                <w:color w:val="000000"/>
+                <w:szCs w:val="26"/>
+                <w:lang w:val="en-US"/>
+              </w:rPr>
+              <w:t>-</w:t>
+            </w:r>
+            <w:r>
+              <w:rPr>
+                <w:rFonts w:eastAsia="Times New Roman" w:cs="Times New Roman"/>
+                <w:color w:val="000000"/>
+                <w:szCs w:val="26"/>
+                <w:lang w:val="en-US"/>
+              </w:rPr>
+              <w:t>service, ai</w:t>
+            </w:r>
+            <w:r>
+              <w:rPr>
+                <w:rFonts w:eastAsia="Times New Roman" w:cs="Times New Roman"/>
+                <w:color w:val="000000"/>
+                <w:szCs w:val="26"/>
+                <w:lang w:val="en-US"/>
+              </w:rPr>
+              <w:t>-</w:t>
+            </w:r>
+            <w:r>
+              <w:rPr>
+                <w:rFonts w:eastAsia="Times New Roman" w:cs="Times New Roman"/>
+                <w:color w:val="000000"/>
+                <w:szCs w:val="26"/>
+                <w:lang w:val="en-US"/>
+              </w:rPr>
+              <w:t>service)</w:t>
+            </w:r>
+          </w:p>
+        </w:tc>
+        <w:tc>
+          <w:tcPr>
+            <w:tcW w:w="2211" w:type="dxa"/>
+            <w:tcBorders>
+              <w:top w:val="nil"/>
+              <w:left w:val="nil"/>
+              <w:bottom w:val="single" w:sz="4" w:space="0" w:color="auto"/>
+              <w:right w:val="single" w:sz="4" w:space="0" w:color="auto"/>
+            </w:tcBorders>
+            <w:vAlign w:val="center"/>
+            <w:hideMark/>
+          </w:tcPr>
+          <w:p>
+            <w:pPr>
+              <w:spacing w:after="0" w:line="240" w:lineRule="auto"/>
+              <w:rPr>
+                <w:rFonts w:eastAsia="Times New Roman" w:cs="Times New Roman"/>
+                <w:color w:val="000000"/>
+                <w:szCs w:val="26"/>
+                <w:lang w:val="en-US"/>
+              </w:rPr>
+            </w:pPr>
+            <w:r>
+              <w:rPr>
+                <w:rFonts w:eastAsia="Times New Roman" w:cs="Times New Roman"/>
+                <w:color w:val="000000"/>
+                <w:szCs w:val="26"/>
+                <w:lang w:val="en-US"/>
+              </w:rPr>
+              <w:t>Auto scaling, rolling update</w:t>
+            </w:r>
+          </w:p>
+        </w:tc>
+      </w:tr>
+      <w:tr>
+        <w:trPr>
+          <w:trHeight w:val="330"/>
+        </w:trPr>
+        <w:tc>
+          <w:tcPr>
+            <w:tcW w:w="2065" w:type="dxa"/>
+            <w:tcBorders>
+              <w:top w:val="nil"/>
+              <w:left w:val="single" w:sz="4" w:space="0" w:color="auto"/>
+              <w:bottom w:val="single" w:sz="4" w:space="0" w:color="auto"/>
+              <w:right w:val="single" w:sz="4" w:space="0" w:color="auto"/>
+            </w:tcBorders>
+            <w:vAlign w:val="center"/>
+            <w:hideMark/>
+          </w:tcPr>
+          <w:p>
+            <w:pPr>
+              <w:spacing w:after="0" w:line="240" w:lineRule="auto"/>
+              <w:rPr>
+                <w:rFonts w:eastAsia="Times New Roman" w:cs="Times New Roman"/>
+                <w:color w:val="000000"/>
+                <w:szCs w:val="26"/>
+                <w:lang w:val="en-US"/>
+              </w:rPr>
+            </w:pPr>
+            <w:r>
+              <w:rPr>
+                <w:rFonts w:eastAsia="Times New Roman" w:cs="Times New Roman"/>
+                <w:color w:val="000000"/>
+                <w:szCs w:val="26"/>
+                <w:lang w:val="en-US"/>
+              </w:rPr>
+              <w:t>Task Definition</w:t>
+            </w:r>
+          </w:p>
+        </w:tc>
+        <w:tc>
+          <w:tcPr>
+            <w:tcW w:w="1260" w:type="dxa"/>
+            <w:tcBorders>
+              <w:top w:val="nil"/>
+              <w:left w:val="nil"/>
+              <w:bottom w:val="single" w:sz="4" w:space="0" w:color="auto"/>
+              <w:right w:val="single" w:sz="4" w:space="0" w:color="auto"/>
+            </w:tcBorders>
+            <w:vAlign w:val="center"/>
+            <w:hideMark/>
+          </w:tcPr>
+          <w:p>
+            <w:pPr>
+              <w:spacing w:after="0" w:line="240" w:lineRule="auto"/>
+              <w:rPr>
+                <w:rFonts w:eastAsia="Times New Roman" w:cs="Times New Roman"/>
+                <w:color w:val="000000"/>
+                <w:szCs w:val="26"/>
+                <w:lang w:val="en-US"/>
+              </w:rPr>
+            </w:pPr>
+            <w:r>
+              <w:rPr>
+                <w:rFonts w:eastAsia="Times New Roman" w:cs="Times New Roman"/>
+                <w:color w:val="000000"/>
+                <w:szCs w:val="26"/>
+                <w:lang w:val="en-US"/>
+              </w:rPr>
+              <w:t>ECS</w:t>
+            </w:r>
+          </w:p>
+        </w:tc>
+        <w:tc>
+          <w:tcPr>
+            <w:tcW w:w="3241" w:type="dxa"/>
+            <w:tcBorders>
+              <w:top w:val="nil"/>
+              <w:left w:val="nil"/>
+              <w:bottom w:val="single" w:sz="4" w:space="0" w:color="auto"/>
+              <w:right w:val="single" w:sz="4" w:space="0" w:color="auto"/>
+            </w:tcBorders>
+            <w:vAlign w:val="center"/>
+            <w:hideMark/>
+          </w:tcPr>
+          <w:p>
+            <w:pPr>
+              <w:spacing w:after="0" w:line="240" w:lineRule="auto"/>
+              <w:rPr>
+                <w:rFonts w:eastAsia="Times New Roman" w:cs="Times New Roman"/>
+                <w:color w:val="000000"/>
+                <w:szCs w:val="26"/>
+                <w:lang w:val="en-US"/>
+              </w:rPr>
+            </w:pPr>
+            <w:r>
+              <w:rPr>
+                <w:rFonts w:eastAsia="Times New Roman" w:cs="Times New Roman"/>
+                <w:color w:val="000000"/>
+                <w:szCs w:val="26"/>
+                <w:lang w:val="en-US"/>
+              </w:rPr>
+              <w:t>Định nghĩa container cần chạy (CPU, RAM, image)</w:t>
+            </w:r>
+          </w:p>
+        </w:tc>
+        <w:tc>
+          <w:tcPr>
+            <w:tcW w:w="2211" w:type="dxa"/>
+            <w:tcBorders>
+              <w:top w:val="nil"/>
+              <w:left w:val="nil"/>
+              <w:bottom w:val="single" w:sz="4" w:space="0" w:color="auto"/>
+              <w:right w:val="single" w:sz="4" w:space="0" w:color="auto"/>
+            </w:tcBorders>
+            <w:vAlign w:val="center"/>
+            <w:hideMark/>
+          </w:tcPr>
+          <w:p>
+            <w:pPr>
+              <w:spacing w:after="0" w:line="240" w:lineRule="auto"/>
+              <w:rPr>
+                <w:rFonts w:eastAsia="Times New Roman" w:cs="Times New Roman"/>
+                <w:color w:val="000000"/>
+                <w:szCs w:val="26"/>
+                <w:lang w:val="en-US"/>
+              </w:rPr>
+            </w:pPr>
+            <w:r>
+              <w:rPr>
+                <w:rFonts w:eastAsia="Times New Roman" w:cs="Times New Roman"/>
+                <w:color w:val="000000"/>
+                <w:szCs w:val="26"/>
+                <w:lang w:val="en-US"/>
+              </w:rPr>
+              <w:t>Mỗi service có 1 task</w:t>
+            </w:r>
+          </w:p>
+        </w:tc>
+      </w:tr>
+      <w:tr>
+        <w:trPr>
+          <w:trHeight w:val="330"/>
+        </w:trPr>
+        <w:tc>
+          <w:tcPr>
+            <w:tcW w:w="2065" w:type="dxa"/>
+            <w:tcBorders>
+              <w:top w:val="nil"/>
+              <w:left w:val="single" w:sz="4" w:space="0" w:color="auto"/>
+              <w:bottom w:val="single" w:sz="4" w:space="0" w:color="auto"/>
+              <w:right w:val="single" w:sz="4" w:space="0" w:color="auto"/>
+            </w:tcBorders>
+            <w:vAlign w:val="center"/>
+            <w:hideMark/>
+          </w:tcPr>
+          <w:p>
+            <w:pPr>
+              <w:spacing w:after="0" w:line="240" w:lineRule="auto"/>
+              <w:rPr>
+                <w:rFonts w:eastAsia="Times New Roman" w:cs="Times New Roman"/>
+                <w:color w:val="000000"/>
+                <w:szCs w:val="26"/>
+                <w:lang w:val="en-US"/>
+              </w:rPr>
+            </w:pPr>
+            <w:r>
+              <w:rPr>
+                <w:rFonts w:eastAsia="Times New Roman" w:cs="Times New Roman"/>
+                <w:color w:val="000000"/>
+                <w:szCs w:val="26"/>
+                <w:lang w:val="en-US"/>
+              </w:rPr>
+              <w:t>Container</w:t>
+            </w:r>
+          </w:p>
+        </w:tc>
+        <w:tc>
+          <w:tcPr>
+            <w:tcW w:w="1260" w:type="dxa"/>
+            <w:tcBorders>
+              <w:top w:val="nil"/>
+              <w:left w:val="nil"/>
+              <w:bottom w:val="single" w:sz="4" w:space="0" w:color="auto"/>
+              <w:right w:val="single" w:sz="4" w:space="0" w:color="auto"/>
+            </w:tcBorders>
+            <w:vAlign w:val="center"/>
+            <w:hideMark/>
+          </w:tcPr>
+          <w:p>
+            <w:pPr>
+              <w:spacing w:after="0" w:line="240" w:lineRule="auto"/>
+              <w:rPr>
+                <w:rFonts w:eastAsia="Times New Roman" w:cs="Times New Roman"/>
+                <w:color w:val="000000"/>
+                <w:szCs w:val="26"/>
+                <w:lang w:val="en-US"/>
+              </w:rPr>
+            </w:pPr>
+            <w:r>
+              <w:rPr>
+                <w:rFonts w:eastAsia="Times New Roman" w:cs="Times New Roman"/>
+                <w:color w:val="000000"/>
+                <w:szCs w:val="26"/>
+                <w:lang w:val="en-US"/>
+              </w:rPr>
+              <w:t>Private Subnet</w:t>
+            </w:r>
+          </w:p>
+        </w:tc>
+        <w:tc>
+          <w:tcPr>
+            <w:tcW w:w="3241" w:type="dxa"/>
+            <w:tcBorders>
+              <w:top w:val="nil"/>
+              <w:left w:val="nil"/>
+              <w:bottom w:val="single" w:sz="4" w:space="0" w:color="auto"/>
+              <w:right w:val="single" w:sz="4" w:space="0" w:color="auto"/>
+            </w:tcBorders>
+            <w:vAlign w:val="center"/>
+            <w:hideMark/>
+          </w:tcPr>
+          <w:p>
+            <w:pPr>
+              <w:spacing w:after="0" w:line="240" w:lineRule="auto"/>
+              <w:rPr>
+                <w:rFonts w:eastAsia="Times New Roman" w:cs="Times New Roman"/>
+                <w:color w:val="000000"/>
+                <w:szCs w:val="26"/>
+                <w:lang w:val="en-US"/>
+              </w:rPr>
+            </w:pPr>
+            <w:r>
+              <w:rPr>
+                <w:rFonts w:eastAsia="Times New Roman" w:cs="Times New Roman"/>
+                <w:color w:val="000000"/>
+                <w:szCs w:val="26"/>
+                <w:lang w:val="en-US"/>
+              </w:rPr>
+              <w:t>Chạy code Spring Boot thực tế</w:t>
+            </w:r>
+          </w:p>
+        </w:tc>
+        <w:tc>
+          <w:tcPr>
+            <w:tcW w:w="2211" w:type="dxa"/>
+            <w:tcBorders>
+              <w:top w:val="nil"/>
+              <w:left w:val="nil"/>
+              <w:bottom w:val="single" w:sz="4" w:space="0" w:color="auto"/>
+              <w:right w:val="single" w:sz="4" w:space="0" w:color="auto"/>
+            </w:tcBorders>
+            <w:vAlign w:val="center"/>
+            <w:hideMark/>
+          </w:tcPr>
+          <w:p>
+            <w:pPr>
+              <w:spacing w:after="0" w:line="240" w:lineRule="auto"/>
+              <w:rPr>
+                <w:rFonts w:eastAsia="Times New Roman" w:cs="Times New Roman"/>
+                <w:color w:val="000000"/>
+                <w:szCs w:val="26"/>
+                <w:lang w:val="en-US"/>
+              </w:rPr>
+            </w:pPr>
+            <w:r>
+              <w:rPr>
+                <w:rFonts w:eastAsia="Times New Roman" w:cs="Times New Roman"/>
+                <w:color w:val="000000"/>
+                <w:szCs w:val="26"/>
+                <w:lang w:val="en-US"/>
+              </w:rPr>
+              <w:t>g</w:t>
+            </w:r>
+            <w:r>
+              <w:rPr>
+                <w:rFonts w:eastAsia="Times New Roman" w:cs="Times New Roman"/>
+                <w:color w:val="000000"/>
+                <w:szCs w:val="26"/>
+                <w:lang w:val="en-US"/>
+              </w:rPr>
+              <w:t>ym</w:t>
+            </w:r>
+            <w:r>
+              <w:rPr>
+                <w:rFonts w:eastAsia="Times New Roman" w:cs="Times New Roman"/>
+                <w:color w:val="000000"/>
+                <w:szCs w:val="26"/>
+                <w:lang w:val="en-US"/>
+              </w:rPr>
+              <w:t>-</w:t>
+            </w:r>
+            <w:r>
+              <w:rPr>
+                <w:rFonts w:eastAsia="Times New Roman" w:cs="Times New Roman"/>
+                <w:color w:val="000000"/>
+                <w:szCs w:val="26"/>
+                <w:lang w:val="en-US"/>
+              </w:rPr>
+              <w:t>container, user</w:t>
+            </w:r>
+            <w:r>
+              <w:rPr>
+                <w:rFonts w:eastAsia="Times New Roman" w:cs="Times New Roman"/>
+                <w:color w:val="000000"/>
+                <w:szCs w:val="26"/>
+                <w:lang w:val="en-US"/>
+              </w:rPr>
+              <w:t>-</w:t>
+            </w:r>
+            <w:r>
+              <w:rPr>
+                <w:rFonts w:eastAsia="Times New Roman" w:cs="Times New Roman"/>
+                <w:color w:val="000000"/>
+                <w:szCs w:val="26"/>
+                <w:lang w:val="en-US"/>
+              </w:rPr>
+              <w:t>container, ai</w:t>
+            </w:r>
+            <w:r>
+              <w:rPr>
+                <w:rFonts w:eastAsia="Times New Roman" w:cs="Times New Roman"/>
+                <w:color w:val="000000"/>
+                <w:szCs w:val="26"/>
+                <w:lang w:val="en-US"/>
+              </w:rPr>
+              <w:t>-</w:t>
+            </w:r>
+            <w:r>
+              <w:rPr>
+                <w:rFonts w:eastAsia="Times New Roman" w:cs="Times New Roman"/>
+                <w:color w:val="000000"/>
+                <w:szCs w:val="26"/>
+                <w:lang w:val="en-US"/>
+              </w:rPr>
+              <w:t>container</w:t>
+            </w:r>
+          </w:p>
+        </w:tc>
+      </w:tr>
+      <w:tr>
+        <w:trPr>
+          <w:trHeight w:val="330"/>
+        </w:trPr>
+        <w:tc>
+          <w:tcPr>
+            <w:tcW w:w="2065" w:type="dxa"/>
+            <w:tcBorders>
+              <w:top w:val="nil"/>
+              <w:left w:val="single" w:sz="4" w:space="0" w:color="auto"/>
+              <w:bottom w:val="single" w:sz="4" w:space="0" w:color="auto"/>
+              <w:right w:val="single" w:sz="4" w:space="0" w:color="auto"/>
+            </w:tcBorders>
+            <w:vAlign w:val="center"/>
+            <w:hideMark/>
+          </w:tcPr>
+          <w:p>
+            <w:pPr>
+              <w:spacing w:after="0" w:line="240" w:lineRule="auto"/>
+              <w:rPr>
+                <w:rFonts w:eastAsia="Times New Roman" w:cs="Times New Roman"/>
+                <w:color w:val="000000"/>
+                <w:szCs w:val="26"/>
+                <w:lang w:val="en-US"/>
+              </w:rPr>
+            </w:pPr>
+            <w:r>
+              <w:rPr>
+                <w:rFonts w:eastAsia="Times New Roman" w:cs="Times New Roman"/>
+                <w:color w:val="000000"/>
+                <w:szCs w:val="26"/>
+                <w:lang w:val="en-US"/>
+              </w:rPr>
+              <w:t>Amazon RDS</w:t>
+            </w:r>
+          </w:p>
+        </w:tc>
+        <w:tc>
+          <w:tcPr>
+            <w:tcW w:w="1260" w:type="dxa"/>
+            <w:tcBorders>
+              <w:top w:val="nil"/>
+              <w:left w:val="nil"/>
+              <w:bottom w:val="single" w:sz="4" w:space="0" w:color="auto"/>
+              <w:right w:val="single" w:sz="4" w:space="0" w:color="auto"/>
+            </w:tcBorders>
+            <w:vAlign w:val="center"/>
+            <w:hideMark/>
+          </w:tcPr>
+          <w:p>
+            <w:pPr>
+              <w:spacing w:after="0" w:line="240" w:lineRule="auto"/>
+              <w:rPr>
+                <w:rFonts w:eastAsia="Times New Roman" w:cs="Times New Roman"/>
+                <w:color w:val="000000"/>
+                <w:szCs w:val="26"/>
+                <w:lang w:val="en-US"/>
+              </w:rPr>
+            </w:pPr>
+            <w:r>
+              <w:rPr>
+                <w:rFonts w:eastAsia="Times New Roman" w:cs="Times New Roman"/>
+                <w:color w:val="000000"/>
+                <w:szCs w:val="26"/>
+                <w:lang w:val="en-US"/>
+              </w:rPr>
+              <w:t>Private Subnet</w:t>
+            </w:r>
+          </w:p>
+        </w:tc>
+        <w:tc>
+          <w:tcPr>
+            <w:tcW w:w="3241" w:type="dxa"/>
+            <w:tcBorders>
+              <w:top w:val="nil"/>
+              <w:left w:val="nil"/>
+              <w:bottom w:val="single" w:sz="4" w:space="0" w:color="auto"/>
+              <w:right w:val="single" w:sz="4" w:space="0" w:color="auto"/>
+            </w:tcBorders>
+            <w:vAlign w:val="center"/>
+            <w:hideMark/>
+          </w:tcPr>
+          <w:p>
+            <w:pPr>
+              <w:spacing w:after="0" w:line="240" w:lineRule="auto"/>
+              <w:rPr>
+                <w:rFonts w:eastAsia="Times New Roman" w:cs="Times New Roman"/>
+                <w:color w:val="000000"/>
+                <w:szCs w:val="26"/>
+                <w:lang w:val="en-US"/>
+              </w:rPr>
+            </w:pPr>
+            <w:r>
+              <w:rPr>
+                <w:rFonts w:eastAsia="Times New Roman" w:cs="Times New Roman"/>
+                <w:color w:val="000000"/>
+                <w:szCs w:val="26"/>
+                <w:lang w:val="en-US"/>
+              </w:rPr>
+              <w:t>Database (PostgreSQL)</w:t>
+            </w:r>
+          </w:p>
+        </w:tc>
+        <w:tc>
+          <w:tcPr>
+            <w:tcW w:w="2211" w:type="dxa"/>
+            <w:tcBorders>
+              <w:top w:val="nil"/>
+              <w:left w:val="nil"/>
+              <w:bottom w:val="single" w:sz="4" w:space="0" w:color="auto"/>
+              <w:right w:val="single" w:sz="4" w:space="0" w:color="auto"/>
+            </w:tcBorders>
+            <w:vAlign w:val="center"/>
+            <w:hideMark/>
+          </w:tcPr>
+          <w:p>
+            <w:pPr>
+              <w:spacing w:after="0" w:line="240" w:lineRule="auto"/>
+              <w:rPr>
+                <w:rFonts w:eastAsia="Times New Roman" w:cs="Times New Roman"/>
+                <w:color w:val="000000"/>
+                <w:szCs w:val="26"/>
+                <w:lang w:val="en-US"/>
+              </w:rPr>
+            </w:pPr>
+            <w:r>
+              <w:rPr>
+                <w:rFonts w:eastAsia="Times New Roman" w:cs="Times New Roman"/>
+                <w:color w:val="000000"/>
+                <w:szCs w:val="26"/>
+                <w:lang w:val="en-US"/>
+              </w:rPr>
+              <w:t>3 DB riêng: gymdb, userdb, aidb</w:t>
+            </w:r>
+          </w:p>
+        </w:tc>
+      </w:tr>
+      <w:tr>
+        <w:trPr>
+          <w:trHeight w:val="330"/>
+        </w:trPr>
+        <w:tc>
+          <w:tcPr>
+            <w:tcW w:w="2065" w:type="dxa"/>
+            <w:tcBorders>
+              <w:top w:val="nil"/>
+              <w:left w:val="single" w:sz="4" w:space="0" w:color="auto"/>
+              <w:bottom w:val="single" w:sz="4" w:space="0" w:color="auto"/>
+              <w:right w:val="single" w:sz="4" w:space="0" w:color="auto"/>
+            </w:tcBorders>
+            <w:vAlign w:val="center"/>
+            <w:hideMark/>
+          </w:tcPr>
+          <w:p>
+            <w:pPr>
+              <w:spacing w:after="0" w:line="240" w:lineRule="auto"/>
+              <w:rPr>
+                <w:rFonts w:eastAsia="Times New Roman" w:cs="Times New Roman"/>
+                <w:color w:val="000000"/>
+                <w:szCs w:val="26"/>
+                <w:lang w:val="en-US"/>
+              </w:rPr>
+            </w:pPr>
+            <w:r>
+              <w:rPr>
+                <w:rFonts w:eastAsia="Times New Roman" w:cs="Times New Roman"/>
+                <w:color w:val="000000"/>
+                <w:szCs w:val="26"/>
+                <w:lang w:val="en-US"/>
+              </w:rPr>
+              <w:t>CloudWatch Logs</w:t>
+            </w:r>
+          </w:p>
+        </w:tc>
+        <w:tc>
+          <w:tcPr>
+            <w:tcW w:w="1260" w:type="dxa"/>
+            <w:tcBorders>
+              <w:top w:val="nil"/>
+              <w:left w:val="nil"/>
+              <w:bottom w:val="single" w:sz="4" w:space="0" w:color="auto"/>
+              <w:right w:val="single" w:sz="4" w:space="0" w:color="auto"/>
+            </w:tcBorders>
+            <w:vAlign w:val="center"/>
+            <w:hideMark/>
+          </w:tcPr>
+          <w:p>
+            <w:pPr>
+              <w:spacing w:after="0" w:line="240" w:lineRule="auto"/>
+              <w:rPr>
+                <w:rFonts w:eastAsia="Times New Roman" w:cs="Times New Roman"/>
+                <w:color w:val="000000"/>
+                <w:szCs w:val="26"/>
+                <w:lang w:val="en-US"/>
+              </w:rPr>
+            </w:pPr>
+            <w:r>
+              <w:rPr>
+                <w:rFonts w:eastAsia="Times New Roman" w:cs="Times New Roman"/>
+                <w:color w:val="000000"/>
+                <w:szCs w:val="26"/>
+                <w:lang w:val="en-US"/>
+              </w:rPr>
+              <w:t>Toàn hệ thống</w:t>
+            </w:r>
+          </w:p>
+        </w:tc>
+        <w:tc>
+          <w:tcPr>
+            <w:tcW w:w="3241" w:type="dxa"/>
+            <w:tcBorders>
+              <w:top w:val="nil"/>
+              <w:left w:val="nil"/>
+              <w:bottom w:val="single" w:sz="4" w:space="0" w:color="auto"/>
+              <w:right w:val="single" w:sz="4" w:space="0" w:color="auto"/>
+            </w:tcBorders>
+            <w:vAlign w:val="center"/>
+            <w:hideMark/>
+          </w:tcPr>
+          <w:p>
+            <w:pPr>
+              <w:spacing w:after="0" w:line="240" w:lineRule="auto"/>
+              <w:rPr>
+                <w:rFonts w:eastAsia="Times New Roman" w:cs="Times New Roman"/>
+                <w:color w:val="000000"/>
+                <w:szCs w:val="26"/>
+                <w:lang w:val="en-US"/>
+              </w:rPr>
+            </w:pPr>
+            <w:r>
+              <w:rPr>
+                <w:rFonts w:eastAsia="Times New Roman" w:cs="Times New Roman"/>
+                <w:color w:val="000000"/>
+                <w:szCs w:val="26"/>
+                <w:lang w:val="en-US"/>
+              </w:rPr>
+              <w:t>Thu thập và lưu logs từ container</w:t>
+            </w:r>
+          </w:p>
+        </w:tc>
+        <w:tc>
+          <w:tcPr>
+            <w:tcW w:w="2211" w:type="dxa"/>
+            <w:tcBorders>
+              <w:top w:val="nil"/>
+              <w:left w:val="nil"/>
+              <w:bottom w:val="single" w:sz="4" w:space="0" w:color="auto"/>
+              <w:right w:val="single" w:sz="4" w:space="0" w:color="auto"/>
+            </w:tcBorders>
+            <w:vAlign w:val="center"/>
+            <w:hideMark/>
+          </w:tcPr>
+          <w:p>
+            <w:pPr>
+              <w:spacing w:after="0" w:line="240" w:lineRule="auto"/>
+              <w:rPr>
+                <w:rFonts w:eastAsia="Times New Roman" w:cs="Times New Roman"/>
+                <w:color w:val="000000"/>
+                <w:szCs w:val="26"/>
+                <w:lang w:val="en-US"/>
+              </w:rPr>
+            </w:pPr>
+            <w:r>
+              <w:rPr>
+                <w:rFonts w:eastAsia="Times New Roman" w:cs="Times New Roman"/>
+                <w:color w:val="000000"/>
+                <w:szCs w:val="26"/>
+                <w:lang w:val="en-US"/>
+              </w:rPr>
+              <w:t>Monitoring</w:t>
+            </w:r>
+            <w:r>
+              <w:rPr>
+                <w:rFonts w:eastAsia="Times New Roman" w:cs="Times New Roman"/>
+                <w:color w:val="000000"/>
+                <w:szCs w:val="26"/>
+                <w:lang w:val="en-US"/>
+              </w:rPr>
+              <w:t>,</w:t>
+            </w:r>
+            <w:r>
+              <w:rPr>
+                <w:rFonts w:eastAsia="Times New Roman" w:cs="Times New Roman"/>
+                <w:color w:val="000000"/>
+                <w:szCs w:val="26"/>
+                <w:lang w:val="en-US"/>
+              </w:rPr>
+              <w:t xml:space="preserve"> debugging</w:t>
+            </w:r>
+          </w:p>
+        </w:tc>
+      </w:tr>
+      <w:tr>
+        <w:trPr>
+          <w:trHeight w:val="330"/>
+        </w:trPr>
+        <w:tc>
+          <w:tcPr>
+            <w:tcW w:w="2065" w:type="dxa"/>
+            <w:tcBorders>
+              <w:top w:val="nil"/>
+              <w:left w:val="single" w:sz="4" w:space="0" w:color="auto"/>
+              <w:bottom w:val="single" w:sz="4" w:space="0" w:color="auto"/>
+              <w:right w:val="single" w:sz="4" w:space="0" w:color="auto"/>
+            </w:tcBorders>
+            <w:vAlign w:val="center"/>
+            <w:hideMark/>
+          </w:tcPr>
+          <w:p>
+            <w:pPr>
+              <w:spacing w:after="0" w:line="240" w:lineRule="auto"/>
+              <w:rPr>
+                <w:rFonts w:eastAsia="Times New Roman" w:cs="Times New Roman"/>
+                <w:color w:val="000000"/>
+                <w:szCs w:val="26"/>
+                <w:lang w:val="en-US"/>
+              </w:rPr>
+            </w:pPr>
+            <w:r>
+              <w:rPr>
+                <w:rFonts w:eastAsia="Times New Roman" w:cs="Times New Roman"/>
+                <w:color w:val="000000"/>
+                <w:szCs w:val="26"/>
+                <w:lang w:val="en-US"/>
+              </w:rPr>
+              <w:t>CloudFormation</w:t>
+            </w:r>
+          </w:p>
+        </w:tc>
+        <w:tc>
+          <w:tcPr>
+            <w:tcW w:w="1260" w:type="dxa"/>
+            <w:tcBorders>
+              <w:top w:val="nil"/>
+              <w:left w:val="nil"/>
+              <w:bottom w:val="single" w:sz="4" w:space="0" w:color="auto"/>
+              <w:right w:val="single" w:sz="4" w:space="0" w:color="auto"/>
+            </w:tcBorders>
+            <w:vAlign w:val="center"/>
+            <w:hideMark/>
+          </w:tcPr>
+          <w:p>
+            <w:pPr>
+              <w:spacing w:after="0" w:line="240" w:lineRule="auto"/>
+              <w:rPr>
+                <w:rFonts w:eastAsia="Times New Roman" w:cs="Times New Roman"/>
+                <w:color w:val="000000"/>
+                <w:szCs w:val="26"/>
+                <w:lang w:val="en-US"/>
+              </w:rPr>
+            </w:pPr>
+            <w:r>
+              <w:rPr>
+                <w:rFonts w:eastAsia="Times New Roman" w:cs="Times New Roman"/>
+                <w:color w:val="000000"/>
+                <w:szCs w:val="26"/>
+                <w:lang w:val="en-US"/>
+              </w:rPr>
+              <w:t> </w:t>
+            </w:r>
+          </w:p>
+        </w:tc>
+        <w:tc>
+          <w:tcPr>
+            <w:tcW w:w="3241" w:type="dxa"/>
+            <w:tcBorders>
+              <w:top w:val="nil"/>
+              <w:left w:val="nil"/>
+              <w:bottom w:val="single" w:sz="4" w:space="0" w:color="auto"/>
+              <w:right w:val="single" w:sz="4" w:space="0" w:color="auto"/>
+            </w:tcBorders>
+            <w:vAlign w:val="center"/>
+            <w:hideMark/>
+          </w:tcPr>
+          <w:p>
+            <w:pPr>
+              <w:spacing w:after="0" w:line="240" w:lineRule="auto"/>
+              <w:rPr>
+                <w:rFonts w:eastAsia="Times New Roman" w:cs="Times New Roman"/>
+                <w:color w:val="000000"/>
+                <w:szCs w:val="26"/>
+                <w:lang w:val="en-US"/>
+              </w:rPr>
+            </w:pPr>
+            <w:r>
+              <w:rPr>
+                <w:rFonts w:eastAsia="Times New Roman" w:cs="Times New Roman"/>
+                <w:color w:val="000000"/>
+                <w:szCs w:val="26"/>
+                <w:lang w:val="en-US"/>
+              </w:rPr>
+              <w:t>Infrastructure as Code (IaC)</w:t>
+            </w:r>
+          </w:p>
+        </w:tc>
+        <w:tc>
+          <w:tcPr>
+            <w:tcW w:w="2211" w:type="dxa"/>
+            <w:tcBorders>
+              <w:top w:val="nil"/>
+              <w:left w:val="nil"/>
+              <w:bottom w:val="single" w:sz="4" w:space="0" w:color="auto"/>
+              <w:right w:val="single" w:sz="4" w:space="0" w:color="auto"/>
+            </w:tcBorders>
+            <w:vAlign w:val="center"/>
+            <w:hideMark/>
+          </w:tcPr>
+          <w:p>
+            <w:pPr>
+              <w:keepNext/>
+              <w:spacing w:after="0" w:line="240" w:lineRule="auto"/>
+              <w:rPr>
+                <w:rFonts w:eastAsia="Times New Roman" w:cs="Times New Roman"/>
+                <w:color w:val="000000"/>
+                <w:szCs w:val="26"/>
+                <w:lang w:val="en-US"/>
+              </w:rPr>
+            </w:pPr>
+            <w:r>
+              <w:rPr>
+                <w:rFonts w:eastAsia="Times New Roman" w:cs="Times New Roman"/>
+                <w:color w:val="000000"/>
+                <w:szCs w:val="26"/>
+                <w:lang w:val="en-US"/>
+              </w:rPr>
+              <w:t>Có thể dùng để deploy toàn bộ stack</w:t>
+            </w:r>
+          </w:p>
+        </w:tc>
+      </w:tr>
+    </w:tbl>
+    <w:p>
+      <w:pPr>
+        <w:pStyle w:val="Caption"/>
+        <w:rPr>
+          <w:lang w:val="en-US"/>
+        </w:rPr>
+      </w:pPr>
+      <w:bookmarkStart w:id="99" w:name="_Toc226816635"/>
+      <w:r>
+        <w:t xml:space="preserve">Bảng </w:t>
+      </w:r>
+      <w:fldSimple w:instr=" STYLEREF 1 \s ">
+        <w:r>
+          <w:rPr>
+            <w:noProof/>
+          </w:rPr>
+          <w:t>3</w:t>
+        </w:r>
+      </w:fldSimple>
+      <w:r>
+        <w:noBreakHyphen/>
+      </w:r>
+      <w:fldSimple w:instr=" SEQ Bảng \* ARABIC \s 1 ">
+        <w:r>
+          <w:rPr>
+            <w:noProof/>
+          </w:rPr>
+          <w:t>9</w:t>
+        </w:r>
+      </w:fldSimple>
+      <w:r>
+        <w:rPr>
+          <w:lang w:val="en-US"/>
+        </w:rPr>
+        <w:t>: Thành phần hệ thống</w:t>
+      </w:r>
+      <w:bookmarkEnd w:id="99"/>
+    </w:p>
+    <w:p>
+      <w:pPr>
+        <w:spacing w:after="0"/>
+        <w:ind w:firstLine="540"/>
+        <w:jc w:val="both"/>
+        <w:rPr>
+          <w:lang w:val="en-US"/>
+        </w:rPr>
+      </w:pPr>
+      <w:r>
+        <w:rPr>
+          <w:lang w:val="en-US"/>
+        </w:rPr>
+        <w:t>Tuy nhiên, việc liệt kê các dịch vụ riêng lẻ chưa thể mô tả hết được tính tương tác và luồng dữ liệu của hệ thống. Để có cái nhìn tổng thể về cách thức các thành phần phối hợp với nhau trong một môi trường mạng an toàn và tối ưu, sơ đồ kiến trúc hệ thống dưới đây sẽ minh họa chi tiết mô hình triển khai thực tế.</w:t>
+      </w:r>
     </w:p>
     <w:p>
       <w:pPr>
@@ -22537,8 +24579,9 @@
         <w:rPr>
           <w:noProof/>
         </w:rPr>
+        <w:lastRenderedPageBreak/>
         <w:drawing>
-          <wp:inline distT="0" distB="0" distL="0" distR="0" wp14:anchorId="046C3E3E" wp14:editId="4F5F32A9">
+          <wp:inline distT="0" distB="0" distL="0" distR="0" wp14:anchorId="3B713D00" wp14:editId="023E0624">
             <wp:extent cx="5197384" cy="5387842"/>
             <wp:effectExtent l="0" t="0" r="3810" b="3810"/>
             <wp:docPr id="949422443" name="Picture 1"/>
@@ -22587,7 +24630,7 @@
           <w:lang w:val="en-US"/>
         </w:rPr>
       </w:pPr>
-      <w:bookmarkStart w:id="98" w:name="_Toc226927045"/>
+      <w:bookmarkStart w:id="100" w:name="_Toc226927045"/>
       <w:r>
         <w:t xml:space="preserve">Hình </w:t>
       </w:r>
@@ -22648,2653 +24691,33 @@
         </w:rPr>
         <w:t>Sơ đồ triển khai hệ thống</w:t>
       </w:r>
-      <w:bookmarkEnd w:id="98"/>
-    </w:p>
-    <w:p>
-      <w:pPr>
-        <w:spacing w:after="200" w:line="276" w:lineRule="auto"/>
-        <w:rPr>
+      <w:bookmarkEnd w:id="100"/>
+    </w:p>
+    <w:p>
+      <w:pPr>
+        <w:spacing w:after="0"/>
+        <w:ind w:firstLine="540"/>
+        <w:jc w:val="both"/>
+        <w:rPr>
+          <w:rFonts w:cs="Times New Roman"/>
+          <w:szCs w:val="26"/>
           <w:lang w:val="en-US"/>
         </w:rPr>
       </w:pPr>
-    </w:p>
-    <w:p>
-      <w:pPr>
-        <w:rPr>
-          <w:lang w:val="en-US"/>
-        </w:rPr>
-      </w:pPr>
-    </w:p>
-    <w:p>
-      <w:pPr>
-        <w:pStyle w:val="Heading3"/>
-      </w:pPr>
-      <w:bookmarkStart w:id="99" w:name="_Toc226927107"/>
-      <w:r>
-        <w:t>Chức năng của các thành phần</w:t>
-      </w:r>
-      <w:bookmarkEnd w:id="99"/>
-    </w:p>
-    <w:tbl>
-      <w:tblPr>
-        <w:tblW w:w="8777" w:type="dxa"/>
-        <w:tblLook w:val="04A0" w:firstRow="1" w:lastRow="0" w:firstColumn="1" w:lastColumn="0" w:noHBand="0" w:noVBand="1"/>
-      </w:tblPr>
-      <w:tblGrid>
-        <w:gridCol w:w="2065"/>
-        <w:gridCol w:w="1260"/>
-        <w:gridCol w:w="3241"/>
-        <w:gridCol w:w="2211"/>
-      </w:tblGrid>
-      <w:tr>
-        <w:trPr>
-          <w:trHeight w:val="330"/>
-        </w:trPr>
-        <w:tc>
-          <w:tcPr>
-            <w:tcW w:w="2065" w:type="dxa"/>
-            <w:tcBorders>
-              <w:top w:val="single" w:sz="4" w:space="0" w:color="auto"/>
-              <w:left w:val="single" w:sz="4" w:space="0" w:color="auto"/>
-              <w:bottom w:val="single" w:sz="4" w:space="0" w:color="auto"/>
-              <w:right w:val="single" w:sz="4" w:space="0" w:color="auto"/>
-            </w:tcBorders>
-            <w:noWrap/>
-            <w:vAlign w:val="center"/>
-            <w:hideMark/>
-          </w:tcPr>
-          <w:p>
-            <w:pPr>
-              <w:spacing w:after="0" w:line="240" w:lineRule="auto"/>
-              <w:jc w:val="center"/>
-              <w:rPr>
-                <w:rFonts w:eastAsia="Times New Roman" w:cs="Times New Roman"/>
-                <w:b/>
-                <w:bCs/>
-                <w:color w:val="000000"/>
-                <w:szCs w:val="26"/>
-                <w:lang w:val="en-US"/>
-              </w:rPr>
-            </w:pPr>
-            <w:r>
-              <w:rPr>
-                <w:rFonts w:eastAsia="Times New Roman" w:cs="Times New Roman"/>
-                <w:b/>
-                <w:bCs/>
-                <w:color w:val="000000"/>
-                <w:szCs w:val="26"/>
-                <w:lang w:val="en-US"/>
-              </w:rPr>
-              <w:t>Thành phần</w:t>
-            </w:r>
-          </w:p>
-        </w:tc>
-        <w:tc>
-          <w:tcPr>
-            <w:tcW w:w="1260" w:type="dxa"/>
-            <w:tcBorders>
-              <w:top w:val="single" w:sz="4" w:space="0" w:color="auto"/>
-              <w:left w:val="nil"/>
-              <w:bottom w:val="single" w:sz="4" w:space="0" w:color="auto"/>
-              <w:right w:val="single" w:sz="4" w:space="0" w:color="auto"/>
-            </w:tcBorders>
-            <w:noWrap/>
-            <w:vAlign w:val="center"/>
-            <w:hideMark/>
-          </w:tcPr>
-          <w:p>
-            <w:pPr>
-              <w:spacing w:after="0" w:line="240" w:lineRule="auto"/>
-              <w:jc w:val="center"/>
-              <w:rPr>
-                <w:rFonts w:eastAsia="Times New Roman" w:cs="Times New Roman"/>
-                <w:b/>
-                <w:bCs/>
-                <w:color w:val="000000"/>
-                <w:szCs w:val="26"/>
-                <w:lang w:val="en-US"/>
-              </w:rPr>
-            </w:pPr>
-            <w:r>
-              <w:rPr>
-                <w:rFonts w:eastAsia="Times New Roman" w:cs="Times New Roman"/>
-                <w:b/>
-                <w:bCs/>
-                <w:color w:val="000000"/>
-                <w:szCs w:val="26"/>
-                <w:lang w:val="en-US"/>
-              </w:rPr>
-              <w:t>Vị trí</w:t>
-            </w:r>
-          </w:p>
-        </w:tc>
-        <w:tc>
-          <w:tcPr>
-            <w:tcW w:w="3241" w:type="dxa"/>
-            <w:tcBorders>
-              <w:top w:val="single" w:sz="4" w:space="0" w:color="auto"/>
-              <w:left w:val="nil"/>
-              <w:bottom w:val="single" w:sz="4" w:space="0" w:color="auto"/>
-              <w:right w:val="single" w:sz="4" w:space="0" w:color="auto"/>
-            </w:tcBorders>
-            <w:noWrap/>
-            <w:vAlign w:val="center"/>
-            <w:hideMark/>
-          </w:tcPr>
-          <w:p>
-            <w:pPr>
-              <w:spacing w:after="0" w:line="240" w:lineRule="auto"/>
-              <w:jc w:val="center"/>
-              <w:rPr>
-                <w:rFonts w:eastAsia="Times New Roman" w:cs="Times New Roman"/>
-                <w:b/>
-                <w:bCs/>
-                <w:color w:val="000000"/>
-                <w:szCs w:val="26"/>
-                <w:lang w:val="en-US"/>
-              </w:rPr>
-            </w:pPr>
-            <w:r>
-              <w:rPr>
-                <w:rFonts w:eastAsia="Times New Roman" w:cs="Times New Roman"/>
-                <w:b/>
-                <w:bCs/>
-                <w:color w:val="000000"/>
-                <w:szCs w:val="26"/>
-                <w:lang w:val="en-US"/>
-              </w:rPr>
-              <w:t>Chức năng chính</w:t>
-            </w:r>
-          </w:p>
-        </w:tc>
-        <w:tc>
-          <w:tcPr>
-            <w:tcW w:w="2211" w:type="dxa"/>
-            <w:tcBorders>
-              <w:top w:val="single" w:sz="4" w:space="0" w:color="auto"/>
-              <w:left w:val="nil"/>
-              <w:bottom w:val="single" w:sz="4" w:space="0" w:color="auto"/>
-              <w:right w:val="single" w:sz="4" w:space="0" w:color="auto"/>
-            </w:tcBorders>
-            <w:noWrap/>
-            <w:vAlign w:val="center"/>
-            <w:hideMark/>
-          </w:tcPr>
-          <w:p>
-            <w:pPr>
-              <w:spacing w:after="0" w:line="240" w:lineRule="auto"/>
-              <w:jc w:val="center"/>
-              <w:rPr>
-                <w:rFonts w:eastAsia="Times New Roman" w:cs="Times New Roman"/>
-                <w:b/>
-                <w:bCs/>
-                <w:color w:val="000000"/>
-                <w:szCs w:val="26"/>
-                <w:lang w:val="en-US"/>
-              </w:rPr>
-            </w:pPr>
-            <w:r>
-              <w:rPr>
-                <w:rFonts w:eastAsia="Times New Roman" w:cs="Times New Roman"/>
-                <w:b/>
-                <w:bCs/>
-                <w:color w:val="000000"/>
-                <w:szCs w:val="26"/>
-                <w:lang w:val="en-US"/>
-              </w:rPr>
-              <w:t>Ghi chú quan trọng</w:t>
-            </w:r>
-          </w:p>
-        </w:tc>
-      </w:tr>
-      <w:tr>
-        <w:trPr>
-          <w:trHeight w:val="660"/>
-        </w:trPr>
-        <w:tc>
-          <w:tcPr>
-            <w:tcW w:w="2065" w:type="dxa"/>
-            <w:tcBorders>
-              <w:top w:val="nil"/>
-              <w:left w:val="single" w:sz="4" w:space="0" w:color="auto"/>
-              <w:bottom w:val="single" w:sz="4" w:space="0" w:color="auto"/>
-              <w:right w:val="single" w:sz="4" w:space="0" w:color="auto"/>
-            </w:tcBorders>
-            <w:vAlign w:val="center"/>
-            <w:hideMark/>
-          </w:tcPr>
-          <w:p>
-            <w:pPr>
-              <w:spacing w:after="0" w:line="240" w:lineRule="auto"/>
-              <w:rPr>
-                <w:rFonts w:eastAsia="Times New Roman" w:cs="Times New Roman"/>
-                <w:color w:val="000000"/>
-                <w:szCs w:val="26"/>
-                <w:lang w:val="en-US"/>
-              </w:rPr>
-            </w:pPr>
-            <w:r>
-              <w:rPr>
-                <w:rFonts w:eastAsia="Times New Roman" w:cs="Times New Roman"/>
-                <w:color w:val="000000"/>
-                <w:szCs w:val="26"/>
-                <w:lang w:val="en-US"/>
-              </w:rPr>
-              <w:t>Spring Boot Apps</w:t>
-            </w:r>
-          </w:p>
-        </w:tc>
-        <w:tc>
-          <w:tcPr>
-            <w:tcW w:w="1260" w:type="dxa"/>
-            <w:tcBorders>
-              <w:top w:val="nil"/>
-              <w:left w:val="nil"/>
-              <w:bottom w:val="single" w:sz="4" w:space="0" w:color="auto"/>
-              <w:right w:val="single" w:sz="4" w:space="0" w:color="auto"/>
-            </w:tcBorders>
-            <w:vAlign w:val="center"/>
-            <w:hideMark/>
-          </w:tcPr>
-          <w:p>
-            <w:pPr>
-              <w:spacing w:after="0" w:line="240" w:lineRule="auto"/>
-              <w:rPr>
-                <w:rFonts w:eastAsia="Times New Roman" w:cs="Times New Roman"/>
-                <w:color w:val="000000"/>
-                <w:szCs w:val="26"/>
-                <w:lang w:val="en-US"/>
-              </w:rPr>
-            </w:pPr>
-            <w:r>
-              <w:rPr>
-                <w:rFonts w:eastAsia="Times New Roman" w:cs="Times New Roman"/>
-                <w:color w:val="000000"/>
-                <w:szCs w:val="26"/>
-                <w:lang w:val="en-US"/>
-              </w:rPr>
-              <w:t>Local / Source code</w:t>
-            </w:r>
-          </w:p>
-        </w:tc>
-        <w:tc>
-          <w:tcPr>
-            <w:tcW w:w="3241" w:type="dxa"/>
-            <w:tcBorders>
-              <w:top w:val="nil"/>
-              <w:left w:val="nil"/>
-              <w:bottom w:val="single" w:sz="4" w:space="0" w:color="auto"/>
-              <w:right w:val="single" w:sz="4" w:space="0" w:color="auto"/>
-            </w:tcBorders>
-            <w:vAlign w:val="center"/>
-            <w:hideMark/>
-          </w:tcPr>
-          <w:p>
-            <w:pPr>
-              <w:spacing w:after="0" w:line="240" w:lineRule="auto"/>
-              <w:rPr>
-                <w:rFonts w:eastAsia="Times New Roman" w:cs="Times New Roman"/>
-                <w:color w:val="000000"/>
-                <w:szCs w:val="26"/>
-                <w:lang w:val="en-US"/>
-              </w:rPr>
-            </w:pPr>
-            <w:r>
-              <w:rPr>
-                <w:rFonts w:eastAsia="Times New Roman" w:cs="Times New Roman"/>
-                <w:color w:val="000000"/>
-                <w:szCs w:val="26"/>
-                <w:lang w:val="en-US"/>
-              </w:rPr>
-              <w:t>3 microservices độc lập (gym, user, ai)</w:t>
-            </w:r>
-          </w:p>
-        </w:tc>
-        <w:tc>
-          <w:tcPr>
-            <w:tcW w:w="2211" w:type="dxa"/>
-            <w:tcBorders>
-              <w:top w:val="nil"/>
-              <w:left w:val="nil"/>
-              <w:bottom w:val="single" w:sz="4" w:space="0" w:color="auto"/>
-              <w:right w:val="single" w:sz="4" w:space="0" w:color="auto"/>
-            </w:tcBorders>
-            <w:vAlign w:val="center"/>
-            <w:hideMark/>
-          </w:tcPr>
-          <w:p>
-            <w:pPr>
-              <w:spacing w:after="0" w:line="240" w:lineRule="auto"/>
-              <w:rPr>
-                <w:rFonts w:eastAsia="Times New Roman" w:cs="Times New Roman"/>
-                <w:color w:val="000000"/>
-                <w:szCs w:val="26"/>
-                <w:lang w:val="en-US"/>
-              </w:rPr>
-            </w:pPr>
-            <w:r>
-              <w:rPr>
-                <w:rFonts w:eastAsia="Times New Roman" w:cs="Times New Roman"/>
-                <w:color w:val="000000"/>
-                <w:szCs w:val="26"/>
-                <w:lang w:val="en-US"/>
-              </w:rPr>
-              <w:t>Mỗi service có domain riêng</w:t>
-            </w:r>
-          </w:p>
-        </w:tc>
-      </w:tr>
-      <w:tr>
-        <w:trPr>
-          <w:trHeight w:val="330"/>
-        </w:trPr>
-        <w:tc>
-          <w:tcPr>
-            <w:tcW w:w="2065" w:type="dxa"/>
-            <w:tcBorders>
-              <w:top w:val="nil"/>
-              <w:left w:val="single" w:sz="4" w:space="0" w:color="auto"/>
-              <w:bottom w:val="single" w:sz="4" w:space="0" w:color="auto"/>
-              <w:right w:val="single" w:sz="4" w:space="0" w:color="auto"/>
-            </w:tcBorders>
-            <w:vAlign w:val="center"/>
-            <w:hideMark/>
-          </w:tcPr>
-          <w:p>
-            <w:pPr>
-              <w:spacing w:after="0" w:line="240" w:lineRule="auto"/>
-              <w:rPr>
-                <w:rFonts w:eastAsia="Times New Roman" w:cs="Times New Roman"/>
-                <w:color w:val="000000"/>
-                <w:szCs w:val="26"/>
-                <w:lang w:val="en-US"/>
-              </w:rPr>
-            </w:pPr>
-            <w:r>
-              <w:rPr>
-                <w:rFonts w:eastAsia="Times New Roman" w:cs="Times New Roman"/>
-                <w:color w:val="000000"/>
-                <w:szCs w:val="26"/>
-                <w:lang w:val="en-US"/>
-              </w:rPr>
-              <w:t>Docker</w:t>
-            </w:r>
-          </w:p>
-        </w:tc>
-        <w:tc>
-          <w:tcPr>
-            <w:tcW w:w="1260" w:type="dxa"/>
-            <w:tcBorders>
-              <w:top w:val="nil"/>
-              <w:left w:val="nil"/>
-              <w:bottom w:val="single" w:sz="4" w:space="0" w:color="auto"/>
-              <w:right w:val="single" w:sz="4" w:space="0" w:color="auto"/>
-            </w:tcBorders>
-            <w:vAlign w:val="center"/>
-            <w:hideMark/>
-          </w:tcPr>
-          <w:p>
-            <w:pPr>
-              <w:spacing w:after="0" w:line="240" w:lineRule="auto"/>
-              <w:rPr>
-                <w:rFonts w:eastAsia="Times New Roman" w:cs="Times New Roman"/>
-                <w:color w:val="000000"/>
-                <w:szCs w:val="26"/>
-                <w:lang w:val="en-US"/>
-              </w:rPr>
-            </w:pPr>
-            <w:r>
-              <w:rPr>
-                <w:rFonts w:eastAsia="Times New Roman" w:cs="Times New Roman"/>
-                <w:color w:val="000000"/>
-                <w:szCs w:val="26"/>
-                <w:lang w:val="en-US"/>
-              </w:rPr>
-              <w:t>Local lên ECR</w:t>
-            </w:r>
-          </w:p>
-        </w:tc>
-        <w:tc>
-          <w:tcPr>
-            <w:tcW w:w="3241" w:type="dxa"/>
-            <w:tcBorders>
-              <w:top w:val="nil"/>
-              <w:left w:val="nil"/>
-              <w:bottom w:val="single" w:sz="4" w:space="0" w:color="auto"/>
-              <w:right w:val="single" w:sz="4" w:space="0" w:color="auto"/>
-            </w:tcBorders>
-            <w:vAlign w:val="center"/>
-            <w:hideMark/>
-          </w:tcPr>
-          <w:p>
-            <w:pPr>
-              <w:spacing w:after="0" w:line="240" w:lineRule="auto"/>
-              <w:rPr>
-                <w:rFonts w:eastAsia="Times New Roman" w:cs="Times New Roman"/>
-                <w:color w:val="000000"/>
-                <w:szCs w:val="26"/>
-                <w:lang w:val="en-US"/>
-              </w:rPr>
-            </w:pPr>
-            <w:r>
-              <w:rPr>
-                <w:rFonts w:eastAsia="Times New Roman" w:cs="Times New Roman"/>
-                <w:color w:val="000000"/>
-                <w:szCs w:val="26"/>
-                <w:lang w:val="en-US"/>
-              </w:rPr>
-              <w:t>Build image từ source code</w:t>
-            </w:r>
-          </w:p>
-        </w:tc>
-        <w:tc>
-          <w:tcPr>
-            <w:tcW w:w="2211" w:type="dxa"/>
-            <w:tcBorders>
-              <w:top w:val="nil"/>
-              <w:left w:val="nil"/>
-              <w:bottom w:val="single" w:sz="4" w:space="0" w:color="auto"/>
-              <w:right w:val="single" w:sz="4" w:space="0" w:color="auto"/>
-            </w:tcBorders>
-            <w:vAlign w:val="center"/>
-            <w:hideMark/>
-          </w:tcPr>
-          <w:p>
-            <w:pPr>
-              <w:spacing w:after="0" w:line="240" w:lineRule="auto"/>
-              <w:rPr>
-                <w:rFonts w:eastAsia="Times New Roman" w:cs="Times New Roman"/>
-                <w:color w:val="000000"/>
-                <w:szCs w:val="26"/>
-                <w:lang w:val="en-US"/>
-              </w:rPr>
-            </w:pPr>
-            <w:r>
-              <w:rPr>
-                <w:rFonts w:eastAsia="Times New Roman" w:cs="Times New Roman"/>
-                <w:color w:val="000000"/>
-                <w:szCs w:val="26"/>
-                <w:lang w:val="en-US"/>
-              </w:rPr>
-              <w:t>Tạo 3 image: gym</w:t>
-            </w:r>
-            <w:r>
-              <w:rPr>
-                <w:rFonts w:eastAsia="Times New Roman" w:cs="Times New Roman"/>
-                <w:color w:val="000000"/>
-                <w:szCs w:val="26"/>
-                <w:lang w:val="en-US"/>
-              </w:rPr>
-              <w:t>-</w:t>
-            </w:r>
-            <w:r>
-              <w:rPr>
-                <w:rFonts w:eastAsia="Times New Roman" w:cs="Times New Roman"/>
-                <w:color w:val="000000"/>
-                <w:szCs w:val="26"/>
-                <w:lang w:val="en-US"/>
-              </w:rPr>
-              <w:t>image, user</w:t>
-            </w:r>
-            <w:r>
-              <w:rPr>
-                <w:rFonts w:eastAsia="Times New Roman" w:cs="Times New Roman"/>
-                <w:color w:val="000000"/>
-                <w:szCs w:val="26"/>
-                <w:lang w:val="en-US"/>
-              </w:rPr>
-              <w:t>-</w:t>
-            </w:r>
-            <w:r>
-              <w:rPr>
-                <w:rFonts w:eastAsia="Times New Roman" w:cs="Times New Roman"/>
-                <w:color w:val="000000"/>
-                <w:szCs w:val="26"/>
-                <w:lang w:val="en-US"/>
-              </w:rPr>
-              <w:t>image, ai-image</w:t>
-            </w:r>
-          </w:p>
-        </w:tc>
-      </w:tr>
-      <w:tr>
-        <w:trPr>
-          <w:trHeight w:val="660"/>
-        </w:trPr>
-        <w:tc>
-          <w:tcPr>
-            <w:tcW w:w="2065" w:type="dxa"/>
-            <w:tcBorders>
-              <w:top w:val="nil"/>
-              <w:left w:val="single" w:sz="4" w:space="0" w:color="auto"/>
-              <w:bottom w:val="single" w:sz="4" w:space="0" w:color="auto"/>
-              <w:right w:val="single" w:sz="4" w:space="0" w:color="auto"/>
-            </w:tcBorders>
-            <w:vAlign w:val="center"/>
-            <w:hideMark/>
-          </w:tcPr>
-          <w:p>
-            <w:pPr>
-              <w:spacing w:after="0" w:line="240" w:lineRule="auto"/>
-              <w:rPr>
-                <w:rFonts w:eastAsia="Times New Roman" w:cs="Times New Roman"/>
-                <w:color w:val="000000"/>
-                <w:szCs w:val="26"/>
-                <w:lang w:val="en-US"/>
-              </w:rPr>
-            </w:pPr>
-            <w:r>
-              <w:rPr>
-                <w:rFonts w:eastAsia="Times New Roman" w:cs="Times New Roman"/>
-                <w:color w:val="000000"/>
-                <w:szCs w:val="26"/>
-                <w:lang w:val="en-US"/>
-              </w:rPr>
-              <w:t>Amazon ECR (Elastic Container Registry)</w:t>
-            </w:r>
-          </w:p>
-        </w:tc>
-        <w:tc>
-          <w:tcPr>
-            <w:tcW w:w="1260" w:type="dxa"/>
-            <w:tcBorders>
-              <w:top w:val="nil"/>
-              <w:left w:val="nil"/>
-              <w:bottom w:val="single" w:sz="4" w:space="0" w:color="auto"/>
-              <w:right w:val="single" w:sz="4" w:space="0" w:color="auto"/>
-            </w:tcBorders>
-            <w:vAlign w:val="center"/>
-            <w:hideMark/>
-          </w:tcPr>
-          <w:p>
-            <w:pPr>
-              <w:spacing w:after="0" w:line="240" w:lineRule="auto"/>
-              <w:rPr>
-                <w:rFonts w:eastAsia="Times New Roman" w:cs="Times New Roman"/>
-                <w:color w:val="000000"/>
-                <w:szCs w:val="26"/>
-                <w:lang w:val="en-US"/>
-              </w:rPr>
-            </w:pPr>
-            <w:r>
-              <w:rPr>
-                <w:rFonts w:eastAsia="Times New Roman" w:cs="Times New Roman"/>
-                <w:color w:val="000000"/>
-                <w:szCs w:val="26"/>
-                <w:lang w:val="en-US"/>
-              </w:rPr>
-              <w:t>AWS Cloud</w:t>
-            </w:r>
-          </w:p>
-        </w:tc>
-        <w:tc>
-          <w:tcPr>
-            <w:tcW w:w="3241" w:type="dxa"/>
-            <w:tcBorders>
-              <w:top w:val="nil"/>
-              <w:left w:val="nil"/>
-              <w:bottom w:val="single" w:sz="4" w:space="0" w:color="auto"/>
-              <w:right w:val="single" w:sz="4" w:space="0" w:color="auto"/>
-            </w:tcBorders>
-            <w:vAlign w:val="center"/>
-            <w:hideMark/>
-          </w:tcPr>
-          <w:p>
-            <w:pPr>
-              <w:spacing w:after="0" w:line="240" w:lineRule="auto"/>
-              <w:rPr>
-                <w:rFonts w:eastAsia="Times New Roman" w:cs="Times New Roman"/>
-                <w:color w:val="000000"/>
-                <w:szCs w:val="26"/>
-                <w:lang w:val="en-US"/>
-              </w:rPr>
-            </w:pPr>
-            <w:r>
-              <w:rPr>
-                <w:rFonts w:eastAsia="Times New Roman" w:cs="Times New Roman"/>
-                <w:color w:val="000000"/>
-                <w:szCs w:val="26"/>
-                <w:lang w:val="en-US"/>
-              </w:rPr>
-              <w:t>Lưu trữ Docker images</w:t>
-            </w:r>
-          </w:p>
-        </w:tc>
-        <w:tc>
-          <w:tcPr>
-            <w:tcW w:w="2211" w:type="dxa"/>
-            <w:tcBorders>
-              <w:top w:val="nil"/>
-              <w:left w:val="nil"/>
-              <w:bottom w:val="single" w:sz="4" w:space="0" w:color="auto"/>
-              <w:right w:val="single" w:sz="4" w:space="0" w:color="auto"/>
-            </w:tcBorders>
-            <w:vAlign w:val="center"/>
-            <w:hideMark/>
-          </w:tcPr>
-          <w:p>
-            <w:pPr>
-              <w:spacing w:after="0" w:line="240" w:lineRule="auto"/>
-              <w:rPr>
-                <w:rFonts w:eastAsia="Times New Roman" w:cs="Times New Roman"/>
-                <w:color w:val="000000"/>
-                <w:szCs w:val="26"/>
-                <w:lang w:val="en-US"/>
-              </w:rPr>
-            </w:pPr>
-            <w:r>
-              <w:rPr>
-                <w:rFonts w:eastAsia="Times New Roman" w:cs="Times New Roman"/>
-                <w:color w:val="000000"/>
-                <w:szCs w:val="26"/>
-                <w:lang w:val="en-US"/>
-              </w:rPr>
-              <w:t>Private registry, versioned</w:t>
-            </w:r>
-          </w:p>
-        </w:tc>
-      </w:tr>
-      <w:tr>
-        <w:trPr>
-          <w:trHeight w:val="660"/>
-        </w:trPr>
-        <w:tc>
-          <w:tcPr>
-            <w:tcW w:w="2065" w:type="dxa"/>
-            <w:tcBorders>
-              <w:top w:val="nil"/>
-              <w:left w:val="single" w:sz="4" w:space="0" w:color="auto"/>
-              <w:bottom w:val="single" w:sz="4" w:space="0" w:color="auto"/>
-              <w:right w:val="single" w:sz="4" w:space="0" w:color="auto"/>
-            </w:tcBorders>
-            <w:vAlign w:val="center"/>
-            <w:hideMark/>
-          </w:tcPr>
-          <w:p>
-            <w:pPr>
-              <w:spacing w:after="0" w:line="240" w:lineRule="auto"/>
-              <w:rPr>
-                <w:rFonts w:eastAsia="Times New Roman" w:cs="Times New Roman"/>
-                <w:color w:val="000000"/>
-                <w:szCs w:val="26"/>
-                <w:lang w:val="en-US"/>
-              </w:rPr>
-            </w:pPr>
-            <w:r>
-              <w:rPr>
-                <w:rFonts w:eastAsia="Times New Roman" w:cs="Times New Roman"/>
-                <w:color w:val="000000"/>
-                <w:szCs w:val="26"/>
-                <w:lang w:val="en-US"/>
-              </w:rPr>
-              <w:t>Internet Gateway (IGW)</w:t>
-            </w:r>
-          </w:p>
-        </w:tc>
-        <w:tc>
-          <w:tcPr>
-            <w:tcW w:w="1260" w:type="dxa"/>
-            <w:tcBorders>
-              <w:top w:val="nil"/>
-              <w:left w:val="nil"/>
-              <w:bottom w:val="single" w:sz="4" w:space="0" w:color="auto"/>
-              <w:right w:val="single" w:sz="4" w:space="0" w:color="auto"/>
-            </w:tcBorders>
-            <w:vAlign w:val="center"/>
-            <w:hideMark/>
-          </w:tcPr>
-          <w:p>
-            <w:pPr>
-              <w:spacing w:after="0" w:line="240" w:lineRule="auto"/>
-              <w:rPr>
-                <w:rFonts w:eastAsia="Times New Roman" w:cs="Times New Roman"/>
-                <w:color w:val="000000"/>
-                <w:szCs w:val="26"/>
-                <w:lang w:val="en-US"/>
-              </w:rPr>
-            </w:pPr>
-            <w:r>
-              <w:rPr>
-                <w:rFonts w:eastAsia="Times New Roman" w:cs="Times New Roman"/>
-                <w:color w:val="000000"/>
-                <w:szCs w:val="26"/>
-                <w:lang w:val="en-US"/>
-              </w:rPr>
-              <w:t>Public Subnet</w:t>
-            </w:r>
-          </w:p>
-        </w:tc>
-        <w:tc>
-          <w:tcPr>
-            <w:tcW w:w="3241" w:type="dxa"/>
-            <w:tcBorders>
-              <w:top w:val="nil"/>
-              <w:left w:val="nil"/>
-              <w:bottom w:val="single" w:sz="4" w:space="0" w:color="auto"/>
-              <w:right w:val="single" w:sz="4" w:space="0" w:color="auto"/>
-            </w:tcBorders>
-            <w:vAlign w:val="center"/>
-            <w:hideMark/>
-          </w:tcPr>
-          <w:p>
-            <w:pPr>
-              <w:spacing w:after="0" w:line="240" w:lineRule="auto"/>
-              <w:rPr>
-                <w:rFonts w:eastAsia="Times New Roman" w:cs="Times New Roman"/>
-                <w:color w:val="000000"/>
-                <w:szCs w:val="26"/>
-                <w:lang w:val="en-US"/>
-              </w:rPr>
-            </w:pPr>
-            <w:r>
-              <w:rPr>
-                <w:rFonts w:eastAsia="Times New Roman" w:cs="Times New Roman"/>
-                <w:color w:val="000000"/>
-                <w:szCs w:val="26"/>
-                <w:lang w:val="en-US"/>
-              </w:rPr>
-              <w:t>Cửa ngõ cho traffic từ Internet vào VPC</w:t>
-            </w:r>
-          </w:p>
-        </w:tc>
-        <w:tc>
-          <w:tcPr>
-            <w:tcW w:w="2211" w:type="dxa"/>
-            <w:tcBorders>
-              <w:top w:val="nil"/>
-              <w:left w:val="nil"/>
-              <w:bottom w:val="single" w:sz="4" w:space="0" w:color="auto"/>
-              <w:right w:val="single" w:sz="4" w:space="0" w:color="auto"/>
-            </w:tcBorders>
-            <w:vAlign w:val="center"/>
-            <w:hideMark/>
-          </w:tcPr>
-          <w:p>
-            <w:pPr>
-              <w:spacing w:after="0" w:line="240" w:lineRule="auto"/>
-              <w:rPr>
-                <w:rFonts w:eastAsia="Times New Roman" w:cs="Times New Roman"/>
-                <w:color w:val="000000"/>
-                <w:szCs w:val="26"/>
-                <w:lang w:val="en-US"/>
-              </w:rPr>
-            </w:pPr>
-            <w:r>
-              <w:rPr>
-                <w:rFonts w:eastAsia="Times New Roman" w:cs="Times New Roman"/>
-                <w:color w:val="000000"/>
-                <w:szCs w:val="26"/>
-                <w:lang w:val="en-US"/>
-              </w:rPr>
-              <w:t>Chỉ Public Subnet mới đi qua IGW</w:t>
-            </w:r>
-          </w:p>
-        </w:tc>
-      </w:tr>
-      <w:tr>
-        <w:trPr>
-          <w:trHeight w:val="330"/>
-        </w:trPr>
-        <w:tc>
-          <w:tcPr>
-            <w:tcW w:w="2065" w:type="dxa"/>
-            <w:tcBorders>
-              <w:top w:val="nil"/>
-              <w:left w:val="single" w:sz="4" w:space="0" w:color="auto"/>
-              <w:bottom w:val="single" w:sz="4" w:space="0" w:color="auto"/>
-              <w:right w:val="single" w:sz="4" w:space="0" w:color="auto"/>
-            </w:tcBorders>
-            <w:vAlign w:val="center"/>
-            <w:hideMark/>
-          </w:tcPr>
-          <w:p>
-            <w:pPr>
-              <w:spacing w:after="0" w:line="240" w:lineRule="auto"/>
-              <w:rPr>
-                <w:rFonts w:eastAsia="Times New Roman" w:cs="Times New Roman"/>
-                <w:color w:val="000000"/>
-                <w:szCs w:val="26"/>
-                <w:lang w:val="en-US"/>
-              </w:rPr>
-            </w:pPr>
-            <w:r>
-              <w:rPr>
-                <w:rFonts w:eastAsia="Times New Roman" w:cs="Times New Roman"/>
-                <w:color w:val="000000"/>
-                <w:szCs w:val="26"/>
-                <w:lang w:val="en-US"/>
-              </w:rPr>
-              <w:t>Route Table</w:t>
-            </w:r>
-          </w:p>
-        </w:tc>
-        <w:tc>
-          <w:tcPr>
-            <w:tcW w:w="1260" w:type="dxa"/>
-            <w:tcBorders>
-              <w:top w:val="nil"/>
-              <w:left w:val="nil"/>
-              <w:bottom w:val="single" w:sz="4" w:space="0" w:color="auto"/>
-              <w:right w:val="single" w:sz="4" w:space="0" w:color="auto"/>
-            </w:tcBorders>
-            <w:vAlign w:val="center"/>
-            <w:hideMark/>
-          </w:tcPr>
-          <w:p>
-            <w:pPr>
-              <w:spacing w:after="0" w:line="240" w:lineRule="auto"/>
-              <w:rPr>
-                <w:rFonts w:eastAsia="Times New Roman" w:cs="Times New Roman"/>
-                <w:color w:val="000000"/>
-                <w:szCs w:val="26"/>
-                <w:lang w:val="en-US"/>
-              </w:rPr>
-            </w:pPr>
-            <w:r>
-              <w:rPr>
-                <w:rFonts w:eastAsia="Times New Roman" w:cs="Times New Roman"/>
-                <w:color w:val="000000"/>
-                <w:szCs w:val="26"/>
-                <w:lang w:val="en-US"/>
-              </w:rPr>
-              <w:t>VPC</w:t>
-            </w:r>
-          </w:p>
-        </w:tc>
-        <w:tc>
-          <w:tcPr>
-            <w:tcW w:w="3241" w:type="dxa"/>
-            <w:tcBorders>
-              <w:top w:val="nil"/>
-              <w:left w:val="nil"/>
-              <w:bottom w:val="single" w:sz="4" w:space="0" w:color="auto"/>
-              <w:right w:val="single" w:sz="4" w:space="0" w:color="auto"/>
-            </w:tcBorders>
-            <w:vAlign w:val="center"/>
-            <w:hideMark/>
-          </w:tcPr>
-          <w:p>
-            <w:pPr>
-              <w:spacing w:after="0" w:line="240" w:lineRule="auto"/>
-              <w:rPr>
-                <w:rFonts w:eastAsia="Times New Roman" w:cs="Times New Roman"/>
-                <w:color w:val="000000"/>
-                <w:szCs w:val="26"/>
-                <w:lang w:val="en-US"/>
-              </w:rPr>
-            </w:pPr>
-            <w:r>
-              <w:rPr>
-                <w:rFonts w:eastAsia="Times New Roman" w:cs="Times New Roman"/>
-                <w:color w:val="000000"/>
-                <w:szCs w:val="26"/>
-                <w:lang w:val="en-US"/>
-              </w:rPr>
-              <w:t>Định tuyến traffic (Public v</w:t>
-            </w:r>
-            <w:r>
-              <w:rPr>
-                <w:rFonts w:eastAsia="Times New Roman" w:cs="Times New Roman"/>
-                <w:color w:val="000000"/>
-                <w:szCs w:val="26"/>
-                <w:lang w:val="en-US"/>
-              </w:rPr>
-              <w:t>à</w:t>
-            </w:r>
-            <w:r>
-              <w:rPr>
-                <w:rFonts w:eastAsia="Times New Roman" w:cs="Times New Roman"/>
-                <w:color w:val="000000"/>
-                <w:szCs w:val="26"/>
-                <w:lang w:val="en-US"/>
-              </w:rPr>
-              <w:t xml:space="preserve"> Private)</w:t>
-            </w:r>
-          </w:p>
-        </w:tc>
-        <w:tc>
-          <w:tcPr>
-            <w:tcW w:w="2211" w:type="dxa"/>
-            <w:tcBorders>
-              <w:top w:val="nil"/>
-              <w:left w:val="nil"/>
-              <w:bottom w:val="single" w:sz="4" w:space="0" w:color="auto"/>
-              <w:right w:val="single" w:sz="4" w:space="0" w:color="auto"/>
-            </w:tcBorders>
-            <w:vAlign w:val="center"/>
-            <w:hideMark/>
-          </w:tcPr>
-          <w:p>
-            <w:pPr>
-              <w:spacing w:after="0" w:line="240" w:lineRule="auto"/>
-              <w:rPr>
-                <w:rFonts w:eastAsia="Times New Roman" w:cs="Times New Roman"/>
-                <w:color w:val="000000"/>
-                <w:szCs w:val="26"/>
-                <w:lang w:val="en-US"/>
-              </w:rPr>
-            </w:pPr>
-            <w:r>
-              <w:rPr>
-                <w:rFonts w:eastAsia="Times New Roman" w:cs="Times New Roman"/>
-                <w:color w:val="000000"/>
-                <w:szCs w:val="26"/>
-                <w:lang w:val="en-US"/>
-              </w:rPr>
-              <w:t>Có 2 bảng: Route Public và Route Private</w:t>
-            </w:r>
-          </w:p>
-        </w:tc>
-      </w:tr>
-      <w:tr>
-        <w:trPr>
-          <w:trHeight w:val="660"/>
-        </w:trPr>
-        <w:tc>
-          <w:tcPr>
-            <w:tcW w:w="2065" w:type="dxa"/>
-            <w:tcBorders>
-              <w:top w:val="nil"/>
-              <w:left w:val="single" w:sz="4" w:space="0" w:color="auto"/>
-              <w:bottom w:val="single" w:sz="4" w:space="0" w:color="auto"/>
-              <w:right w:val="single" w:sz="4" w:space="0" w:color="auto"/>
-            </w:tcBorders>
-            <w:vAlign w:val="center"/>
-            <w:hideMark/>
-          </w:tcPr>
-          <w:p>
-            <w:pPr>
-              <w:spacing w:after="0" w:line="240" w:lineRule="auto"/>
-              <w:rPr>
-                <w:rFonts w:eastAsia="Times New Roman" w:cs="Times New Roman"/>
-                <w:color w:val="000000"/>
-                <w:szCs w:val="26"/>
-                <w:lang w:val="en-US"/>
-              </w:rPr>
-            </w:pPr>
-            <w:r>
-              <w:rPr>
-                <w:rFonts w:eastAsia="Times New Roman" w:cs="Times New Roman"/>
-                <w:color w:val="000000"/>
-                <w:szCs w:val="26"/>
-                <w:lang w:val="en-US"/>
-              </w:rPr>
-              <w:t>NAT Gateway</w:t>
-            </w:r>
-          </w:p>
-        </w:tc>
-        <w:tc>
-          <w:tcPr>
-            <w:tcW w:w="1260" w:type="dxa"/>
-            <w:tcBorders>
-              <w:top w:val="nil"/>
-              <w:left w:val="nil"/>
-              <w:bottom w:val="single" w:sz="4" w:space="0" w:color="auto"/>
-              <w:right w:val="single" w:sz="4" w:space="0" w:color="auto"/>
-            </w:tcBorders>
-            <w:vAlign w:val="center"/>
-            <w:hideMark/>
-          </w:tcPr>
-          <w:p>
-            <w:pPr>
-              <w:spacing w:after="0" w:line="240" w:lineRule="auto"/>
-              <w:rPr>
-                <w:rFonts w:eastAsia="Times New Roman" w:cs="Times New Roman"/>
-                <w:color w:val="000000"/>
-                <w:szCs w:val="26"/>
-                <w:lang w:val="en-US"/>
-              </w:rPr>
-            </w:pPr>
-            <w:r>
-              <w:rPr>
-                <w:rFonts w:eastAsia="Times New Roman" w:cs="Times New Roman"/>
-                <w:color w:val="000000"/>
-                <w:szCs w:val="26"/>
-                <w:lang w:val="en-US"/>
-              </w:rPr>
-              <w:t>Public Subnet</w:t>
-            </w:r>
-          </w:p>
-        </w:tc>
-        <w:tc>
-          <w:tcPr>
-            <w:tcW w:w="3241" w:type="dxa"/>
-            <w:tcBorders>
-              <w:top w:val="nil"/>
-              <w:left w:val="nil"/>
-              <w:bottom w:val="single" w:sz="4" w:space="0" w:color="auto"/>
-              <w:right w:val="single" w:sz="4" w:space="0" w:color="auto"/>
-            </w:tcBorders>
-            <w:vAlign w:val="center"/>
-            <w:hideMark/>
-          </w:tcPr>
-          <w:p>
-            <w:pPr>
-              <w:spacing w:after="0" w:line="240" w:lineRule="auto"/>
-              <w:rPr>
-                <w:rFonts w:eastAsia="Times New Roman" w:cs="Times New Roman"/>
-                <w:color w:val="000000"/>
-                <w:szCs w:val="26"/>
-                <w:lang w:val="en-US"/>
-              </w:rPr>
-            </w:pPr>
-            <w:r>
-              <w:rPr>
-                <w:rFonts w:eastAsia="Times New Roman" w:cs="Times New Roman"/>
-                <w:color w:val="000000"/>
-                <w:szCs w:val="26"/>
-                <w:lang w:val="en-US"/>
-              </w:rPr>
-              <w:t>Cho Private Subnet ra internet (pull image, logs, API call)</w:t>
-            </w:r>
-          </w:p>
-        </w:tc>
-        <w:tc>
-          <w:tcPr>
-            <w:tcW w:w="2211" w:type="dxa"/>
-            <w:tcBorders>
-              <w:top w:val="nil"/>
-              <w:left w:val="nil"/>
-              <w:bottom w:val="single" w:sz="4" w:space="0" w:color="auto"/>
-              <w:right w:val="single" w:sz="4" w:space="0" w:color="auto"/>
-            </w:tcBorders>
-            <w:vAlign w:val="center"/>
-            <w:hideMark/>
-          </w:tcPr>
-          <w:p>
-            <w:pPr>
-              <w:spacing w:after="0" w:line="240" w:lineRule="auto"/>
-              <w:rPr>
-                <w:rFonts w:eastAsia="Times New Roman" w:cs="Times New Roman"/>
-                <w:color w:val="000000"/>
-                <w:szCs w:val="26"/>
-                <w:lang w:val="en-US"/>
-              </w:rPr>
-            </w:pPr>
-            <w:r>
-              <w:rPr>
-                <w:rFonts w:eastAsia="Times New Roman" w:cs="Times New Roman"/>
-                <w:color w:val="000000"/>
-                <w:szCs w:val="26"/>
-                <w:lang w:val="en-US"/>
-              </w:rPr>
-              <w:t>Private Subnet không có public IP</w:t>
-            </w:r>
-          </w:p>
-        </w:tc>
-      </w:tr>
-      <w:tr>
-        <w:trPr>
-          <w:trHeight w:val="330"/>
-        </w:trPr>
-        <w:tc>
-          <w:tcPr>
-            <w:tcW w:w="2065" w:type="dxa"/>
-            <w:tcBorders>
-              <w:top w:val="nil"/>
-              <w:left w:val="single" w:sz="4" w:space="0" w:color="auto"/>
-              <w:bottom w:val="single" w:sz="4" w:space="0" w:color="auto"/>
-              <w:right w:val="single" w:sz="4" w:space="0" w:color="auto"/>
-            </w:tcBorders>
-            <w:vAlign w:val="center"/>
-            <w:hideMark/>
-          </w:tcPr>
-          <w:p>
-            <w:pPr>
-              <w:spacing w:after="0" w:line="240" w:lineRule="auto"/>
-              <w:rPr>
-                <w:rFonts w:eastAsia="Times New Roman" w:cs="Times New Roman"/>
-                <w:color w:val="000000"/>
-                <w:szCs w:val="26"/>
-                <w:lang w:val="en-US"/>
-              </w:rPr>
-            </w:pPr>
-            <w:r>
-              <w:rPr>
-                <w:rFonts w:eastAsia="Times New Roman" w:cs="Times New Roman"/>
-                <w:color w:val="000000"/>
-                <w:szCs w:val="26"/>
-                <w:lang w:val="en-US"/>
-              </w:rPr>
-              <w:t>Application Load Balancer (ALB)</w:t>
-            </w:r>
-          </w:p>
-        </w:tc>
-        <w:tc>
-          <w:tcPr>
-            <w:tcW w:w="1260" w:type="dxa"/>
-            <w:tcBorders>
-              <w:top w:val="nil"/>
-              <w:left w:val="nil"/>
-              <w:bottom w:val="single" w:sz="4" w:space="0" w:color="auto"/>
-              <w:right w:val="single" w:sz="4" w:space="0" w:color="auto"/>
-            </w:tcBorders>
-            <w:vAlign w:val="center"/>
-            <w:hideMark/>
-          </w:tcPr>
-          <w:p>
-            <w:pPr>
-              <w:spacing w:after="0" w:line="240" w:lineRule="auto"/>
-              <w:rPr>
-                <w:rFonts w:eastAsia="Times New Roman" w:cs="Times New Roman"/>
-                <w:color w:val="000000"/>
-                <w:szCs w:val="26"/>
-                <w:lang w:val="en-US"/>
-              </w:rPr>
-            </w:pPr>
-            <w:r>
-              <w:rPr>
-                <w:rFonts w:eastAsia="Times New Roman" w:cs="Times New Roman"/>
-                <w:color w:val="000000"/>
-                <w:szCs w:val="26"/>
-                <w:lang w:val="en-US"/>
-              </w:rPr>
-              <w:t>Public Subnet</w:t>
-            </w:r>
-          </w:p>
-        </w:tc>
-        <w:tc>
-          <w:tcPr>
-            <w:tcW w:w="3241" w:type="dxa"/>
-            <w:tcBorders>
-              <w:top w:val="nil"/>
-              <w:left w:val="nil"/>
-              <w:bottom w:val="single" w:sz="4" w:space="0" w:color="auto"/>
-              <w:right w:val="single" w:sz="4" w:space="0" w:color="auto"/>
-            </w:tcBorders>
-            <w:vAlign w:val="center"/>
-            <w:hideMark/>
-          </w:tcPr>
-          <w:p>
-            <w:pPr>
-              <w:spacing w:after="0" w:line="240" w:lineRule="auto"/>
-              <w:rPr>
-                <w:rFonts w:eastAsia="Times New Roman" w:cs="Times New Roman"/>
-                <w:color w:val="000000"/>
-                <w:szCs w:val="26"/>
-                <w:lang w:val="en-US"/>
-              </w:rPr>
-            </w:pPr>
-            <w:r>
-              <w:rPr>
-                <w:rFonts w:eastAsia="Times New Roman" w:cs="Times New Roman"/>
-                <w:color w:val="000000"/>
-                <w:szCs w:val="26"/>
-                <w:lang w:val="en-US"/>
-              </w:rPr>
-              <w:t>Phân phối traffic HTTP/HTTPS đến Target Group</w:t>
-            </w:r>
-          </w:p>
-        </w:tc>
-        <w:tc>
-          <w:tcPr>
-            <w:tcW w:w="2211" w:type="dxa"/>
-            <w:tcBorders>
-              <w:top w:val="nil"/>
-              <w:left w:val="nil"/>
-              <w:bottom w:val="single" w:sz="4" w:space="0" w:color="auto"/>
-              <w:right w:val="single" w:sz="4" w:space="0" w:color="auto"/>
-            </w:tcBorders>
-            <w:vAlign w:val="center"/>
-            <w:hideMark/>
-          </w:tcPr>
-          <w:p>
-            <w:pPr>
-              <w:spacing w:after="0" w:line="240" w:lineRule="auto"/>
-              <w:rPr>
-                <w:rFonts w:eastAsia="Times New Roman" w:cs="Times New Roman"/>
-                <w:color w:val="000000"/>
-                <w:szCs w:val="26"/>
-                <w:lang w:val="en-US"/>
-              </w:rPr>
-            </w:pPr>
-            <w:r>
-              <w:rPr>
-                <w:rFonts w:eastAsia="Times New Roman" w:cs="Times New Roman"/>
-                <w:color w:val="000000"/>
-                <w:szCs w:val="26"/>
-                <w:lang w:val="en-US"/>
-              </w:rPr>
-              <w:t>Layer 7, health check</w:t>
-            </w:r>
-          </w:p>
-        </w:tc>
-      </w:tr>
-      <w:tr>
-        <w:trPr>
-          <w:trHeight w:val="330"/>
-        </w:trPr>
-        <w:tc>
-          <w:tcPr>
-            <w:tcW w:w="2065" w:type="dxa"/>
-            <w:tcBorders>
-              <w:top w:val="nil"/>
-              <w:left w:val="single" w:sz="4" w:space="0" w:color="auto"/>
-              <w:bottom w:val="single" w:sz="4" w:space="0" w:color="auto"/>
-              <w:right w:val="single" w:sz="4" w:space="0" w:color="auto"/>
-            </w:tcBorders>
-            <w:vAlign w:val="center"/>
-            <w:hideMark/>
-          </w:tcPr>
-          <w:p>
-            <w:pPr>
-              <w:spacing w:after="0" w:line="240" w:lineRule="auto"/>
-              <w:rPr>
-                <w:rFonts w:eastAsia="Times New Roman" w:cs="Times New Roman"/>
-                <w:color w:val="000000"/>
-                <w:szCs w:val="26"/>
-                <w:lang w:val="en-US"/>
-              </w:rPr>
-            </w:pPr>
-            <w:r>
-              <w:rPr>
-                <w:rFonts w:eastAsia="Times New Roman" w:cs="Times New Roman"/>
-                <w:color w:val="000000"/>
-                <w:szCs w:val="26"/>
-                <w:lang w:val="en-US"/>
-              </w:rPr>
-              <w:t>Target Group</w:t>
-            </w:r>
-          </w:p>
-        </w:tc>
-        <w:tc>
-          <w:tcPr>
-            <w:tcW w:w="1260" w:type="dxa"/>
-            <w:tcBorders>
-              <w:top w:val="nil"/>
-              <w:left w:val="nil"/>
-              <w:bottom w:val="single" w:sz="4" w:space="0" w:color="auto"/>
-              <w:right w:val="single" w:sz="4" w:space="0" w:color="auto"/>
-            </w:tcBorders>
-            <w:vAlign w:val="center"/>
-            <w:hideMark/>
-          </w:tcPr>
-          <w:p>
-            <w:pPr>
-              <w:spacing w:after="0" w:line="240" w:lineRule="auto"/>
-              <w:rPr>
-                <w:rFonts w:eastAsia="Times New Roman" w:cs="Times New Roman"/>
-                <w:color w:val="000000"/>
-                <w:szCs w:val="26"/>
-                <w:lang w:val="en-US"/>
-              </w:rPr>
-            </w:pPr>
-            <w:r>
-              <w:rPr>
-                <w:rFonts w:eastAsia="Times New Roman" w:cs="Times New Roman"/>
-                <w:color w:val="000000"/>
-                <w:szCs w:val="26"/>
-                <w:lang w:val="en-US"/>
-              </w:rPr>
-              <w:t>ALB</w:t>
-            </w:r>
-          </w:p>
-        </w:tc>
-        <w:tc>
-          <w:tcPr>
-            <w:tcW w:w="3241" w:type="dxa"/>
-            <w:tcBorders>
-              <w:top w:val="nil"/>
-              <w:left w:val="nil"/>
-              <w:bottom w:val="single" w:sz="4" w:space="0" w:color="auto"/>
-              <w:right w:val="single" w:sz="4" w:space="0" w:color="auto"/>
-            </w:tcBorders>
-            <w:vAlign w:val="center"/>
-            <w:hideMark/>
-          </w:tcPr>
-          <w:p>
-            <w:pPr>
-              <w:spacing w:after="0" w:line="240" w:lineRule="auto"/>
-              <w:rPr>
-                <w:rFonts w:eastAsia="Times New Roman" w:cs="Times New Roman"/>
-                <w:color w:val="000000"/>
-                <w:szCs w:val="26"/>
-                <w:lang w:val="en-US"/>
-              </w:rPr>
-            </w:pPr>
-            <w:r>
-              <w:rPr>
-                <w:rFonts w:eastAsia="Times New Roman" w:cs="Times New Roman"/>
-                <w:color w:val="000000"/>
-                <w:szCs w:val="26"/>
-                <w:lang w:val="en-US"/>
-              </w:rPr>
-              <w:t>Nhóm các container/task để ALB forward traffic</w:t>
-            </w:r>
-          </w:p>
-        </w:tc>
-        <w:tc>
-          <w:tcPr>
-            <w:tcW w:w="2211" w:type="dxa"/>
-            <w:tcBorders>
-              <w:top w:val="nil"/>
-              <w:left w:val="nil"/>
-              <w:bottom w:val="single" w:sz="4" w:space="0" w:color="auto"/>
-              <w:right w:val="single" w:sz="4" w:space="0" w:color="auto"/>
-            </w:tcBorders>
-            <w:vAlign w:val="center"/>
-            <w:hideMark/>
-          </w:tcPr>
-          <w:p>
-            <w:pPr>
-              <w:spacing w:after="0" w:line="240" w:lineRule="auto"/>
-              <w:rPr>
-                <w:rFonts w:eastAsia="Times New Roman" w:cs="Times New Roman"/>
-                <w:color w:val="000000"/>
-                <w:szCs w:val="26"/>
-                <w:lang w:val="en-US"/>
-              </w:rPr>
-            </w:pPr>
-            <w:r>
-              <w:rPr>
-                <w:rFonts w:eastAsia="Times New Roman" w:cs="Times New Roman"/>
-                <w:color w:val="000000"/>
-                <w:szCs w:val="26"/>
-                <w:lang w:val="en-US"/>
-              </w:rPr>
-              <w:t>(5) trong diagram</w:t>
-            </w:r>
-          </w:p>
-        </w:tc>
-      </w:tr>
-      <w:tr>
-        <w:trPr>
-          <w:trHeight w:val="330"/>
-        </w:trPr>
-        <w:tc>
-          <w:tcPr>
-            <w:tcW w:w="2065" w:type="dxa"/>
-            <w:tcBorders>
-              <w:top w:val="nil"/>
-              <w:left w:val="single" w:sz="4" w:space="0" w:color="auto"/>
-              <w:bottom w:val="single" w:sz="4" w:space="0" w:color="auto"/>
-              <w:right w:val="single" w:sz="4" w:space="0" w:color="auto"/>
-            </w:tcBorders>
-            <w:vAlign w:val="center"/>
-            <w:hideMark/>
-          </w:tcPr>
-          <w:p>
-            <w:pPr>
-              <w:spacing w:after="0" w:line="240" w:lineRule="auto"/>
-              <w:rPr>
-                <w:rFonts w:eastAsia="Times New Roman" w:cs="Times New Roman"/>
-                <w:color w:val="000000"/>
-                <w:szCs w:val="26"/>
-                <w:lang w:val="en-US"/>
-              </w:rPr>
-            </w:pPr>
-            <w:r>
-              <w:rPr>
-                <w:rFonts w:eastAsia="Times New Roman" w:cs="Times New Roman"/>
-                <w:color w:val="000000"/>
-                <w:szCs w:val="26"/>
-                <w:lang w:val="en-US"/>
-              </w:rPr>
-              <w:t>CloudFront (Download distribution)</w:t>
-            </w:r>
-          </w:p>
-        </w:tc>
-        <w:tc>
-          <w:tcPr>
-            <w:tcW w:w="1260" w:type="dxa"/>
-            <w:tcBorders>
-              <w:top w:val="nil"/>
-              <w:left w:val="nil"/>
-              <w:bottom w:val="single" w:sz="4" w:space="0" w:color="auto"/>
-              <w:right w:val="single" w:sz="4" w:space="0" w:color="auto"/>
-            </w:tcBorders>
-            <w:vAlign w:val="center"/>
-            <w:hideMark/>
-          </w:tcPr>
-          <w:p>
-            <w:pPr>
-              <w:spacing w:after="0" w:line="240" w:lineRule="auto"/>
-              <w:rPr>
-                <w:rFonts w:eastAsia="Times New Roman" w:cs="Times New Roman"/>
-                <w:color w:val="000000"/>
-                <w:szCs w:val="26"/>
-                <w:lang w:val="en-US"/>
-              </w:rPr>
-            </w:pPr>
-            <w:r>
-              <w:rPr>
-                <w:rFonts w:eastAsia="Times New Roman" w:cs="Times New Roman"/>
-                <w:color w:val="000000"/>
-                <w:szCs w:val="26"/>
-                <w:lang w:val="en-US"/>
-              </w:rPr>
-              <w:t>Public Subnet</w:t>
-            </w:r>
-          </w:p>
-        </w:tc>
-        <w:tc>
-          <w:tcPr>
-            <w:tcW w:w="3241" w:type="dxa"/>
-            <w:tcBorders>
-              <w:top w:val="nil"/>
-              <w:left w:val="nil"/>
-              <w:bottom w:val="single" w:sz="4" w:space="0" w:color="auto"/>
-              <w:right w:val="single" w:sz="4" w:space="0" w:color="auto"/>
-            </w:tcBorders>
-            <w:vAlign w:val="center"/>
-            <w:hideMark/>
-          </w:tcPr>
-          <w:p>
-            <w:pPr>
-              <w:spacing w:after="0" w:line="240" w:lineRule="auto"/>
-              <w:rPr>
-                <w:rFonts w:eastAsia="Times New Roman" w:cs="Times New Roman"/>
-                <w:color w:val="000000"/>
-                <w:szCs w:val="26"/>
-                <w:lang w:val="en-US"/>
-              </w:rPr>
-            </w:pPr>
-            <w:r>
-              <w:rPr>
-                <w:rFonts w:eastAsia="Times New Roman" w:cs="Times New Roman"/>
-                <w:color w:val="000000"/>
-                <w:szCs w:val="26"/>
-                <w:lang w:val="en-US"/>
-              </w:rPr>
-              <w:t>CDN cho static files (hình ảnh, video, tài nguyên)</w:t>
-            </w:r>
-          </w:p>
-        </w:tc>
-        <w:tc>
-          <w:tcPr>
-            <w:tcW w:w="2211" w:type="dxa"/>
-            <w:tcBorders>
-              <w:top w:val="nil"/>
-              <w:left w:val="nil"/>
-              <w:bottom w:val="single" w:sz="4" w:space="0" w:color="auto"/>
-              <w:right w:val="single" w:sz="4" w:space="0" w:color="auto"/>
-            </w:tcBorders>
-            <w:vAlign w:val="center"/>
-            <w:hideMark/>
-          </w:tcPr>
-          <w:p>
-            <w:pPr>
-              <w:spacing w:after="0" w:line="240" w:lineRule="auto"/>
-              <w:rPr>
-                <w:rFonts w:eastAsia="Times New Roman" w:cs="Times New Roman"/>
-                <w:color w:val="000000"/>
-                <w:szCs w:val="26"/>
-                <w:lang w:val="en-US"/>
-              </w:rPr>
-            </w:pPr>
-            <w:r>
-              <w:rPr>
-                <w:rFonts w:eastAsia="Times New Roman" w:cs="Times New Roman"/>
-                <w:color w:val="000000"/>
-                <w:szCs w:val="26"/>
-                <w:lang w:val="en-US"/>
-              </w:rPr>
-              <w:t>Origin là ALB, giảm tải ALB</w:t>
-            </w:r>
-          </w:p>
-        </w:tc>
-      </w:tr>
-      <w:tr>
-        <w:trPr>
-          <w:trHeight w:val="705"/>
-        </w:trPr>
-        <w:tc>
-          <w:tcPr>
-            <w:tcW w:w="2065" w:type="dxa"/>
-            <w:tcBorders>
-              <w:top w:val="nil"/>
-              <w:left w:val="single" w:sz="4" w:space="0" w:color="auto"/>
-              <w:bottom w:val="single" w:sz="4" w:space="0" w:color="auto"/>
-              <w:right w:val="single" w:sz="4" w:space="0" w:color="auto"/>
-            </w:tcBorders>
-            <w:vAlign w:val="center"/>
-            <w:hideMark/>
-          </w:tcPr>
-          <w:p>
-            <w:pPr>
-              <w:spacing w:after="0" w:line="240" w:lineRule="auto"/>
-              <w:rPr>
-                <w:rFonts w:eastAsia="Times New Roman" w:cs="Times New Roman"/>
-                <w:color w:val="000000"/>
-                <w:szCs w:val="26"/>
-                <w:lang w:val="en-US"/>
-              </w:rPr>
-            </w:pPr>
-            <w:r>
-              <w:rPr>
-                <w:rFonts w:eastAsia="Times New Roman" w:cs="Times New Roman"/>
-                <w:color w:val="000000"/>
-                <w:szCs w:val="26"/>
-                <w:lang w:val="en-US"/>
-              </w:rPr>
-              <w:t>ECS (Elastic Container Service)</w:t>
-            </w:r>
-          </w:p>
-        </w:tc>
-        <w:tc>
-          <w:tcPr>
-            <w:tcW w:w="1260" w:type="dxa"/>
-            <w:tcBorders>
-              <w:top w:val="nil"/>
-              <w:left w:val="nil"/>
-              <w:bottom w:val="single" w:sz="4" w:space="0" w:color="auto"/>
-              <w:right w:val="single" w:sz="4" w:space="0" w:color="auto"/>
-            </w:tcBorders>
-            <w:vAlign w:val="center"/>
-            <w:hideMark/>
-          </w:tcPr>
-          <w:p>
-            <w:pPr>
-              <w:spacing w:after="0" w:line="240" w:lineRule="auto"/>
-              <w:rPr>
-                <w:rFonts w:eastAsia="Times New Roman" w:cs="Times New Roman"/>
-                <w:color w:val="000000"/>
-                <w:szCs w:val="26"/>
-                <w:lang w:val="en-US"/>
-              </w:rPr>
-            </w:pPr>
-            <w:r>
-              <w:rPr>
-                <w:rFonts w:eastAsia="Times New Roman" w:cs="Times New Roman"/>
-                <w:color w:val="000000"/>
-                <w:szCs w:val="26"/>
-                <w:lang w:val="en-US"/>
-              </w:rPr>
-              <w:t>Private Subnet</w:t>
-            </w:r>
-          </w:p>
-        </w:tc>
-        <w:tc>
-          <w:tcPr>
-            <w:tcW w:w="3241" w:type="dxa"/>
-            <w:tcBorders>
-              <w:top w:val="nil"/>
-              <w:left w:val="nil"/>
-              <w:bottom w:val="single" w:sz="4" w:space="0" w:color="auto"/>
-              <w:right w:val="single" w:sz="4" w:space="0" w:color="auto"/>
-            </w:tcBorders>
-            <w:vAlign w:val="center"/>
-            <w:hideMark/>
-          </w:tcPr>
-          <w:p>
-            <w:pPr>
-              <w:spacing w:after="0" w:line="240" w:lineRule="auto"/>
-              <w:rPr>
-                <w:rFonts w:eastAsia="Times New Roman" w:cs="Times New Roman"/>
-                <w:color w:val="000000"/>
-                <w:szCs w:val="26"/>
-                <w:lang w:val="en-US"/>
-              </w:rPr>
-            </w:pPr>
-            <w:r>
-              <w:rPr>
-                <w:rFonts w:eastAsia="Times New Roman" w:cs="Times New Roman"/>
-                <w:color w:val="000000"/>
-                <w:szCs w:val="26"/>
-                <w:lang w:val="en-US"/>
-              </w:rPr>
-              <w:t>Orchestration container</w:t>
-            </w:r>
-          </w:p>
-        </w:tc>
-        <w:tc>
-          <w:tcPr>
-            <w:tcW w:w="2211" w:type="dxa"/>
-            <w:tcBorders>
-              <w:top w:val="nil"/>
-              <w:left w:val="nil"/>
-              <w:bottom w:val="single" w:sz="4" w:space="0" w:color="auto"/>
-              <w:right w:val="single" w:sz="4" w:space="0" w:color="auto"/>
-            </w:tcBorders>
-            <w:vAlign w:val="center"/>
-            <w:hideMark/>
-          </w:tcPr>
-          <w:p>
-            <w:pPr>
-              <w:spacing w:after="0" w:line="240" w:lineRule="auto"/>
-              <w:rPr>
-                <w:rFonts w:eastAsia="Times New Roman" w:cs="Times New Roman"/>
-                <w:color w:val="000000"/>
-                <w:szCs w:val="26"/>
-                <w:lang w:val="en-US"/>
-              </w:rPr>
-            </w:pPr>
-            <w:r>
-              <w:rPr>
-                <w:rFonts w:eastAsia="Times New Roman" w:cs="Times New Roman"/>
-                <w:color w:val="000000"/>
-                <w:szCs w:val="26"/>
-                <w:lang w:val="en-US"/>
-              </w:rPr>
-              <w:t>Quản lý Service, Task, Container</w:t>
-            </w:r>
-          </w:p>
-        </w:tc>
-      </w:tr>
-      <w:tr>
-        <w:trPr>
-          <w:trHeight w:val="660"/>
-        </w:trPr>
-        <w:tc>
-          <w:tcPr>
-            <w:tcW w:w="2065" w:type="dxa"/>
-            <w:tcBorders>
-              <w:top w:val="nil"/>
-              <w:left w:val="single" w:sz="4" w:space="0" w:color="auto"/>
-              <w:bottom w:val="single" w:sz="4" w:space="0" w:color="auto"/>
-              <w:right w:val="single" w:sz="4" w:space="0" w:color="auto"/>
-            </w:tcBorders>
-            <w:vAlign w:val="center"/>
-            <w:hideMark/>
-          </w:tcPr>
-          <w:p>
-            <w:pPr>
-              <w:spacing w:after="0" w:line="240" w:lineRule="auto"/>
-              <w:rPr>
-                <w:rFonts w:eastAsia="Times New Roman" w:cs="Times New Roman"/>
-                <w:color w:val="000000"/>
-                <w:szCs w:val="26"/>
-                <w:lang w:val="en-US"/>
-              </w:rPr>
-            </w:pPr>
-            <w:r>
-              <w:rPr>
-                <w:rFonts w:eastAsia="Times New Roman" w:cs="Times New Roman"/>
-                <w:color w:val="000000"/>
-                <w:szCs w:val="26"/>
-                <w:lang w:val="en-US"/>
-              </w:rPr>
-              <w:t>ECS Service</w:t>
-            </w:r>
-          </w:p>
-        </w:tc>
-        <w:tc>
-          <w:tcPr>
-            <w:tcW w:w="1260" w:type="dxa"/>
-            <w:tcBorders>
-              <w:top w:val="nil"/>
-              <w:left w:val="nil"/>
-              <w:bottom w:val="single" w:sz="4" w:space="0" w:color="auto"/>
-              <w:right w:val="single" w:sz="4" w:space="0" w:color="auto"/>
-            </w:tcBorders>
-            <w:vAlign w:val="center"/>
-            <w:hideMark/>
-          </w:tcPr>
-          <w:p>
-            <w:pPr>
-              <w:spacing w:after="0" w:line="240" w:lineRule="auto"/>
-              <w:rPr>
-                <w:rFonts w:eastAsia="Times New Roman" w:cs="Times New Roman"/>
-                <w:color w:val="000000"/>
-                <w:szCs w:val="26"/>
-                <w:lang w:val="en-US"/>
-              </w:rPr>
-            </w:pPr>
-            <w:r>
-              <w:rPr>
-                <w:rFonts w:eastAsia="Times New Roman" w:cs="Times New Roman"/>
-                <w:color w:val="000000"/>
-                <w:szCs w:val="26"/>
-                <w:lang w:val="en-US"/>
-              </w:rPr>
-              <w:t>Private Subnet</w:t>
-            </w:r>
-          </w:p>
-        </w:tc>
-        <w:tc>
-          <w:tcPr>
-            <w:tcW w:w="3241" w:type="dxa"/>
-            <w:tcBorders>
-              <w:top w:val="nil"/>
-              <w:left w:val="nil"/>
-              <w:bottom w:val="single" w:sz="4" w:space="0" w:color="auto"/>
-              <w:right w:val="single" w:sz="4" w:space="0" w:color="auto"/>
-            </w:tcBorders>
-            <w:vAlign w:val="center"/>
-            <w:hideMark/>
-          </w:tcPr>
-          <w:p>
-            <w:pPr>
-              <w:spacing w:after="0" w:line="240" w:lineRule="auto"/>
-              <w:rPr>
-                <w:rFonts w:eastAsia="Times New Roman" w:cs="Times New Roman"/>
-                <w:color w:val="000000"/>
-                <w:szCs w:val="26"/>
-                <w:lang w:val="en-US"/>
-              </w:rPr>
-            </w:pPr>
-            <w:r>
-              <w:rPr>
-                <w:rFonts w:eastAsia="Times New Roman" w:cs="Times New Roman"/>
-                <w:color w:val="000000"/>
-                <w:szCs w:val="26"/>
-                <w:lang w:val="en-US"/>
-              </w:rPr>
-              <w:t>Quản lý 3 service (gym</w:t>
-            </w:r>
-            <w:r>
-              <w:rPr>
-                <w:rFonts w:eastAsia="Times New Roman" w:cs="Times New Roman"/>
-                <w:color w:val="000000"/>
-                <w:szCs w:val="26"/>
-                <w:lang w:val="en-US"/>
-              </w:rPr>
-              <w:t>-</w:t>
-            </w:r>
-            <w:r>
-              <w:rPr>
-                <w:rFonts w:eastAsia="Times New Roman" w:cs="Times New Roman"/>
-                <w:color w:val="000000"/>
-                <w:szCs w:val="26"/>
-                <w:lang w:val="en-US"/>
-              </w:rPr>
-              <w:t>service, user</w:t>
-            </w:r>
-            <w:r>
-              <w:rPr>
-                <w:rFonts w:eastAsia="Times New Roman" w:cs="Times New Roman"/>
-                <w:color w:val="000000"/>
-                <w:szCs w:val="26"/>
-                <w:lang w:val="en-US"/>
-              </w:rPr>
-              <w:t>-</w:t>
-            </w:r>
-            <w:r>
-              <w:rPr>
-                <w:rFonts w:eastAsia="Times New Roman" w:cs="Times New Roman"/>
-                <w:color w:val="000000"/>
-                <w:szCs w:val="26"/>
-                <w:lang w:val="en-US"/>
-              </w:rPr>
-              <w:t>service, ai</w:t>
-            </w:r>
-            <w:r>
-              <w:rPr>
-                <w:rFonts w:eastAsia="Times New Roman" w:cs="Times New Roman"/>
-                <w:color w:val="000000"/>
-                <w:szCs w:val="26"/>
-                <w:lang w:val="en-US"/>
-              </w:rPr>
-              <w:t>-</w:t>
-            </w:r>
-            <w:r>
-              <w:rPr>
-                <w:rFonts w:eastAsia="Times New Roman" w:cs="Times New Roman"/>
-                <w:color w:val="000000"/>
-                <w:szCs w:val="26"/>
-                <w:lang w:val="en-US"/>
-              </w:rPr>
-              <w:t>service)</w:t>
-            </w:r>
-          </w:p>
-        </w:tc>
-        <w:tc>
-          <w:tcPr>
-            <w:tcW w:w="2211" w:type="dxa"/>
-            <w:tcBorders>
-              <w:top w:val="nil"/>
-              <w:left w:val="nil"/>
-              <w:bottom w:val="single" w:sz="4" w:space="0" w:color="auto"/>
-              <w:right w:val="single" w:sz="4" w:space="0" w:color="auto"/>
-            </w:tcBorders>
-            <w:vAlign w:val="center"/>
-            <w:hideMark/>
-          </w:tcPr>
-          <w:p>
-            <w:pPr>
-              <w:spacing w:after="0" w:line="240" w:lineRule="auto"/>
-              <w:rPr>
-                <w:rFonts w:eastAsia="Times New Roman" w:cs="Times New Roman"/>
-                <w:color w:val="000000"/>
-                <w:szCs w:val="26"/>
-                <w:lang w:val="en-US"/>
-              </w:rPr>
-            </w:pPr>
-            <w:r>
-              <w:rPr>
-                <w:rFonts w:eastAsia="Times New Roman" w:cs="Times New Roman"/>
-                <w:color w:val="000000"/>
-                <w:szCs w:val="26"/>
-                <w:lang w:val="en-US"/>
-              </w:rPr>
-              <w:t>Auto scaling, rolling update</w:t>
-            </w:r>
-          </w:p>
-        </w:tc>
-      </w:tr>
-      <w:tr>
-        <w:trPr>
-          <w:trHeight w:val="330"/>
-        </w:trPr>
-        <w:tc>
-          <w:tcPr>
-            <w:tcW w:w="2065" w:type="dxa"/>
-            <w:tcBorders>
-              <w:top w:val="nil"/>
-              <w:left w:val="single" w:sz="4" w:space="0" w:color="auto"/>
-              <w:bottom w:val="single" w:sz="4" w:space="0" w:color="auto"/>
-              <w:right w:val="single" w:sz="4" w:space="0" w:color="auto"/>
-            </w:tcBorders>
-            <w:vAlign w:val="center"/>
-            <w:hideMark/>
-          </w:tcPr>
-          <w:p>
-            <w:pPr>
-              <w:spacing w:after="0" w:line="240" w:lineRule="auto"/>
-              <w:rPr>
-                <w:rFonts w:eastAsia="Times New Roman" w:cs="Times New Roman"/>
-                <w:color w:val="000000"/>
-                <w:szCs w:val="26"/>
-                <w:lang w:val="en-US"/>
-              </w:rPr>
-            </w:pPr>
-            <w:r>
-              <w:rPr>
-                <w:rFonts w:eastAsia="Times New Roman" w:cs="Times New Roman"/>
-                <w:color w:val="000000"/>
-                <w:szCs w:val="26"/>
-                <w:lang w:val="en-US"/>
-              </w:rPr>
-              <w:t>Task Definition</w:t>
-            </w:r>
-          </w:p>
-        </w:tc>
-        <w:tc>
-          <w:tcPr>
-            <w:tcW w:w="1260" w:type="dxa"/>
-            <w:tcBorders>
-              <w:top w:val="nil"/>
-              <w:left w:val="nil"/>
-              <w:bottom w:val="single" w:sz="4" w:space="0" w:color="auto"/>
-              <w:right w:val="single" w:sz="4" w:space="0" w:color="auto"/>
-            </w:tcBorders>
-            <w:vAlign w:val="center"/>
-            <w:hideMark/>
-          </w:tcPr>
-          <w:p>
-            <w:pPr>
-              <w:spacing w:after="0" w:line="240" w:lineRule="auto"/>
-              <w:rPr>
-                <w:rFonts w:eastAsia="Times New Roman" w:cs="Times New Roman"/>
-                <w:color w:val="000000"/>
-                <w:szCs w:val="26"/>
-                <w:lang w:val="en-US"/>
-              </w:rPr>
-            </w:pPr>
-            <w:r>
-              <w:rPr>
-                <w:rFonts w:eastAsia="Times New Roman" w:cs="Times New Roman"/>
-                <w:color w:val="000000"/>
-                <w:szCs w:val="26"/>
-                <w:lang w:val="en-US"/>
-              </w:rPr>
-              <w:t>ECS</w:t>
-            </w:r>
-          </w:p>
-        </w:tc>
-        <w:tc>
-          <w:tcPr>
-            <w:tcW w:w="3241" w:type="dxa"/>
-            <w:tcBorders>
-              <w:top w:val="nil"/>
-              <w:left w:val="nil"/>
-              <w:bottom w:val="single" w:sz="4" w:space="0" w:color="auto"/>
-              <w:right w:val="single" w:sz="4" w:space="0" w:color="auto"/>
-            </w:tcBorders>
-            <w:vAlign w:val="center"/>
-            <w:hideMark/>
-          </w:tcPr>
-          <w:p>
-            <w:pPr>
-              <w:spacing w:after="0" w:line="240" w:lineRule="auto"/>
-              <w:rPr>
-                <w:rFonts w:eastAsia="Times New Roman" w:cs="Times New Roman"/>
-                <w:color w:val="000000"/>
-                <w:szCs w:val="26"/>
-                <w:lang w:val="en-US"/>
-              </w:rPr>
-            </w:pPr>
-            <w:r>
-              <w:rPr>
-                <w:rFonts w:eastAsia="Times New Roman" w:cs="Times New Roman"/>
-                <w:color w:val="000000"/>
-                <w:szCs w:val="26"/>
-                <w:lang w:val="en-US"/>
-              </w:rPr>
-              <w:t>Định nghĩa container cần chạy (CPU, RAM, image)</w:t>
-            </w:r>
-          </w:p>
-        </w:tc>
-        <w:tc>
-          <w:tcPr>
-            <w:tcW w:w="2211" w:type="dxa"/>
-            <w:tcBorders>
-              <w:top w:val="nil"/>
-              <w:left w:val="nil"/>
-              <w:bottom w:val="single" w:sz="4" w:space="0" w:color="auto"/>
-              <w:right w:val="single" w:sz="4" w:space="0" w:color="auto"/>
-            </w:tcBorders>
-            <w:vAlign w:val="center"/>
-            <w:hideMark/>
-          </w:tcPr>
-          <w:p>
-            <w:pPr>
-              <w:spacing w:after="0" w:line="240" w:lineRule="auto"/>
-              <w:rPr>
-                <w:rFonts w:eastAsia="Times New Roman" w:cs="Times New Roman"/>
-                <w:color w:val="000000"/>
-                <w:szCs w:val="26"/>
-                <w:lang w:val="en-US"/>
-              </w:rPr>
-            </w:pPr>
-            <w:r>
-              <w:rPr>
-                <w:rFonts w:eastAsia="Times New Roman" w:cs="Times New Roman"/>
-                <w:color w:val="000000"/>
-                <w:szCs w:val="26"/>
-                <w:lang w:val="en-US"/>
-              </w:rPr>
-              <w:t>Mỗi service có 1 task</w:t>
-            </w:r>
-          </w:p>
-        </w:tc>
-      </w:tr>
-      <w:tr>
-        <w:trPr>
-          <w:trHeight w:val="330"/>
-        </w:trPr>
-        <w:tc>
-          <w:tcPr>
-            <w:tcW w:w="2065" w:type="dxa"/>
-            <w:tcBorders>
-              <w:top w:val="nil"/>
-              <w:left w:val="single" w:sz="4" w:space="0" w:color="auto"/>
-              <w:bottom w:val="single" w:sz="4" w:space="0" w:color="auto"/>
-              <w:right w:val="single" w:sz="4" w:space="0" w:color="auto"/>
-            </w:tcBorders>
-            <w:vAlign w:val="center"/>
-            <w:hideMark/>
-          </w:tcPr>
-          <w:p>
-            <w:pPr>
-              <w:spacing w:after="0" w:line="240" w:lineRule="auto"/>
-              <w:rPr>
-                <w:rFonts w:eastAsia="Times New Roman" w:cs="Times New Roman"/>
-                <w:color w:val="000000"/>
-                <w:szCs w:val="26"/>
-                <w:lang w:val="en-US"/>
-              </w:rPr>
-            </w:pPr>
-            <w:r>
-              <w:rPr>
-                <w:rFonts w:eastAsia="Times New Roman" w:cs="Times New Roman"/>
-                <w:color w:val="000000"/>
-                <w:szCs w:val="26"/>
-                <w:lang w:val="en-US"/>
-              </w:rPr>
-              <w:t>Container</w:t>
-            </w:r>
-          </w:p>
-        </w:tc>
-        <w:tc>
-          <w:tcPr>
-            <w:tcW w:w="1260" w:type="dxa"/>
-            <w:tcBorders>
-              <w:top w:val="nil"/>
-              <w:left w:val="nil"/>
-              <w:bottom w:val="single" w:sz="4" w:space="0" w:color="auto"/>
-              <w:right w:val="single" w:sz="4" w:space="0" w:color="auto"/>
-            </w:tcBorders>
-            <w:vAlign w:val="center"/>
-            <w:hideMark/>
-          </w:tcPr>
-          <w:p>
-            <w:pPr>
-              <w:spacing w:after="0" w:line="240" w:lineRule="auto"/>
-              <w:rPr>
-                <w:rFonts w:eastAsia="Times New Roman" w:cs="Times New Roman"/>
-                <w:color w:val="000000"/>
-                <w:szCs w:val="26"/>
-                <w:lang w:val="en-US"/>
-              </w:rPr>
-            </w:pPr>
-            <w:r>
-              <w:rPr>
-                <w:rFonts w:eastAsia="Times New Roman" w:cs="Times New Roman"/>
-                <w:color w:val="000000"/>
-                <w:szCs w:val="26"/>
-                <w:lang w:val="en-US"/>
-              </w:rPr>
-              <w:t>Private Subnet</w:t>
-            </w:r>
-          </w:p>
-        </w:tc>
-        <w:tc>
-          <w:tcPr>
-            <w:tcW w:w="3241" w:type="dxa"/>
-            <w:tcBorders>
-              <w:top w:val="nil"/>
-              <w:left w:val="nil"/>
-              <w:bottom w:val="single" w:sz="4" w:space="0" w:color="auto"/>
-              <w:right w:val="single" w:sz="4" w:space="0" w:color="auto"/>
-            </w:tcBorders>
-            <w:vAlign w:val="center"/>
-            <w:hideMark/>
-          </w:tcPr>
-          <w:p>
-            <w:pPr>
-              <w:spacing w:after="0" w:line="240" w:lineRule="auto"/>
-              <w:rPr>
-                <w:rFonts w:eastAsia="Times New Roman" w:cs="Times New Roman"/>
-                <w:color w:val="000000"/>
-                <w:szCs w:val="26"/>
-                <w:lang w:val="en-US"/>
-              </w:rPr>
-            </w:pPr>
-            <w:r>
-              <w:rPr>
-                <w:rFonts w:eastAsia="Times New Roman" w:cs="Times New Roman"/>
-                <w:color w:val="000000"/>
-                <w:szCs w:val="26"/>
-                <w:lang w:val="en-US"/>
-              </w:rPr>
-              <w:t>Chạy code Spring Boot thực tế</w:t>
-            </w:r>
-          </w:p>
-        </w:tc>
-        <w:tc>
-          <w:tcPr>
-            <w:tcW w:w="2211" w:type="dxa"/>
-            <w:tcBorders>
-              <w:top w:val="nil"/>
-              <w:left w:val="nil"/>
-              <w:bottom w:val="single" w:sz="4" w:space="0" w:color="auto"/>
-              <w:right w:val="single" w:sz="4" w:space="0" w:color="auto"/>
-            </w:tcBorders>
-            <w:vAlign w:val="center"/>
-            <w:hideMark/>
-          </w:tcPr>
-          <w:p>
-            <w:pPr>
-              <w:spacing w:after="0" w:line="240" w:lineRule="auto"/>
-              <w:rPr>
-                <w:rFonts w:eastAsia="Times New Roman" w:cs="Times New Roman"/>
-                <w:color w:val="000000"/>
-                <w:szCs w:val="26"/>
-                <w:lang w:val="en-US"/>
-              </w:rPr>
-            </w:pPr>
-            <w:r>
-              <w:rPr>
-                <w:rFonts w:eastAsia="Times New Roman" w:cs="Times New Roman"/>
-                <w:color w:val="000000"/>
-                <w:szCs w:val="26"/>
-                <w:lang w:val="en-US"/>
-              </w:rPr>
-              <w:t>g</w:t>
-            </w:r>
-            <w:r>
-              <w:rPr>
-                <w:rFonts w:eastAsia="Times New Roman" w:cs="Times New Roman"/>
-                <w:color w:val="000000"/>
-                <w:szCs w:val="26"/>
-                <w:lang w:val="en-US"/>
-              </w:rPr>
-              <w:t>ym</w:t>
-            </w:r>
-            <w:r>
-              <w:rPr>
-                <w:rFonts w:eastAsia="Times New Roman" w:cs="Times New Roman"/>
-                <w:color w:val="000000"/>
-                <w:szCs w:val="26"/>
-                <w:lang w:val="en-US"/>
-              </w:rPr>
-              <w:t>-</w:t>
-            </w:r>
-            <w:r>
-              <w:rPr>
-                <w:rFonts w:eastAsia="Times New Roman" w:cs="Times New Roman"/>
-                <w:color w:val="000000"/>
-                <w:szCs w:val="26"/>
-                <w:lang w:val="en-US"/>
-              </w:rPr>
-              <w:t>container, user</w:t>
-            </w:r>
-            <w:r>
-              <w:rPr>
-                <w:rFonts w:eastAsia="Times New Roman" w:cs="Times New Roman"/>
-                <w:color w:val="000000"/>
-                <w:szCs w:val="26"/>
-                <w:lang w:val="en-US"/>
-              </w:rPr>
-              <w:t>-</w:t>
-            </w:r>
-            <w:r>
-              <w:rPr>
-                <w:rFonts w:eastAsia="Times New Roman" w:cs="Times New Roman"/>
-                <w:color w:val="000000"/>
-                <w:szCs w:val="26"/>
-                <w:lang w:val="en-US"/>
-              </w:rPr>
-              <w:t>container, ai</w:t>
-            </w:r>
-            <w:r>
-              <w:rPr>
-                <w:rFonts w:eastAsia="Times New Roman" w:cs="Times New Roman"/>
-                <w:color w:val="000000"/>
-                <w:szCs w:val="26"/>
-                <w:lang w:val="en-US"/>
-              </w:rPr>
-              <w:t>-</w:t>
-            </w:r>
-            <w:r>
-              <w:rPr>
-                <w:rFonts w:eastAsia="Times New Roman" w:cs="Times New Roman"/>
-                <w:color w:val="000000"/>
-                <w:szCs w:val="26"/>
-                <w:lang w:val="en-US"/>
-              </w:rPr>
-              <w:t>container</w:t>
-            </w:r>
-          </w:p>
-        </w:tc>
-      </w:tr>
-      <w:tr>
-        <w:trPr>
-          <w:trHeight w:val="330"/>
-        </w:trPr>
-        <w:tc>
-          <w:tcPr>
-            <w:tcW w:w="2065" w:type="dxa"/>
-            <w:tcBorders>
-              <w:top w:val="nil"/>
-              <w:left w:val="single" w:sz="4" w:space="0" w:color="auto"/>
-              <w:bottom w:val="single" w:sz="4" w:space="0" w:color="auto"/>
-              <w:right w:val="single" w:sz="4" w:space="0" w:color="auto"/>
-            </w:tcBorders>
-            <w:vAlign w:val="center"/>
-            <w:hideMark/>
-          </w:tcPr>
-          <w:p>
-            <w:pPr>
-              <w:spacing w:after="0" w:line="240" w:lineRule="auto"/>
-              <w:rPr>
-                <w:rFonts w:eastAsia="Times New Roman" w:cs="Times New Roman"/>
-                <w:color w:val="000000"/>
-                <w:szCs w:val="26"/>
-                <w:lang w:val="en-US"/>
-              </w:rPr>
-            </w:pPr>
-            <w:r>
-              <w:rPr>
-                <w:rFonts w:eastAsia="Times New Roman" w:cs="Times New Roman"/>
-                <w:color w:val="000000"/>
-                <w:szCs w:val="26"/>
-                <w:lang w:val="en-US"/>
-              </w:rPr>
-              <w:t>Amazon RDS</w:t>
-            </w:r>
-          </w:p>
-        </w:tc>
-        <w:tc>
-          <w:tcPr>
-            <w:tcW w:w="1260" w:type="dxa"/>
-            <w:tcBorders>
-              <w:top w:val="nil"/>
-              <w:left w:val="nil"/>
-              <w:bottom w:val="single" w:sz="4" w:space="0" w:color="auto"/>
-              <w:right w:val="single" w:sz="4" w:space="0" w:color="auto"/>
-            </w:tcBorders>
-            <w:vAlign w:val="center"/>
-            <w:hideMark/>
-          </w:tcPr>
-          <w:p>
-            <w:pPr>
-              <w:spacing w:after="0" w:line="240" w:lineRule="auto"/>
-              <w:rPr>
-                <w:rFonts w:eastAsia="Times New Roman" w:cs="Times New Roman"/>
-                <w:color w:val="000000"/>
-                <w:szCs w:val="26"/>
-                <w:lang w:val="en-US"/>
-              </w:rPr>
-            </w:pPr>
-            <w:r>
-              <w:rPr>
-                <w:rFonts w:eastAsia="Times New Roman" w:cs="Times New Roman"/>
-                <w:color w:val="000000"/>
-                <w:szCs w:val="26"/>
-                <w:lang w:val="en-US"/>
-              </w:rPr>
-              <w:t>Private Subnet</w:t>
-            </w:r>
-          </w:p>
-        </w:tc>
-        <w:tc>
-          <w:tcPr>
-            <w:tcW w:w="3241" w:type="dxa"/>
-            <w:tcBorders>
-              <w:top w:val="nil"/>
-              <w:left w:val="nil"/>
-              <w:bottom w:val="single" w:sz="4" w:space="0" w:color="auto"/>
-              <w:right w:val="single" w:sz="4" w:space="0" w:color="auto"/>
-            </w:tcBorders>
-            <w:vAlign w:val="center"/>
-            <w:hideMark/>
-          </w:tcPr>
-          <w:p>
-            <w:pPr>
-              <w:spacing w:after="0" w:line="240" w:lineRule="auto"/>
-              <w:rPr>
-                <w:rFonts w:eastAsia="Times New Roman" w:cs="Times New Roman"/>
-                <w:color w:val="000000"/>
-                <w:szCs w:val="26"/>
-                <w:lang w:val="en-US"/>
-              </w:rPr>
-            </w:pPr>
-            <w:r>
-              <w:rPr>
-                <w:rFonts w:eastAsia="Times New Roman" w:cs="Times New Roman"/>
-                <w:color w:val="000000"/>
-                <w:szCs w:val="26"/>
-                <w:lang w:val="en-US"/>
-              </w:rPr>
-              <w:t>Database (PostgreSQL)</w:t>
-            </w:r>
-          </w:p>
-        </w:tc>
-        <w:tc>
-          <w:tcPr>
-            <w:tcW w:w="2211" w:type="dxa"/>
-            <w:tcBorders>
-              <w:top w:val="nil"/>
-              <w:left w:val="nil"/>
-              <w:bottom w:val="single" w:sz="4" w:space="0" w:color="auto"/>
-              <w:right w:val="single" w:sz="4" w:space="0" w:color="auto"/>
-            </w:tcBorders>
-            <w:vAlign w:val="center"/>
-            <w:hideMark/>
-          </w:tcPr>
-          <w:p>
-            <w:pPr>
-              <w:spacing w:after="0" w:line="240" w:lineRule="auto"/>
-              <w:rPr>
-                <w:rFonts w:eastAsia="Times New Roman" w:cs="Times New Roman"/>
-                <w:color w:val="000000"/>
-                <w:szCs w:val="26"/>
-                <w:lang w:val="en-US"/>
-              </w:rPr>
-            </w:pPr>
-            <w:r>
-              <w:rPr>
-                <w:rFonts w:eastAsia="Times New Roman" w:cs="Times New Roman"/>
-                <w:color w:val="000000"/>
-                <w:szCs w:val="26"/>
-                <w:lang w:val="en-US"/>
-              </w:rPr>
-              <w:t>3 DB riêng: gymdb, userdb, aidb</w:t>
-            </w:r>
-          </w:p>
-        </w:tc>
-      </w:tr>
-      <w:tr>
-        <w:trPr>
-          <w:trHeight w:val="330"/>
-        </w:trPr>
-        <w:tc>
-          <w:tcPr>
-            <w:tcW w:w="2065" w:type="dxa"/>
-            <w:tcBorders>
-              <w:top w:val="nil"/>
-              <w:left w:val="single" w:sz="4" w:space="0" w:color="auto"/>
-              <w:bottom w:val="single" w:sz="4" w:space="0" w:color="auto"/>
-              <w:right w:val="single" w:sz="4" w:space="0" w:color="auto"/>
-            </w:tcBorders>
-            <w:vAlign w:val="center"/>
-            <w:hideMark/>
-          </w:tcPr>
-          <w:p>
-            <w:pPr>
-              <w:spacing w:after="0" w:line="240" w:lineRule="auto"/>
-              <w:rPr>
-                <w:rFonts w:eastAsia="Times New Roman" w:cs="Times New Roman"/>
-                <w:color w:val="000000"/>
-                <w:szCs w:val="26"/>
-                <w:lang w:val="en-US"/>
-              </w:rPr>
-            </w:pPr>
-            <w:r>
-              <w:rPr>
-                <w:rFonts w:eastAsia="Times New Roman" w:cs="Times New Roman"/>
-                <w:color w:val="000000"/>
-                <w:szCs w:val="26"/>
-                <w:lang w:val="en-US"/>
-              </w:rPr>
-              <w:lastRenderedPageBreak/>
-              <w:t>CloudWatch Logs</w:t>
-            </w:r>
-          </w:p>
-        </w:tc>
-        <w:tc>
-          <w:tcPr>
-            <w:tcW w:w="1260" w:type="dxa"/>
-            <w:tcBorders>
-              <w:top w:val="nil"/>
-              <w:left w:val="nil"/>
-              <w:bottom w:val="single" w:sz="4" w:space="0" w:color="auto"/>
-              <w:right w:val="single" w:sz="4" w:space="0" w:color="auto"/>
-            </w:tcBorders>
-            <w:vAlign w:val="center"/>
-            <w:hideMark/>
-          </w:tcPr>
-          <w:p>
-            <w:pPr>
-              <w:spacing w:after="0" w:line="240" w:lineRule="auto"/>
-              <w:rPr>
-                <w:rFonts w:eastAsia="Times New Roman" w:cs="Times New Roman"/>
-                <w:color w:val="000000"/>
-                <w:szCs w:val="26"/>
-                <w:lang w:val="en-US"/>
-              </w:rPr>
-            </w:pPr>
-            <w:r>
-              <w:rPr>
-                <w:rFonts w:eastAsia="Times New Roman" w:cs="Times New Roman"/>
-                <w:color w:val="000000"/>
-                <w:szCs w:val="26"/>
-                <w:lang w:val="en-US"/>
-              </w:rPr>
-              <w:t>Toàn hệ thống</w:t>
-            </w:r>
-          </w:p>
-        </w:tc>
-        <w:tc>
-          <w:tcPr>
-            <w:tcW w:w="3241" w:type="dxa"/>
-            <w:tcBorders>
-              <w:top w:val="nil"/>
-              <w:left w:val="nil"/>
-              <w:bottom w:val="single" w:sz="4" w:space="0" w:color="auto"/>
-              <w:right w:val="single" w:sz="4" w:space="0" w:color="auto"/>
-            </w:tcBorders>
-            <w:vAlign w:val="center"/>
-            <w:hideMark/>
-          </w:tcPr>
-          <w:p>
-            <w:pPr>
-              <w:spacing w:after="0" w:line="240" w:lineRule="auto"/>
-              <w:rPr>
-                <w:rFonts w:eastAsia="Times New Roman" w:cs="Times New Roman"/>
-                <w:color w:val="000000"/>
-                <w:szCs w:val="26"/>
-                <w:lang w:val="en-US"/>
-              </w:rPr>
-            </w:pPr>
-            <w:r>
-              <w:rPr>
-                <w:rFonts w:eastAsia="Times New Roman" w:cs="Times New Roman"/>
-                <w:color w:val="000000"/>
-                <w:szCs w:val="26"/>
-                <w:lang w:val="en-US"/>
-              </w:rPr>
-              <w:t>Thu thập và lưu logs từ container</w:t>
-            </w:r>
-          </w:p>
-        </w:tc>
-        <w:tc>
-          <w:tcPr>
-            <w:tcW w:w="2211" w:type="dxa"/>
-            <w:tcBorders>
-              <w:top w:val="nil"/>
-              <w:left w:val="nil"/>
-              <w:bottom w:val="single" w:sz="4" w:space="0" w:color="auto"/>
-              <w:right w:val="single" w:sz="4" w:space="0" w:color="auto"/>
-            </w:tcBorders>
-            <w:vAlign w:val="center"/>
-            <w:hideMark/>
-          </w:tcPr>
-          <w:p>
-            <w:pPr>
-              <w:spacing w:after="0" w:line="240" w:lineRule="auto"/>
-              <w:rPr>
-                <w:rFonts w:eastAsia="Times New Roman" w:cs="Times New Roman"/>
-                <w:color w:val="000000"/>
-                <w:szCs w:val="26"/>
-                <w:lang w:val="en-US"/>
-              </w:rPr>
-            </w:pPr>
-            <w:r>
-              <w:rPr>
-                <w:rFonts w:eastAsia="Times New Roman" w:cs="Times New Roman"/>
-                <w:color w:val="000000"/>
-                <w:szCs w:val="26"/>
-                <w:lang w:val="en-US"/>
-              </w:rPr>
-              <w:t>Monitoring</w:t>
-            </w:r>
-            <w:r>
-              <w:rPr>
-                <w:rFonts w:eastAsia="Times New Roman" w:cs="Times New Roman"/>
-                <w:color w:val="000000"/>
-                <w:szCs w:val="26"/>
-                <w:lang w:val="en-US"/>
-              </w:rPr>
-              <w:t>,</w:t>
-            </w:r>
-            <w:r>
-              <w:rPr>
-                <w:rFonts w:eastAsia="Times New Roman" w:cs="Times New Roman"/>
-                <w:color w:val="000000"/>
-                <w:szCs w:val="26"/>
-                <w:lang w:val="en-US"/>
-              </w:rPr>
-              <w:t xml:space="preserve"> debugging</w:t>
-            </w:r>
-          </w:p>
-        </w:tc>
-      </w:tr>
-      <w:tr>
-        <w:trPr>
-          <w:trHeight w:val="330"/>
-        </w:trPr>
-        <w:tc>
-          <w:tcPr>
-            <w:tcW w:w="2065" w:type="dxa"/>
-            <w:tcBorders>
-              <w:top w:val="nil"/>
-              <w:left w:val="single" w:sz="4" w:space="0" w:color="auto"/>
-              <w:bottom w:val="single" w:sz="4" w:space="0" w:color="auto"/>
-              <w:right w:val="single" w:sz="4" w:space="0" w:color="auto"/>
-            </w:tcBorders>
-            <w:vAlign w:val="center"/>
-            <w:hideMark/>
-          </w:tcPr>
-          <w:p>
-            <w:pPr>
-              <w:spacing w:after="0" w:line="240" w:lineRule="auto"/>
-              <w:rPr>
-                <w:rFonts w:eastAsia="Times New Roman" w:cs="Times New Roman"/>
-                <w:color w:val="000000"/>
-                <w:szCs w:val="26"/>
-                <w:lang w:val="en-US"/>
-              </w:rPr>
-            </w:pPr>
-            <w:r>
-              <w:rPr>
-                <w:rFonts w:eastAsia="Times New Roman" w:cs="Times New Roman"/>
-                <w:color w:val="000000"/>
-                <w:szCs w:val="26"/>
-                <w:lang w:val="en-US"/>
-              </w:rPr>
-              <w:t>CloudFormation</w:t>
-            </w:r>
-          </w:p>
-        </w:tc>
-        <w:tc>
-          <w:tcPr>
-            <w:tcW w:w="1260" w:type="dxa"/>
-            <w:tcBorders>
-              <w:top w:val="nil"/>
-              <w:left w:val="nil"/>
-              <w:bottom w:val="single" w:sz="4" w:space="0" w:color="auto"/>
-              <w:right w:val="single" w:sz="4" w:space="0" w:color="auto"/>
-            </w:tcBorders>
-            <w:vAlign w:val="center"/>
-            <w:hideMark/>
-          </w:tcPr>
-          <w:p>
-            <w:pPr>
-              <w:spacing w:after="0" w:line="240" w:lineRule="auto"/>
-              <w:rPr>
-                <w:rFonts w:eastAsia="Times New Roman" w:cs="Times New Roman"/>
-                <w:color w:val="000000"/>
-                <w:szCs w:val="26"/>
-                <w:lang w:val="en-US"/>
-              </w:rPr>
-            </w:pPr>
-            <w:r>
-              <w:rPr>
-                <w:rFonts w:eastAsia="Times New Roman" w:cs="Times New Roman"/>
-                <w:color w:val="000000"/>
-                <w:szCs w:val="26"/>
-                <w:lang w:val="en-US"/>
-              </w:rPr>
-              <w:t> </w:t>
-            </w:r>
-          </w:p>
-        </w:tc>
-        <w:tc>
-          <w:tcPr>
-            <w:tcW w:w="3241" w:type="dxa"/>
-            <w:tcBorders>
-              <w:top w:val="nil"/>
-              <w:left w:val="nil"/>
-              <w:bottom w:val="single" w:sz="4" w:space="0" w:color="auto"/>
-              <w:right w:val="single" w:sz="4" w:space="0" w:color="auto"/>
-            </w:tcBorders>
-            <w:vAlign w:val="center"/>
-            <w:hideMark/>
-          </w:tcPr>
-          <w:p>
-            <w:pPr>
-              <w:spacing w:after="0" w:line="240" w:lineRule="auto"/>
-              <w:rPr>
-                <w:rFonts w:eastAsia="Times New Roman" w:cs="Times New Roman"/>
-                <w:color w:val="000000"/>
-                <w:szCs w:val="26"/>
-                <w:lang w:val="en-US"/>
-              </w:rPr>
-            </w:pPr>
-            <w:r>
-              <w:rPr>
-                <w:rFonts w:eastAsia="Times New Roman" w:cs="Times New Roman"/>
-                <w:color w:val="000000"/>
-                <w:szCs w:val="26"/>
-                <w:lang w:val="en-US"/>
-              </w:rPr>
-              <w:t>Infrastructure as Code (IaC)</w:t>
-            </w:r>
-          </w:p>
-        </w:tc>
-        <w:tc>
-          <w:tcPr>
-            <w:tcW w:w="2211" w:type="dxa"/>
-            <w:tcBorders>
-              <w:top w:val="nil"/>
-              <w:left w:val="nil"/>
-              <w:bottom w:val="single" w:sz="4" w:space="0" w:color="auto"/>
-              <w:right w:val="single" w:sz="4" w:space="0" w:color="auto"/>
-            </w:tcBorders>
-            <w:vAlign w:val="center"/>
-            <w:hideMark/>
-          </w:tcPr>
-          <w:p>
-            <w:pPr>
-              <w:keepNext/>
-              <w:spacing w:after="0" w:line="240" w:lineRule="auto"/>
-              <w:rPr>
-                <w:rFonts w:eastAsia="Times New Roman" w:cs="Times New Roman"/>
-                <w:color w:val="000000"/>
-                <w:szCs w:val="26"/>
-                <w:lang w:val="en-US"/>
-              </w:rPr>
-            </w:pPr>
-            <w:r>
-              <w:rPr>
-                <w:rFonts w:eastAsia="Times New Roman" w:cs="Times New Roman"/>
-                <w:color w:val="000000"/>
-                <w:szCs w:val="26"/>
-                <w:lang w:val="en-US"/>
-              </w:rPr>
-              <w:t>Có thể dùng để deploy toàn bộ stack</w:t>
-            </w:r>
-          </w:p>
-        </w:tc>
-      </w:tr>
-    </w:tbl>
-    <w:p>
-      <w:pPr>
-        <w:pStyle w:val="Caption"/>
-        <w:rPr>
-          <w:lang w:val="en-US"/>
-        </w:rPr>
-      </w:pPr>
-      <w:bookmarkStart w:id="100" w:name="_Toc226816635"/>
-      <w:r>
-        <w:t xml:space="preserve">Bảng </w:t>
-      </w:r>
-      <w:r>
-        <w:fldChar w:fldCharType="begin"/>
-      </w:r>
-      <w:r>
-        <w:instrText xml:space="preserve"> STYLEREF 1 \s </w:instrText>
-      </w:r>
-      <w:r>
-        <w:fldChar w:fldCharType="separate"/>
-      </w:r>
-      <w:r>
-        <w:rPr>
-          <w:noProof/>
-        </w:rPr>
-        <w:t>3</w:t>
-      </w:r>
-      <w:r>
-        <w:fldChar w:fldCharType="end"/>
-      </w:r>
-      <w:r>
-        <w:noBreakHyphen/>
-      </w:r>
-      <w:r>
-        <w:fldChar w:fldCharType="begin"/>
-      </w:r>
-      <w:r>
-        <w:instrText xml:space="preserve"> SEQ Bảng \* ARABIC \s 1 </w:instrText>
-      </w:r>
-      <w:r>
-        <w:fldChar w:fldCharType="separate"/>
-      </w:r>
-      <w:r>
-        <w:rPr>
-          <w:noProof/>
-        </w:rPr>
-        <w:t>9</w:t>
-      </w:r>
-      <w:r>
-        <w:fldChar w:fldCharType="end"/>
-      </w:r>
-      <w:r>
-        <w:rPr>
-          <w:lang w:val="en-US"/>
-        </w:rPr>
-        <w:t>: Thành phần hệ thống</w:t>
-      </w:r>
-      <w:bookmarkEnd w:id="100"/>
-    </w:p>
-    <w:p>
-      <w:pPr>
-        <w:rPr>
-          <w:lang w:val="en-US"/>
-        </w:rPr>
-      </w:pPr>
+      <w:r>
+        <w:rPr>
+          <w:rFonts w:cs="Times New Roman"/>
+          <w:szCs w:val="26"/>
+        </w:rPr>
+        <w:t>Dựa trên sơ đồ kiến trúc nêu trên, có thể thấy các luồng giao tiếp giữa các thành phần được thiết lập. Để làm rõ hơn cơ chế tương tác, hướng truy cập và mục đích của các kết nối giữa các thực thể trong hệ, bảng giải thích chi tiết các hướng liên kết dưới đây sẽ cung cấp cái nhìn cụ thể hơn về mặt kỹ thuật</w:t>
+      </w:r>
+      <w:r>
+        <w:rPr>
+          <w:rFonts w:cs="Times New Roman"/>
+          <w:szCs w:val="26"/>
+        </w:rPr>
+        <w:t>.</w:t>
+      </w:r>
     </w:p>
     <w:tbl>
       <w:tblPr>
@@ -26218,7 +25641,25 @@
                 <w:szCs w:val="26"/>
                 <w:lang w:val="en-US"/>
               </w:rPr>
-              <w:t>ALB -&gt; CloudFront (Origin)</w:t>
+              <w:t xml:space="preserve">CloudFront </w:t>
+            </w:r>
+            <w:r>
+              <w:rPr>
+                <w:rFonts w:eastAsia="Times New Roman" w:cs="Times New Roman"/>
+                <w:color w:val="000000"/>
+                <w:szCs w:val="26"/>
+                <w:lang w:val="en-US"/>
+              </w:rPr>
+              <w:t xml:space="preserve">-&gt; ALB </w:t>
+            </w:r>
+            <w:r>
+              <w:rPr>
+                <w:rFonts w:eastAsia="Times New Roman" w:cs="Times New Roman"/>
+                <w:color w:val="000000"/>
+                <w:szCs w:val="26"/>
+                <w:lang w:val="en-US"/>
+              </w:rPr>
+              <w:t>(Origin)</w:t>
             </w:r>
           </w:p>
         </w:tc>
@@ -26251,7 +25692,16 @@
                 <w:szCs w:val="26"/>
                 <w:lang w:val="en-US"/>
               </w:rPr>
-              <w:t>ALB -&gt; CloudFront</w:t>
+              <w:t xml:space="preserve">CloudFront </w:t>
+            </w:r>
+            <w:r>
+              <w:rPr>
+                <w:rFonts w:eastAsia="Times New Roman" w:cs="Times New Roman"/>
+                <w:color w:val="000000"/>
+                <w:szCs w:val="26"/>
+                <w:lang w:val="en-US"/>
+              </w:rPr>
+              <w:t>-&gt; ALB</w:t>
             </w:r>
           </w:p>
         </w:tc>
@@ -26284,7 +25734,26 @@
                 <w:szCs w:val="26"/>
                 <w:lang w:val="en-US"/>
               </w:rPr>
-              <w:t>CloudFront dùng ALB làm origin cho static files</w:t>
+              <w:t xml:space="preserve">CloudFront dùng ALB làm origin </w:t>
+            </w:r>
+            <w:r>
+              <w:rPr>
+                <w:rFonts w:eastAsia="Times New Roman" w:cs="Times New Roman"/>
+                <w:color w:val="000000"/>
+                <w:szCs w:val="26"/>
+                <w:lang w:val="en-US"/>
+              </w:rPr>
+              <w:t xml:space="preserve">để forward request tới </w:t>
+            </w:r>
+            <w:r>
+              <w:rPr>
+                <w:rFonts w:eastAsia="Times New Roman" w:cs="Times New Roman"/>
+                <w:color w:val="000000"/>
+                <w:szCs w:val="26"/>
+                <w:lang w:val="en-US"/>
+              </w:rPr>
+              <w:lastRenderedPageBreak/>
+              <w:t>backend xử lý và nhận response trả về</w:t>
             </w:r>
           </w:p>
         </w:tc>
@@ -26322,6 +25791,7 @@
                 <w:szCs w:val="26"/>
                 <w:lang w:val="en-US"/>
               </w:rPr>
+              <w:lastRenderedPageBreak/>
               <w:t>(5)</w:t>
             </w:r>
           </w:p>
@@ -27398,45 +26868,25 @@
       <w:r>
         <w:t xml:space="preserve">Bảng </w:t>
       </w:r>
-      <w:r>
-        <w:fldChar w:fldCharType="begin"/>
-      </w:r>
-      <w:r>
-        <w:instrText xml:space="preserve"> STYLEREF 1 \s </w:instrText>
-      </w:r>
-      <w:r>
-        <w:fldChar w:fldCharType="separate"/>
-      </w:r>
-      <w:r>
-        <w:rPr>
-          <w:noProof/>
-        </w:rPr>
-        <w:t>3</w:t>
-      </w:r>
-      <w:r>
-        <w:fldChar w:fldCharType="end"/>
-      </w:r>
+      <w:fldSimple w:instr=" STYLEREF 1 \s ">
+        <w:r>
+          <w:rPr>
+            <w:noProof/>
+          </w:rPr>
+          <w:t>3</w:t>
+        </w:r>
+      </w:fldSimple>
       <w:r>
         <w:noBreakHyphen/>
       </w:r>
-      <w:r>
-        <w:fldChar w:fldCharType="begin"/>
-      </w:r>
-      <w:r>
-        <w:instrText xml:space="preserve"> SEQ Bảng \* ARABIC \s 1 </w:instrText>
-      </w:r>
-      <w:r>
-        <w:fldChar w:fldCharType="separate"/>
-      </w:r>
-      <w:r>
-        <w:rPr>
-          <w:noProof/>
-        </w:rPr>
-        <w:t>10</w:t>
-      </w:r>
-      <w:r>
-        <w:fldChar w:fldCharType="end"/>
-      </w:r>
+      <w:fldSimple w:instr=" SEQ Bảng \* ARABIC \s 1 ">
+        <w:r>
+          <w:rPr>
+            <w:noProof/>
+          </w:rPr>
+          <w:t>10</w:t>
+        </w:r>
+      </w:fldSimple>
       <w:r>
         <w:rPr>
           <w:lang w:val="en-US"/>
@@ -27447,20 +26897,59 @@
     </w:p>
     <w:p>
       <w:pPr>
+        <w:pStyle w:val="Heading3"/>
+      </w:pPr>
+      <w:bookmarkStart w:id="102" w:name="_Toc226927108"/>
+      <w:r>
+        <w:t>Luồng xử lý</w:t>
+      </w:r>
+      <w:bookmarkEnd w:id="102"/>
+    </w:p>
+    <w:p>
+      <w:pPr>
+        <w:pStyle w:val="Heading4"/>
         <w:rPr>
           <w:lang w:val="en-US"/>
         </w:rPr>
       </w:pPr>
-    </w:p>
-    <w:p>
-      <w:pPr>
-        <w:pStyle w:val="Heading3"/>
-      </w:pPr>
-      <w:bookmarkStart w:id="102" w:name="_Toc226927108"/>
-      <w:r>
-        <w:t>Luồng xử lý</w:t>
-      </w:r>
-      <w:bookmarkEnd w:id="102"/>
+      <w:r>
+        <w:rPr>
+          <w:lang w:val="en-US"/>
+        </w:rPr>
+        <w:t>Luồng deployment (build và deploy)</w:t>
+      </w:r>
+    </w:p>
+    <w:p>
+      <w:pPr>
+        <w:spacing w:after="0"/>
+        <w:ind w:firstLine="540"/>
+        <w:jc w:val="both"/>
+        <w:rPr>
+          <w:lang w:val="en-US"/>
+        </w:rPr>
+      </w:pPr>
+      <w:r>
+        <w:rPr>
+          <w:lang w:val="en-US"/>
+        </w:rPr>
+        <w:t>Quy trình đưa các dịch vụ từ môi trường phát triển cục bộ lên hệ thống vận hành trên AWS được thực hiện thông qua một chuỗi các bước chuẩn hóa, đảm bảo tính nhất quán và khả năng đóng gói cao. Đầu tiên, tiến hành xây dựng ba dịch vụ Spring Boot và đóng gói chúng thành các Docker Image riêng biệt. Việc sử dụng Docker ở giai đoạn này giúp loại bỏ sự khác biệt về môi trường, đảm bảo ứng dụng hoạt động ổn định từ máy cá nhân cho đến máy chủ Cloud. Sau khi hoàn tất đóng gói, các image này được đẩy (push) lên Amazon ECR - một dịch vụ lưu trữ container registry chuyên dụng của AWS, đóng vai trò là kho lưu trữ trung tâm cho các phiên bản phần mềm.</w:t>
+      </w:r>
+    </w:p>
+    <w:p>
+      <w:pPr>
+        <w:spacing w:after="0"/>
+        <w:ind w:firstLine="540"/>
+        <w:jc w:val="both"/>
+        <w:rPr>
+          <w:lang w:val="en-US"/>
+        </w:rPr>
+      </w:pPr>
+      <w:r>
+        <w:rPr>
+          <w:lang w:val="en-US"/>
+        </w:rPr>
+        <w:t>Tại hạ tầng AWS, dịch vụ Amazon ECS được cấu hình để tự động hóa việc triển khai bằng cách thực hiện lệnh kéo (pull) các image mới nhất từ ECR về. Dựa trên các thông số cấu hình trong Task Definition, ECS sẽ khởi tạo các Task và điều phối việc chạy các Container bên trong các Private Subnet để đảm bảo tối đa tính bảo mật. Trong suốt quá trình vận hành, mọi dữ liệu về hoạt động của container và nhật ký hệ thống được cấu hình để gửi trực tiếp sang Amazon CloudWatch Logs. Cơ chế này không chỉ giúp theo dõi trạng thái hệ thống theo thời gian thực mà còn hỗ trợ trong việc phân tích và khắc phục sự cố, hoàn thiện vòng đời phát triển và vận hành hệ thống một cách khép kín.</w:t>
+      </w:r>
     </w:p>
     <w:p>
       <w:pPr>
@@ -27473,438 +26962,216 @@
         <w:rPr>
           <w:lang w:val="en-US"/>
         </w:rPr>
-        <w:t>Luồng deployment (build và deploy)</w:t>
-      </w:r>
-    </w:p>
-    <w:p>
-      <w:pPr>
+        <w:lastRenderedPageBreak/>
+        <w:t xml:space="preserve">Luồng runtime </w:t>
+      </w:r>
+    </w:p>
+    <w:p>
+      <w:pPr>
+        <w:spacing w:after="0"/>
+        <w:ind w:firstLine="540"/>
+        <w:jc w:val="both"/>
+        <w:rPr>
+          <w:rFonts w:cs="Times New Roman"/>
+          <w:szCs w:val="26"/>
+        </w:rPr>
+      </w:pPr>
+      <w:r>
+        <w:rPr>
+          <w:rFonts w:cs="Times New Roman"/>
+          <w:szCs w:val="26"/>
+        </w:rPr>
+        <w:t xml:space="preserve">Luồng xử lý dữ liệu của hệ thống được thiết kế theo mô hình đa tầng nhằm tối ưu hóa hiệu suất và đảm bảo an ninh cho các nghiệp vụ </w:t>
+      </w:r>
+      <w:r>
+        <w:rPr>
+          <w:rFonts w:cs="Times New Roman"/>
+          <w:szCs w:val="26"/>
+        </w:rPr>
+        <w:t>chính</w:t>
+      </w:r>
+      <w:r>
+        <w:rPr>
+          <w:rFonts w:cs="Times New Roman"/>
+          <w:szCs w:val="26"/>
+        </w:rPr>
+        <w:t>. Bắt đầu từ phía người dùng, các yêu cầu (requests) được thực hiện thông qua giao diện ứng dụng di động (Mobile App) dựa trên kết nối Internet. Yêu cầu này trước tiên sẽ đi qua IGW</w:t>
+      </w:r>
+      <w:r>
+        <w:rPr>
+          <w:rFonts w:cs="Times New Roman"/>
+          <w:szCs w:val="26"/>
+        </w:rPr>
+        <w:t xml:space="preserve"> </w:t>
+      </w:r>
+      <w:r>
+        <w:rPr>
+          <w:rFonts w:cs="Times New Roman"/>
+          <w:szCs w:val="26"/>
+        </w:rPr>
+        <w:t xml:space="preserve">và được điều hướng bởi Public Route Table để tiếp cận các thành phần nằm tại Public Subnet. Tại </w:t>
+      </w:r>
+      <w:r>
+        <w:rPr>
+          <w:rFonts w:cs="Times New Roman"/>
+          <w:szCs w:val="26"/>
+        </w:rPr>
+        <w:t>Public Subnet,</w:t>
+      </w:r>
+      <w:r>
+        <w:rPr>
+          <w:rFonts w:cs="Times New Roman"/>
+          <w:szCs w:val="26"/>
+        </w:rPr>
+        <w:t xml:space="preserve"> Amazon CloudFront đóng vai trò là mạng phân phối nội dung, giúp giảm thiểu độ trễ bằng cách truyền tải yêu cầu đến ALB</w:t>
+      </w:r>
+      <w:r>
+        <w:rPr>
+          <w:rFonts w:cs="Times New Roman"/>
+          <w:szCs w:val="26"/>
+        </w:rPr>
+        <w:t>,</w:t>
+      </w:r>
+      <w:r>
+        <w:rPr>
+          <w:rFonts w:cs="Times New Roman"/>
+          <w:szCs w:val="26"/>
+        </w:rPr>
+        <w:t xml:space="preserve"> điểm tiếp nhận duy nhất cho các truy vấn vào hệ thống ứng dụng.</w:t>
+      </w:r>
+    </w:p>
+    <w:p>
+      <w:pPr>
+        <w:spacing w:after="0"/>
+        <w:ind w:firstLine="540"/>
+        <w:jc w:val="both"/>
+        <w:rPr>
+          <w:rFonts w:cs="Times New Roman"/>
+          <w:szCs w:val="26"/>
+        </w:rPr>
+      </w:pPr>
+      <w:r>
+        <w:rPr>
+          <w:rFonts w:cs="Times New Roman"/>
+          <w:szCs w:val="26"/>
+        </w:rPr>
+        <w:t xml:space="preserve">Khi ALB tiếp nhận yêu cầu, dựa trên các quy tắc cấu hình tại Target Group, nó sẽ thực hiện phân phối lưu lượng (forward) đến các ECS Service tương ứng. Điểm đặc biệt trong kiến trúc này là toàn bộ các ECS Task và Container đều được triển khai bên trong Private Subnet </w:t>
+      </w:r>
+      <w:r>
+        <w:rPr>
+          <w:rFonts w:cs="Times New Roman"/>
+          <w:szCs w:val="26"/>
+        </w:rPr>
+        <w:t>(</w:t>
+      </w:r>
+      <w:r>
+        <w:rPr>
+          <w:rFonts w:cs="Times New Roman"/>
+          <w:szCs w:val="26"/>
+        </w:rPr>
+        <w:t xml:space="preserve">mạng </w:t>
+      </w:r>
+      <w:r>
+        <w:rPr>
+          <w:rFonts w:cs="Times New Roman"/>
+          <w:szCs w:val="26"/>
+        </w:rPr>
+        <w:t>nội bộ)</w:t>
+      </w:r>
+      <w:r>
+        <w:rPr>
+          <w:rFonts w:cs="Times New Roman"/>
+          <w:szCs w:val="26"/>
+        </w:rPr>
+        <w:t xml:space="preserve"> và không có địa chỉ </w:t>
+      </w:r>
+      <w:r>
+        <w:rPr>
+          <w:rFonts w:cs="Times New Roman"/>
+          <w:szCs w:val="26"/>
+        </w:rPr>
+        <w:t xml:space="preserve">Public </w:t>
+      </w:r>
+      <w:r>
+        <w:rPr>
+          <w:rFonts w:cs="Times New Roman"/>
+          <w:szCs w:val="26"/>
+        </w:rPr>
+        <w:t xml:space="preserve">IP. Tại đây, các container thực hiện xử lý logic nghiệp vụ và tương tác với cơ sở dữ liệu Amazon RDS thông qua các kết nối nội bộ an toàn. Sự có mặt của NAT Gateway trong mô hình này đóng vai trò then chốt, cho phép các container trong </w:t>
+      </w:r>
+      <w:r>
+        <w:rPr>
+          <w:rFonts w:cs="Times New Roman"/>
+          <w:szCs w:val="26"/>
+        </w:rPr>
+        <w:t>Private Subnet</w:t>
+      </w:r>
+      <w:r>
+        <w:rPr>
+          <w:rFonts w:cs="Times New Roman"/>
+          <w:szCs w:val="26"/>
+        </w:rPr>
+        <w:t xml:space="preserve"> có thể kết nối ra ngoài internet để thực hiện các tác vụ như </w:t>
+      </w:r>
+      <w:r>
+        <w:rPr>
+          <w:rFonts w:cs="Times New Roman"/>
+          <w:szCs w:val="26"/>
+        </w:rPr>
+        <w:t>pull image</w:t>
+      </w:r>
+      <w:r>
+        <w:rPr>
+          <w:rFonts w:cs="Times New Roman"/>
+          <w:szCs w:val="26"/>
+        </w:rPr>
+        <w:t xml:space="preserve"> từ ECR hoặc gọi các API từ bên thứ ba, mà vẫn đảm bảo ngăn chặn hoàn toàn các nỗ lực truy cập trái phép từ chiều ngược lại.</w:t>
+      </w:r>
+    </w:p>
+    <w:p>
+      <w:pPr>
+        <w:spacing w:after="0"/>
+        <w:ind w:firstLine="540"/>
+        <w:jc w:val="both"/>
         <w:rPr>
           <w:lang w:val="en-US"/>
         </w:rPr>
       </w:pPr>
       <w:r>
         <w:rPr>
-          <w:lang w:val="en-US"/>
-        </w:rPr>
-        <w:t>Từ local (máy) đến container chạy trên AWS</w:t>
-      </w:r>
-    </w:p>
-    <w:p>
-      <w:pPr>
-        <w:pStyle w:val="ListParagraph"/>
-        <w:numPr>
-          <w:ilvl w:val="0"/>
-          <w:numId w:val="25"/>
-        </w:numPr>
-        <w:spacing w:line="360" w:lineRule="auto"/>
-      </w:pPr>
-      <w:r>
-        <w:t>Developer build 3 Spring Boot apps</w:t>
-      </w:r>
-      <w:r>
-        <w:t xml:space="preserve"> bắng Docker đóng gói thành các image.</w:t>
-      </w:r>
-    </w:p>
-    <w:p>
-      <w:pPr>
-        <w:pStyle w:val="ListParagraph"/>
-        <w:numPr>
-          <w:ilvl w:val="0"/>
-          <w:numId w:val="25"/>
-        </w:numPr>
-        <w:spacing w:line="360" w:lineRule="auto"/>
-      </w:pPr>
-      <w:r>
-        <w:t>Docker push lên ECR</w:t>
-      </w:r>
-      <w:r>
-        <w:t>.</w:t>
-      </w:r>
-    </w:p>
-    <w:p>
-      <w:pPr>
-        <w:pStyle w:val="ListParagraph"/>
-        <w:numPr>
-          <w:ilvl w:val="0"/>
-          <w:numId w:val="25"/>
-        </w:numPr>
-        <w:spacing w:line="360" w:lineRule="auto"/>
-      </w:pPr>
-      <w:r>
-        <w:t>ECS Service pull image từ ECR</w:t>
-      </w:r>
-      <w:r>
-        <w:t>.</w:t>
-      </w:r>
-    </w:p>
-    <w:p>
-      <w:pPr>
-        <w:pStyle w:val="ListParagraph"/>
-        <w:numPr>
-          <w:ilvl w:val="0"/>
-          <w:numId w:val="25"/>
-        </w:numPr>
-        <w:spacing w:line="360" w:lineRule="auto"/>
-      </w:pPr>
-      <w:r>
-        <w:lastRenderedPageBreak/>
-        <w:t xml:space="preserve">ECS tạo Task </w:t>
-      </w:r>
-      <w:r>
-        <w:t>rồi</w:t>
-      </w:r>
-      <w:r>
-        <w:t xml:space="preserve"> chạy Container trong Private Subnet.</w:t>
-      </w:r>
-    </w:p>
-    <w:p>
-      <w:pPr>
-        <w:pStyle w:val="ListParagraph"/>
-        <w:numPr>
-          <w:ilvl w:val="0"/>
-          <w:numId w:val="25"/>
-        </w:numPr>
-        <w:spacing w:line="360" w:lineRule="auto"/>
-      </w:pPr>
-      <w:r>
-        <w:t>Container gửi logs sang CloudWatch.</w:t>
-      </w:r>
-    </w:p>
-    <w:p>
-      <w:pPr>
-        <w:pStyle w:val="Heading4"/>
-        <w:rPr>
-          <w:lang w:val="en-US"/>
-        </w:rPr>
-      </w:pPr>
-      <w:r>
-        <w:rPr>
-          <w:lang w:val="en-US"/>
-        </w:rPr>
-        <w:t xml:space="preserve">Luồng runtime </w:t>
-      </w:r>
-    </w:p>
-    <w:p>
-      <w:pPr>
-        <w:rPr>
-          <w:lang w:val="en-US"/>
-        </w:rPr>
-      </w:pPr>
-      <w:r>
-        <w:rPr>
-          <w:lang w:val="en-US"/>
-        </w:rPr>
-        <w:t>Từ ứng dụng (mobile) đến hệ thống</w:t>
-      </w:r>
-    </w:p>
-    <w:p>
-      <w:pPr>
-        <w:rPr>
-          <w:lang w:val="en-US"/>
-        </w:rPr>
-      </w:pPr>
-      <w:r>
-        <w:rPr>
-          <w:lang w:val="en-US"/>
-        </w:rPr>
-        <w:t>Người dùng sẽ thao tác trên giao diện ứng dụng (Mobile app) có kết nối internet</w:t>
-      </w:r>
-      <w:r>
-        <w:rPr>
-          <w:lang w:val="en-US"/>
-        </w:rPr>
-        <w:t>.</w:t>
-      </w:r>
-    </w:p>
-    <w:p>
-      <w:pPr>
-        <w:rPr>
-          <w:lang w:val="en-US"/>
-        </w:rPr>
-      </w:pPr>
-      <w:r>
-        <w:rPr>
-          <w:lang w:val="en-US"/>
-        </w:rPr>
-        <w:t xml:space="preserve">Từ Internet </w:t>
-      </w:r>
-      <w:r>
-        <w:rPr>
-          <w:lang w:val="en-US"/>
-        </w:rPr>
-        <w:t>đi</w:t>
-      </w:r>
-      <w:r>
-        <w:rPr>
-          <w:lang w:val="en-US"/>
-        </w:rPr>
-        <w:t xml:space="preserve"> đến </w:t>
-      </w:r>
-      <w:r>
-        <w:rPr>
-          <w:lang w:val="en-US"/>
-        </w:rPr>
-        <w:t>Internet Gateway (IGW)</w:t>
-      </w:r>
-      <w:r>
-        <w:rPr>
-          <w:lang w:val="en-US"/>
-        </w:rPr>
-        <w:t>.</w:t>
-      </w:r>
-      <w:r>
-        <w:rPr>
-          <w:lang w:val="en-US"/>
-        </w:rPr>
-        <w:t xml:space="preserve"> IGW truyền đến</w:t>
-      </w:r>
-      <w:r>
-        <w:rPr>
-          <w:lang w:val="en-US"/>
-        </w:rPr>
-        <w:t xml:space="preserve"> </w:t>
-      </w:r>
-      <w:r>
-        <w:rPr>
-          <w:lang w:val="en-US"/>
-        </w:rPr>
-        <w:t>Public Subnet</w:t>
-      </w:r>
-      <w:r>
-        <w:rPr>
-          <w:lang w:val="en-US"/>
-        </w:rPr>
-        <w:t xml:space="preserve">  </w:t>
-      </w:r>
-      <w:r>
-        <w:rPr>
-          <w:lang w:val="en-US"/>
-        </w:rPr>
-        <w:t>thông qua</w:t>
-      </w:r>
-      <w:r>
-        <w:rPr>
-          <w:lang w:val="en-US"/>
-        </w:rPr>
-        <w:t xml:space="preserve"> </w:t>
-      </w:r>
-      <w:r>
-        <w:rPr>
-          <w:lang w:val="en-US"/>
-        </w:rPr>
-        <w:t>Route Table (Public</w:t>
-      </w:r>
-      <w:r>
-        <w:rPr>
-          <w:lang w:val="en-US"/>
-        </w:rPr>
-        <w:t>)</w:t>
-      </w:r>
-      <w:r>
-        <w:rPr>
-          <w:lang w:val="en-US"/>
-        </w:rPr>
-        <w:t>.</w:t>
-      </w:r>
-    </w:p>
-    <w:p>
-      <w:pPr>
-        <w:rPr>
-          <w:lang w:val="en-US"/>
-        </w:rPr>
-      </w:pPr>
-      <w:r>
-        <w:rPr>
-          <w:lang w:val="en-US"/>
-        </w:rPr>
-        <w:t xml:space="preserve">CloudFront </w:t>
-      </w:r>
-      <w:r>
-        <w:rPr>
-          <w:lang w:val="en-US"/>
-        </w:rPr>
-        <w:t>-</w:t>
-      </w:r>
-      <w:r>
-        <w:rPr>
-          <w:lang w:val="en-US"/>
-        </w:rPr>
-        <w:t xml:space="preserve"> Origin là ALB</w:t>
-      </w:r>
-      <w:r>
-        <w:rPr>
-          <w:lang w:val="en-US"/>
-        </w:rPr>
-        <w:t xml:space="preserve">. </w:t>
-      </w:r>
-      <w:r>
-        <w:rPr>
-          <w:lang w:val="en-US"/>
-        </w:rPr>
-        <w:t>Application Load Balancer (nhận request)</w:t>
-      </w:r>
-    </w:p>
-    <w:p>
-      <w:pPr>
-        <w:rPr>
-          <w:lang w:val="en-US"/>
-        </w:rPr>
-      </w:pPr>
-      <w:r>
-        <w:rPr>
-          <w:lang w:val="en-US"/>
-        </w:rPr>
-        <w:t xml:space="preserve">Target Group </w:t>
-      </w:r>
-      <w:r>
-        <w:rPr>
-          <w:lang w:val="en-US"/>
-        </w:rPr>
-        <w:t>đến</w:t>
-      </w:r>
-      <w:r>
-        <w:rPr>
-          <w:lang w:val="en-US"/>
-        </w:rPr>
-        <w:t xml:space="preserve"> forward đến ECS Service</w:t>
-      </w:r>
-    </w:p>
-    <w:p>
-      <w:pPr>
-        <w:rPr>
-          <w:lang w:val="en-US"/>
-        </w:rPr>
-      </w:pPr>
-      <w:r>
-        <w:rPr>
-          <w:lang w:val="en-US"/>
-        </w:rPr>
-        <w:t xml:space="preserve">Trong </w:t>
-      </w:r>
-      <w:r>
-        <w:rPr>
-          <w:lang w:val="en-US"/>
+          <w:rFonts w:cs="Times New Roman"/>
+          <w:szCs w:val="26"/>
+        </w:rPr>
+        <w:t xml:space="preserve">Sau khi quá trình xử lý tại máy chủ hoàn tất, phản hồi (response) sẽ được truyền tải ngược lại theo lộ trình ban đầu: từ container đi qua ALB, qua IGW và trả về ứng dụng của người dùng. Với thiết kế này, toàn bộ Business Logic và dữ liệu nhạy cảm được bảo vệ an toàn trong </w:t>
+      </w:r>
+      <w:r>
+        <w:rPr>
+          <w:rFonts w:cs="Times New Roman"/>
+          <w:szCs w:val="26"/>
         </w:rPr>
         <w:t>Private Subnet</w:t>
       </w:r>
       <w:r>
         <w:rPr>
-          <w:lang w:val="en-US"/>
-        </w:rPr>
-        <w:t xml:space="preserve"> các</w:t>
-      </w:r>
-      <w:r>
-        <w:rPr>
-          <w:lang w:val="en-US"/>
-        </w:rPr>
-        <w:t xml:space="preserve"> ECS Service</w:t>
-      </w:r>
-      <w:r>
-        <w:rPr>
-          <w:lang w:val="en-US"/>
-        </w:rPr>
-        <w:t xml:space="preserve"> sẽ làm việc với các</w:t>
-      </w:r>
-      <w:r>
-        <w:rPr>
-          <w:lang w:val="en-US"/>
-        </w:rPr>
-        <w:t xml:space="preserve"> Task</w:t>
-      </w:r>
-      <w:r>
-        <w:rPr>
-          <w:lang w:val="en-US"/>
-        </w:rPr>
-        <w:t xml:space="preserve"> /</w:t>
-      </w:r>
-      <w:r>
-        <w:rPr>
-          <w:lang w:val="en-US"/>
-        </w:rPr>
-        <w:t xml:space="preserve"> Container</w:t>
-      </w:r>
-      <w:r>
-        <w:rPr>
-          <w:lang w:val="en-US"/>
-        </w:rPr>
-        <w:t xml:space="preserve">. </w:t>
-      </w:r>
-      <w:r>
-        <w:rPr>
-          <w:lang w:val="en-US"/>
-        </w:rPr>
-        <w:t>Container gọi RDS Database tương ứng</w:t>
-      </w:r>
-    </w:p>
-    <w:p>
-      <w:pPr>
-        <w:rPr>
-          <w:lang w:val="en-US"/>
-        </w:rPr>
-      </w:pPr>
-      <w:r>
-        <w:rPr>
-          <w:lang w:val="en-US"/>
-        </w:rPr>
-        <w:t>OUT: Trả response ngược lại đường cũ (ALB → IGW → Internet → Mobile)</w:t>
-      </w:r>
-    </w:p>
-    <w:p>
-      <w:pPr>
-        <w:rPr>
-          <w:lang w:val="en-US"/>
-        </w:rPr>
-      </w:pPr>
-    </w:p>
-    <w:p>
-      <w:pPr>
-        <w:rPr>
-          <w:lang w:val="en-US"/>
-        </w:rPr>
-      </w:pPr>
-      <w:r>
-        <w:rPr>
-          <w:lang w:val="en-US"/>
-        </w:rPr>
-        <w:t xml:space="preserve">=&gt; </w:t>
-      </w:r>
-      <w:r>
-        <w:rPr>
-          <w:lang w:val="en-US"/>
-        </w:rPr>
-        <w:t>Toàn bộ business logic chạy trong Private Subnet (không expose trực tiếp ra internet).</w:t>
-      </w:r>
-      <w:r>
-        <w:rPr>
-          <w:lang w:val="en-US"/>
-        </w:rPr>
-        <w:t xml:space="preserve"> </w:t>
-      </w:r>
-      <w:r>
-        <w:rPr>
-          <w:lang w:val="en-US"/>
-        </w:rPr>
-        <w:t>Chỉ ALB và CloudFront nằm ở Public Subnet.</w:t>
-      </w:r>
-      <w:r>
-        <w:rPr>
-          <w:lang w:val="en-US"/>
-        </w:rPr>
-        <w:t xml:space="preserve"> </w:t>
-      </w:r>
-      <w:r>
-        <w:rPr>
-          <w:lang w:val="en-US"/>
-        </w:rPr>
-        <w:t>NAT Gateway cho phép container ra ngoài (pull image, gọi API bên thứ 3).</w:t>
-      </w:r>
-    </w:p>
-    <w:p>
-      <w:pPr>
-        <w:rPr>
-          <w:lang w:val="en-US"/>
-        </w:rPr>
-      </w:pPr>
+          <w:rFonts w:cs="Times New Roman"/>
+          <w:szCs w:val="26"/>
+        </w:rPr>
+        <w:t xml:space="preserve">, chỉ bộc lộ các cổng giao tiếp cần thiết ra bên ngoài thông qua </w:t>
+      </w:r>
+      <w:r>
+        <w:rPr>
+          <w:rFonts w:cs="Times New Roman"/>
+          <w:szCs w:val="26"/>
+        </w:rPr>
+        <w:t>ALB</w:t>
+      </w:r>
+      <w:r>
+        <w:rPr>
+          <w:rFonts w:cs="Times New Roman"/>
+          <w:szCs w:val="26"/>
+        </w:rPr>
+        <w:t>, từ đó tạo nên một hệ thống vừa linh hoạt trong vận hành vừa vững chắc về mặt bảo mật.</w:t>
+      </w:r>
     </w:p>
     <w:p>
       <w:pPr>
@@ -27999,45 +27266,25 @@
       <w:r>
         <w:t xml:space="preserve">Hình </w:t>
       </w:r>
-      <w:r>
-        <w:fldChar w:fldCharType="begin"/>
-      </w:r>
-      <w:r>
-        <w:instrText xml:space="preserve"> STYLEREF 1 \s </w:instrText>
-      </w:r>
-      <w:r>
-        <w:fldChar w:fldCharType="separate"/>
-      </w:r>
-      <w:r>
-        <w:rPr>
-          <w:noProof/>
-        </w:rPr>
-        <w:t>3</w:t>
-      </w:r>
-      <w:r>
-        <w:fldChar w:fldCharType="end"/>
-      </w:r>
+      <w:fldSimple w:instr=" STYLEREF 1 \s ">
+        <w:r>
+          <w:rPr>
+            <w:noProof/>
+          </w:rPr>
+          <w:t>3</w:t>
+        </w:r>
+      </w:fldSimple>
       <w:r>
         <w:noBreakHyphen/>
       </w:r>
-      <w:r>
-        <w:fldChar w:fldCharType="begin"/>
-      </w:r>
-      <w:r>
-        <w:instrText xml:space="preserve"> SEQ Hình \* ARABIC \s 1 </w:instrText>
-      </w:r>
-      <w:r>
-        <w:fldChar w:fldCharType="separate"/>
-      </w:r>
-      <w:r>
-        <w:rPr>
-          <w:noProof/>
-        </w:rPr>
-        <w:t>17</w:t>
-      </w:r>
-      <w:r>
-        <w:fldChar w:fldCharType="end"/>
-      </w:r>
+      <w:fldSimple w:instr=" SEQ Hình \* ARABIC \s 1 ">
+        <w:r>
+          <w:rPr>
+            <w:noProof/>
+          </w:rPr>
+          <w:t>17</w:t>
+        </w:r>
+      </w:fldSimple>
       <w:r>
         <w:rPr>
           <w:lang w:val="en-US"/>
@@ -28114,59 +27361,39 @@
           <w:lang w:val="en-US"/>
         </w:rPr>
       </w:pPr>
-      <w:bookmarkStart w:id="106" w:name="image329"/>
-      <w:bookmarkStart w:id="107" w:name="_Toc226927047"/>
+      <w:bookmarkStart w:id="106" w:name="_Toc226927047"/>
+      <w:bookmarkStart w:id="107" w:name="image329"/>
       <w:r>
         <w:t xml:space="preserve">Hình </w:t>
       </w:r>
-      <w:r>
-        <w:fldChar w:fldCharType="begin"/>
-      </w:r>
-      <w:r>
-        <w:instrText xml:space="preserve"> STYLEREF 1 \s </w:instrText>
-      </w:r>
-      <w:r>
-        <w:fldChar w:fldCharType="separate"/>
-      </w:r>
-      <w:r>
-        <w:rPr>
-          <w:noProof/>
-        </w:rPr>
-        <w:t>3</w:t>
-      </w:r>
-      <w:r>
-        <w:fldChar w:fldCharType="end"/>
-      </w:r>
+      <w:fldSimple w:instr=" STYLEREF 1 \s ">
+        <w:r>
+          <w:rPr>
+            <w:noProof/>
+          </w:rPr>
+          <w:t>3</w:t>
+        </w:r>
+      </w:fldSimple>
       <w:r>
         <w:noBreakHyphen/>
       </w:r>
-      <w:r>
-        <w:fldChar w:fldCharType="begin"/>
-      </w:r>
-      <w:r>
-        <w:instrText xml:space="preserve"> SEQ Hình \* ARABIC \s 1 </w:instrText>
-      </w:r>
-      <w:r>
-        <w:fldChar w:fldCharType="separate"/>
-      </w:r>
-      <w:r>
-        <w:rPr>
-          <w:noProof/>
-        </w:rPr>
-        <w:t>18</w:t>
-      </w:r>
-      <w:r>
-        <w:fldChar w:fldCharType="end"/>
-      </w:r>
+      <w:fldSimple w:instr=" SEQ Hình \* ARABIC \s 1 ">
+        <w:r>
+          <w:rPr>
+            <w:noProof/>
+          </w:rPr>
+          <w:t>18</w:t>
+        </w:r>
+      </w:fldSimple>
       <w:r>
         <w:rPr>
           <w:lang w:val="en-US"/>
         </w:rPr>
         <w:t>: Giao diện thông tin cá nhân</w:t>
       </w:r>
-      <w:bookmarkEnd w:id="107"/>
-    </w:p>
-    <w:bookmarkEnd w:id="106"/>
+      <w:bookmarkEnd w:id="106"/>
+    </w:p>
+    <w:bookmarkEnd w:id="107"/>
     <w:p>
       <w:pPr>
         <w:pStyle w:val="Caption"/>
@@ -28242,64 +27469,44 @@
           <w:lang w:val="en-US"/>
         </w:rPr>
       </w:pPr>
-      <w:bookmarkStart w:id="108" w:name="image330"/>
-      <w:bookmarkStart w:id="109" w:name="_Toc226927048"/>
+      <w:bookmarkStart w:id="108" w:name="_Toc226927048"/>
+      <w:bookmarkStart w:id="109" w:name="image330"/>
       <w:r>
         <w:t xml:space="preserve">Hình </w:t>
       </w:r>
-      <w:r>
-        <w:fldChar w:fldCharType="begin"/>
-      </w:r>
-      <w:r>
-        <w:instrText xml:space="preserve"> STYLEREF 1 \s </w:instrText>
-      </w:r>
-      <w:r>
-        <w:fldChar w:fldCharType="separate"/>
-      </w:r>
-      <w:r>
-        <w:rPr>
-          <w:noProof/>
-        </w:rPr>
-        <w:t>3</w:t>
-      </w:r>
-      <w:r>
-        <w:fldChar w:fldCharType="end"/>
-      </w:r>
+      <w:fldSimple w:instr=" STYLEREF 1 \s ">
+        <w:r>
+          <w:rPr>
+            <w:noProof/>
+          </w:rPr>
+          <w:t>3</w:t>
+        </w:r>
+      </w:fldSimple>
       <w:r>
         <w:noBreakHyphen/>
       </w:r>
-      <w:r>
-        <w:fldChar w:fldCharType="begin"/>
-      </w:r>
-      <w:r>
-        <w:instrText xml:space="preserve"> SEQ Hình \* ARABIC \s 1 </w:instrText>
-      </w:r>
-      <w:r>
-        <w:fldChar w:fldCharType="separate"/>
-      </w:r>
-      <w:r>
-        <w:rPr>
-          <w:noProof/>
-        </w:rPr>
-        <w:t>19</w:t>
-      </w:r>
-      <w:r>
-        <w:fldChar w:fldCharType="end"/>
-      </w:r>
+      <w:fldSimple w:instr=" SEQ Hình \* ARABIC \s 1 ">
+        <w:r>
+          <w:rPr>
+            <w:noProof/>
+          </w:rPr>
+          <w:t>19</w:t>
+        </w:r>
+      </w:fldSimple>
       <w:r>
         <w:rPr>
           <w:lang w:val="en-US"/>
         </w:rPr>
         <w:t>: Giao diện thay đổi mật khẩu</w:t>
       </w:r>
+      <w:bookmarkEnd w:id="108"/>
+    </w:p>
+    <w:p>
+      <w:pPr>
+        <w:pStyle w:val="Heading3"/>
+      </w:pPr>
+      <w:bookmarkStart w:id="110" w:name="_Toc226927111"/>
       <w:bookmarkEnd w:id="109"/>
-    </w:p>
-    <w:p>
-      <w:pPr>
-        <w:pStyle w:val="Heading3"/>
-      </w:pPr>
-      <w:bookmarkStart w:id="110" w:name="_Toc226927111"/>
-      <w:bookmarkEnd w:id="108"/>
       <w:r>
         <w:t>Giao diện dành cho nhân viên</w:t>
       </w:r>
@@ -28374,45 +27581,25 @@
       <w:r>
         <w:t xml:space="preserve">Hình </w:t>
       </w:r>
-      <w:r>
-        <w:fldChar w:fldCharType="begin"/>
-      </w:r>
-      <w:r>
-        <w:instrText xml:space="preserve"> STYLEREF 1 \s </w:instrText>
-      </w:r>
-      <w:r>
-        <w:fldChar w:fldCharType="separate"/>
-      </w:r>
-      <w:r>
-        <w:rPr>
-          <w:noProof/>
-        </w:rPr>
-        <w:t>3</w:t>
-      </w:r>
-      <w:r>
-        <w:fldChar w:fldCharType="end"/>
-      </w:r>
+      <w:fldSimple w:instr=" STYLEREF 1 \s ">
+        <w:r>
+          <w:rPr>
+            <w:noProof/>
+          </w:rPr>
+          <w:t>3</w:t>
+        </w:r>
+      </w:fldSimple>
       <w:r>
         <w:noBreakHyphen/>
       </w:r>
-      <w:r>
-        <w:fldChar w:fldCharType="begin"/>
-      </w:r>
-      <w:r>
-        <w:instrText xml:space="preserve"> SEQ Hình \* ARABIC \s 1 </w:instrText>
-      </w:r>
-      <w:r>
-        <w:fldChar w:fldCharType="separate"/>
-      </w:r>
-      <w:r>
-        <w:rPr>
-          <w:noProof/>
-        </w:rPr>
-        <w:t>20</w:t>
-      </w:r>
-      <w:r>
-        <w:fldChar w:fldCharType="end"/>
-      </w:r>
+      <w:fldSimple w:instr=" SEQ Hình \* ARABIC \s 1 ">
+        <w:r>
+          <w:rPr>
+            <w:noProof/>
+          </w:rPr>
+          <w:t>20</w:t>
+        </w:r>
+      </w:fldSimple>
       <w:r>
         <w:rPr>
           <w:lang w:val="en-US"/>
@@ -28501,45 +27688,25 @@
       <w:r>
         <w:t xml:space="preserve">Hình </w:t>
       </w:r>
-      <w:r>
-        <w:fldChar w:fldCharType="begin"/>
-      </w:r>
-      <w:r>
-        <w:instrText xml:space="preserve"> STYLEREF 1 \s </w:instrText>
-      </w:r>
-      <w:r>
-        <w:fldChar w:fldCharType="separate"/>
-      </w:r>
-      <w:r>
-        <w:rPr>
-          <w:noProof/>
-        </w:rPr>
-        <w:t>3</w:t>
-      </w:r>
-      <w:r>
-        <w:fldChar w:fldCharType="end"/>
-      </w:r>
+      <w:fldSimple w:instr=" STYLEREF 1 \s ">
+        <w:r>
+          <w:rPr>
+            <w:noProof/>
+          </w:rPr>
+          <w:t>3</w:t>
+        </w:r>
+      </w:fldSimple>
       <w:r>
         <w:noBreakHyphen/>
       </w:r>
-      <w:r>
-        <w:fldChar w:fldCharType="begin"/>
-      </w:r>
-      <w:r>
-        <w:instrText xml:space="preserve"> SEQ Hình \* ARABIC \s 1 </w:instrText>
-      </w:r>
-      <w:r>
-        <w:fldChar w:fldCharType="separate"/>
-      </w:r>
-      <w:r>
-        <w:rPr>
-          <w:noProof/>
-        </w:rPr>
-        <w:t>21</w:t>
-      </w:r>
-      <w:r>
-        <w:fldChar w:fldCharType="end"/>
-      </w:r>
+      <w:fldSimple w:instr=" SEQ Hình \* ARABIC \s 1 ">
+        <w:r>
+          <w:rPr>
+            <w:noProof/>
+          </w:rPr>
+          <w:t>21</w:t>
+        </w:r>
+      </w:fldSimple>
       <w:r>
         <w:rPr>
           <w:noProof/>
@@ -28627,45 +27794,25 @@
       <w:r>
         <w:t xml:space="preserve">Hình </w:t>
       </w:r>
-      <w:r>
-        <w:fldChar w:fldCharType="begin"/>
-      </w:r>
-      <w:r>
-        <w:instrText xml:space="preserve"> STYLEREF 1 \s </w:instrText>
-      </w:r>
-      <w:r>
-        <w:fldChar w:fldCharType="separate"/>
-      </w:r>
-      <w:r>
-        <w:rPr>
-          <w:noProof/>
-        </w:rPr>
-        <w:t>3</w:t>
-      </w:r>
-      <w:r>
-        <w:fldChar w:fldCharType="end"/>
-      </w:r>
+      <w:fldSimple w:instr=" STYLEREF 1 \s ">
+        <w:r>
+          <w:rPr>
+            <w:noProof/>
+          </w:rPr>
+          <w:t>3</w:t>
+        </w:r>
+      </w:fldSimple>
       <w:r>
         <w:noBreakHyphen/>
       </w:r>
-      <w:r>
-        <w:fldChar w:fldCharType="begin"/>
-      </w:r>
-      <w:r>
-        <w:instrText xml:space="preserve"> SEQ Hình \* ARABIC \s 1 </w:instrText>
-      </w:r>
-      <w:r>
-        <w:fldChar w:fldCharType="separate"/>
-      </w:r>
-      <w:r>
-        <w:rPr>
-          <w:noProof/>
-        </w:rPr>
-        <w:t>22</w:t>
-      </w:r>
-      <w:r>
-        <w:fldChar w:fldCharType="end"/>
-      </w:r>
+      <w:fldSimple w:instr=" SEQ Hình \* ARABIC \s 1 ">
+        <w:r>
+          <w:rPr>
+            <w:noProof/>
+          </w:rPr>
+          <w:t>22</w:t>
+        </w:r>
+      </w:fldSimple>
       <w:r>
         <w:rPr>
           <w:noProof/>
@@ -28762,45 +27909,25 @@
       <w:r>
         <w:t xml:space="preserve">Hình </w:t>
       </w:r>
-      <w:r>
-        <w:fldChar w:fldCharType="begin"/>
-      </w:r>
-      <w:r>
-        <w:instrText xml:space="preserve"> STYLEREF 1 \s </w:instrText>
-      </w:r>
-      <w:r>
-        <w:fldChar w:fldCharType="separate"/>
-      </w:r>
-      <w:r>
-        <w:rPr>
-          <w:noProof/>
-        </w:rPr>
-        <w:t>3</w:t>
-      </w:r>
-      <w:r>
-        <w:fldChar w:fldCharType="end"/>
-      </w:r>
+      <w:fldSimple w:instr=" STYLEREF 1 \s ">
+        <w:r>
+          <w:rPr>
+            <w:noProof/>
+          </w:rPr>
+          <w:t>3</w:t>
+        </w:r>
+      </w:fldSimple>
       <w:r>
         <w:noBreakHyphen/>
       </w:r>
-      <w:r>
-        <w:fldChar w:fldCharType="begin"/>
-      </w:r>
-      <w:r>
-        <w:instrText xml:space="preserve"> SEQ Hình \* ARABIC \s 1 </w:instrText>
-      </w:r>
-      <w:r>
-        <w:fldChar w:fldCharType="separate"/>
-      </w:r>
-      <w:r>
-        <w:rPr>
-          <w:noProof/>
-        </w:rPr>
-        <w:t>23</w:t>
-      </w:r>
-      <w:r>
-        <w:fldChar w:fldCharType="end"/>
-      </w:r>
+      <w:fldSimple w:instr=" SEQ Hình \* ARABIC \s 1 ">
+        <w:r>
+          <w:rPr>
+            <w:noProof/>
+          </w:rPr>
+          <w:t>23</w:t>
+        </w:r>
+      </w:fldSimple>
       <w:r>
         <w:rPr>
           <w:noProof/>
@@ -28888,45 +28015,25 @@
       <w:r>
         <w:t xml:space="preserve">Hình </w:t>
       </w:r>
-      <w:r>
-        <w:fldChar w:fldCharType="begin"/>
-      </w:r>
-      <w:r>
-        <w:instrText xml:space="preserve"> STYLEREF 1 \s </w:instrText>
-      </w:r>
-      <w:r>
-        <w:fldChar w:fldCharType="separate"/>
-      </w:r>
-      <w:r>
-        <w:rPr>
-          <w:noProof/>
-        </w:rPr>
-        <w:t>3</w:t>
-      </w:r>
-      <w:r>
-        <w:fldChar w:fldCharType="end"/>
-      </w:r>
+      <w:fldSimple w:instr=" STYLEREF 1 \s ">
+        <w:r>
+          <w:rPr>
+            <w:noProof/>
+          </w:rPr>
+          <w:t>3</w:t>
+        </w:r>
+      </w:fldSimple>
       <w:r>
         <w:noBreakHyphen/>
       </w:r>
-      <w:r>
-        <w:fldChar w:fldCharType="begin"/>
-      </w:r>
-      <w:r>
-        <w:instrText xml:space="preserve"> SEQ Hình \* ARABIC \s 1 </w:instrText>
-      </w:r>
-      <w:r>
-        <w:fldChar w:fldCharType="separate"/>
-      </w:r>
-      <w:r>
-        <w:rPr>
-          <w:noProof/>
-        </w:rPr>
-        <w:t>24</w:t>
-      </w:r>
-      <w:r>
-        <w:fldChar w:fldCharType="end"/>
-      </w:r>
+      <w:fldSimple w:instr=" SEQ Hình \* ARABIC \s 1 ">
+        <w:r>
+          <w:rPr>
+            <w:noProof/>
+          </w:rPr>
+          <w:t>24</w:t>
+        </w:r>
+      </w:fldSimple>
       <w:r>
         <w:rPr>
           <w:noProof/>
@@ -29023,45 +28130,25 @@
       <w:r>
         <w:t xml:space="preserve">Hình </w:t>
       </w:r>
-      <w:r>
-        <w:fldChar w:fldCharType="begin"/>
-      </w:r>
-      <w:r>
-        <w:instrText xml:space="preserve"> STYLEREF 1 \s </w:instrText>
-      </w:r>
-      <w:r>
-        <w:fldChar w:fldCharType="separate"/>
-      </w:r>
-      <w:r>
-        <w:rPr>
-          <w:noProof/>
-        </w:rPr>
-        <w:t>3</w:t>
-      </w:r>
-      <w:r>
-        <w:fldChar w:fldCharType="end"/>
-      </w:r>
+      <w:fldSimple w:instr=" STYLEREF 1 \s ">
+        <w:r>
+          <w:rPr>
+            <w:noProof/>
+          </w:rPr>
+          <w:t>3</w:t>
+        </w:r>
+      </w:fldSimple>
       <w:r>
         <w:noBreakHyphen/>
       </w:r>
-      <w:r>
-        <w:fldChar w:fldCharType="begin"/>
-      </w:r>
-      <w:r>
-        <w:instrText xml:space="preserve"> SEQ Hình \* ARABIC \s 1 </w:instrText>
-      </w:r>
-      <w:r>
-        <w:fldChar w:fldCharType="separate"/>
-      </w:r>
-      <w:r>
-        <w:rPr>
-          <w:noProof/>
-        </w:rPr>
-        <w:t>25</w:t>
-      </w:r>
-      <w:r>
-        <w:fldChar w:fldCharType="end"/>
-      </w:r>
+      <w:fldSimple w:instr=" SEQ Hình \* ARABIC \s 1 ">
+        <w:r>
+          <w:rPr>
+            <w:noProof/>
+          </w:rPr>
+          <w:t>25</w:t>
+        </w:r>
+      </w:fldSimple>
       <w:r>
         <w:t>: Giao diện</w:t>
       </w:r>
@@ -29145,45 +28232,25 @@
       <w:r>
         <w:t xml:space="preserve">Hình </w:t>
       </w:r>
-      <w:r>
-        <w:fldChar w:fldCharType="begin"/>
-      </w:r>
-      <w:r>
-        <w:instrText xml:space="preserve"> STYLEREF 1 \s </w:instrText>
-      </w:r>
-      <w:r>
-        <w:fldChar w:fldCharType="separate"/>
-      </w:r>
-      <w:r>
-        <w:rPr>
-          <w:noProof/>
-        </w:rPr>
-        <w:t>3</w:t>
-      </w:r>
-      <w:r>
-        <w:fldChar w:fldCharType="end"/>
-      </w:r>
+      <w:fldSimple w:instr=" STYLEREF 1 \s ">
+        <w:r>
+          <w:rPr>
+            <w:noProof/>
+          </w:rPr>
+          <w:t>3</w:t>
+        </w:r>
+      </w:fldSimple>
       <w:r>
         <w:noBreakHyphen/>
       </w:r>
-      <w:r>
-        <w:fldChar w:fldCharType="begin"/>
-      </w:r>
-      <w:r>
-        <w:instrText xml:space="preserve"> SEQ Hình \* ARABIC \s 1 </w:instrText>
-      </w:r>
-      <w:r>
-        <w:fldChar w:fldCharType="separate"/>
-      </w:r>
-      <w:r>
-        <w:rPr>
-          <w:noProof/>
-        </w:rPr>
-        <w:t>26</w:t>
-      </w:r>
-      <w:r>
-        <w:fldChar w:fldCharType="end"/>
-      </w:r>
+      <w:fldSimple w:instr=" SEQ Hình \* ARABIC \s 1 ">
+        <w:r>
+          <w:rPr>
+            <w:noProof/>
+          </w:rPr>
+          <w:t>26</w:t>
+        </w:r>
+      </w:fldSimple>
       <w:r>
         <w:t>: Giao diện</w:t>
       </w:r>
@@ -29268,45 +28335,25 @@
       <w:r>
         <w:t xml:space="preserve">Hình </w:t>
       </w:r>
-      <w:r>
-        <w:fldChar w:fldCharType="begin"/>
-      </w:r>
-      <w:r>
-        <w:instrText xml:space="preserve"> STYLEREF 1 \s </w:instrText>
-      </w:r>
-      <w:r>
-        <w:fldChar w:fldCharType="separate"/>
-      </w:r>
-      <w:r>
-        <w:rPr>
-          <w:noProof/>
-        </w:rPr>
-        <w:t>3</w:t>
-      </w:r>
-      <w:r>
-        <w:fldChar w:fldCharType="end"/>
-      </w:r>
+      <w:fldSimple w:instr=" STYLEREF 1 \s ">
+        <w:r>
+          <w:rPr>
+            <w:noProof/>
+          </w:rPr>
+          <w:t>3</w:t>
+        </w:r>
+      </w:fldSimple>
       <w:r>
         <w:noBreakHyphen/>
       </w:r>
-      <w:r>
-        <w:fldChar w:fldCharType="begin"/>
-      </w:r>
-      <w:r>
-        <w:instrText xml:space="preserve"> SEQ Hình \* ARABIC \s 1 </w:instrText>
-      </w:r>
-      <w:r>
-        <w:fldChar w:fldCharType="separate"/>
-      </w:r>
-      <w:r>
-        <w:rPr>
-          <w:noProof/>
-        </w:rPr>
-        <w:t>27</w:t>
-      </w:r>
-      <w:r>
-        <w:fldChar w:fldCharType="end"/>
-      </w:r>
+      <w:fldSimple w:instr=" SEQ Hình \* ARABIC \s 1 ">
+        <w:r>
+          <w:rPr>
+            <w:noProof/>
+          </w:rPr>
+          <w:t>27</w:t>
+        </w:r>
+      </w:fldSimple>
       <w:r>
         <w:rPr>
           <w:noProof/>
@@ -29402,45 +28449,25 @@
       <w:r>
         <w:t xml:space="preserve">Hình </w:t>
       </w:r>
-      <w:r>
-        <w:fldChar w:fldCharType="begin"/>
-      </w:r>
-      <w:r>
-        <w:instrText xml:space="preserve"> STYLEREF 1 \s </w:instrText>
-      </w:r>
-      <w:r>
-        <w:fldChar w:fldCharType="separate"/>
-      </w:r>
-      <w:r>
-        <w:rPr>
-          <w:noProof/>
-        </w:rPr>
-        <w:t>3</w:t>
-      </w:r>
-      <w:r>
-        <w:fldChar w:fldCharType="end"/>
-      </w:r>
+      <w:fldSimple w:instr=" STYLEREF 1 \s ">
+        <w:r>
+          <w:rPr>
+            <w:noProof/>
+          </w:rPr>
+          <w:t>3</w:t>
+        </w:r>
+      </w:fldSimple>
       <w:r>
         <w:noBreakHyphen/>
       </w:r>
-      <w:r>
-        <w:fldChar w:fldCharType="begin"/>
-      </w:r>
-      <w:r>
-        <w:instrText xml:space="preserve"> SEQ Hình \* ARABIC \s 1 </w:instrText>
-      </w:r>
-      <w:r>
-        <w:fldChar w:fldCharType="separate"/>
-      </w:r>
-      <w:r>
-        <w:rPr>
-          <w:noProof/>
-        </w:rPr>
-        <w:t>28</w:t>
-      </w:r>
-      <w:r>
-        <w:fldChar w:fldCharType="end"/>
-      </w:r>
+      <w:fldSimple w:instr=" SEQ Hình \* ARABIC \s 1 ">
+        <w:r>
+          <w:rPr>
+            <w:noProof/>
+          </w:rPr>
+          <w:t>28</w:t>
+        </w:r>
+      </w:fldSimple>
       <w:r>
         <w:rPr>
           <w:noProof/>
@@ -29528,45 +28555,25 @@
       <w:r>
         <w:t xml:space="preserve">Hình </w:t>
       </w:r>
-      <w:r>
-        <w:fldChar w:fldCharType="begin"/>
-      </w:r>
-      <w:r>
-        <w:instrText xml:space="preserve"> STYLEREF 1 \s </w:instrText>
-      </w:r>
-      <w:r>
-        <w:fldChar w:fldCharType="separate"/>
-      </w:r>
-      <w:r>
-        <w:rPr>
-          <w:noProof/>
-        </w:rPr>
-        <w:t>3</w:t>
-      </w:r>
-      <w:r>
-        <w:fldChar w:fldCharType="end"/>
-      </w:r>
+      <w:fldSimple w:instr=" STYLEREF 1 \s ">
+        <w:r>
+          <w:rPr>
+            <w:noProof/>
+          </w:rPr>
+          <w:t>3</w:t>
+        </w:r>
+      </w:fldSimple>
       <w:r>
         <w:noBreakHyphen/>
       </w:r>
-      <w:r>
-        <w:fldChar w:fldCharType="begin"/>
-      </w:r>
-      <w:r>
-        <w:instrText xml:space="preserve"> SEQ Hình \* ARABIC \s 1 </w:instrText>
-      </w:r>
-      <w:r>
-        <w:fldChar w:fldCharType="separate"/>
-      </w:r>
-      <w:r>
-        <w:rPr>
-          <w:noProof/>
-        </w:rPr>
-        <w:t>29</w:t>
-      </w:r>
-      <w:r>
-        <w:fldChar w:fldCharType="end"/>
-      </w:r>
+      <w:fldSimple w:instr=" SEQ Hình \* ARABIC \s 1 ">
+        <w:r>
+          <w:rPr>
+            <w:noProof/>
+          </w:rPr>
+          <w:t>29</w:t>
+        </w:r>
+      </w:fldSimple>
       <w:r>
         <w:rPr>
           <w:lang w:val="en-US"/>
@@ -29646,45 +28653,25 @@
       <w:r>
         <w:t xml:space="preserve">Hình </w:t>
       </w:r>
-      <w:r>
-        <w:fldChar w:fldCharType="begin"/>
-      </w:r>
-      <w:r>
-        <w:instrText xml:space="preserve"> STYLEREF 1 \s </w:instrText>
-      </w:r>
-      <w:r>
-        <w:fldChar w:fldCharType="separate"/>
-      </w:r>
-      <w:r>
-        <w:rPr>
-          <w:noProof/>
-        </w:rPr>
-        <w:t>3</w:t>
-      </w:r>
-      <w:r>
-        <w:fldChar w:fldCharType="end"/>
-      </w:r>
+      <w:fldSimple w:instr=" STYLEREF 1 \s ">
+        <w:r>
+          <w:rPr>
+            <w:noProof/>
+          </w:rPr>
+          <w:t>3</w:t>
+        </w:r>
+      </w:fldSimple>
       <w:r>
         <w:noBreakHyphen/>
       </w:r>
-      <w:r>
-        <w:fldChar w:fldCharType="begin"/>
-      </w:r>
-      <w:r>
-        <w:instrText xml:space="preserve"> SEQ Hình \* ARABIC \s 1 </w:instrText>
-      </w:r>
-      <w:r>
-        <w:fldChar w:fldCharType="separate"/>
-      </w:r>
-      <w:r>
-        <w:rPr>
-          <w:noProof/>
-        </w:rPr>
-        <w:t>30</w:t>
-      </w:r>
-      <w:r>
-        <w:fldChar w:fldCharType="end"/>
-      </w:r>
+      <w:fldSimple w:instr=" SEQ Hình \* ARABIC \s 1 ">
+        <w:r>
+          <w:rPr>
+            <w:noProof/>
+          </w:rPr>
+          <w:t>30</w:t>
+        </w:r>
+      </w:fldSimple>
       <w:r>
         <w:rPr>
           <w:lang w:val="en-US"/>
@@ -29769,45 +28756,25 @@
       <w:r>
         <w:t xml:space="preserve">Hình </w:t>
       </w:r>
-      <w:r>
-        <w:fldChar w:fldCharType="begin"/>
-      </w:r>
-      <w:r>
-        <w:instrText xml:space="preserve"> STYLEREF 1 \s </w:instrText>
-      </w:r>
-      <w:r>
-        <w:fldChar w:fldCharType="separate"/>
-      </w:r>
-      <w:r>
-        <w:rPr>
-          <w:noProof/>
-        </w:rPr>
-        <w:t>3</w:t>
-      </w:r>
-      <w:r>
-        <w:fldChar w:fldCharType="end"/>
-      </w:r>
+      <w:fldSimple w:instr=" STYLEREF 1 \s ">
+        <w:r>
+          <w:rPr>
+            <w:noProof/>
+          </w:rPr>
+          <w:t>3</w:t>
+        </w:r>
+      </w:fldSimple>
       <w:r>
         <w:noBreakHyphen/>
       </w:r>
-      <w:r>
-        <w:fldChar w:fldCharType="begin"/>
-      </w:r>
-      <w:r>
-        <w:instrText xml:space="preserve"> SEQ Hình \* ARABIC \s 1 </w:instrText>
-      </w:r>
-      <w:r>
-        <w:fldChar w:fldCharType="separate"/>
-      </w:r>
-      <w:r>
-        <w:rPr>
-          <w:noProof/>
-        </w:rPr>
-        <w:t>31</w:t>
-      </w:r>
-      <w:r>
-        <w:fldChar w:fldCharType="end"/>
-      </w:r>
+      <w:fldSimple w:instr=" SEQ Hình \* ARABIC \s 1 ">
+        <w:r>
+          <w:rPr>
+            <w:noProof/>
+          </w:rPr>
+          <w:t>31</w:t>
+        </w:r>
+      </w:fldSimple>
       <w:r>
         <w:rPr>
           <w:lang w:val="en-US"/>
@@ -29888,45 +28855,25 @@
       <w:r>
         <w:t xml:space="preserve">Hình </w:t>
       </w:r>
-      <w:r>
-        <w:fldChar w:fldCharType="begin"/>
-      </w:r>
-      <w:r>
-        <w:instrText xml:space="preserve"> STYLEREF 1 \s </w:instrText>
-      </w:r>
-      <w:r>
-        <w:fldChar w:fldCharType="separate"/>
-      </w:r>
-      <w:r>
-        <w:rPr>
-          <w:noProof/>
-        </w:rPr>
-        <w:t>3</w:t>
-      </w:r>
-      <w:r>
-        <w:fldChar w:fldCharType="end"/>
-      </w:r>
+      <w:fldSimple w:instr=" STYLEREF 1 \s ">
+        <w:r>
+          <w:rPr>
+            <w:noProof/>
+          </w:rPr>
+          <w:t>3</w:t>
+        </w:r>
+      </w:fldSimple>
       <w:r>
         <w:noBreakHyphen/>
       </w:r>
-      <w:r>
-        <w:fldChar w:fldCharType="begin"/>
-      </w:r>
-      <w:r>
-        <w:instrText xml:space="preserve"> SEQ Hình \* ARABIC \s 1 </w:instrText>
-      </w:r>
-      <w:r>
-        <w:fldChar w:fldCharType="separate"/>
-      </w:r>
-      <w:r>
-        <w:rPr>
-          <w:noProof/>
-        </w:rPr>
-        <w:t>32</w:t>
-      </w:r>
-      <w:r>
-        <w:fldChar w:fldCharType="end"/>
-      </w:r>
+      <w:fldSimple w:instr=" SEQ Hình \* ARABIC \s 1 ">
+        <w:r>
+          <w:rPr>
+            <w:noProof/>
+          </w:rPr>
+          <w:t>32</w:t>
+        </w:r>
+      </w:fldSimple>
       <w:r>
         <w:t>: Giao diện</w:t>
       </w:r>
@@ -30012,50 +28959,30 @@
           <w:lang w:val="en-US"/>
         </w:rPr>
       </w:pPr>
-      <w:bookmarkStart w:id="127" w:name="image44"/>
-      <w:bookmarkStart w:id="128" w:name="_Toc226927062"/>
+      <w:bookmarkStart w:id="127" w:name="_Toc226927062"/>
+      <w:bookmarkStart w:id="128" w:name="image44"/>
       <w:r>
         <w:t xml:space="preserve">Hình </w:t>
       </w:r>
-      <w:r>
-        <w:fldChar w:fldCharType="begin"/>
-      </w:r>
-      <w:r>
-        <w:instrText xml:space="preserve"> STYLEREF 1 \s </w:instrText>
-      </w:r>
-      <w:r>
-        <w:fldChar w:fldCharType="separate"/>
-      </w:r>
-      <w:r>
-        <w:rPr>
-          <w:noProof/>
-        </w:rPr>
-        <w:t>3</w:t>
-      </w:r>
-      <w:r>
-        <w:fldChar w:fldCharType="end"/>
-      </w:r>
+      <w:fldSimple w:instr=" STYLEREF 1 \s ">
+        <w:r>
+          <w:rPr>
+            <w:noProof/>
+          </w:rPr>
+          <w:t>3</w:t>
+        </w:r>
+      </w:fldSimple>
       <w:r>
         <w:noBreakHyphen/>
       </w:r>
-      <w:r>
-        <w:fldChar w:fldCharType="begin"/>
-      </w:r>
-      <w:r>
-        <w:instrText xml:space="preserve"> SEQ Hình \* ARABIC \s 1 </w:instrText>
-      </w:r>
-      <w:r>
-        <w:fldChar w:fldCharType="separate"/>
-      </w:r>
-      <w:r>
-        <w:rPr>
-          <w:noProof/>
-        </w:rPr>
-        <w:t>33</w:t>
-      </w:r>
-      <w:r>
-        <w:fldChar w:fldCharType="end"/>
-      </w:r>
+      <w:fldSimple w:instr=" SEQ Hình \* ARABIC \s 1 ">
+        <w:r>
+          <w:rPr>
+            <w:noProof/>
+          </w:rPr>
+          <w:t>33</w:t>
+        </w:r>
+      </w:fldSimple>
       <w:r>
         <w:t>: Giao diện</w:t>
       </w:r>
@@ -30065,9 +28992,9 @@
         </w:rPr>
         <w:t xml:space="preserve"> thanh toán VNPay</w:t>
       </w:r>
-      <w:bookmarkEnd w:id="128"/>
-    </w:p>
-    <w:bookmarkEnd w:id="127"/>
+      <w:bookmarkEnd w:id="127"/>
+    </w:p>
+    <w:bookmarkEnd w:id="128"/>
     <w:p>
       <w:pPr>
         <w:keepNext/>
@@ -30143,45 +29070,25 @@
       <w:r>
         <w:t xml:space="preserve">Hình </w:t>
       </w:r>
-      <w:r>
-        <w:fldChar w:fldCharType="begin"/>
-      </w:r>
-      <w:r>
-        <w:instrText xml:space="preserve"> STYLEREF 1 \s </w:instrText>
-      </w:r>
-      <w:r>
-        <w:fldChar w:fldCharType="separate"/>
-      </w:r>
-      <w:r>
-        <w:rPr>
-          <w:noProof/>
-        </w:rPr>
-        <w:t>3</w:t>
-      </w:r>
-      <w:r>
-        <w:fldChar w:fldCharType="end"/>
-      </w:r>
+      <w:fldSimple w:instr=" STYLEREF 1 \s ">
+        <w:r>
+          <w:rPr>
+            <w:noProof/>
+          </w:rPr>
+          <w:t>3</w:t>
+        </w:r>
+      </w:fldSimple>
       <w:r>
         <w:noBreakHyphen/>
       </w:r>
-      <w:r>
-        <w:fldChar w:fldCharType="begin"/>
-      </w:r>
-      <w:r>
-        <w:instrText xml:space="preserve"> SEQ Hình \* ARABIC \s 1 </w:instrText>
-      </w:r>
-      <w:r>
-        <w:fldChar w:fldCharType="separate"/>
-      </w:r>
-      <w:r>
-        <w:rPr>
-          <w:noProof/>
-        </w:rPr>
-        <w:t>34</w:t>
-      </w:r>
-      <w:r>
-        <w:fldChar w:fldCharType="end"/>
-      </w:r>
+      <w:fldSimple w:instr=" SEQ Hình \* ARABIC \s 1 ">
+        <w:r>
+          <w:rPr>
+            <w:noProof/>
+          </w:rPr>
+          <w:t>34</w:t>
+        </w:r>
+      </w:fldSimple>
       <w:r>
         <w:t>: Giao diện</w:t>
       </w:r>

--- a/Report/2251012145_LuHieuTrung_BC.docx
+++ b/Report/2251012145_LuHieuTrung_BC.docx
@@ -244,29 +244,18 @@
         <w:jc w:val="center"/>
         <w:rPr>
           <w:rFonts w:cstheme="majorHAnsi"/>
+          <w:sz w:val="28"/>
+        </w:rPr>
+      </w:pPr>
+      <w:r>
+        <w:rPr>
+          <w:rFonts w:cstheme="majorHAnsi"/>
           <w:b/>
           <w:sz w:val="36"/>
           <w:szCs w:val="36"/>
         </w:rPr>
-      </w:pPr>
-      <w:r>
-        <w:rPr>
-          <w:rFonts w:cs="Times New Roman"/>
-          <w:b/>
-          <w:sz w:val="36"/>
-          <w:szCs w:val="36"/>
-        </w:rPr>
-        <w:t>XÂY DỰNG HỆ THỐNG QUẢN LÝ PHÒNG GYM</w:t>
-      </w:r>
-    </w:p>
-    <w:p>
-      <w:pPr>
-        <w:jc w:val="center"/>
-        <w:rPr>
-          <w:rFonts w:cstheme="majorHAnsi"/>
-          <w:sz w:val="28"/>
-        </w:rPr>
-      </w:pPr>
+        <w:t>PHÁT TRIỂN HỆ THỐNG QUẢN LÝ GYM THÔNG MINH TÍCH HỢP TƯ VẤN CHẾ ĐỘ TẬP LUYỆN VÀ DINH DƯỠNG DỰA TRÊN AI</w:t>
+      </w:r>
     </w:p>
     <w:p>
       <w:pPr>
@@ -349,19 +338,10 @@
     </w:p>
     <w:p>
       <w:pPr>
-        <w:jc w:val="center"/>
         <w:rPr>
           <w:rFonts w:cstheme="majorHAnsi"/>
           <w:sz w:val="28"/>
-        </w:rPr>
-      </w:pPr>
-    </w:p>
-    <w:p>
-      <w:pPr>
-        <w:jc w:val="center"/>
-        <w:rPr>
-          <w:rFonts w:cstheme="majorHAnsi"/>
-          <w:sz w:val="28"/>
+          <w:lang w:val="en-US"/>
         </w:rPr>
       </w:pPr>
     </w:p>
@@ -629,9 +609,7 @@
         <w:jc w:val="center"/>
         <w:rPr>
           <w:rFonts w:cs="Times New Roman"/>
-          <w:b/>
-          <w:sz w:val="36"/>
-          <w:szCs w:val="36"/>
+          <w:sz w:val="28"/>
         </w:rPr>
       </w:pPr>
       <w:r>
@@ -641,17 +619,8 @@
           <w:sz w:val="36"/>
           <w:szCs w:val="36"/>
         </w:rPr>
-        <w:t>XÂY DỰNG HỆ THỐNG QUẢN LÝ PHÒNG GYM</w:t>
-      </w:r>
-    </w:p>
-    <w:p>
-      <w:pPr>
-        <w:jc w:val="center"/>
-        <w:rPr>
-          <w:rFonts w:cs="Times New Roman"/>
-          <w:sz w:val="28"/>
-        </w:rPr>
-      </w:pPr>
+        <w:t>PHÁT TRIỂN HỆ THỐNG QUẢN LÝ GYM THÔNG MINH TÍCH HỢP TƯ VẤN CHẾ ĐỘ TẬP LUYỆN VÀ DINH DƯỠNG DỰA TRÊN AI</w:t>
+      </w:r>
     </w:p>
     <w:p>
       <w:pPr>
@@ -785,6 +754,7 @@
           <w:rFonts w:cs="Times New Roman"/>
           <w:b/>
           <w:sz w:val="28"/>
+          <w:lang w:val="en-US"/>
         </w:rPr>
       </w:pPr>
       <w:r>
@@ -811,17 +781,6 @@
         </w:rPr>
         <w:t>TRƯƠNG HOÀNG VINH</w:t>
       </w:r>
-    </w:p>
-    <w:p>
-      <w:pPr>
-        <w:jc w:val="center"/>
-        <w:rPr>
-          <w:rFonts w:cs="Times New Roman"/>
-          <w:b/>
-          <w:sz w:val="36"/>
-          <w:szCs w:val="36"/>
-        </w:rPr>
-      </w:pPr>
     </w:p>
     <w:p>
       <w:pPr>
@@ -7403,10 +7362,7 @@
         <w:t xml:space="preserve">IaC: </w:t>
       </w:r>
       <w:r>
-        <w:t>Infrastructure as Code</w:t>
-      </w:r>
-      <w:r>
-        <w:t xml:space="preserve"> </w:t>
+        <w:t xml:space="preserve">Infrastructure as Code </w:t>
       </w:r>
       <w:r>
         <w:rPr>
@@ -15526,7 +15482,7 @@
           <w:noProof/>
         </w:rPr>
         <w:drawing>
-          <wp:inline distT="0" distB="0" distL="0" distR="0" wp14:anchorId="409DF896" wp14:editId="7D063E8D">
+          <wp:inline distT="0" distB="0" distL="0" distR="0" wp14:anchorId="409DF896" wp14:editId="550E2EF0">
             <wp:extent cx="5579745" cy="4038600"/>
             <wp:effectExtent l="0" t="0" r="1905" b="0"/>
             <wp:docPr id="580726339" name="Picture 1"/>
@@ -24634,45 +24590,25 @@
       <w:r>
         <w:t xml:space="preserve">Hình </w:t>
       </w:r>
-      <w:r>
-        <w:fldChar w:fldCharType="begin"/>
-      </w:r>
-      <w:r>
-        <w:instrText xml:space="preserve"> STYLEREF 1 \s </w:instrText>
-      </w:r>
-      <w:r>
-        <w:fldChar w:fldCharType="separate"/>
-      </w:r>
-      <w:r>
-        <w:rPr>
-          <w:noProof/>
-        </w:rPr>
-        <w:t>3</w:t>
-      </w:r>
-      <w:r>
-        <w:fldChar w:fldCharType="end"/>
-      </w:r>
+      <w:fldSimple w:instr=" STYLEREF 1 \s ">
+        <w:r>
+          <w:rPr>
+            <w:noProof/>
+          </w:rPr>
+          <w:t>3</w:t>
+        </w:r>
+      </w:fldSimple>
       <w:r>
         <w:noBreakHyphen/>
       </w:r>
-      <w:r>
-        <w:fldChar w:fldCharType="begin"/>
-      </w:r>
-      <w:r>
-        <w:instrText xml:space="preserve"> SEQ Hình \* ARABIC \s 1 </w:instrText>
-      </w:r>
-      <w:r>
-        <w:fldChar w:fldCharType="separate"/>
-      </w:r>
-      <w:r>
-        <w:rPr>
-          <w:noProof/>
-        </w:rPr>
-        <w:t>16</w:t>
-      </w:r>
-      <w:r>
-        <w:fldChar w:fldCharType="end"/>
-      </w:r>
+      <w:fldSimple w:instr=" SEQ Hình \* ARABIC \s 1 ">
+        <w:r>
+          <w:rPr>
+            <w:noProof/>
+          </w:rPr>
+          <w:t>16</w:t>
+        </w:r>
+      </w:fldSimple>
       <w:r>
         <w:rPr>
           <w:lang w:val="en-US"/>
@@ -25791,7 +25727,6 @@
                 <w:szCs w:val="26"/>
                 <w:lang w:val="en-US"/>
               </w:rPr>
-              <w:lastRenderedPageBreak/>
               <w:t>(5)</w:t>
             </w:r>
           </w:p>
@@ -33480,7 +33415,6 @@
   <w:style w:type="character" w:default="1" w:styleId="DefaultParagraphFont">
     <w:name w:val="Default Paragraph Font"/>
     <w:uiPriority w:val="1"/>
-    <w:semiHidden/>
     <w:unhideWhenUsed/>
   </w:style>
   <w:style w:type="table" w:default="1" w:styleId="TableNormal">

--- a/Report/2251012145_LuHieuTrung_BC.docx
+++ b/Report/2251012145_LuHieuTrung_BC.docx
@@ -247,6 +247,7 @@
           <w:sz w:val="28"/>
         </w:rPr>
       </w:pPr>
+      <w:bookmarkStart w:id="2" w:name="_Hlk227736539"/>
       <w:r>
         <w:rPr>
           <w:rFonts w:cstheme="majorHAnsi"/>
@@ -257,6 +258,7 @@
         <w:t>PHÁT TRIỂN HỆ THỐNG QUẢN LÝ GYM THÔNG MINH TÍCH HỢP TƯ VẤN CHẾ ĐỘ TẬP LUYỆN VÀ DINH DƯỠNG DỰA TRÊN AI</w:t>
       </w:r>
     </w:p>
+    <w:bookmarkEnd w:id="2"/>
     <w:p>
       <w:pPr>
         <w:jc w:val="center"/>
@@ -858,7 +860,7 @@
           <w:lang w:val="vi-VN"/>
         </w:rPr>
       </w:pPr>
-      <w:bookmarkStart w:id="2" w:name="_Toc226927064"/>
+      <w:bookmarkStart w:id="3" w:name="_Toc226927064"/>
       <w:r>
         <w:rPr>
           <w:lang w:val="vi-VN"/>
@@ -867,7 +869,7 @@
       </w:r>
       <w:bookmarkEnd w:id="0"/>
       <w:bookmarkEnd w:id="1"/>
-      <w:bookmarkEnd w:id="2"/>
+      <w:bookmarkEnd w:id="3"/>
     </w:p>
     <w:p>
       <w:pPr>
@@ -938,7 +940,14 @@
         <w:rPr>
           <w:bCs/>
         </w:rPr>
-        <w:t>Em cũng xin trân trọng cảm ơn thầy Trương Hoàng Vinh đã nhiệt tình hướng dẫn, chỉ dạy và hỗ trợ em trong suốt quá trình thực hiện Đồ án ngành</w:t>
+        <w:t xml:space="preserve">Em cũng xin trân trọng cảm ơn thầy Trương Hoàng Vinh đã nhiệt tình hướng dẫn, chỉ dạy và hỗ trợ em trong suốt quá trình thực hiện </w:t>
+      </w:r>
+      <w:r>
+        <w:rPr>
+          <w:bCs/>
+          <w:lang w:val="en-US"/>
+        </w:rPr>
+        <w:t>Khóa luận tốt nghiệp</w:t>
       </w:r>
       <w:r>
         <w:rPr>
@@ -952,13 +961,42 @@
           <w:b w:val="0"/>
           <w:bCs w:val="0"/>
         </w:rPr>
-        <w:t>“XÂY DỰNG HỆ THỐNG QUẢN LÝ PHÒNG GYM”</w:t>
+        <w:t>“</w:t>
+      </w:r>
+      <w:r>
+        <w:rPr>
+          <w:rStyle w:val="Strong"/>
+          <w:b w:val="0"/>
+          <w:bCs w:val="0"/>
+        </w:rPr>
+        <w:t>PHÁT TRIỂN HỆ THỐNG QUẢN LÝ GYM THÔNG MINH TÍCH HỢP TƯ VẤN CHẾ ĐỘ TẬP LUYỆN VÀ DINH DƯỠNG DỰA TRÊN AI</w:t>
+      </w:r>
+      <w:r>
+        <w:rPr>
+          <w:rStyle w:val="Strong"/>
+          <w:b w:val="0"/>
+          <w:bCs w:val="0"/>
+        </w:rPr>
+        <w:t>”</w:t>
       </w:r>
       <w:r>
         <w:rPr>
           <w:bCs/>
         </w:rPr>
-        <w:t>. Những kiến thức, kinh nghiệm và sự hướng dẫn quý báu của thầy là nền tảng vô cùng quan trọng giúp em hoàn thành tốt đồ án này, đồng thời cũng là hành trang để em có nền tảng vững chắc hơn trên con đường học tập và làm việc sau này.</w:t>
+        <w:t xml:space="preserve">. Những kiến thức, kinh nghiệm và sự hướng dẫn quý báu của thầy là nền tảng vô cùng quan trọng giúp em hoàn thành tốt </w:t>
+      </w:r>
+      <w:r>
+        <w:rPr>
+          <w:bCs/>
+          <w:lang w:val="en-US"/>
+        </w:rPr>
+        <w:t>khóa luận</w:t>
+      </w:r>
+      <w:r>
+        <w:rPr>
+          <w:bCs/>
+        </w:rPr>
+        <w:t xml:space="preserve"> này, đồng thời cũng là hành trang để em có nền tảng vững chắc hơn trên con đường học tập và làm việc sau này.</w:t>
       </w:r>
     </w:p>
     <w:p>
@@ -1157,18 +1195,18 @@
           <w:lang w:val="vi-VN"/>
         </w:rPr>
       </w:pPr>
-      <w:bookmarkStart w:id="3" w:name="_Toc51060026"/>
-      <w:bookmarkStart w:id="4" w:name="_Toc51061470"/>
-      <w:bookmarkStart w:id="5" w:name="_Toc226927065"/>
+      <w:bookmarkStart w:id="4" w:name="_Toc51060026"/>
+      <w:bookmarkStart w:id="5" w:name="_Toc51061470"/>
+      <w:bookmarkStart w:id="6" w:name="_Toc226927065"/>
       <w:r>
         <w:rPr>
           <w:lang w:val="vi-VN"/>
         </w:rPr>
         <w:t>NHẬN XÉT CỦA GIÁO VIÊN HƯỚNG DẪN</w:t>
       </w:r>
-      <w:bookmarkEnd w:id="3"/>
       <w:bookmarkEnd w:id="4"/>
       <w:bookmarkEnd w:id="5"/>
+      <w:bookmarkEnd w:id="6"/>
     </w:p>
     <w:p>
       <w:pPr>
@@ -1389,9 +1427,9 @@
           <w:lang w:val="vi-VN"/>
         </w:rPr>
       </w:pPr>
-      <w:bookmarkStart w:id="6" w:name="_Toc49105239"/>
-      <w:bookmarkStart w:id="7" w:name="_Toc51061471"/>
-      <w:bookmarkStart w:id="8" w:name="_Toc226927066"/>
+      <w:bookmarkStart w:id="7" w:name="_Toc49105239"/>
+      <w:bookmarkStart w:id="8" w:name="_Toc51061471"/>
+      <w:bookmarkStart w:id="9" w:name="_Toc226927066"/>
       <w:r>
         <w:rPr>
           <w:lang w:val="vi-VN"/>
@@ -1399,15 +1437,15 @@
         <w:lastRenderedPageBreak/>
         <w:t xml:space="preserve">TÓM TẮT </w:t>
       </w:r>
-      <w:bookmarkEnd w:id="6"/>
       <w:bookmarkEnd w:id="7"/>
+      <w:bookmarkEnd w:id="8"/>
       <w:r>
         <w:rPr>
           <w:lang w:val="vi-VN"/>
         </w:rPr>
         <w:t>KHÓA LUẬN TỐT NGHIỆP</w:t>
       </w:r>
-      <w:bookmarkEnd w:id="8"/>
+      <w:bookmarkEnd w:id="9"/>
     </w:p>
     <w:p>
       <w:r>
@@ -2094,7 +2132,21 @@
             <w:rStyle w:val="Hyperlink"/>
             <w:noProof/>
           </w:rPr>
-          <w:t>TỔNG QUAN ĐỀ TÀI</w:t>
+          <w:t>TỔNG QUAN</w:t>
+        </w:r>
+        <w:r>
+          <w:rPr>
+            <w:rStyle w:val="Hyperlink"/>
+            <w:noProof/>
+          </w:rPr>
+          <w:t xml:space="preserve"> </w:t>
+        </w:r>
+        <w:r>
+          <w:rPr>
+            <w:rStyle w:val="Hyperlink"/>
+            <w:noProof/>
+          </w:rPr>
+          <w:t>ĐỀ TÀI</w:t>
         </w:r>
         <w:r>
           <w:rPr>
@@ -7105,8 +7157,8 @@
           <w:lang w:val="vi-VN"/>
         </w:rPr>
       </w:pPr>
-      <w:bookmarkStart w:id="9" w:name="_Toc49105238"/>
-      <w:bookmarkStart w:id="10" w:name="_Toc226927067"/>
+      <w:bookmarkStart w:id="10" w:name="_Toc49105238"/>
+      <w:bookmarkStart w:id="11" w:name="_Toc226927067"/>
       <w:r>
         <w:rPr>
           <w:lang w:val="vi-VN"/>
@@ -7114,9 +7166,9 @@
         <w:lastRenderedPageBreak/>
         <w:t>DANH MỤC TỪ VIẾT TẮT</w:t>
       </w:r>
-      <w:bookmarkStart w:id="11" w:name="_Toc49105236"/>
-      <w:bookmarkEnd w:id="9"/>
+      <w:bookmarkStart w:id="12" w:name="_Toc49105236"/>
       <w:bookmarkEnd w:id="10"/>
+      <w:bookmarkEnd w:id="11"/>
     </w:p>
     <w:p>
       <w:pPr>
@@ -7378,7 +7430,7 @@
           <w:noProof/>
         </w:rPr>
       </w:pPr>
-      <w:bookmarkStart w:id="12" w:name="_Toc226927068"/>
+      <w:bookmarkStart w:id="13" w:name="_Toc226927068"/>
       <w:r>
         <w:rPr>
           <w:lang w:val="vi-VN"/>
@@ -7386,8 +7438,8 @@
         <w:lastRenderedPageBreak/>
         <w:t>DANH MỤC HÌNH VẼ</w:t>
       </w:r>
-      <w:bookmarkEnd w:id="11"/>
       <w:bookmarkEnd w:id="12"/>
+      <w:bookmarkEnd w:id="13"/>
       <w:r>
         <w:rPr>
           <w:rFonts w:cs="Times New Roman"/>
@@ -10586,8 +10638,8 @@
           <w:lang w:val="vi-VN"/>
         </w:rPr>
       </w:pPr>
-      <w:bookmarkStart w:id="13" w:name="_Toc49105237"/>
-      <w:bookmarkStart w:id="14" w:name="_Toc226927069"/>
+      <w:bookmarkStart w:id="14" w:name="_Toc49105237"/>
+      <w:bookmarkStart w:id="15" w:name="_Toc226927069"/>
       <w:r>
         <w:rPr>
           <w:lang w:val="vi-VN"/>
@@ -10595,8 +10647,8 @@
         <w:lastRenderedPageBreak/>
         <w:t>DANH MỤC BẢNG</w:t>
       </w:r>
-      <w:bookmarkEnd w:id="13"/>
       <w:bookmarkEnd w:id="14"/>
+      <w:bookmarkEnd w:id="15"/>
     </w:p>
     <w:p>
       <w:pPr>
@@ -11474,7 +11526,7 @@
         </w:rPr>
         <w:fldChar w:fldCharType="end"/>
       </w:r>
-      <w:bookmarkStart w:id="15" w:name="_Toc49105240"/>
+      <w:bookmarkStart w:id="16" w:name="_Toc49105240"/>
     </w:p>
     <w:p>
       <w:pPr>
@@ -11502,7 +11554,7 @@
           <w:lang w:val="vi-VN"/>
         </w:rPr>
       </w:pPr>
-      <w:bookmarkStart w:id="16" w:name="_Toc226927070"/>
+      <w:bookmarkStart w:id="17" w:name="_Toc226927070"/>
       <w:r>
         <w:rPr>
           <w:lang w:val="vi-VN"/>
@@ -11510,8 +11562,8 @@
         <w:lastRenderedPageBreak/>
         <w:t>MỞ ĐẦU</w:t>
       </w:r>
-      <w:bookmarkEnd w:id="15"/>
       <w:bookmarkEnd w:id="16"/>
+      <w:bookmarkEnd w:id="17"/>
     </w:p>
     <w:p>
       <w:pPr>
@@ -11608,7 +11660,7 @@
           <w:b w:val="0"/>
           <w:bCs w:val="0"/>
         </w:rPr>
-        <w:t>“XÂY DỰNG HỆ THỐNG QUẢN LÝ PHÒNG GYM”</w:t>
+        <w:t>“</w:t>
       </w:r>
       <w:r>
         <w:rPr>
@@ -11616,171 +11668,7 @@
           <w:b w:val="0"/>
           <w:bCs w:val="0"/>
         </w:rPr>
-        <w:t xml:space="preserve"> </w:t>
-      </w:r>
-      <w:r>
-        <w:t>được thực hiện nhằm xây dựng một nền tảng phần mềm hỗ trợ quản lý hội viên, gói tập, nhân viên, ca trực và thanh toán, góp phần tự động hóa, tối ưu hóa quy trình quản lý, nâng cao hiệu quả hoạt động và mang lại trải nghiệm tốt hơn cho khách hàng.</w:t>
-      </w:r>
-    </w:p>
-    <w:p>
-      <w:pPr>
-        <w:pStyle w:val="Heading1"/>
-        <w:rPr>
-          <w:lang w:val="vi-VN"/>
-        </w:rPr>
-      </w:pPr>
-      <w:r>
-        <w:rPr>
-          <w:szCs w:val="26"/>
-          <w:lang w:val="vi-VN"/>
-        </w:rPr>
-        <w:br w:type="page"/>
-      </w:r>
-      <w:bookmarkStart w:id="17" w:name="_Toc226927071"/>
-      <w:r>
-        <w:rPr>
-          <w:lang w:val="vi-VN"/>
-        </w:rPr>
-        <w:lastRenderedPageBreak/>
-        <w:t>TỔNG QUAN ĐỀ TÀI</w:t>
-      </w:r>
-      <w:bookmarkEnd w:id="17"/>
-    </w:p>
-    <w:p>
-      <w:pPr>
-        <w:pStyle w:val="Heading2"/>
-        <w:jc w:val="both"/>
-        <w:rPr>
-          <w:lang w:val="vi-VN"/>
-        </w:rPr>
-      </w:pPr>
-      <w:bookmarkStart w:id="18" w:name="_Toc226927072"/>
-      <w:r>
-        <w:rPr>
-          <w:lang w:val="vi-VN"/>
-        </w:rPr>
-        <w:t>Giới thiệu đề tài</w:t>
-      </w:r>
-      <w:bookmarkEnd w:id="18"/>
-    </w:p>
-    <w:p>
-      <w:pPr>
-        <w:ind w:firstLine="567"/>
-        <w:jc w:val="both"/>
-      </w:pPr>
-      <w:r>
-        <w:t>Trong những năm gần đây</w:t>
-      </w:r>
-      <w:r>
-        <w:t>,</w:t>
-      </w:r>
-      <w:r>
-        <w:t xml:space="preserve"> cùng với sự phát triển kinh tế -  xã hỗi của đất nước,</w:t>
-      </w:r>
-      <w:r>
-        <w:t xml:space="preserve"> </w:t>
-      </w:r>
-      <w:r>
-        <w:t>nhu cầu</w:t>
-      </w:r>
-      <w:r>
-        <w:t xml:space="preserve"> về</w:t>
-      </w:r>
-      <w:r>
-        <w:t xml:space="preserve"> cải thiện</w:t>
-      </w:r>
-      <w:r>
-        <w:t xml:space="preserve"> sức khỏe</w:t>
-      </w:r>
-      <w:r>
-        <w:t>,</w:t>
-      </w:r>
-      <w:r>
-        <w:t xml:space="preserve"> ngoại hình</w:t>
-      </w:r>
-      <w:r>
-        <w:t xml:space="preserve"> và duy trì lối sống lành mạnh của người dân ngày càng nhận được nhiều sự quan tâm</w:t>
-      </w:r>
-      <w:r>
-        <w:t xml:space="preserve">. Nắm bắt được xu hướng rất nhiều loại mô hình phòng </w:t>
-      </w:r>
-      <w:r>
-        <w:t>gym</w:t>
-      </w:r>
-      <w:r>
-        <w:t xml:space="preserve"> </w:t>
-      </w:r>
-      <w:r>
-        <w:t>xuất hiện rộng rãi trên cả nước</w:t>
-      </w:r>
-      <w:r>
-        <w:t xml:space="preserve"> từ phòng gym đơn lẻ đến chuỗi hệ thống phòng gym</w:t>
-      </w:r>
-      <w:r>
-        <w:t>.</w:t>
-      </w:r>
-      <w:r>
-        <w:t xml:space="preserve"> </w:t>
-      </w:r>
-    </w:p>
-    <w:p>
-      <w:pPr>
-        <w:ind w:firstLine="567"/>
-        <w:jc w:val="both"/>
-      </w:pPr>
-      <w:r>
-        <w:t>Tuy có nhiều mô hình ph</w:t>
-      </w:r>
-      <w:r>
-        <w:t>ò</w:t>
-      </w:r>
-      <w:r>
-        <w:t>ng gym trên cả nước nhưng vẫn c</w:t>
-      </w:r>
-      <w:r>
-        <w:t>òn</w:t>
-      </w:r>
-      <w:r>
-        <w:t xml:space="preserve"> quản lý hoạt động của các phòng gym theo</w:t>
-      </w:r>
-      <w:r>
-        <w:t xml:space="preserve"> phương pháp thủ công và bán thủ công</w:t>
-      </w:r>
-      <w:r>
-        <w:t xml:space="preserve"> như ghi chép thủ công, nhắn tin, ghi file, …Điều này </w:t>
-      </w:r>
-      <w:r>
-        <w:t xml:space="preserve"> đã cho thấy nhiều hạn chế</w:t>
-      </w:r>
-      <w:r>
-        <w:t xml:space="preserve"> và bất tiện:</w:t>
-      </w:r>
-      <w:r>
-        <w:t xml:space="preserve"> tốn thời gian,</w:t>
-      </w:r>
-      <w:r>
-        <w:t xml:space="preserve"> tốn</w:t>
-      </w:r>
-      <w:r>
-        <w:t xml:space="preserve"> công sức, dễ sai sót</w:t>
-      </w:r>
-      <w:r>
-        <w:t xml:space="preserve"> thông tin, tính toán thiếu sót</w:t>
-      </w:r>
-      <w:r>
-        <w:t xml:space="preserve"> và khó mở rộng.</w:t>
-      </w:r>
-    </w:p>
-    <w:p>
-      <w:pPr>
-        <w:ind w:firstLine="567"/>
-        <w:jc w:val="both"/>
-        <w:rPr>
-          <w:rFonts w:cs="Times New Roman"/>
-        </w:rPr>
-      </w:pPr>
-      <w:r>
-        <w:t xml:space="preserve">Đề tài </w:t>
+        <w:t>PHÁT TRIỂN HỆ THỐNG QUẢN LÝ GYM THÔNG MINH TÍCH HỢP TƯ VẤN CHẾ ĐỘ TẬP LUYỆN VÀ DINH DƯỠNG DỰA TRÊN AI</w:t>
       </w:r>
       <w:r>
         <w:rPr>
@@ -11788,22 +11676,43 @@
           <w:b w:val="0"/>
           <w:bCs w:val="0"/>
         </w:rPr>
-        <w:t>“XÂY DỰNG HỆ THỐNG QUẢN LÝ PHÒNG GYM”</w:t>
-      </w:r>
-      <w:r>
-        <w:t xml:space="preserve"> nhằm phát triển một nền tảng</w:t>
-      </w:r>
-      <w:r>
-        <w:t xml:space="preserve"> phần mềm giúp tự động hóa</w:t>
-      </w:r>
-      <w:r>
-        <w:t xml:space="preserve"> và tối ưu hóa các nghiệp vụ chính</w:t>
-      </w:r>
-      <w:r>
-        <w:t xml:space="preserve"> về quản lý phòng gym.</w:t>
-      </w:r>
-      <w:bookmarkStart w:id="19" w:name="_Toc140297269"/>
-      <w:bookmarkStart w:id="20" w:name="_Toc142813558"/>
+        <w:t>”</w:t>
+      </w:r>
+      <w:r>
+        <w:rPr>
+          <w:rStyle w:val="Strong"/>
+          <w:b w:val="0"/>
+          <w:bCs w:val="0"/>
+        </w:rPr>
+        <w:t xml:space="preserve"> </w:t>
+      </w:r>
+      <w:r>
+        <w:t>được thực hiện nhằm xây dựng một nền tảng phần mềm hỗ trợ quản lý hội viên, gói tập, nhân viên, ca trực và thanh toán, góp phần tự động hóa, tối ưu hóa quy trình quản lý, nâng cao hiệu quả hoạt động và mang lại trải nghiệm tốt hơn cho khách hàng.</w:t>
+      </w:r>
+    </w:p>
+    <w:p>
+      <w:pPr>
+        <w:pStyle w:val="Heading1"/>
+        <w:rPr>
+          <w:lang w:val="vi-VN"/>
+        </w:rPr>
+      </w:pPr>
+      <w:r>
+        <w:rPr>
+          <w:szCs w:val="26"/>
+          <w:lang w:val="vi-VN"/>
+        </w:rPr>
+        <w:br w:type="page"/>
+      </w:r>
+      <w:bookmarkStart w:id="18" w:name="_Toc226927071"/>
+      <w:r>
+        <w:rPr>
+          <w:lang w:val="vi-VN"/>
+        </w:rPr>
+        <w:lastRenderedPageBreak/>
+        <w:t>TỔNG QUAN ĐỀ TÀI</w:t>
+      </w:r>
+      <w:bookmarkEnd w:id="18"/>
     </w:p>
     <w:p>
       <w:pPr>
@@ -11813,14 +11722,14 @@
           <w:lang w:val="vi-VN"/>
         </w:rPr>
       </w:pPr>
-      <w:bookmarkStart w:id="21" w:name="_Toc226927073"/>
+      <w:bookmarkStart w:id="19" w:name="_Toc226927072"/>
       <w:r>
         <w:rPr>
           <w:lang w:val="vi-VN"/>
         </w:rPr>
-        <w:t>Lí do chọn đề tài</w:t>
-      </w:r>
-      <w:bookmarkEnd w:id="21"/>
+        <w:t>Giới thiệu đề tài</w:t>
+      </w:r>
+      <w:bookmarkEnd w:id="19"/>
     </w:p>
     <w:p>
       <w:pPr>
@@ -11828,34 +11737,58 @@
         <w:jc w:val="both"/>
       </w:pPr>
       <w:r>
-        <w:t>P</w:t>
-      </w:r>
-      <w:r>
-        <w:t>hần lớn là các phòng gym vẫn quản lý theo các thủ công hoặc bán thủ công như lưu trữ thông tin khách hàng bằng sổ</w:t>
-      </w:r>
-      <w:r>
-        <w:t>, file</w:t>
-      </w:r>
-      <w:r>
-        <w:t xml:space="preserve"> hoặc các công cụ đơn giản. Điều này gây ra một số hạn chế, bất tiện:</w:t>
+        <w:t>Trong những năm gần đây</w:t>
+      </w:r>
+      <w:r>
+        <w:t>,</w:t>
+      </w:r>
+      <w:r>
+        <w:t xml:space="preserve"> cùng với sự phát triển kinh tế -  xã hỗi của đất nước,</w:t>
       </w:r>
       <w:r>
         <w:t xml:space="preserve"> </w:t>
       </w:r>
       <w:r>
-        <w:t>Tốn thời gian trong việc tìm kiếm, cập nhật hay sắp xếp lại thông tin khách hàng</w:t>
-      </w:r>
-      <w:r>
-        <w:t xml:space="preserve">; </w:t>
-      </w:r>
-      <w:r>
-        <w:t>Dễ xảy ra sai sót trong tính toán chi ph</w:t>
-      </w:r>
-      <w:r>
-        <w:t xml:space="preserve">í; </w:t>
-      </w:r>
-      <w:r>
-        <w:t>Khó khăn trong việc mở rộng mô hình phòng gym khi số lượng khách hàng lớn.</w:t>
+        <w:t>nhu cầu</w:t>
+      </w:r>
+      <w:r>
+        <w:t xml:space="preserve"> về</w:t>
+      </w:r>
+      <w:r>
+        <w:t xml:space="preserve"> cải thiện</w:t>
+      </w:r>
+      <w:r>
+        <w:t xml:space="preserve"> sức khỏe</w:t>
+      </w:r>
+      <w:r>
+        <w:t>,</w:t>
+      </w:r>
+      <w:r>
+        <w:t xml:space="preserve"> ngoại hình</w:t>
+      </w:r>
+      <w:r>
+        <w:t xml:space="preserve"> và duy trì lối sống lành mạnh của người dân ngày càng nhận được nhiều sự quan tâm</w:t>
+      </w:r>
+      <w:r>
+        <w:t xml:space="preserve">. Nắm bắt được xu hướng rất nhiều loại mô hình phòng </w:t>
+      </w:r>
+      <w:r>
+        <w:t>gym</w:t>
+      </w:r>
+      <w:r>
+        <w:t xml:space="preserve"> </w:t>
+      </w:r>
+      <w:r>
+        <w:t>xuất hiện rộng rãi trên cả nước</w:t>
+      </w:r>
+      <w:r>
+        <w:t xml:space="preserve"> từ phòng gym đơn lẻ đến chuỗi hệ thống phòng gym</w:t>
+      </w:r>
+      <w:r>
+        <w:t>.</w:t>
+      </w:r>
+      <w:r>
+        <w:t xml:space="preserve"> </w:t>
       </w:r>
     </w:p>
     <w:p>
@@ -11864,23 +11797,97 @@
         <w:jc w:val="both"/>
       </w:pPr>
       <w:r>
-        <w:t>Từ đó</w:t>
-      </w:r>
-      <w:r>
-        <w:t>, việc xây dựng hệ thống quản lý phòng gym là cần thiết nhằm khắc phục các b</w:t>
-      </w:r>
-      <w:r>
-        <w:t>ấ</w:t>
-      </w:r>
-      <w:r>
-        <w:t>t tiện cho việc quản lý và thuận lợi cho khách hàng sử dụng.</w:t>
-      </w:r>
-      <w:r>
-        <w:t xml:space="preserve"> Đề tài này sẽ để giúp các phòng gym đơn lẻ và chuỗi phòng gym thuận lợi trong việc quản lý.</w:t>
-      </w:r>
-      <w:r>
-        <w:t xml:space="preserve"> </w:t>
-      </w:r>
+        <w:t>Tuy có nhiều mô hình ph</w:t>
+      </w:r>
+      <w:r>
+        <w:t>ò</w:t>
+      </w:r>
+      <w:r>
+        <w:t>ng gym trên cả nước nhưng vẫn c</w:t>
+      </w:r>
+      <w:r>
+        <w:t>òn</w:t>
+      </w:r>
+      <w:r>
+        <w:t xml:space="preserve"> quản lý hoạt động của các phòng gym theo</w:t>
+      </w:r>
+      <w:r>
+        <w:t xml:space="preserve"> phương pháp thủ công và bán thủ công</w:t>
+      </w:r>
+      <w:r>
+        <w:t xml:space="preserve"> như ghi chép thủ công, nhắn tin, ghi file, …Điều này </w:t>
+      </w:r>
+      <w:r>
+        <w:t xml:space="preserve"> đã cho thấy nhiều hạn chế</w:t>
+      </w:r>
+      <w:r>
+        <w:t xml:space="preserve"> và bất tiện:</w:t>
+      </w:r>
+      <w:r>
+        <w:t xml:space="preserve"> tốn thời gian,</w:t>
+      </w:r>
+      <w:r>
+        <w:t xml:space="preserve"> tốn</w:t>
+      </w:r>
+      <w:r>
+        <w:t xml:space="preserve"> công sức, dễ sai sót</w:t>
+      </w:r>
+      <w:r>
+        <w:t xml:space="preserve"> thông tin, tính toán thiếu sót</w:t>
+      </w:r>
+      <w:r>
+        <w:t xml:space="preserve"> và khó mở rộng.</w:t>
+      </w:r>
+    </w:p>
+    <w:p>
+      <w:pPr>
+        <w:ind w:firstLine="567"/>
+        <w:jc w:val="both"/>
+        <w:rPr>
+          <w:rFonts w:cs="Times New Roman"/>
+        </w:rPr>
+      </w:pPr>
+      <w:r>
+        <w:t xml:space="preserve">Đề tài </w:t>
+      </w:r>
+      <w:r>
+        <w:rPr>
+          <w:rStyle w:val="Strong"/>
+          <w:b w:val="0"/>
+          <w:bCs w:val="0"/>
+        </w:rPr>
+        <w:t>“</w:t>
+      </w:r>
+      <w:r>
+        <w:rPr>
+          <w:rStyle w:val="Strong"/>
+          <w:b w:val="0"/>
+          <w:bCs w:val="0"/>
+        </w:rPr>
+        <w:t>PHÁT TRIỂN HỆ THỐNG QUẢN LÝ GYM THÔNG MINH TÍCH HỢP TƯ VẤN CHẾ ĐỘ TẬP LUYỆN VÀ DINH DƯỠNG DỰA TRÊN AI</w:t>
+      </w:r>
+      <w:r>
+        <w:rPr>
+          <w:rStyle w:val="Strong"/>
+          <w:b w:val="0"/>
+          <w:bCs w:val="0"/>
+        </w:rPr>
+        <w:t>”</w:t>
+      </w:r>
+      <w:r>
+        <w:t xml:space="preserve"> nhằm phát triển một nền tảng</w:t>
+      </w:r>
+      <w:r>
+        <w:t xml:space="preserve"> phần mềm giúp tự động hóa</w:t>
+      </w:r>
+      <w:r>
+        <w:t xml:space="preserve"> và tối ưu hóa các nghiệp vụ chính</w:t>
+      </w:r>
+      <w:r>
+        <w:t xml:space="preserve"> về quản lý phòng gym.</w:t>
+      </w:r>
+      <w:bookmarkStart w:id="20" w:name="_Toc140297269"/>
+      <w:bookmarkStart w:id="21" w:name="_Toc142813558"/>
     </w:p>
     <w:p>
       <w:pPr>
@@ -11890,14 +11897,91 @@
           <w:lang w:val="vi-VN"/>
         </w:rPr>
       </w:pPr>
-      <w:bookmarkStart w:id="22" w:name="_Toc226927074"/>
+      <w:bookmarkStart w:id="22" w:name="_Toc226927073"/>
       <w:r>
         <w:rPr>
           <w:lang w:val="vi-VN"/>
         </w:rPr>
+        <w:t>Lí do chọn đề tài</w:t>
+      </w:r>
+      <w:bookmarkEnd w:id="22"/>
+    </w:p>
+    <w:p>
+      <w:pPr>
+        <w:ind w:firstLine="567"/>
+        <w:jc w:val="both"/>
+      </w:pPr>
+      <w:r>
+        <w:t>P</w:t>
+      </w:r>
+      <w:r>
+        <w:t>hần lớn là các phòng gym vẫn quản lý theo các thủ công hoặc bán thủ công như lưu trữ thông tin khách hàng bằng sổ</w:t>
+      </w:r>
+      <w:r>
+        <w:t>, file</w:t>
+      </w:r>
+      <w:r>
+        <w:t xml:space="preserve"> hoặc các công cụ đơn giản. Điều này gây ra một số hạn chế, bất tiện:</w:t>
+      </w:r>
+      <w:r>
+        <w:t xml:space="preserve"> </w:t>
+      </w:r>
+      <w:r>
+        <w:t>Tốn thời gian trong việc tìm kiếm, cập nhật hay sắp xếp lại thông tin khách hàng</w:t>
+      </w:r>
+      <w:r>
+        <w:t xml:space="preserve">; </w:t>
+      </w:r>
+      <w:r>
+        <w:t>Dễ xảy ra sai sót trong tính toán chi ph</w:t>
+      </w:r>
+      <w:r>
+        <w:t xml:space="preserve">í; </w:t>
+      </w:r>
+      <w:r>
+        <w:t>Khó khăn trong việc mở rộng mô hình phòng gym khi số lượng khách hàng lớn.</w:t>
+      </w:r>
+    </w:p>
+    <w:p>
+      <w:pPr>
+        <w:ind w:firstLine="567"/>
+        <w:jc w:val="both"/>
+      </w:pPr>
+      <w:r>
+        <w:t>Từ đó</w:t>
+      </w:r>
+      <w:r>
+        <w:t>, việc xây dựng hệ thống quản lý phòng gym là cần thiết nhằm khắc phục các b</w:t>
+      </w:r>
+      <w:r>
+        <w:t>ấ</w:t>
+      </w:r>
+      <w:r>
+        <w:t>t tiện cho việc quản lý và thuận lợi cho khách hàng sử dụng.</w:t>
+      </w:r>
+      <w:r>
+        <w:t xml:space="preserve"> Đề tài này sẽ để giúp các phòng gym đơn lẻ và chuỗi phòng gym thuận lợi trong việc quản lý.</w:t>
+      </w:r>
+      <w:r>
+        <w:t xml:space="preserve"> </w:t>
+      </w:r>
+    </w:p>
+    <w:p>
+      <w:pPr>
+        <w:pStyle w:val="Heading2"/>
+        <w:jc w:val="both"/>
+        <w:rPr>
+          <w:lang w:val="vi-VN"/>
+        </w:rPr>
+      </w:pPr>
+      <w:bookmarkStart w:id="23" w:name="_Toc226927074"/>
+      <w:r>
+        <w:rPr>
+          <w:lang w:val="vi-VN"/>
+        </w:rPr>
         <w:t>Mục tiêu đề tài</w:t>
       </w:r>
-      <w:bookmarkEnd w:id="22"/>
+      <w:bookmarkEnd w:id="23"/>
     </w:p>
     <w:p>
       <w:pPr>
@@ -11907,14 +11991,14 @@
           <w:lang w:val="vi-VN"/>
         </w:rPr>
       </w:pPr>
-      <w:bookmarkStart w:id="23" w:name="_Toc226927075"/>
+      <w:bookmarkStart w:id="24" w:name="_Toc226927075"/>
       <w:r>
         <w:rPr>
           <w:lang w:val="vi-VN"/>
         </w:rPr>
         <w:t>Mục tiêu</w:t>
       </w:r>
-      <w:bookmarkEnd w:id="23"/>
+      <w:bookmarkEnd w:id="24"/>
     </w:p>
     <w:p>
       <w:pPr>
@@ -11931,14 +12015,14 @@
         <w:t xml:space="preserve">, năm. </w:t>
       </w:r>
       <w:r>
-        <w:t xml:space="preserve">Hệ thống giúp nhân viên và quản lý giảm tải các công việc, nghiệp vụ thực hiện thủ công, tăng tính chính xác. </w:t>
-      </w:r>
-      <w:r>
-        <w:t xml:space="preserve">Ngoài ra các tiêu </w:t>
+        <w:t xml:space="preserve">Hệ thống giúp nhân viên và quản lý giảm </w:t>
       </w:r>
       <w:r>
         <w:lastRenderedPageBreak/>
-        <w:t>chí khác như giao diện thân thiện, dịch vụ tiện ích cho người dùng d</w:t>
+        <w:t xml:space="preserve">tải các công việc, nghiệp vụ thực hiện thủ công, tăng tính chính xác. </w:t>
+      </w:r>
+      <w:r>
+        <w:t>Ngoài ra các tiêu chí khác như giao diện thân thiện, dịch vụ tiện ích cho người dùng d</w:t>
       </w:r>
       <w:r>
         <w:t>ể nâng cao trải nghiệm người dùng</w:t>
@@ -11954,14 +12038,14 @@
           <w:lang w:val="vi-VN"/>
         </w:rPr>
       </w:pPr>
-      <w:bookmarkStart w:id="24" w:name="_Toc226927076"/>
+      <w:bookmarkStart w:id="25" w:name="_Toc226927076"/>
       <w:r>
         <w:rPr>
           <w:lang w:val="vi-VN"/>
         </w:rPr>
         <w:t>Phương pháp thực hiện</w:t>
       </w:r>
-      <w:bookmarkEnd w:id="24"/>
+      <w:bookmarkEnd w:id="25"/>
     </w:p>
     <w:p>
       <w:pPr>
@@ -12066,14 +12150,14 @@
           <w:lang w:val="vi-VN"/>
         </w:rPr>
       </w:pPr>
-      <w:bookmarkStart w:id="25" w:name="_Toc226927077"/>
+      <w:bookmarkStart w:id="26" w:name="_Toc226927077"/>
       <w:r>
         <w:rPr>
           <w:lang w:val="vi-VN"/>
         </w:rPr>
         <w:t>Bố cục</w:t>
       </w:r>
-      <w:bookmarkEnd w:id="25"/>
+      <w:bookmarkEnd w:id="26"/>
     </w:p>
     <w:p>
       <w:pPr>
@@ -12162,6 +12246,9 @@
       <w:pPr>
         <w:ind w:firstLine="567"/>
         <w:jc w:val="both"/>
+        <w:rPr>
+          <w:lang w:val="en-US"/>
+        </w:rPr>
       </w:pPr>
       <w:r>
         <w:t>Chương 3</w:t>
@@ -12182,16 +12269,28 @@
         <w:t>, chức năng</w:t>
       </w:r>
       <w:r>
-        <w:t>,</w:t>
-      </w:r>
-      <w:r>
-        <w:t xml:space="preserve"> kiến trúc hệ thống, </w:t>
-      </w:r>
-      <w:r>
-        <w:t xml:space="preserve">thiết kế hệ thống, </w:t>
-      </w:r>
-      <w:r>
-        <w:t>kết quả đạt được</w:t>
+        <w:rPr>
+          <w:lang w:val="en-US"/>
+        </w:rPr>
+        <w:t xml:space="preserve"> của </w:t>
+      </w:r>
+      <w:r>
+        <w:t>hệ thống</w:t>
+      </w:r>
+      <w:r>
+        <w:rPr>
+          <w:lang w:val="en-US"/>
+        </w:rPr>
+        <w:t>. T</w:t>
+      </w:r>
+      <w:r>
+        <w:t>hiết kế</w:t>
+      </w:r>
+      <w:r>
+        <w:rPr>
+          <w:lang w:val="en-US"/>
+        </w:rPr>
+        <w:t xml:space="preserve">  và triển khai hệ thống.</w:t>
       </w:r>
     </w:p>
     <w:p>
@@ -12211,6 +12310,7 @@
         </w:sectPr>
       </w:pPr>
       <w:r>
+        <w:lastRenderedPageBreak/>
         <w:t xml:space="preserve">Chương 4: Kết luận và hướng phát triển </w:t>
       </w:r>
       <w:r>
@@ -12227,9 +12327,9 @@
           <w:lang w:val="vi-VN"/>
         </w:rPr>
       </w:pPr>
-      <w:bookmarkStart w:id="26" w:name="_Toc226927078"/>
-      <w:bookmarkEnd w:id="19"/>
+      <w:bookmarkStart w:id="27" w:name="_Toc226927078"/>
       <w:bookmarkEnd w:id="20"/>
+      <w:bookmarkEnd w:id="21"/>
       <w:r>
         <w:rPr>
           <w:lang w:val="vi-VN"/>
@@ -12237,15 +12337,18 @@
         <w:lastRenderedPageBreak/>
         <w:t>CƠ SỞ LÝ THUYẾT</w:t>
       </w:r>
-      <w:bookmarkEnd w:id="26"/>
+      <w:bookmarkEnd w:id="27"/>
     </w:p>
     <w:p>
       <w:pPr>
         <w:ind w:firstLine="567"/>
         <w:jc w:val="both"/>
-      </w:pPr>
-      <w:r>
-        <w:t>Đề tài được thực hiện bằng công nghệ Spring Boot chạy trên server Tomcat và</w:t>
+        <w:rPr>
+          <w:lang w:val="en-US"/>
+        </w:rPr>
+      </w:pPr>
+      <w:r>
+        <w:t>Đề tài được thực hiện bằng công nghệ Spring Boot và</w:t>
       </w:r>
       <w:r>
         <w:t xml:space="preserve"> </w:t>
@@ -12259,6 +12362,12 @@
       <w:r>
         <w:t xml:space="preserve"> nhắn tin với nhân viên dễ dàng.</w:t>
       </w:r>
+      <w:r>
+        <w:rPr>
+          <w:lang w:val="en-US"/>
+        </w:rPr>
+        <w:t xml:space="preserve"> Ngoài ra hệ thống được triển khai trên nền tảng điện toán đám mây AWS.</w:t>
+      </w:r>
     </w:p>
     <w:p>
       <w:pPr>
@@ -12267,14 +12376,14 @@
           <w:lang w:val="vi-VN"/>
         </w:rPr>
       </w:pPr>
-      <w:bookmarkStart w:id="27" w:name="_Toc226927079"/>
+      <w:bookmarkStart w:id="28" w:name="_Toc226927079"/>
       <w:r>
         <w:rPr>
           <w:lang w:val="vi-VN"/>
         </w:rPr>
         <w:t>Spring Boot</w:t>
       </w:r>
-      <w:bookmarkEnd w:id="27"/>
+      <w:bookmarkEnd w:id="28"/>
     </w:p>
     <w:p>
       <w:pPr>
@@ -12283,14 +12392,14 @@
           <w:lang w:val="vi-VN"/>
         </w:rPr>
       </w:pPr>
-      <w:bookmarkStart w:id="28" w:name="_Toc226927080"/>
+      <w:bookmarkStart w:id="29" w:name="_Toc226927080"/>
       <w:r>
         <w:rPr>
           <w:lang w:val="vi-VN"/>
         </w:rPr>
         <w:t>Giới thiệu</w:t>
       </w:r>
-      <w:bookmarkEnd w:id="28"/>
+      <w:bookmarkEnd w:id="29"/>
     </w:p>
     <w:p>
       <w:pPr>
@@ -12315,7 +12424,7 @@
       <w:r>
         <w:t xml:space="preserve"> </w:t>
       </w:r>
-      <w:bookmarkStart w:id="29" w:name="cite1"/>
+      <w:bookmarkStart w:id="30" w:name="cite1"/>
       <w:sdt>
         <w:sdtPr>
           <w:id w:val="-291446743"/>
@@ -12342,7 +12451,7 @@
           </w:r>
         </w:sdtContent>
       </w:sdt>
-      <w:bookmarkEnd w:id="29"/>
+      <w:bookmarkEnd w:id="30"/>
       <w:r>
         <w:t>.</w:t>
       </w:r>
@@ -12447,9 +12556,9 @@
         <w:ind w:firstLine="567"/>
         <w:jc w:val="both"/>
       </w:pPr>
-      <w:bookmarkStart w:id="30" w:name="_Toc209293504"/>
-      <w:bookmarkStart w:id="31" w:name="_Toc209293813"/>
-      <w:bookmarkStart w:id="32" w:name="_Toc209297466"/>
+      <w:bookmarkStart w:id="31" w:name="_Toc209293504"/>
+      <w:bookmarkStart w:id="32" w:name="_Toc209293813"/>
+      <w:bookmarkStart w:id="33" w:name="_Toc209297466"/>
       <w:r>
         <w:t xml:space="preserve">Sơ đồ kiến trúc của </w:t>
       </w:r>
@@ -12497,9 +12606,9 @@
       <w:r>
         <w:t xml:space="preserve"> chính là Class Controller, Class Service, Class Repository, Model</w:t>
       </w:r>
-      <w:bookmarkEnd w:id="30"/>
       <w:bookmarkEnd w:id="31"/>
       <w:bookmarkEnd w:id="32"/>
+      <w:bookmarkEnd w:id="33"/>
     </w:p>
     <w:p>
       <w:pPr>
@@ -12668,14 +12777,14 @@
           <w:lang w:val="vi-VN"/>
         </w:rPr>
       </w:pPr>
-      <w:bookmarkStart w:id="33" w:name="_Toc226927081"/>
+      <w:bookmarkStart w:id="34" w:name="_Toc226927081"/>
       <w:r>
         <w:rPr>
           <w:lang w:val="vi-VN"/>
         </w:rPr>
         <w:t>Đánh giá</w:t>
       </w:r>
-      <w:bookmarkEnd w:id="33"/>
+      <w:bookmarkEnd w:id="34"/>
     </w:p>
     <w:p>
       <w:pPr>
@@ -12787,14 +12896,14 @@
           <w:lang w:val="vi-VN"/>
         </w:rPr>
       </w:pPr>
-      <w:bookmarkStart w:id="34" w:name="_Toc226927082"/>
+      <w:bookmarkStart w:id="35" w:name="_Toc226927082"/>
       <w:r>
         <w:rPr>
           <w:lang w:val="vi-VN"/>
         </w:rPr>
         <w:t>Triển khai</w:t>
       </w:r>
-      <w:bookmarkEnd w:id="34"/>
+      <w:bookmarkEnd w:id="35"/>
     </w:p>
     <w:p>
       <w:pPr>
@@ -12986,8 +13095,8 @@
         <w:pStyle w:val="Caption"/>
         <w:spacing w:line="360" w:lineRule="auto"/>
       </w:pPr>
-      <w:bookmarkStart w:id="35" w:name="image21"/>
-      <w:bookmarkStart w:id="36" w:name="_Toc226927028"/>
+      <w:bookmarkStart w:id="36" w:name="image21"/>
+      <w:bookmarkStart w:id="37" w:name="_Toc226927028"/>
       <w:r>
         <w:t xml:space="preserve">Hình </w:t>
       </w:r>
@@ -13019,8 +13128,8 @@
         </w:rPr>
         <w:t>framework Spring Boot</w:t>
       </w:r>
-      <w:bookmarkEnd w:id="35"/>
       <w:bookmarkEnd w:id="36"/>
+      <w:bookmarkEnd w:id="37"/>
     </w:p>
     <w:p>
       <w:pPr>
@@ -13029,14 +13138,14 @@
           <w:lang w:val="vi-VN"/>
         </w:rPr>
       </w:pPr>
-      <w:bookmarkStart w:id="37" w:name="_Toc226927083"/>
+      <w:bookmarkStart w:id="38" w:name="_Toc226927083"/>
       <w:r>
         <w:rPr>
           <w:lang w:val="vi-VN"/>
         </w:rPr>
         <w:t>Flutter</w:t>
       </w:r>
-      <w:bookmarkEnd w:id="37"/>
+      <w:bookmarkEnd w:id="38"/>
       <w:r>
         <w:rPr>
           <w:lang w:val="vi-VN"/>
@@ -13051,14 +13160,14 @@
           <w:lang w:val="vi-VN"/>
         </w:rPr>
       </w:pPr>
-      <w:bookmarkStart w:id="38" w:name="_Toc226927084"/>
+      <w:bookmarkStart w:id="39" w:name="_Toc226927084"/>
       <w:r>
         <w:rPr>
           <w:lang w:val="vi-VN"/>
         </w:rPr>
         <w:t>Giới thiệu</w:t>
       </w:r>
-      <w:bookmarkEnd w:id="38"/>
+      <w:bookmarkEnd w:id="39"/>
     </w:p>
     <w:p>
       <w:pPr>
@@ -13353,14 +13462,14 @@
           <w:lang w:val="vi-VN"/>
         </w:rPr>
       </w:pPr>
-      <w:bookmarkStart w:id="39" w:name="_Toc226927085"/>
+      <w:bookmarkStart w:id="40" w:name="_Toc226927085"/>
       <w:r>
         <w:rPr>
           <w:lang w:val="vi-VN"/>
         </w:rPr>
         <w:t>Đánh giá</w:t>
       </w:r>
-      <w:bookmarkEnd w:id="39"/>
+      <w:bookmarkEnd w:id="40"/>
     </w:p>
     <w:p>
       <w:pPr>
@@ -13427,14 +13536,14 @@
           <w:lang w:val="vi-VN"/>
         </w:rPr>
       </w:pPr>
-      <w:bookmarkStart w:id="40" w:name="_Toc226927086"/>
+      <w:bookmarkStart w:id="41" w:name="_Toc226927086"/>
       <w:r>
         <w:rPr>
           <w:lang w:val="vi-VN"/>
         </w:rPr>
         <w:t>Triển khai</w:t>
       </w:r>
-      <w:bookmarkEnd w:id="40"/>
+      <w:bookmarkEnd w:id="41"/>
     </w:p>
     <w:p>
       <w:pPr>
@@ -13595,8 +13704,8 @@
         <w:pStyle w:val="Caption"/>
         <w:spacing w:line="360" w:lineRule="auto"/>
       </w:pPr>
-      <w:bookmarkStart w:id="41" w:name="_Toc226927029"/>
-      <w:bookmarkStart w:id="42" w:name="image23"/>
+      <w:bookmarkStart w:id="42" w:name="_Toc226927029"/>
+      <w:bookmarkStart w:id="43" w:name="image23"/>
       <w:r>
         <w:t xml:space="preserve">Hình </w:t>
       </w:r>
@@ -13622,7 +13731,7 @@
       <w:r>
         <w:t>: Sơ đồ kiến trúc hệ thống Flutter</w:t>
       </w:r>
-      <w:bookmarkEnd w:id="41"/>
+      <w:bookmarkEnd w:id="42"/>
     </w:p>
     <w:p>
       <w:pPr>
@@ -13631,15 +13740,15 @@
           <w:lang w:val="vi-VN"/>
         </w:rPr>
       </w:pPr>
-      <w:bookmarkStart w:id="43" w:name="_Toc226927087"/>
-      <w:bookmarkEnd w:id="42"/>
+      <w:bookmarkStart w:id="44" w:name="_Toc226927087"/>
+      <w:bookmarkEnd w:id="43"/>
       <w:r>
         <w:rPr>
           <w:lang w:val="vi-VN"/>
         </w:rPr>
         <w:t>PostgreSQL</w:t>
       </w:r>
-      <w:bookmarkEnd w:id="43"/>
+      <w:bookmarkEnd w:id="44"/>
     </w:p>
     <w:p>
       <w:pPr>
@@ -13648,14 +13757,14 @@
           <w:lang w:val="vi-VN"/>
         </w:rPr>
       </w:pPr>
-      <w:bookmarkStart w:id="44" w:name="_Toc226927088"/>
+      <w:bookmarkStart w:id="45" w:name="_Toc226927088"/>
       <w:r>
         <w:rPr>
           <w:lang w:val="vi-VN"/>
         </w:rPr>
         <w:t>Giới thiệu</w:t>
       </w:r>
-      <w:bookmarkEnd w:id="44"/>
+      <w:bookmarkEnd w:id="45"/>
     </w:p>
     <w:p>
       <w:pPr>
@@ -13683,7 +13792,7 @@
           <w:lang w:val="vi-VN"/>
         </w:rPr>
       </w:pPr>
-      <w:bookmarkStart w:id="45" w:name="_Toc226927089"/>
+      <w:bookmarkStart w:id="46" w:name="_Toc226927089"/>
       <w:r>
         <w:rPr>
           <w:lang w:val="vi-VN"/>
@@ -13691,7 +13800,7 @@
         <w:lastRenderedPageBreak/>
         <w:t>Đánh giá</w:t>
       </w:r>
-      <w:bookmarkEnd w:id="45"/>
+      <w:bookmarkEnd w:id="46"/>
     </w:p>
     <w:p>
       <w:pPr>
@@ -13746,14 +13855,14 @@
           <w:lang w:val="vi-VN"/>
         </w:rPr>
       </w:pPr>
-      <w:bookmarkStart w:id="46" w:name="_Toc226927090"/>
+      <w:bookmarkStart w:id="47" w:name="_Toc226927090"/>
       <w:r>
         <w:rPr>
           <w:lang w:val="vi-VN"/>
         </w:rPr>
         <w:t>Triển khai</w:t>
       </w:r>
-      <w:bookmarkEnd w:id="46"/>
+      <w:bookmarkEnd w:id="47"/>
     </w:p>
     <w:p>
       <w:pPr>
@@ -13783,20 +13892,20 @@
           <w:lang w:val="vi-VN"/>
         </w:rPr>
       </w:pPr>
-      <w:bookmarkStart w:id="47" w:name="_Toc226927091"/>
+      <w:bookmarkStart w:id="48" w:name="_Toc226927091"/>
       <w:r>
         <w:rPr>
           <w:lang w:val="vi-VN"/>
         </w:rPr>
         <w:t>Trí tuệ nhân tạo và Giao tiếp thời gian thực</w:t>
       </w:r>
-      <w:bookmarkEnd w:id="47"/>
+      <w:bookmarkEnd w:id="48"/>
     </w:p>
     <w:p>
       <w:pPr>
         <w:pStyle w:val="Heading3"/>
       </w:pPr>
-      <w:bookmarkStart w:id="48" w:name="_Toc226927092"/>
+      <w:bookmarkStart w:id="49" w:name="_Toc226927092"/>
       <w:r>
         <w:rPr>
           <w:noProof/>
@@ -13804,7 +13913,7 @@
         </w:rPr>
         <w:t>Gemini (mô hình ngôn ngữ)</w:t>
       </w:r>
-      <w:bookmarkEnd w:id="48"/>
+      <w:bookmarkEnd w:id="49"/>
     </w:p>
     <w:p>
       <w:pPr>
@@ -13886,14 +13995,14 @@
           <w:lang w:val="vi-VN"/>
         </w:rPr>
       </w:pPr>
-      <w:bookmarkStart w:id="49" w:name="_Toc226927093"/>
+      <w:bookmarkStart w:id="50" w:name="_Toc226927093"/>
       <w:r>
         <w:rPr>
           <w:lang w:val="vi-VN"/>
         </w:rPr>
         <w:t>Websocket</w:t>
       </w:r>
-      <w:bookmarkEnd w:id="49"/>
+      <w:bookmarkEnd w:id="50"/>
     </w:p>
     <w:p>
       <w:r>
@@ -13949,14 +14058,14 @@
           <w:lang w:val="vi-VN"/>
         </w:rPr>
       </w:pPr>
-      <w:bookmarkStart w:id="50" w:name="_Toc226927094"/>
+      <w:bookmarkStart w:id="51" w:name="_Toc226927094"/>
       <w:r>
         <w:rPr>
           <w:lang w:val="vi-VN"/>
         </w:rPr>
         <w:t>Firebase</w:t>
       </w:r>
-      <w:bookmarkEnd w:id="50"/>
+      <w:bookmarkEnd w:id="51"/>
       <w:r>
         <w:rPr>
           <w:lang w:val="vi-VN"/>
@@ -14008,14 +14117,14 @@
           <w:lang w:val="vi-VN"/>
         </w:rPr>
       </w:pPr>
-      <w:bookmarkStart w:id="51" w:name="_Toc226927095"/>
+      <w:bookmarkStart w:id="52" w:name="_Toc226927095"/>
       <w:r>
         <w:rPr>
           <w:lang w:val="vi-VN"/>
         </w:rPr>
         <w:t>Hạ tầng triển khai và Vận hành</w:t>
       </w:r>
-      <w:bookmarkEnd w:id="51"/>
+      <w:bookmarkEnd w:id="52"/>
     </w:p>
     <w:p>
       <w:pPr>
@@ -14024,11 +14133,11 @@
           <w:lang w:val="vi-VN"/>
         </w:rPr>
       </w:pPr>
-      <w:bookmarkStart w:id="52" w:name="_Toc226927096"/>
+      <w:bookmarkStart w:id="53" w:name="_Toc226927096"/>
       <w:r>
         <w:t>Docker</w:t>
       </w:r>
-      <w:bookmarkEnd w:id="52"/>
+      <w:bookmarkEnd w:id="53"/>
     </w:p>
     <w:p>
       <w:pPr>
@@ -14164,11 +14273,11 @@
       <w:pPr>
         <w:pStyle w:val="Heading3"/>
       </w:pPr>
-      <w:bookmarkStart w:id="53" w:name="_Toc226927097"/>
+      <w:bookmarkStart w:id="54" w:name="_Toc226927097"/>
       <w:r>
         <w:t>Amazon Web Services - AWS (Nền tảng điện toán đám mây)</w:t>
       </w:r>
-      <w:bookmarkEnd w:id="53"/>
+      <w:bookmarkEnd w:id="54"/>
     </w:p>
     <w:p>
       <w:pPr>
@@ -14414,7 +14523,7 @@
           <w:lang w:val="vi-VN"/>
         </w:rPr>
       </w:pPr>
-      <w:bookmarkStart w:id="54" w:name="_Toc226927098"/>
+      <w:bookmarkStart w:id="55" w:name="_Toc226927098"/>
       <w:r>
         <w:rPr>
           <w:lang w:val="vi-VN"/>
@@ -14434,7 +14543,7 @@
         </w:rPr>
         <w:t>QUẢN LÝ PHÒNG GYM</w:t>
       </w:r>
-      <w:bookmarkEnd w:id="54"/>
+      <w:bookmarkEnd w:id="55"/>
     </w:p>
     <w:p>
       <w:pPr>
@@ -14443,14 +14552,14 @@
           <w:lang w:val="vi-VN"/>
         </w:rPr>
       </w:pPr>
-      <w:bookmarkStart w:id="55" w:name="_Toc226927099"/>
+      <w:bookmarkStart w:id="56" w:name="_Toc226927099"/>
       <w:r>
         <w:rPr>
           <w:lang w:val="vi-VN"/>
         </w:rPr>
         <w:t>Giới thiệu hệ thống</w:t>
       </w:r>
-      <w:bookmarkEnd w:id="55"/>
+      <w:bookmarkEnd w:id="56"/>
     </w:p>
     <w:p>
       <w:pPr>
@@ -14568,14 +14677,14 @@
           <w:lang w:val="vi-VN"/>
         </w:rPr>
       </w:pPr>
-      <w:bookmarkStart w:id="56" w:name="_Toc226927100"/>
+      <w:bookmarkStart w:id="57" w:name="_Toc226927100"/>
       <w:r>
         <w:rPr>
           <w:lang w:val="vi-VN"/>
         </w:rPr>
         <w:t>Phân tích hệ thống</w:t>
       </w:r>
-      <w:bookmarkEnd w:id="56"/>
+      <w:bookmarkEnd w:id="57"/>
     </w:p>
     <w:p>
       <w:pPr>
@@ -14584,14 +14693,14 @@
           <w:lang w:val="vi-VN"/>
         </w:rPr>
       </w:pPr>
-      <w:bookmarkStart w:id="57" w:name="_Toc226927101"/>
+      <w:bookmarkStart w:id="58" w:name="_Toc226927101"/>
       <w:r>
         <w:rPr>
           <w:lang w:val="vi-VN"/>
         </w:rPr>
         <w:t>Các tác nhân của hệ thống</w:t>
       </w:r>
-      <w:bookmarkEnd w:id="57"/>
+      <w:bookmarkEnd w:id="58"/>
     </w:p>
     <w:tbl>
       <w:tblPr>
@@ -15190,7 +15299,7 @@
         <w:pStyle w:val="Caption"/>
         <w:spacing w:line="360" w:lineRule="auto"/>
       </w:pPr>
-      <w:bookmarkStart w:id="58" w:name="_Toc226816627"/>
+      <w:bookmarkStart w:id="59" w:name="_Toc226816627"/>
       <w:r>
         <w:t xml:space="preserve">Bảng </w:t>
       </w:r>
@@ -15216,7 +15325,7 @@
       <w:r>
         <w:t>: Bảng các actor chính của hệ thống</w:t>
       </w:r>
-      <w:bookmarkEnd w:id="58"/>
+      <w:bookmarkEnd w:id="59"/>
     </w:p>
     <w:p>
       <w:pPr>
@@ -15482,7 +15591,7 @@
           <w:noProof/>
         </w:rPr>
         <w:drawing>
-          <wp:inline distT="0" distB="0" distL="0" distR="0" wp14:anchorId="409DF896" wp14:editId="550E2EF0">
+          <wp:inline distT="0" distB="0" distL="0" distR="0" wp14:anchorId="409DF896" wp14:editId="175E5B8B">
             <wp:extent cx="5579745" cy="4038600"/>
             <wp:effectExtent l="0" t="0" r="1905" b="0"/>
             <wp:docPr id="580726339" name="Picture 1"/>
@@ -15529,7 +15638,7 @@
         <w:pStyle w:val="Caption"/>
         <w:spacing w:line="360" w:lineRule="auto"/>
       </w:pPr>
-      <w:bookmarkStart w:id="59" w:name="_Toc226927030"/>
+      <w:bookmarkStart w:id="60" w:name="_Toc226927030"/>
       <w:r>
         <w:t xml:space="preserve">Hình </w:t>
       </w:r>
@@ -15552,11 +15661,11 @@
           <w:t>1</w:t>
         </w:r>
       </w:fldSimple>
-      <w:bookmarkStart w:id="60" w:name="image31"/>
+      <w:bookmarkStart w:id="61" w:name="image31"/>
       <w:r>
         <w:t>: Sơ đồ usecase</w:t>
       </w:r>
-      <w:bookmarkEnd w:id="59"/>
+      <w:bookmarkEnd w:id="60"/>
     </w:p>
     <w:p>
       <w:pPr>
@@ -15565,8 +15674,8 @@
           <w:lang w:val="vi-VN"/>
         </w:rPr>
       </w:pPr>
-      <w:bookmarkStart w:id="61" w:name="_Toc226927102"/>
-      <w:bookmarkEnd w:id="60"/>
+      <w:bookmarkStart w:id="62" w:name="_Toc226927102"/>
+      <w:bookmarkEnd w:id="61"/>
       <w:r>
         <w:rPr>
           <w:lang w:val="vi-VN"/>
@@ -15579,7 +15688,7 @@
         </w:rPr>
         <w:t xml:space="preserve"> và sơ đồ tuần tự</w:t>
       </w:r>
-      <w:bookmarkEnd w:id="61"/>
+      <w:bookmarkEnd w:id="62"/>
     </w:p>
     <w:p>
       <w:pPr>
@@ -15596,15 +15705,51 @@
       <w:pPr>
         <w:ind w:firstLine="567"/>
         <w:jc w:val="both"/>
-      </w:pPr>
-      <w:r>
-        <w:t xml:space="preserve">Đây là tính năng trên ứng dụng dành cho các khách hàng lần đầu tiên </w:t>
+        <w:rPr>
+          <w:lang w:val="en-US"/>
+        </w:rPr>
+      </w:pPr>
+      <w:r>
+        <w:rPr>
+          <w:lang w:val="en-US"/>
+        </w:rPr>
+        <w:t>Tính năng đăng ký thành viên mới</w:t>
+      </w:r>
+      <w:r>
+        <w:t xml:space="preserve"> </w:t>
+      </w:r>
+      <w:r>
+        <w:rPr>
+          <w:lang w:val="en-US"/>
+        </w:rPr>
+        <w:t xml:space="preserve">nhằm mang đến trải nghiệm </w:t>
+      </w:r>
+      <w:r>
+        <w:t xml:space="preserve">cho các khách hàng lần đầu tiên </w:t>
       </w:r>
       <w:r>
         <w:t xml:space="preserve">đến phòng gym. Khách hàng sẽ điền thông tin cá nhân và để hệ thống có thể lưu trữ và dễ quản lý, đồng thời có thể cung cấp </w:t>
       </w:r>
       <w:r>
-        <w:t xml:space="preserve">các dịch vụ chăm sóc khách hàng chính xác đúng người. Với giao diện </w:t>
+        <w:t xml:space="preserve">các dịch vụ chăm sóc khách hàng chính xác đúng người. </w:t>
+      </w:r>
+      <w:r>
+        <w:rPr>
+          <w:lang w:val="en-US"/>
+        </w:rPr>
+        <w:t>G</w:t>
+      </w:r>
+      <w:r>
+        <w:t>iao diện</w:t>
+      </w:r>
+      <w:r>
+        <w:rPr>
+          <w:lang w:val="en-US"/>
+        </w:rPr>
+        <w:t xml:space="preserve"> được thiết kế</w:t>
+      </w:r>
+      <w:r>
+        <w:t xml:space="preserve"> </w:t>
       </w:r>
       <w:r>
         <w:t>ưu nhìn (</w:t>
@@ -15614,7 +15759,19 @@
           <w:rPr>
             <w:rStyle w:val="Hyperlink"/>
           </w:rPr>
-          <w:t xml:space="preserve">xem </w:t>
+          <w:t>xe</w:t>
+        </w:r>
+        <w:r>
+          <w:rPr>
+            <w:rStyle w:val="Hyperlink"/>
+          </w:rPr>
+          <w:t>m</w:t>
+        </w:r>
+        <w:r>
+          <w:rPr>
+            <w:rStyle w:val="Hyperlink"/>
+          </w:rPr>
+          <w:t xml:space="preserve"> </w:t>
         </w:r>
         <w:r>
           <w:rPr>
@@ -15651,7 +15808,34 @@
         </w:r>
       </w:hyperlink>
       <w:r>
-        <w:t>) và dễ dàng thao tác các bước (</w:t>
+        <w:t>)</w:t>
+      </w:r>
+      <w:r>
+        <w:rPr>
+          <w:lang w:val="en-US"/>
+        </w:rPr>
+        <w:t>.</w:t>
+      </w:r>
+      <w:r>
+        <w:rPr>
+          <w:lang w:val="en-US"/>
+        </w:rPr>
+        <w:t xml:space="preserve"> </w:t>
+      </w:r>
+      <w:r>
+        <w:rPr>
+          <w:lang w:val="en-US"/>
+        </w:rPr>
+        <w:t xml:space="preserve">Để làm rõ </w:t>
+      </w:r>
+      <w:r>
+        <w:rPr>
+          <w:lang w:val="en-US"/>
+        </w:rPr>
+        <w:t xml:space="preserve">các luống xử lý nghiệp vụ, các điều kiện giữa người dùng và hệ thống đã được trình bày chi tiết trong đặc tả usecase </w:t>
+      </w:r>
+      <w:r>
+        <w:t>(</w:t>
       </w:r>
       <w:hyperlink w:anchor="image32" w:history="1">
         <w:r>
@@ -15675,7 +15859,25 @@
         </w:r>
       </w:hyperlink>
       <w:r>
-        <w:t>) để đăng ký thành viên mới nhanh chóng.</w:t>
+        <w:t>)</w:t>
+      </w:r>
+      <w:r>
+        <w:rPr>
+          <w:lang w:val="en-US"/>
+        </w:rPr>
+        <w:t>.</w:t>
+      </w:r>
+    </w:p>
+    <w:p>
+      <w:pPr>
+        <w:ind w:firstLine="567"/>
+        <w:jc w:val="both"/>
+        <w:rPr>
+          <w:lang w:val="en-US"/>
+        </w:rPr>
+      </w:pPr>
+      <w:r>
+        <w:t xml:space="preserve"> để đăng ký thành viên mới nhanh chóng.</w:t>
       </w:r>
       <w:r>
         <w:t xml:space="preserve"> </w:t>
@@ -15752,6 +15954,7 @@
           </w:tcPr>
           <w:p>
             <w:r>
+              <w:lastRenderedPageBreak/>
               <w:t>Tiêu đề</w:t>
             </w:r>
           </w:p>
@@ -15799,7 +16002,6 @@
           </w:tcPr>
           <w:p>
             <w:r>
-              <w:lastRenderedPageBreak/>
               <w:t>Tên use case</w:t>
             </w:r>
           </w:p>
@@ -16241,6 +16443,7 @@
           </w:p>
           <w:p>
             <w:r>
+              <w:lastRenderedPageBreak/>
               <w:t xml:space="preserve">- </w:t>
             </w:r>
             <w:r>
@@ -16259,6 +16462,7 @@
           </w:tcPr>
           <w:p>
             <w:r>
+              <w:lastRenderedPageBreak/>
               <w:t>Luồng ngoại lệ</w:t>
             </w:r>
           </w:p>
@@ -16282,10 +16486,13 @@
       <w:pPr>
         <w:pStyle w:val="Caption"/>
         <w:spacing w:line="360" w:lineRule="auto"/>
-      </w:pPr>
-      <w:bookmarkStart w:id="62" w:name="_Toc226816628"/>
-      <w:r>
-        <w:lastRenderedPageBreak/>
+        <w:rPr>
+          <w:noProof/>
+          <w:lang w:val="en-US"/>
+        </w:rPr>
+      </w:pPr>
+      <w:bookmarkStart w:id="63" w:name="_Toc226816628"/>
+      <w:r>
         <w:t xml:space="preserve">Bảng </w:t>
       </w:r>
       <w:fldSimple w:instr=" STYLEREF 1 \s ">
@@ -16313,7 +16520,14 @@
         </w:rPr>
         <w:t>: Đặc tả usecase đăng ký thành viên mới</w:t>
       </w:r>
-      <w:bookmarkEnd w:id="62"/>
+      <w:bookmarkEnd w:id="63"/>
+    </w:p>
+    <w:p>
+      <w:pPr>
+        <w:rPr>
+          <w:lang w:val="en-US"/>
+        </w:rPr>
+      </w:pPr>
     </w:p>
     <w:p>
       <w:pPr>
@@ -16369,8 +16583,8 @@
           <w:noProof/>
         </w:rPr>
       </w:pPr>
-      <w:bookmarkStart w:id="63" w:name="_Toc226927031"/>
-      <w:bookmarkStart w:id="64" w:name="image32"/>
+      <w:bookmarkStart w:id="64" w:name="_Toc226927031"/>
+      <w:bookmarkStart w:id="65" w:name="image32"/>
       <w:r>
         <w:t xml:space="preserve">Hình </w:t>
       </w:r>
@@ -16402,9 +16616,9 @@
         </w:rPr>
         <w:t>usecase đăng ký thành viên mới</w:t>
       </w:r>
-      <w:bookmarkEnd w:id="63"/>
-    </w:p>
-    <w:bookmarkEnd w:id="64"/>
+      <w:bookmarkEnd w:id="64"/>
+    </w:p>
+    <w:bookmarkEnd w:id="65"/>
     <w:p>
       <w:pPr>
         <w:keepNext/>
@@ -16470,8 +16684,8 @@
         <w:pStyle w:val="Caption"/>
         <w:spacing w:line="360" w:lineRule="auto"/>
       </w:pPr>
-      <w:bookmarkStart w:id="65" w:name="_Toc226927032"/>
-      <w:bookmarkStart w:id="66" w:name="image33"/>
+      <w:bookmarkStart w:id="66" w:name="_Toc226927032"/>
+      <w:bookmarkStart w:id="67" w:name="image33"/>
       <w:r>
         <w:t xml:space="preserve">Hình </w:t>
       </w:r>
@@ -16497,10 +16711,10 @@
       <w:r>
         <w:t>: Mã xác nhận được gửi về mail</w:t>
       </w:r>
-      <w:bookmarkEnd w:id="65"/>
+      <w:bookmarkEnd w:id="66"/>
     </w:p>
     <w:p/>
-    <w:bookmarkEnd w:id="66"/>
+    <w:bookmarkEnd w:id="67"/>
     <w:p>
       <w:pPr>
         <w:keepNext/>
@@ -16568,8 +16782,8 @@
           <w:lang w:val="en-US"/>
         </w:rPr>
       </w:pPr>
-      <w:bookmarkStart w:id="67" w:name="_Toc226927033"/>
-      <w:bookmarkStart w:id="68" w:name="image34"/>
+      <w:bookmarkStart w:id="68" w:name="_Toc226927033"/>
+      <w:bookmarkStart w:id="69" w:name="image34"/>
       <w:r>
         <w:t xml:space="preserve">Hình </w:t>
       </w:r>
@@ -16595,9 +16809,9 @@
       <w:r>
         <w:t>: Mail chào mừng thành viên mới</w:t>
       </w:r>
-      <w:bookmarkEnd w:id="67"/>
-    </w:p>
-    <w:bookmarkEnd w:id="68"/>
+      <w:bookmarkEnd w:id="68"/>
+    </w:p>
+    <w:bookmarkEnd w:id="69"/>
     <w:p>
       <w:pPr>
         <w:pStyle w:val="Heading4"/>
@@ -17167,7 +17381,7 @@
           <w:noProof/>
         </w:rPr>
       </w:pPr>
-      <w:bookmarkStart w:id="69" w:name="_Toc226816629"/>
+      <w:bookmarkStart w:id="70" w:name="_Toc226816629"/>
       <w:r>
         <w:t xml:space="preserve">Bảng </w:t>
       </w:r>
@@ -17199,7 +17413,7 @@
         </w:rPr>
         <w:t xml:space="preserve"> Đặc tả usecase cập nhật thông tin cá nhân</w:t>
       </w:r>
-      <w:bookmarkEnd w:id="69"/>
+      <w:bookmarkEnd w:id="70"/>
     </w:p>
     <w:p>
       <w:pPr>
@@ -17253,8 +17467,8 @@
         <w:pStyle w:val="Caption"/>
         <w:spacing w:line="360" w:lineRule="auto"/>
       </w:pPr>
-      <w:bookmarkStart w:id="70" w:name="_Toc226927034"/>
-      <w:bookmarkStart w:id="71" w:name="image35"/>
+      <w:bookmarkStart w:id="71" w:name="_Toc226927034"/>
+      <w:bookmarkStart w:id="72" w:name="image35"/>
       <w:r>
         <w:t xml:space="preserve">Hình </w:t>
       </w:r>
@@ -17280,9 +17494,9 @@
       <w:r>
         <w:t>: Sơ đồ tuần tự usecase cập nhật thông tin cá nhân</w:t>
       </w:r>
-      <w:bookmarkEnd w:id="70"/>
-    </w:p>
-    <w:bookmarkEnd w:id="71"/>
+      <w:bookmarkEnd w:id="71"/>
+    </w:p>
+    <w:bookmarkEnd w:id="72"/>
     <w:p>
       <w:pPr>
         <w:pStyle w:val="Heading4"/>
@@ -17865,7 +18079,7 @@
           <w:noProof/>
         </w:rPr>
       </w:pPr>
-      <w:bookmarkStart w:id="72" w:name="_Toc226816630"/>
+      <w:bookmarkStart w:id="73" w:name="_Toc226816630"/>
       <w:r>
         <w:t xml:space="preserve">Bảng </w:t>
       </w:r>
@@ -17894,7 +18108,7 @@
         </w:rPr>
         <w:t>: Đặc tả usecase thay đổi mật khẩu</w:t>
       </w:r>
-      <w:bookmarkEnd w:id="72"/>
+      <w:bookmarkEnd w:id="73"/>
     </w:p>
     <w:p>
       <w:pPr>
@@ -17948,8 +18162,8 @@
         <w:pStyle w:val="Caption"/>
         <w:spacing w:line="360" w:lineRule="auto"/>
       </w:pPr>
-      <w:bookmarkStart w:id="73" w:name="_Toc226927035"/>
-      <w:bookmarkStart w:id="74" w:name="image36"/>
+      <w:bookmarkStart w:id="74" w:name="_Toc226927035"/>
+      <w:bookmarkStart w:id="75" w:name="image36"/>
       <w:r>
         <w:t xml:space="preserve">Hình </w:t>
       </w:r>
@@ -17975,9 +18189,9 @@
       <w:r>
         <w:t>: Sơ đồ tuần tự thay đổi mật khẩu</w:t>
       </w:r>
-      <w:bookmarkEnd w:id="73"/>
-    </w:p>
-    <w:bookmarkEnd w:id="74"/>
+      <w:bookmarkEnd w:id="74"/>
+    </w:p>
+    <w:bookmarkEnd w:id="75"/>
     <w:p>
       <w:pPr>
         <w:pStyle w:val="Heading4"/>
@@ -18606,7 +18820,7 @@
           <w:noProof/>
         </w:rPr>
       </w:pPr>
-      <w:bookmarkStart w:id="75" w:name="_Toc226816631"/>
+      <w:bookmarkStart w:id="76" w:name="_Toc226816631"/>
       <w:r>
         <w:t xml:space="preserve">Bảng </w:t>
       </w:r>
@@ -18635,7 +18849,7 @@
         </w:rPr>
         <w:t>: Đặc tả usecase gia hạn thành viên</w:t>
       </w:r>
-      <w:bookmarkEnd w:id="75"/>
+      <w:bookmarkEnd w:id="76"/>
     </w:p>
     <w:p>
       <w:pPr>
@@ -18689,8 +18903,8 @@
         <w:pStyle w:val="Caption"/>
         <w:spacing w:line="360" w:lineRule="auto"/>
       </w:pPr>
-      <w:bookmarkStart w:id="76" w:name="_Toc226927036"/>
-      <w:bookmarkStart w:id="77" w:name="image37"/>
+      <w:bookmarkStart w:id="77" w:name="_Toc226927036"/>
+      <w:bookmarkStart w:id="78" w:name="image37"/>
       <w:r>
         <w:t xml:space="preserve">Hình </w:t>
       </w:r>
@@ -18716,9 +18930,9 @@
       <w:r>
         <w:t>: Sơ đồ tuần tự gia hạn thành viên</w:t>
       </w:r>
-      <w:bookmarkEnd w:id="76"/>
-    </w:p>
-    <w:bookmarkEnd w:id="77"/>
+      <w:bookmarkEnd w:id="77"/>
+    </w:p>
+    <w:bookmarkEnd w:id="78"/>
     <w:p>
       <w:pPr>
         <w:keepNext/>
@@ -18789,8 +19003,8 @@
         <w:pStyle w:val="Caption"/>
         <w:spacing w:line="360" w:lineRule="auto"/>
       </w:pPr>
-      <w:bookmarkStart w:id="78" w:name="image38"/>
-      <w:bookmarkStart w:id="79" w:name="_Toc226927037"/>
+      <w:bookmarkStart w:id="79" w:name="image38"/>
+      <w:bookmarkStart w:id="80" w:name="_Toc226927037"/>
       <w:r>
         <w:t xml:space="preserve">Hình </w:t>
       </w:r>
@@ -18816,8 +19030,8 @@
       <w:r>
         <w:t>: Mail xác nhận đã thanh toán thành công</w:t>
       </w:r>
-      <w:bookmarkEnd w:id="78"/>
       <w:bookmarkEnd w:id="79"/>
+      <w:bookmarkEnd w:id="80"/>
     </w:p>
     <w:p>
       <w:pPr>
@@ -19329,7 +19543,7 @@
           <w:noProof/>
         </w:rPr>
       </w:pPr>
-      <w:bookmarkStart w:id="80" w:name="_Toc226816632"/>
+      <w:bookmarkStart w:id="81" w:name="_Toc226816632"/>
       <w:r>
         <w:t xml:space="preserve">Bảng </w:t>
       </w:r>
@@ -19358,7 +19572,7 @@
         </w:rPr>
         <w:t>: Đặc tả usecase thanh toán lương</w:t>
       </w:r>
-      <w:bookmarkEnd w:id="80"/>
+      <w:bookmarkEnd w:id="81"/>
     </w:p>
     <w:p>
       <w:pPr>
@@ -19411,8 +19625,8 @@
         <w:pStyle w:val="Caption"/>
         <w:spacing w:line="360" w:lineRule="auto"/>
       </w:pPr>
-      <w:bookmarkStart w:id="81" w:name="_Toc226927038"/>
-      <w:bookmarkStart w:id="82" w:name="image39"/>
+      <w:bookmarkStart w:id="82" w:name="_Toc226927038"/>
+      <w:bookmarkStart w:id="83" w:name="image39"/>
       <w:r>
         <w:t xml:space="preserve">Hình </w:t>
       </w:r>
@@ -19438,9 +19652,9 @@
       <w:r>
         <w:t>: Sơ đồ tuần tự thanh toán lương</w:t>
       </w:r>
-      <w:bookmarkEnd w:id="81"/>
-    </w:p>
-    <w:bookmarkEnd w:id="82"/>
+      <w:bookmarkEnd w:id="82"/>
+    </w:p>
+    <w:bookmarkEnd w:id="83"/>
     <w:p>
       <w:pPr>
         <w:pStyle w:val="Heading4"/>
@@ -20082,7 +20296,7 @@
         <w:pStyle w:val="Caption"/>
         <w:spacing w:line="360" w:lineRule="auto"/>
       </w:pPr>
-      <w:bookmarkStart w:id="83" w:name="_Toc226816633"/>
+      <w:bookmarkStart w:id="84" w:name="_Toc226816633"/>
       <w:r>
         <w:lastRenderedPageBreak/>
         <w:t xml:space="preserve">Bảng </w:t>
@@ -20112,7 +20326,7 @@
         </w:rPr>
         <w:t>: Đặc tả usecase thêm lịch trình tập luyện</w:t>
       </w:r>
-      <w:bookmarkEnd w:id="83"/>
+      <w:bookmarkEnd w:id="84"/>
     </w:p>
     <w:p>
       <w:pPr>
@@ -20165,8 +20379,8 @@
         <w:pStyle w:val="Caption"/>
         <w:spacing w:line="360" w:lineRule="auto"/>
       </w:pPr>
-      <w:bookmarkStart w:id="84" w:name="_Toc226927039"/>
-      <w:bookmarkStart w:id="85" w:name="image310"/>
+      <w:bookmarkStart w:id="85" w:name="_Toc226927039"/>
+      <w:bookmarkStart w:id="86" w:name="image310"/>
       <w:r>
         <w:t xml:space="preserve">Hình </w:t>
       </w:r>
@@ -20192,9 +20406,9 @@
       <w:r>
         <w:t>: Sơ đồ tuần tự thêm lịch trình tập luyện</w:t>
       </w:r>
-      <w:bookmarkEnd w:id="84"/>
-    </w:p>
-    <w:bookmarkEnd w:id="85"/>
+      <w:bookmarkEnd w:id="85"/>
+    </w:p>
+    <w:bookmarkEnd w:id="86"/>
     <w:p>
       <w:pPr>
         <w:pStyle w:val="Heading4"/>
@@ -20759,7 +20973,7 @@
           <w:noProof/>
         </w:rPr>
       </w:pPr>
-      <w:bookmarkStart w:id="86" w:name="_Toc226816634"/>
+      <w:bookmarkStart w:id="87" w:name="_Toc226816634"/>
       <w:r>
         <w:t xml:space="preserve">Bảng </w:t>
       </w:r>
@@ -20788,7 +21002,7 @@
         </w:rPr>
         <w:t>: Đặc tả usecase báo cáo thống kê</w:t>
       </w:r>
-      <w:bookmarkEnd w:id="86"/>
+      <w:bookmarkEnd w:id="87"/>
     </w:p>
     <w:p>
       <w:pPr>
@@ -20842,8 +21056,8 @@
         <w:pStyle w:val="Caption"/>
         <w:spacing w:line="360" w:lineRule="auto"/>
       </w:pPr>
-      <w:bookmarkStart w:id="87" w:name="_Toc226927040"/>
-      <w:bookmarkStart w:id="88" w:name="image311"/>
+      <w:bookmarkStart w:id="88" w:name="_Toc226927040"/>
+      <w:bookmarkStart w:id="89" w:name="image311"/>
       <w:r>
         <w:t xml:space="preserve">Hình </w:t>
       </w:r>
@@ -20869,7 +21083,7 @@
       <w:r>
         <w:t>: Sơ đồ tuần tự báo cáo thống kê</w:t>
       </w:r>
-      <w:bookmarkEnd w:id="87"/>
+      <w:bookmarkEnd w:id="88"/>
     </w:p>
     <w:p>
       <w:pPr>
@@ -20878,8 +21092,8 @@
           <w:lang w:val="vi-VN"/>
         </w:rPr>
       </w:pPr>
-      <w:bookmarkStart w:id="89" w:name="_Toc226927103"/>
-      <w:bookmarkEnd w:id="88"/>
+      <w:bookmarkStart w:id="90" w:name="_Toc226927103"/>
+      <w:bookmarkEnd w:id="89"/>
       <w:r>
         <w:rPr>
           <w:lang w:val="vi-VN"/>
@@ -20887,7 +21101,7 @@
         <w:lastRenderedPageBreak/>
         <w:t>Thiết kế hệ thống</w:t>
       </w:r>
-      <w:bookmarkEnd w:id="89"/>
+      <w:bookmarkEnd w:id="90"/>
     </w:p>
     <w:p>
       <w:pPr>
@@ -20896,14 +21110,14 @@
           <w:lang w:val="vi-VN"/>
         </w:rPr>
       </w:pPr>
-      <w:bookmarkStart w:id="90" w:name="_Toc226927104"/>
+      <w:bookmarkStart w:id="91" w:name="_Toc226927104"/>
       <w:r>
         <w:rPr>
           <w:lang w:val="vi-VN"/>
         </w:rPr>
         <w:t>Kiến trúc hệ thống</w:t>
       </w:r>
-      <w:bookmarkEnd w:id="90"/>
+      <w:bookmarkEnd w:id="91"/>
     </w:p>
     <w:p>
       <w:pPr>
@@ -20965,7 +21179,7 @@
           <w:lang w:val="en-US"/>
         </w:rPr>
       </w:pPr>
-      <w:bookmarkStart w:id="91" w:name="_Toc226927041"/>
+      <w:bookmarkStart w:id="92" w:name="_Toc226927041"/>
       <w:r>
         <w:t xml:space="preserve">Hình </w:t>
       </w:r>
@@ -20997,7 +21211,7 @@
         </w:rPr>
         <w:t>kiến trúc</w:t>
       </w:r>
-      <w:bookmarkEnd w:id="91"/>
+      <w:bookmarkEnd w:id="92"/>
     </w:p>
     <w:p>
       <w:pPr>
@@ -21007,7 +21221,7 @@
           <w:lang w:val="en-US"/>
         </w:rPr>
       </w:pPr>
-      <w:bookmarkStart w:id="92" w:name="_Toc49105254"/>
+      <w:bookmarkStart w:id="93" w:name="_Toc49105254"/>
       <w:r>
         <w:t>Hệ thống được xây dựng theo kiến trúc microservices với ba dịch vụ chính gồm gym service, user service và ai service, mỗi dịch vụ được phát triển bằng Spring Boot và quản lý dữ liệu riêng thông qua các cơ sở dữ liệu PostgreSQL tương ứng là gymdb, userdb và aidb.</w:t>
       </w:r>
@@ -21164,7 +21378,7 @@
           <w:lang w:val="en-US"/>
         </w:rPr>
       </w:pPr>
-      <w:bookmarkStart w:id="93" w:name="_Toc226927042"/>
+      <w:bookmarkStart w:id="94" w:name="_Toc226927042"/>
       <w:r>
         <w:t xml:space="preserve">Hình </w:t>
       </w:r>
@@ -21193,7 +21407,7 @@
         </w:rPr>
         <w:t>: Sơ đồ lớp của user-server</w:t>
       </w:r>
-      <w:bookmarkEnd w:id="93"/>
+      <w:bookmarkEnd w:id="94"/>
     </w:p>
     <w:p>
       <w:pPr>
@@ -21407,7 +21621,7 @@
           <w:lang w:val="en-US"/>
         </w:rPr>
       </w:pPr>
-      <w:bookmarkStart w:id="94" w:name="_Toc226927043"/>
+      <w:bookmarkStart w:id="95" w:name="_Toc226927043"/>
       <w:r>
         <w:t xml:space="preserve">Hình </w:t>
       </w:r>
@@ -21436,7 +21650,7 @@
         </w:rPr>
         <w:t>: Sơ đồ lớp của gym-server</w:t>
       </w:r>
-      <w:bookmarkEnd w:id="94"/>
+      <w:bookmarkEnd w:id="95"/>
     </w:p>
     <w:p>
       <w:pPr>
@@ -21740,7 +21954,7 @@
           <w:lang w:val="en-US"/>
         </w:rPr>
       </w:pPr>
-      <w:bookmarkStart w:id="95" w:name="_Toc226927044"/>
+      <w:bookmarkStart w:id="96" w:name="_Toc226927044"/>
       <w:r>
         <w:t xml:space="preserve">Hình </w:t>
       </w:r>
@@ -21769,7 +21983,7 @@
         </w:rPr>
         <w:t>: Sơ đồ lớp của ai-server</w:t>
       </w:r>
-      <w:bookmarkEnd w:id="95"/>
+      <w:bookmarkEnd w:id="96"/>
     </w:p>
     <w:p>
       <w:pPr>
@@ -21790,21 +22004,21 @@
       <w:pPr>
         <w:pStyle w:val="Heading2"/>
       </w:pPr>
-      <w:bookmarkStart w:id="96" w:name="_Toc226927105"/>
+      <w:bookmarkStart w:id="97" w:name="_Toc226927105"/>
       <w:r>
         <w:t>Triển khai hệ thống</w:t>
       </w:r>
-      <w:bookmarkEnd w:id="96"/>
+      <w:bookmarkEnd w:id="97"/>
     </w:p>
     <w:p>
       <w:pPr>
         <w:pStyle w:val="Heading3"/>
       </w:pPr>
-      <w:bookmarkStart w:id="97" w:name="_Toc226927106"/>
+      <w:bookmarkStart w:id="98" w:name="_Toc226927106"/>
       <w:r>
         <w:t>Tổng quan hệ thống</w:t>
       </w:r>
-      <w:bookmarkEnd w:id="97"/>
+      <w:bookmarkEnd w:id="98"/>
     </w:p>
     <w:p>
       <w:pPr>
@@ -21885,11 +22099,11 @@
       <w:pPr>
         <w:pStyle w:val="Heading3"/>
       </w:pPr>
-      <w:bookmarkStart w:id="98" w:name="_Toc226927107"/>
+      <w:bookmarkStart w:id="99" w:name="_Toc226927107"/>
       <w:r>
         <w:t>Chức năng của các thành phần</w:t>
       </w:r>
-      <w:bookmarkEnd w:id="98"/>
+      <w:bookmarkEnd w:id="99"/>
     </w:p>
     <w:p>
       <w:pPr>
@@ -24479,7 +24693,7 @@
           <w:lang w:val="en-US"/>
         </w:rPr>
       </w:pPr>
-      <w:bookmarkStart w:id="99" w:name="_Toc226816635"/>
+      <w:bookmarkStart w:id="100" w:name="_Toc226816635"/>
       <w:r>
         <w:t xml:space="preserve">Bảng </w:t>
       </w:r>
@@ -24508,7 +24722,7 @@
         </w:rPr>
         <w:t>: Thành phần hệ thống</w:t>
       </w:r>
-      <w:bookmarkEnd w:id="99"/>
+      <w:bookmarkEnd w:id="100"/>
     </w:p>
     <w:p>
       <w:pPr>
@@ -24586,7 +24800,7 @@
           <w:lang w:val="en-US"/>
         </w:rPr>
       </w:pPr>
-      <w:bookmarkStart w:id="100" w:name="_Toc226927045"/>
+      <w:bookmarkStart w:id="101" w:name="_Toc226927045"/>
       <w:r>
         <w:t xml:space="preserve">Hình </w:t>
       </w:r>
@@ -24627,7 +24841,7 @@
         </w:rPr>
         <w:t>Sơ đồ triển khai hệ thống</w:t>
       </w:r>
-      <w:bookmarkEnd w:id="100"/>
+      <w:bookmarkEnd w:id="101"/>
     </w:p>
     <w:p>
       <w:pPr>
@@ -25727,6 +25941,7 @@
                 <w:szCs w:val="26"/>
                 <w:lang w:val="en-US"/>
               </w:rPr>
+              <w:lastRenderedPageBreak/>
               <w:t>(5)</w:t>
             </w:r>
           </w:p>
@@ -26799,7 +27014,7 @@
           <w:lang w:val="en-US"/>
         </w:rPr>
       </w:pPr>
-      <w:bookmarkStart w:id="101" w:name="_Toc226816636"/>
+      <w:bookmarkStart w:id="102" w:name="_Toc226816636"/>
       <w:r>
         <w:t xml:space="preserve">Bảng </w:t>
       </w:r>
@@ -26828,17 +27043,17 @@
         </w:rPr>
         <w:t>: Chi tiết sơ đồ triển khai</w:t>
       </w:r>
-      <w:bookmarkEnd w:id="101"/>
+      <w:bookmarkEnd w:id="102"/>
     </w:p>
     <w:p>
       <w:pPr>
         <w:pStyle w:val="Heading3"/>
       </w:pPr>
-      <w:bookmarkStart w:id="102" w:name="_Toc226927108"/>
+      <w:bookmarkStart w:id="103" w:name="_Toc226927108"/>
       <w:r>
         <w:t>Luồng xử lý</w:t>
       </w:r>
-      <w:bookmarkEnd w:id="102"/>
+      <w:bookmarkEnd w:id="103"/>
     </w:p>
     <w:p>
       <w:pPr>
@@ -27112,22 +27327,22 @@
       <w:pPr>
         <w:pStyle w:val="Heading2"/>
       </w:pPr>
-      <w:bookmarkStart w:id="103" w:name="_Toc226927109"/>
+      <w:bookmarkStart w:id="104" w:name="_Toc226927109"/>
       <w:r>
         <w:lastRenderedPageBreak/>
         <w:t>Giao diện hệ thống</w:t>
       </w:r>
-      <w:bookmarkEnd w:id="103"/>
+      <w:bookmarkEnd w:id="104"/>
     </w:p>
     <w:p>
       <w:pPr>
         <w:pStyle w:val="Heading3"/>
       </w:pPr>
-      <w:bookmarkStart w:id="104" w:name="_Toc226927110"/>
+      <w:bookmarkStart w:id="105" w:name="_Toc226927110"/>
       <w:r>
         <w:t>Giao diện ứng dụng di động cho người dùng</w:t>
       </w:r>
-      <w:bookmarkEnd w:id="104"/>
+      <w:bookmarkEnd w:id="105"/>
     </w:p>
     <w:p>
       <w:pPr>
@@ -27197,7 +27412,7 @@
           <w:lang w:val="en-US"/>
         </w:rPr>
       </w:pPr>
-      <w:bookmarkStart w:id="105" w:name="_Toc226927046"/>
+      <w:bookmarkStart w:id="106" w:name="_Toc226927046"/>
       <w:r>
         <w:t xml:space="preserve">Hình </w:t>
       </w:r>
@@ -27226,7 +27441,7 @@
         </w:rPr>
         <w:t>: Giao diện đăng nhập</w:t>
       </w:r>
-      <w:bookmarkEnd w:id="105"/>
+      <w:bookmarkEnd w:id="106"/>
     </w:p>
     <w:p>
       <w:pPr>
@@ -27296,8 +27511,8 @@
           <w:lang w:val="en-US"/>
         </w:rPr>
       </w:pPr>
-      <w:bookmarkStart w:id="106" w:name="_Toc226927047"/>
-      <w:bookmarkStart w:id="107" w:name="image329"/>
+      <w:bookmarkStart w:id="107" w:name="_Toc226927047"/>
+      <w:bookmarkStart w:id="108" w:name="image329"/>
       <w:r>
         <w:t xml:space="preserve">Hình </w:t>
       </w:r>
@@ -27326,9 +27541,9 @@
         </w:rPr>
         <w:t>: Giao diện thông tin cá nhân</w:t>
       </w:r>
-      <w:bookmarkEnd w:id="106"/>
-    </w:p>
-    <w:bookmarkEnd w:id="107"/>
+      <w:bookmarkEnd w:id="107"/>
+    </w:p>
+    <w:bookmarkEnd w:id="108"/>
     <w:p>
       <w:pPr>
         <w:pStyle w:val="Caption"/>
@@ -27404,8 +27619,8 @@
           <w:lang w:val="en-US"/>
         </w:rPr>
       </w:pPr>
-      <w:bookmarkStart w:id="108" w:name="_Toc226927048"/>
-      <w:bookmarkStart w:id="109" w:name="image330"/>
+      <w:bookmarkStart w:id="109" w:name="_Toc226927048"/>
+      <w:bookmarkStart w:id="110" w:name="image330"/>
       <w:r>
         <w:t xml:space="preserve">Hình </w:t>
       </w:r>
@@ -27434,18 +27649,18 @@
         </w:rPr>
         <w:t>: Giao diện thay đổi mật khẩu</w:t>
       </w:r>
-      <w:bookmarkEnd w:id="108"/>
+      <w:bookmarkEnd w:id="109"/>
     </w:p>
     <w:p>
       <w:pPr>
         <w:pStyle w:val="Heading3"/>
       </w:pPr>
-      <w:bookmarkStart w:id="110" w:name="_Toc226927111"/>
-      <w:bookmarkEnd w:id="109"/>
+      <w:bookmarkStart w:id="111" w:name="_Toc226927111"/>
+      <w:bookmarkEnd w:id="110"/>
       <w:r>
         <w:t>Giao diện dành cho nhân viên</w:t>
       </w:r>
-      <w:bookmarkEnd w:id="110"/>
+      <w:bookmarkEnd w:id="111"/>
     </w:p>
     <w:p>
       <w:pPr>
@@ -27512,7 +27727,7 @@
         <w:pStyle w:val="Caption"/>
         <w:spacing w:line="360" w:lineRule="auto"/>
       </w:pPr>
-      <w:bookmarkStart w:id="111" w:name="_Toc226927049"/>
+      <w:bookmarkStart w:id="112" w:name="_Toc226927049"/>
       <w:r>
         <w:t xml:space="preserve">Hình </w:t>
       </w:r>
@@ -27541,7 +27756,7 @@
         </w:rPr>
         <w:t>: Giao diện menu của nhân viên fulltime</w:t>
       </w:r>
-      <w:bookmarkEnd w:id="111"/>
+      <w:bookmarkEnd w:id="112"/>
     </w:p>
     <w:p>
       <w:pPr>
@@ -27619,7 +27834,7 @@
           <w:lang w:val="en-US"/>
         </w:rPr>
       </w:pPr>
-      <w:bookmarkStart w:id="112" w:name="_Toc226927050"/>
+      <w:bookmarkStart w:id="113" w:name="_Toc226927050"/>
       <w:r>
         <w:t xml:space="preserve">Hình </w:t>
       </w:r>
@@ -27655,7 +27870,7 @@
         </w:rPr>
         <w:t xml:space="preserve"> menu của nhân viên parttime, intern</w:t>
       </w:r>
-      <w:bookmarkEnd w:id="112"/>
+      <w:bookmarkEnd w:id="113"/>
     </w:p>
     <w:p>
       <w:pPr>
@@ -27725,7 +27940,7 @@
           <w:lang w:val="en-US"/>
         </w:rPr>
       </w:pPr>
-      <w:bookmarkStart w:id="113" w:name="_Toc226927051"/>
+      <w:bookmarkStart w:id="114" w:name="_Toc226927051"/>
       <w:r>
         <w:t xml:space="preserve">Hình </w:t>
       </w:r>
@@ -27761,7 +27976,7 @@
         </w:rPr>
         <w:t xml:space="preserve"> trang chủ của nhân viên fulltime</w:t>
       </w:r>
-      <w:bookmarkEnd w:id="113"/>
+      <w:bookmarkEnd w:id="114"/>
     </w:p>
     <w:p>
       <w:pPr>
@@ -27840,7 +28055,7 @@
           <w:lang w:val="en-US"/>
         </w:rPr>
       </w:pPr>
-      <w:bookmarkStart w:id="114" w:name="_Toc226927052"/>
+      <w:bookmarkStart w:id="115" w:name="_Toc226927052"/>
       <w:r>
         <w:t xml:space="preserve">Hình </w:t>
       </w:r>
@@ -27876,7 +28091,7 @@
         </w:rPr>
         <w:t xml:space="preserve"> trang chủ của nhân viên parttime, intern</w:t>
       </w:r>
-      <w:bookmarkEnd w:id="114"/>
+      <w:bookmarkEnd w:id="115"/>
     </w:p>
     <w:p>
       <w:pPr>
@@ -27946,7 +28161,7 @@
           <w:lang w:val="en-US"/>
         </w:rPr>
       </w:pPr>
-      <w:bookmarkStart w:id="115" w:name="_Toc226927053"/>
+      <w:bookmarkStart w:id="116" w:name="_Toc226927053"/>
       <w:r>
         <w:t xml:space="preserve">Hình </w:t>
       </w:r>
@@ -27982,7 +28197,7 @@
         </w:rPr>
         <w:t xml:space="preserve"> hướng dẫn tập luyện cho khách hàng</w:t>
       </w:r>
-      <w:bookmarkEnd w:id="115"/>
+      <w:bookmarkEnd w:id="116"/>
     </w:p>
     <w:p>
       <w:pPr>
@@ -28061,7 +28276,7 @@
           <w:lang w:val="en-US"/>
         </w:rPr>
       </w:pPr>
-      <w:bookmarkStart w:id="116" w:name="_Toc226927054"/>
+      <w:bookmarkStart w:id="117" w:name="_Toc226927054"/>
       <w:r>
         <w:t xml:space="preserve">Hình </w:t>
       </w:r>
@@ -28093,7 +28308,7 @@
         </w:rPr>
         <w:t xml:space="preserve"> đăng ký lịch trình làm việc của nhân viên parttime, intern</w:t>
       </w:r>
-      <w:bookmarkEnd w:id="116"/>
+      <w:bookmarkEnd w:id="117"/>
     </w:p>
     <w:p>
       <w:pPr>
@@ -28163,7 +28378,7 @@
           <w:lang w:val="en-US"/>
         </w:rPr>
       </w:pPr>
-      <w:bookmarkStart w:id="117" w:name="_Toc226927055"/>
+      <w:bookmarkStart w:id="118" w:name="_Toc226927055"/>
       <w:r>
         <w:t xml:space="preserve">Hình </w:t>
       </w:r>
@@ -28195,7 +28410,7 @@
         </w:rPr>
         <w:t xml:space="preserve"> ngày nghỉ của nhân viên fulltime</w:t>
       </w:r>
-      <w:bookmarkEnd w:id="117"/>
+      <w:bookmarkEnd w:id="118"/>
     </w:p>
     <w:p>
       <w:pPr>
@@ -28266,7 +28481,7 @@
           <w:lang w:val="en-US"/>
         </w:rPr>
       </w:pPr>
-      <w:bookmarkStart w:id="118" w:name="_Toc226927056"/>
+      <w:bookmarkStart w:id="119" w:name="_Toc226927056"/>
       <w:r>
         <w:t xml:space="preserve">Hình </w:t>
       </w:r>
@@ -28302,17 +28517,17 @@
         </w:rPr>
         <w:t xml:space="preserve"> Giao diện thông tin lương</w:t>
       </w:r>
-      <w:bookmarkEnd w:id="118"/>
+      <w:bookmarkEnd w:id="119"/>
     </w:p>
     <w:p>
       <w:pPr>
         <w:pStyle w:val="Heading3"/>
       </w:pPr>
-      <w:bookmarkStart w:id="119" w:name="_Toc226927112"/>
+      <w:bookmarkStart w:id="120" w:name="_Toc226927112"/>
       <w:r>
         <w:t>Giao diện dành riêng cho khách hàng</w:t>
       </w:r>
-      <w:bookmarkEnd w:id="119"/>
+      <w:bookmarkEnd w:id="120"/>
     </w:p>
     <w:p>
       <w:pPr>
@@ -28379,8 +28594,8 @@
         <w:pStyle w:val="Caption"/>
         <w:spacing w:line="360" w:lineRule="auto"/>
       </w:pPr>
-      <w:bookmarkStart w:id="120" w:name="image338"/>
-      <w:bookmarkStart w:id="121" w:name="_Toc226927057"/>
+      <w:bookmarkStart w:id="121" w:name="image338"/>
+      <w:bookmarkStart w:id="122" w:name="_Toc226927057"/>
       <w:r>
         <w:t xml:space="preserve">Hình </w:t>
       </w:r>
@@ -28410,8 +28625,8 @@
         </w:rPr>
         <w:t>: Giao diện đăng ký thành viên mới</w:t>
       </w:r>
-      <w:bookmarkEnd w:id="120"/>
       <w:bookmarkEnd w:id="121"/>
+      <w:bookmarkEnd w:id="122"/>
     </w:p>
     <w:p>
       <w:pPr>
@@ -28486,7 +28701,7 @@
           <w:lang w:val="en-US"/>
         </w:rPr>
       </w:pPr>
-      <w:bookmarkStart w:id="122" w:name="_Toc226927058"/>
+      <w:bookmarkStart w:id="123" w:name="_Toc226927058"/>
       <w:r>
         <w:t xml:space="preserve">Hình </w:t>
       </w:r>
@@ -28515,7 +28730,7 @@
         </w:rPr>
         <w:t>: Giao diện menu</w:t>
       </w:r>
-      <w:bookmarkEnd w:id="122"/>
+      <w:bookmarkEnd w:id="123"/>
     </w:p>
     <w:p>
       <w:pPr>
@@ -28584,7 +28799,7 @@
           <w:lang w:val="en-US"/>
         </w:rPr>
       </w:pPr>
-      <w:bookmarkStart w:id="123" w:name="_Toc226927059"/>
+      <w:bookmarkStart w:id="124" w:name="_Toc226927059"/>
       <w:r>
         <w:t xml:space="preserve">Hình </w:t>
       </w:r>
@@ -28613,7 +28828,7 @@
         </w:rPr>
         <w:t>: Giao diện trang chủ</w:t>
       </w:r>
-      <w:bookmarkEnd w:id="123"/>
+      <w:bookmarkEnd w:id="124"/>
     </w:p>
     <w:p>
       <w:pPr>
@@ -28687,7 +28902,7 @@
         <w:pStyle w:val="Caption"/>
         <w:spacing w:line="360" w:lineRule="auto"/>
       </w:pPr>
-      <w:bookmarkStart w:id="124" w:name="_Toc226927060"/>
+      <w:bookmarkStart w:id="125" w:name="_Toc226927060"/>
       <w:r>
         <w:t xml:space="preserve">Hình </w:t>
       </w:r>
@@ -28716,7 +28931,7 @@
         </w:rPr>
         <w:t>: Giao diện lịch trình luyện tập</w:t>
       </w:r>
-      <w:bookmarkEnd w:id="124"/>
+      <w:bookmarkEnd w:id="125"/>
     </w:p>
     <w:p>
       <w:pPr>
@@ -28785,8 +29000,8 @@
           <w:lang w:val="en-US"/>
         </w:rPr>
       </w:pPr>
-      <w:bookmarkStart w:id="125" w:name="image43"/>
-      <w:bookmarkStart w:id="126" w:name="_Toc226927061"/>
+      <w:bookmarkStart w:id="126" w:name="image43"/>
+      <w:bookmarkStart w:id="127" w:name="_Toc226927061"/>
       <w:r>
         <w:t xml:space="preserve">Hình </w:t>
       </w:r>
@@ -28818,8 +29033,8 @@
         </w:rPr>
         <w:t xml:space="preserve"> lịch sử thanh toán</w:t>
       </w:r>
-      <w:bookmarkEnd w:id="125"/>
       <w:bookmarkEnd w:id="126"/>
+      <w:bookmarkEnd w:id="127"/>
     </w:p>
     <w:p>
       <w:pPr>
@@ -28894,8 +29109,8 @@
           <w:lang w:val="en-US"/>
         </w:rPr>
       </w:pPr>
-      <w:bookmarkStart w:id="127" w:name="_Toc226927062"/>
-      <w:bookmarkStart w:id="128" w:name="image44"/>
+      <w:bookmarkStart w:id="128" w:name="_Toc226927062"/>
+      <w:bookmarkStart w:id="129" w:name="image44"/>
       <w:r>
         <w:t xml:space="preserve">Hình </w:t>
       </w:r>
@@ -28927,9 +29142,9 @@
         </w:rPr>
         <w:t xml:space="preserve"> thanh toán VNPay</w:t>
       </w:r>
-      <w:bookmarkEnd w:id="127"/>
-    </w:p>
-    <w:bookmarkEnd w:id="128"/>
+      <w:bookmarkEnd w:id="128"/>
+    </w:p>
+    <w:bookmarkEnd w:id="129"/>
     <w:p>
       <w:pPr>
         <w:keepNext/>
@@ -29000,8 +29215,8 @@
           <w:lang w:val="en-US"/>
         </w:rPr>
       </w:pPr>
-      <w:bookmarkStart w:id="129" w:name="image45"/>
-      <w:bookmarkStart w:id="130" w:name="_Toc226927063"/>
+      <w:bookmarkStart w:id="130" w:name="image45"/>
+      <w:bookmarkStart w:id="131" w:name="_Toc226927063"/>
       <w:r>
         <w:t xml:space="preserve">Hình </w:t>
       </w:r>
@@ -29033,19 +29248,19 @@
         </w:rPr>
         <w:t xml:space="preserve"> thanh thực hiện thanh toán VNPay</w:t>
       </w:r>
-      <w:bookmarkEnd w:id="129"/>
       <w:bookmarkEnd w:id="130"/>
+      <w:bookmarkEnd w:id="131"/>
     </w:p>
     <w:p>
       <w:pPr>
         <w:pStyle w:val="Heading3"/>
       </w:pPr>
-      <w:bookmarkStart w:id="131" w:name="_Toc226927113"/>
+      <w:bookmarkStart w:id="132" w:name="_Toc226927113"/>
       <w:r>
         <w:lastRenderedPageBreak/>
         <w:t>Giao diện dành cho quản lý</w:t>
       </w:r>
-      <w:bookmarkEnd w:id="131"/>
+      <w:bookmarkEnd w:id="132"/>
     </w:p>
     <w:p>
       <w:pPr>
@@ -29082,7 +29297,7 @@
           <w:lang w:val="vi-VN"/>
         </w:rPr>
       </w:pPr>
-      <w:bookmarkStart w:id="132" w:name="_Toc226927114"/>
+      <w:bookmarkStart w:id="133" w:name="_Toc226927114"/>
       <w:r>
         <w:rPr>
           <w:lang w:val="vi-VN"/>
@@ -29090,7 +29305,7 @@
         <w:lastRenderedPageBreak/>
         <w:t>KẾT LUẬN VÀ HƯỚNG PHÁT TRIỂN</w:t>
       </w:r>
-      <w:bookmarkEnd w:id="132"/>
+      <w:bookmarkEnd w:id="133"/>
     </w:p>
     <w:p>
       <w:pPr>
@@ -29099,14 +29314,14 @@
           <w:lang w:val="vi-VN"/>
         </w:rPr>
       </w:pPr>
-      <w:bookmarkStart w:id="133" w:name="_Toc226927115"/>
+      <w:bookmarkStart w:id="134" w:name="_Toc226927115"/>
       <w:r>
         <w:rPr>
           <w:lang w:val="vi-VN"/>
         </w:rPr>
         <w:t>Kết luận</w:t>
       </w:r>
-      <w:bookmarkEnd w:id="133"/>
+      <w:bookmarkEnd w:id="134"/>
     </w:p>
     <w:p>
       <w:pPr>
@@ -29115,14 +29330,14 @@
           <w:lang w:val="vi-VN"/>
         </w:rPr>
       </w:pPr>
-      <w:bookmarkStart w:id="134" w:name="_Toc226927116"/>
+      <w:bookmarkStart w:id="135" w:name="_Toc226927116"/>
       <w:r>
         <w:rPr>
           <w:lang w:val="vi-VN"/>
         </w:rPr>
         <w:t>Kết quả đạt được</w:t>
       </w:r>
-      <w:bookmarkEnd w:id="134"/>
+      <w:bookmarkEnd w:id="135"/>
     </w:p>
     <w:p>
       <w:pPr>
@@ -29215,14 +29430,14 @@
           <w:lang w:val="vi-VN"/>
         </w:rPr>
       </w:pPr>
-      <w:bookmarkStart w:id="135" w:name="_Toc226927117"/>
+      <w:bookmarkStart w:id="136" w:name="_Toc226927117"/>
       <w:r>
         <w:rPr>
           <w:lang w:val="vi-VN"/>
         </w:rPr>
         <w:t>Giải quyết</w:t>
       </w:r>
-      <w:bookmarkEnd w:id="135"/>
+      <w:bookmarkEnd w:id="136"/>
     </w:p>
     <w:p>
       <w:pPr>
@@ -29301,14 +29516,14 @@
           <w:lang w:val="vi-VN"/>
         </w:rPr>
       </w:pPr>
-      <w:bookmarkStart w:id="136" w:name="_Toc226927118"/>
+      <w:bookmarkStart w:id="137" w:name="_Toc226927118"/>
       <w:r>
         <w:rPr>
           <w:lang w:val="vi-VN"/>
         </w:rPr>
         <w:t>Ưu điểm</w:t>
       </w:r>
-      <w:bookmarkEnd w:id="136"/>
+      <w:bookmarkEnd w:id="137"/>
     </w:p>
     <w:p>
       <w:pPr>
@@ -29391,14 +29606,14 @@
           <w:lang w:val="vi-VN"/>
         </w:rPr>
       </w:pPr>
-      <w:bookmarkStart w:id="137" w:name="_Toc226927119"/>
+      <w:bookmarkStart w:id="138" w:name="_Toc226927119"/>
       <w:r>
         <w:rPr>
           <w:lang w:val="vi-VN"/>
         </w:rPr>
         <w:t>Khuyết điểm</w:t>
       </w:r>
-      <w:bookmarkEnd w:id="137"/>
+      <w:bookmarkEnd w:id="138"/>
     </w:p>
     <w:p>
       <w:pPr>
@@ -29467,7 +29682,7 @@
           <w:lang w:val="vi-VN"/>
         </w:rPr>
       </w:pPr>
-      <w:bookmarkStart w:id="138" w:name="_Toc226927120"/>
+      <w:bookmarkStart w:id="139" w:name="_Toc226927120"/>
       <w:r>
         <w:rPr>
           <w:lang w:val="vi-VN"/>
@@ -29475,7 +29690,7 @@
         <w:lastRenderedPageBreak/>
         <w:t>Hướng phát triển</w:t>
       </w:r>
-      <w:bookmarkEnd w:id="138"/>
+      <w:bookmarkEnd w:id="139"/>
     </w:p>
     <w:p>
       <w:pPr>
@@ -29485,14 +29700,14 @@
           <w:lang w:val="vi-VN"/>
         </w:rPr>
       </w:pPr>
-      <w:bookmarkStart w:id="139" w:name="_Toc226927121"/>
+      <w:bookmarkStart w:id="140" w:name="_Toc226927121"/>
       <w:r>
         <w:rPr>
           <w:lang w:val="vi-VN"/>
         </w:rPr>
         <w:t>Vấn đề</w:t>
       </w:r>
-      <w:bookmarkEnd w:id="139"/>
+      <w:bookmarkEnd w:id="140"/>
     </w:p>
     <w:p>
       <w:pPr>
@@ -29517,14 +29732,14 @@
           <w:lang w:val="vi-VN"/>
         </w:rPr>
       </w:pPr>
-      <w:bookmarkStart w:id="140" w:name="_Toc226927122"/>
+      <w:bookmarkStart w:id="141" w:name="_Toc226927122"/>
       <w:r>
         <w:rPr>
           <w:lang w:val="vi-VN"/>
         </w:rPr>
         <w:t>Phương pháp</w:t>
       </w:r>
-      <w:bookmarkEnd w:id="140"/>
+      <w:bookmarkEnd w:id="141"/>
     </w:p>
     <w:p>
       <w:pPr>
@@ -29602,9 +29817,9 @@
           <w:lang w:val="vi-VN"/>
         </w:rPr>
       </w:pPr>
-      <w:bookmarkStart w:id="141" w:name="_Toc49105255"/>
-      <w:bookmarkStart w:id="142" w:name="_Toc226927123"/>
-      <w:bookmarkEnd w:id="92"/>
+      <w:bookmarkStart w:id="142" w:name="_Toc49105255"/>
+      <w:bookmarkStart w:id="143" w:name="_Toc226927123"/>
+      <w:bookmarkEnd w:id="93"/>
       <w:r>
         <w:rPr>
           <w:lang w:val="vi-VN"/>
@@ -29612,9 +29827,9 @@
         <w:lastRenderedPageBreak/>
         <w:t>TÀI LIỆU THAM KHẢO</w:t>
       </w:r>
-      <w:bookmarkStart w:id="143" w:name="ref7"/>
-      <w:bookmarkEnd w:id="141"/>
+      <w:bookmarkStart w:id="144" w:name="ref7"/>
       <w:bookmarkEnd w:id="142"/>
+      <w:bookmarkEnd w:id="143"/>
       <w:r>
         <w:rPr>
           <w:szCs w:val="26"/>
@@ -30020,7 +30235,7 @@
         <w:spacing w:after="200" w:line="276" w:lineRule="auto"/>
       </w:pPr>
     </w:p>
-    <w:bookmarkEnd w:id="143"/>
+    <w:bookmarkEnd w:id="144"/>
     <w:p>
       <w:pPr>
         <w:spacing w:after="200" w:line="276" w:lineRule="auto"/>
@@ -30036,7 +30251,7 @@
           <w:lang w:val="vi-VN"/>
         </w:rPr>
       </w:pPr>
-      <w:bookmarkStart w:id="144" w:name="_Toc226927124"/>
+      <w:bookmarkStart w:id="145" w:name="_Toc226927124"/>
       <w:r>
         <w:rPr>
           <w:lang w:val="vi-VN"/>
@@ -30044,7 +30259,7 @@
         <w:lastRenderedPageBreak/>
         <w:t>PHỤ LỤC</w:t>
       </w:r>
-      <w:bookmarkEnd w:id="144"/>
+      <w:bookmarkEnd w:id="145"/>
     </w:p>
     <w:sectPr>
       <w:pgSz w:w="11906" w:h="16838" w:code="9"/>
@@ -33415,6 +33630,7 @@
   <w:style w:type="character" w:default="1" w:styleId="DefaultParagraphFont">
     <w:name w:val="Default Paragraph Font"/>
     <w:uiPriority w:val="1"/>
+    <w:semiHidden/>
     <w:unhideWhenUsed/>
   </w:style>
   <w:style w:type="table" w:default="1" w:styleId="TableNormal">

--- a/Report/2251012145_LuHieuTrung_BC.docx
+++ b/Report/2251012145_LuHieuTrung_BC.docx
@@ -876,7 +876,7 @@
       <w:pPr>
         <w:pStyle w:val="SECTION"/>
       </w:pPr>
-      <w:bookmarkStart w:id="3" w:name="_Toc228360987"/>
+      <w:bookmarkStart w:id="3" w:name="_Toc230086632"/>
       <w:r>
         <w:t>LỜI CẢM ƠN</w:t>
       </w:r>
@@ -1192,7 +1192,7 @@
       </w:pPr>
       <w:bookmarkStart w:id="4" w:name="_Toc51060026"/>
       <w:bookmarkStart w:id="5" w:name="_Toc51061470"/>
-      <w:bookmarkStart w:id="6" w:name="_Toc228360988"/>
+      <w:bookmarkStart w:id="6" w:name="_Toc230086633"/>
       <w:r>
         <w:t>NHẬN XÉT CỦA GIÁO VIÊN HƯỚNG DẪN</w:t>
       </w:r>
@@ -1471,7 +1471,7 @@
       </w:pPr>
       <w:bookmarkStart w:id="7" w:name="_Toc49105239"/>
       <w:bookmarkStart w:id="8" w:name="_Toc51061471"/>
-      <w:bookmarkStart w:id="9" w:name="_Toc228360989"/>
+      <w:bookmarkStart w:id="9" w:name="_Toc230086634"/>
       <w:r>
         <w:lastRenderedPageBreak/>
         <w:t xml:space="preserve">TÓM TẮT </w:t>
@@ -1627,7 +1627,7 @@
       <w:pPr>
         <w:pStyle w:val="SECTION"/>
       </w:pPr>
-      <w:bookmarkStart w:id="10" w:name="_Toc228360990"/>
+      <w:bookmarkStart w:id="10" w:name="_Toc230086635"/>
       <w:r>
         <w:lastRenderedPageBreak/>
         <w:t>ABSTRACT</w:t>
@@ -1770,7 +1770,7 @@
           <w14:ligatures w14:val="standardContextual"/>
         </w:rPr>
       </w:pPr>
-      <w:hyperlink w:anchor="_Toc228360987" w:history="1">
+      <w:hyperlink w:anchor="_Toc230086632" w:history="1">
         <w:r>
           <w:rPr>
             <w:rStyle w:val="Hyperlink"/>
@@ -1797,7 +1797,7 @@
             <w:noProof/>
             <w:webHidden/>
           </w:rPr>
-          <w:instrText xml:space="preserve"> PAGEREF _Toc228360987 \h </w:instrText>
+          <w:instrText xml:space="preserve"> PAGEREF _Toc230086632 \h </w:instrText>
         </w:r>
         <w:r>
           <w:rPr>
@@ -1841,7 +1841,7 @@
           <w14:ligatures w14:val="standardContextual"/>
         </w:rPr>
       </w:pPr>
-      <w:hyperlink w:anchor="_Toc228360988" w:history="1">
+      <w:hyperlink w:anchor="_Toc230086633" w:history="1">
         <w:r>
           <w:rPr>
             <w:rStyle w:val="Hyperlink"/>
@@ -1868,7 +1868,7 @@
             <w:noProof/>
             <w:webHidden/>
           </w:rPr>
-          <w:instrText xml:space="preserve"> PAGEREF _Toc228360988 \h </w:instrText>
+          <w:instrText xml:space="preserve"> PAGEREF _Toc230086633 \h </w:instrText>
         </w:r>
         <w:r>
           <w:rPr>
@@ -1912,7 +1912,7 @@
           <w14:ligatures w14:val="standardContextual"/>
         </w:rPr>
       </w:pPr>
-      <w:hyperlink w:anchor="_Toc228360989" w:history="1">
+      <w:hyperlink w:anchor="_Toc230086634" w:history="1">
         <w:r>
           <w:rPr>
             <w:rStyle w:val="Hyperlink"/>
@@ -1939,7 +1939,7 @@
             <w:noProof/>
             <w:webHidden/>
           </w:rPr>
-          <w:instrText xml:space="preserve"> PAGEREF _Toc228360989 \h </w:instrText>
+          <w:instrText xml:space="preserve"> PAGEREF _Toc230086634 \h </w:instrText>
         </w:r>
         <w:r>
           <w:rPr>
@@ -1983,7 +1983,7 @@
           <w14:ligatures w14:val="standardContextual"/>
         </w:rPr>
       </w:pPr>
-      <w:hyperlink w:anchor="_Toc228360990" w:history="1">
+      <w:hyperlink w:anchor="_Toc230086635" w:history="1">
         <w:r>
           <w:rPr>
             <w:rStyle w:val="Hyperlink"/>
@@ -2010,7 +2010,7 @@
             <w:noProof/>
             <w:webHidden/>
           </w:rPr>
-          <w:instrText xml:space="preserve"> PAGEREF _Toc228360990 \h </w:instrText>
+          <w:instrText xml:space="preserve"> PAGEREF _Toc230086635 \h </w:instrText>
         </w:r>
         <w:r>
           <w:rPr>
@@ -2054,7 +2054,7 @@
           <w14:ligatures w14:val="standardContextual"/>
         </w:rPr>
       </w:pPr>
-      <w:hyperlink w:anchor="_Toc228360991" w:history="1">
+      <w:hyperlink w:anchor="_Toc230086636" w:history="1">
         <w:r>
           <w:rPr>
             <w:rStyle w:val="Hyperlink"/>
@@ -2081,7 +2081,7 @@
             <w:noProof/>
             <w:webHidden/>
           </w:rPr>
-          <w:instrText xml:space="preserve"> PAGEREF _Toc228360991 \h </w:instrText>
+          <w:instrText xml:space="preserve"> PAGEREF _Toc230086636 \h </w:instrText>
         </w:r>
         <w:r>
           <w:rPr>
@@ -2125,7 +2125,7 @@
           <w14:ligatures w14:val="standardContextual"/>
         </w:rPr>
       </w:pPr>
-      <w:hyperlink w:anchor="_Toc228360992" w:history="1">
+      <w:hyperlink w:anchor="_Toc230086637" w:history="1">
         <w:r>
           <w:rPr>
             <w:rStyle w:val="Hyperlink"/>
@@ -2152,7 +2152,7 @@
             <w:noProof/>
             <w:webHidden/>
           </w:rPr>
-          <w:instrText xml:space="preserve"> PAGEREF _Toc228360992 \h </w:instrText>
+          <w:instrText xml:space="preserve"> PAGEREF _Toc230086637 \h </w:instrText>
         </w:r>
         <w:r>
           <w:rPr>
@@ -2196,7 +2196,7 @@
           <w14:ligatures w14:val="standardContextual"/>
         </w:rPr>
       </w:pPr>
-      <w:hyperlink w:anchor="_Toc228360993" w:history="1">
+      <w:hyperlink w:anchor="_Toc230086638" w:history="1">
         <w:r>
           <w:rPr>
             <w:rStyle w:val="Hyperlink"/>
@@ -2223,7 +2223,7 @@
             <w:noProof/>
             <w:webHidden/>
           </w:rPr>
-          <w:instrText xml:space="preserve"> PAGEREF _Toc228360993 \h </w:instrText>
+          <w:instrText xml:space="preserve"> PAGEREF _Toc230086638 \h </w:instrText>
         </w:r>
         <w:r>
           <w:rPr>
@@ -2267,7 +2267,7 @@
           <w14:ligatures w14:val="standardContextual"/>
         </w:rPr>
       </w:pPr>
-      <w:hyperlink w:anchor="_Toc228360994" w:history="1">
+      <w:hyperlink w:anchor="_Toc230086639" w:history="1">
         <w:r>
           <w:rPr>
             <w:rStyle w:val="Hyperlink"/>
@@ -2294,7 +2294,7 @@
             <w:noProof/>
             <w:webHidden/>
           </w:rPr>
-          <w:instrText xml:space="preserve"> PAGEREF _Toc228360994 \h </w:instrText>
+          <w:instrText xml:space="preserve"> PAGEREF _Toc230086639 \h </w:instrText>
         </w:r>
         <w:r>
           <w:rPr>
@@ -2342,7 +2342,7 @@
           <w14:ligatures w14:val="standardContextual"/>
         </w:rPr>
       </w:pPr>
-      <w:hyperlink w:anchor="_Toc228360995" w:history="1">
+      <w:hyperlink w:anchor="_Toc230086640" w:history="1">
         <w:r>
           <w:rPr>
             <w:rStyle w:val="Hyperlink"/>
@@ -2389,7 +2389,7 @@
             <w:noProof/>
             <w:webHidden/>
           </w:rPr>
-          <w:instrText xml:space="preserve"> PAGEREF _Toc228360995 \h </w:instrText>
+          <w:instrText xml:space="preserve"> PAGEREF _Toc230086640 \h </w:instrText>
         </w:r>
         <w:r>
           <w:rPr>
@@ -2437,7 +2437,7 @@
           <w14:ligatures w14:val="standardContextual"/>
         </w:rPr>
       </w:pPr>
-      <w:hyperlink w:anchor="_Toc228360996" w:history="1">
+      <w:hyperlink w:anchor="_Toc230086641" w:history="1">
         <w:r>
           <w:rPr>
             <w:rStyle w:val="Hyperlink"/>
@@ -2483,7 +2483,7 @@
             <w:noProof/>
             <w:webHidden/>
           </w:rPr>
-          <w:instrText xml:space="preserve"> PAGEREF _Toc228360996 \h </w:instrText>
+          <w:instrText xml:space="preserve"> PAGEREF _Toc230086641 \h </w:instrText>
         </w:r>
         <w:r>
           <w:rPr>
@@ -2531,7 +2531,7 @@
           <w14:ligatures w14:val="standardContextual"/>
         </w:rPr>
       </w:pPr>
-      <w:hyperlink w:anchor="_Toc228360997" w:history="1">
+      <w:hyperlink w:anchor="_Toc230086642" w:history="1">
         <w:r>
           <w:rPr>
             <w:rStyle w:val="Hyperlink"/>
@@ -2577,7 +2577,7 @@
             <w:noProof/>
             <w:webHidden/>
           </w:rPr>
-          <w:instrText xml:space="preserve"> PAGEREF _Toc228360997 \h </w:instrText>
+          <w:instrText xml:space="preserve"> PAGEREF _Toc230086642 \h </w:instrText>
         </w:r>
         <w:r>
           <w:rPr>
@@ -2625,7 +2625,7 @@
           <w14:ligatures w14:val="standardContextual"/>
         </w:rPr>
       </w:pPr>
-      <w:hyperlink w:anchor="_Toc228360998" w:history="1">
+      <w:hyperlink w:anchor="_Toc230086643" w:history="1">
         <w:r>
           <w:rPr>
             <w:rStyle w:val="Hyperlink"/>
@@ -2671,7 +2671,7 @@
             <w:noProof/>
             <w:webHidden/>
           </w:rPr>
-          <w:instrText xml:space="preserve"> PAGEREF _Toc228360998 \h </w:instrText>
+          <w:instrText xml:space="preserve"> PAGEREF _Toc230086643 \h </w:instrText>
         </w:r>
         <w:r>
           <w:rPr>
@@ -2719,7 +2719,7 @@
           <w14:ligatures w14:val="standardContextual"/>
         </w:rPr>
       </w:pPr>
-      <w:hyperlink w:anchor="_Toc228360999" w:history="1">
+      <w:hyperlink w:anchor="_Toc230086644" w:history="1">
         <w:r>
           <w:rPr>
             <w:rStyle w:val="Hyperlink"/>
@@ -2765,7 +2765,7 @@
             <w:noProof/>
             <w:webHidden/>
           </w:rPr>
-          <w:instrText xml:space="preserve"> PAGEREF _Toc228360999 \h </w:instrText>
+          <w:instrText xml:space="preserve"> PAGEREF _Toc230086644 \h </w:instrText>
         </w:r>
         <w:r>
           <w:rPr>
@@ -2813,7 +2813,7 @@
           <w14:ligatures w14:val="standardContextual"/>
         </w:rPr>
       </w:pPr>
-      <w:hyperlink w:anchor="_Toc228361000" w:history="1">
+      <w:hyperlink w:anchor="_Toc230086645" w:history="1">
         <w:r>
           <w:rPr>
             <w:rStyle w:val="Hyperlink"/>
@@ -2859,7 +2859,7 @@
             <w:noProof/>
             <w:webHidden/>
           </w:rPr>
-          <w:instrText xml:space="preserve"> PAGEREF _Toc228361000 \h </w:instrText>
+          <w:instrText xml:space="preserve"> PAGEREF _Toc230086645 \h </w:instrText>
         </w:r>
         <w:r>
           <w:rPr>
@@ -2907,7 +2907,7 @@
           <w14:ligatures w14:val="standardContextual"/>
         </w:rPr>
       </w:pPr>
-      <w:hyperlink w:anchor="_Toc228361001" w:history="1">
+      <w:hyperlink w:anchor="_Toc230086646" w:history="1">
         <w:r>
           <w:rPr>
             <w:rStyle w:val="Hyperlink"/>
@@ -2953,7 +2953,7 @@
             <w:noProof/>
             <w:webHidden/>
           </w:rPr>
-          <w:instrText xml:space="preserve"> PAGEREF _Toc228361001 \h </w:instrText>
+          <w:instrText xml:space="preserve"> PAGEREF _Toc230086646 \h </w:instrText>
         </w:r>
         <w:r>
           <w:rPr>
@@ -3001,7 +3001,7 @@
           <w14:ligatures w14:val="standardContextual"/>
         </w:rPr>
       </w:pPr>
-      <w:hyperlink w:anchor="_Toc228361002" w:history="1">
+      <w:hyperlink w:anchor="_Toc230086647" w:history="1">
         <w:r>
           <w:rPr>
             <w:rStyle w:val="Hyperlink"/>
@@ -3048,7 +3048,7 @@
             <w:noProof/>
             <w:webHidden/>
           </w:rPr>
-          <w:instrText xml:space="preserve"> PAGEREF _Toc228361002 \h </w:instrText>
+          <w:instrText xml:space="preserve"> PAGEREF _Toc230086647 \h </w:instrText>
         </w:r>
         <w:r>
           <w:rPr>
@@ -3096,7 +3096,7 @@
           <w14:ligatures w14:val="standardContextual"/>
         </w:rPr>
       </w:pPr>
-      <w:hyperlink w:anchor="_Toc228361003" w:history="1">
+      <w:hyperlink w:anchor="_Toc230086648" w:history="1">
         <w:r>
           <w:rPr>
             <w:rStyle w:val="Hyperlink"/>
@@ -3142,7 +3142,7 @@
             <w:noProof/>
             <w:webHidden/>
           </w:rPr>
-          <w:instrText xml:space="preserve"> PAGEREF _Toc228361003 \h </w:instrText>
+          <w:instrText xml:space="preserve"> PAGEREF _Toc230086648 \h </w:instrText>
         </w:r>
         <w:r>
           <w:rPr>
@@ -3190,7 +3190,7 @@
           <w14:ligatures w14:val="standardContextual"/>
         </w:rPr>
       </w:pPr>
-      <w:hyperlink w:anchor="_Toc228361004" w:history="1">
+      <w:hyperlink w:anchor="_Toc230086649" w:history="1">
         <w:r>
           <w:rPr>
             <w:rStyle w:val="Hyperlink"/>
@@ -3236,7 +3236,7 @@
             <w:noProof/>
             <w:webHidden/>
           </w:rPr>
-          <w:instrText xml:space="preserve"> PAGEREF _Toc228361004 \h </w:instrText>
+          <w:instrText xml:space="preserve"> PAGEREF _Toc230086649 \h </w:instrText>
         </w:r>
         <w:r>
           <w:rPr>
@@ -3284,7 +3284,7 @@
           <w14:ligatures w14:val="standardContextual"/>
         </w:rPr>
       </w:pPr>
-      <w:hyperlink w:anchor="_Toc228361005" w:history="1">
+      <w:hyperlink w:anchor="_Toc230086650" w:history="1">
         <w:r>
           <w:rPr>
             <w:rStyle w:val="Hyperlink"/>
@@ -3330,7 +3330,7 @@
             <w:noProof/>
             <w:webHidden/>
           </w:rPr>
-          <w:instrText xml:space="preserve"> PAGEREF _Toc228361005 \h </w:instrText>
+          <w:instrText xml:space="preserve"> PAGEREF _Toc230086650 \h </w:instrText>
         </w:r>
         <w:r>
           <w:rPr>
@@ -3378,7 +3378,7 @@
           <w14:ligatures w14:val="standardContextual"/>
         </w:rPr>
       </w:pPr>
-      <w:hyperlink w:anchor="_Toc228361006" w:history="1">
+      <w:hyperlink w:anchor="_Toc230086651" w:history="1">
         <w:r>
           <w:rPr>
             <w:rStyle w:val="Hyperlink"/>
@@ -3424,7 +3424,7 @@
             <w:noProof/>
             <w:webHidden/>
           </w:rPr>
-          <w:instrText xml:space="preserve"> PAGEREF _Toc228361006 \h </w:instrText>
+          <w:instrText xml:space="preserve"> PAGEREF _Toc230086651 \h </w:instrText>
         </w:r>
         <w:r>
           <w:rPr>
@@ -3472,7 +3472,7 @@
           <w14:ligatures w14:val="standardContextual"/>
         </w:rPr>
       </w:pPr>
-      <w:hyperlink w:anchor="_Toc228361007" w:history="1">
+      <w:hyperlink w:anchor="_Toc230086652" w:history="1">
         <w:r>
           <w:rPr>
             <w:rStyle w:val="Hyperlink"/>
@@ -3518,7 +3518,7 @@
             <w:noProof/>
             <w:webHidden/>
           </w:rPr>
-          <w:instrText xml:space="preserve"> PAGEREF _Toc228361007 \h </w:instrText>
+          <w:instrText xml:space="preserve"> PAGEREF _Toc230086652 \h </w:instrText>
         </w:r>
         <w:r>
           <w:rPr>
@@ -3566,7 +3566,7 @@
           <w14:ligatures w14:val="standardContextual"/>
         </w:rPr>
       </w:pPr>
-      <w:hyperlink w:anchor="_Toc228361008" w:history="1">
+      <w:hyperlink w:anchor="_Toc230086653" w:history="1">
         <w:r>
           <w:rPr>
             <w:rStyle w:val="Hyperlink"/>
@@ -3612,7 +3612,7 @@
             <w:noProof/>
             <w:webHidden/>
           </w:rPr>
-          <w:instrText xml:space="preserve"> PAGEREF _Toc228361008 \h </w:instrText>
+          <w:instrText xml:space="preserve"> PAGEREF _Toc230086653 \h </w:instrText>
         </w:r>
         <w:r>
           <w:rPr>
@@ -3660,7 +3660,7 @@
           <w14:ligatures w14:val="standardContextual"/>
         </w:rPr>
       </w:pPr>
-      <w:hyperlink w:anchor="_Toc228361009" w:history="1">
+      <w:hyperlink w:anchor="_Toc230086654" w:history="1">
         <w:r>
           <w:rPr>
             <w:rStyle w:val="Hyperlink"/>
@@ -3706,7 +3706,7 @@
             <w:noProof/>
             <w:webHidden/>
           </w:rPr>
-          <w:instrText xml:space="preserve"> PAGEREF _Toc228361009 \h </w:instrText>
+          <w:instrText xml:space="preserve"> PAGEREF _Toc230086654 \h </w:instrText>
         </w:r>
         <w:r>
           <w:rPr>
@@ -3754,7 +3754,7 @@
           <w14:ligatures w14:val="standardContextual"/>
         </w:rPr>
       </w:pPr>
-      <w:hyperlink w:anchor="_Toc228361010" w:history="1">
+      <w:hyperlink w:anchor="_Toc230086655" w:history="1">
         <w:r>
           <w:rPr>
             <w:rStyle w:val="Hyperlink"/>
@@ -3800,7 +3800,7 @@
             <w:noProof/>
             <w:webHidden/>
           </w:rPr>
-          <w:instrText xml:space="preserve"> PAGEREF _Toc228361010 \h </w:instrText>
+          <w:instrText xml:space="preserve"> PAGEREF _Toc230086655 \h </w:instrText>
         </w:r>
         <w:r>
           <w:rPr>
@@ -3848,7 +3848,7 @@
           <w14:ligatures w14:val="standardContextual"/>
         </w:rPr>
       </w:pPr>
-      <w:hyperlink w:anchor="_Toc228361011" w:history="1">
+      <w:hyperlink w:anchor="_Toc230086656" w:history="1">
         <w:r>
           <w:rPr>
             <w:rStyle w:val="Hyperlink"/>
@@ -3894,7 +3894,7 @@
             <w:noProof/>
             <w:webHidden/>
           </w:rPr>
-          <w:instrText xml:space="preserve"> PAGEREF _Toc228361011 \h </w:instrText>
+          <w:instrText xml:space="preserve"> PAGEREF _Toc230086656 \h </w:instrText>
         </w:r>
         <w:r>
           <w:rPr>
@@ -3942,7 +3942,7 @@
           <w14:ligatures w14:val="standardContextual"/>
         </w:rPr>
       </w:pPr>
-      <w:hyperlink w:anchor="_Toc228361012" w:history="1">
+      <w:hyperlink w:anchor="_Toc230086657" w:history="1">
         <w:r>
           <w:rPr>
             <w:rStyle w:val="Hyperlink"/>
@@ -3988,7 +3988,7 @@
             <w:noProof/>
             <w:webHidden/>
           </w:rPr>
-          <w:instrText xml:space="preserve"> PAGEREF _Toc228361012 \h </w:instrText>
+          <w:instrText xml:space="preserve"> PAGEREF _Toc230086657 \h </w:instrText>
         </w:r>
         <w:r>
           <w:rPr>
@@ -4036,7 +4036,7 @@
           <w14:ligatures w14:val="standardContextual"/>
         </w:rPr>
       </w:pPr>
-      <w:hyperlink w:anchor="_Toc228361013" w:history="1">
+      <w:hyperlink w:anchor="_Toc230086658" w:history="1">
         <w:r>
           <w:rPr>
             <w:rStyle w:val="Hyperlink"/>
@@ -4082,7 +4082,7 @@
             <w:noProof/>
             <w:webHidden/>
           </w:rPr>
-          <w:instrText xml:space="preserve"> PAGEREF _Toc228361013 \h </w:instrText>
+          <w:instrText xml:space="preserve"> PAGEREF _Toc230086658 \h </w:instrText>
         </w:r>
         <w:r>
           <w:rPr>
@@ -4130,7 +4130,7 @@
           <w14:ligatures w14:val="standardContextual"/>
         </w:rPr>
       </w:pPr>
-      <w:hyperlink w:anchor="_Toc228361014" w:history="1">
+      <w:hyperlink w:anchor="_Toc230086659" w:history="1">
         <w:r>
           <w:rPr>
             <w:rStyle w:val="Hyperlink"/>
@@ -4176,7 +4176,7 @@
             <w:noProof/>
             <w:webHidden/>
           </w:rPr>
-          <w:instrText xml:space="preserve"> PAGEREF _Toc228361014 \h </w:instrText>
+          <w:instrText xml:space="preserve"> PAGEREF _Toc230086659 \h </w:instrText>
         </w:r>
         <w:r>
           <w:rPr>
@@ -4224,7 +4224,7 @@
           <w14:ligatures w14:val="standardContextual"/>
         </w:rPr>
       </w:pPr>
-      <w:hyperlink w:anchor="_Toc228361015" w:history="1">
+      <w:hyperlink w:anchor="_Toc230086660" w:history="1">
         <w:r>
           <w:rPr>
             <w:rStyle w:val="Hyperlink"/>
@@ -4270,7 +4270,7 @@
             <w:noProof/>
             <w:webHidden/>
           </w:rPr>
-          <w:instrText xml:space="preserve"> PAGEREF _Toc228361015 \h </w:instrText>
+          <w:instrText xml:space="preserve"> PAGEREF _Toc230086660 \h </w:instrText>
         </w:r>
         <w:r>
           <w:rPr>
@@ -4318,7 +4318,7 @@
           <w14:ligatures w14:val="standardContextual"/>
         </w:rPr>
       </w:pPr>
-      <w:hyperlink w:anchor="_Toc228361016" w:history="1">
+      <w:hyperlink w:anchor="_Toc230086661" w:history="1">
         <w:r>
           <w:rPr>
             <w:rStyle w:val="Hyperlink"/>
@@ -4364,7 +4364,7 @@
             <w:noProof/>
             <w:webHidden/>
           </w:rPr>
-          <w:instrText xml:space="preserve"> PAGEREF _Toc228361016 \h </w:instrText>
+          <w:instrText xml:space="preserve"> PAGEREF _Toc230086661 \h </w:instrText>
         </w:r>
         <w:r>
           <w:rPr>
@@ -4412,7 +4412,7 @@
           <w14:ligatures w14:val="standardContextual"/>
         </w:rPr>
       </w:pPr>
-      <w:hyperlink w:anchor="_Toc228361017" w:history="1">
+      <w:hyperlink w:anchor="_Toc230086662" w:history="1">
         <w:r>
           <w:rPr>
             <w:rStyle w:val="Hyperlink"/>
@@ -4458,7 +4458,7 @@
             <w:noProof/>
             <w:webHidden/>
           </w:rPr>
-          <w:instrText xml:space="preserve"> PAGEREF _Toc228361017 \h </w:instrText>
+          <w:instrText xml:space="preserve"> PAGEREF _Toc230086662 \h </w:instrText>
         </w:r>
         <w:r>
           <w:rPr>
@@ -4506,7 +4506,7 @@
           <w14:ligatures w14:val="standardContextual"/>
         </w:rPr>
       </w:pPr>
-      <w:hyperlink w:anchor="_Toc228361018" w:history="1">
+      <w:hyperlink w:anchor="_Toc230086663" w:history="1">
         <w:r>
           <w:rPr>
             <w:rStyle w:val="Hyperlink"/>
@@ -4552,7 +4552,7 @@
             <w:noProof/>
             <w:webHidden/>
           </w:rPr>
-          <w:instrText xml:space="preserve"> PAGEREF _Toc228361018 \h </w:instrText>
+          <w:instrText xml:space="preserve"> PAGEREF _Toc230086663 \h </w:instrText>
         </w:r>
         <w:r>
           <w:rPr>
@@ -4600,7 +4600,7 @@
           <w14:ligatures w14:val="standardContextual"/>
         </w:rPr>
       </w:pPr>
-      <w:hyperlink w:anchor="_Toc228361019" w:history="1">
+      <w:hyperlink w:anchor="_Toc230086664" w:history="1">
         <w:r>
           <w:rPr>
             <w:rStyle w:val="Hyperlink"/>
@@ -4646,7 +4646,7 @@
             <w:noProof/>
             <w:webHidden/>
           </w:rPr>
-          <w:instrText xml:space="preserve"> PAGEREF _Toc228361019 \h </w:instrText>
+          <w:instrText xml:space="preserve"> PAGEREF _Toc230086664 \h </w:instrText>
         </w:r>
         <w:r>
           <w:rPr>
@@ -4694,7 +4694,7 @@
           <w14:ligatures w14:val="standardContextual"/>
         </w:rPr>
       </w:pPr>
-      <w:hyperlink w:anchor="_Toc228361020" w:history="1">
+      <w:hyperlink w:anchor="_Toc230086665" w:history="1">
         <w:r>
           <w:rPr>
             <w:rStyle w:val="Hyperlink"/>
@@ -4740,7 +4740,7 @@
             <w:noProof/>
             <w:webHidden/>
           </w:rPr>
-          <w:instrText xml:space="preserve"> PAGEREF _Toc228361020 \h </w:instrText>
+          <w:instrText xml:space="preserve"> PAGEREF _Toc230086665 \h </w:instrText>
         </w:r>
         <w:r>
           <w:rPr>
@@ -4788,7 +4788,7 @@
           <w14:ligatures w14:val="standardContextual"/>
         </w:rPr>
       </w:pPr>
-      <w:hyperlink w:anchor="_Toc228361021" w:history="1">
+      <w:hyperlink w:anchor="_Toc230086666" w:history="1">
         <w:r>
           <w:rPr>
             <w:rStyle w:val="Hyperlink"/>
@@ -4835,7 +4835,7 @@
             <w:noProof/>
             <w:webHidden/>
           </w:rPr>
-          <w:instrText xml:space="preserve"> PAGEREF _Toc228361021 \h </w:instrText>
+          <w:instrText xml:space="preserve"> PAGEREF _Toc230086666 \h </w:instrText>
         </w:r>
         <w:r>
           <w:rPr>
@@ -4883,7 +4883,7 @@
           <w14:ligatures w14:val="standardContextual"/>
         </w:rPr>
       </w:pPr>
-      <w:hyperlink w:anchor="_Toc228361022" w:history="1">
+      <w:hyperlink w:anchor="_Toc230086667" w:history="1">
         <w:r>
           <w:rPr>
             <w:rStyle w:val="Hyperlink"/>
@@ -4929,7 +4929,7 @@
             <w:noProof/>
             <w:webHidden/>
           </w:rPr>
-          <w:instrText xml:space="preserve"> PAGEREF _Toc228361022 \h </w:instrText>
+          <w:instrText xml:space="preserve"> PAGEREF _Toc230086667 \h </w:instrText>
         </w:r>
         <w:r>
           <w:rPr>
@@ -4977,7 +4977,7 @@
           <w14:ligatures w14:val="standardContextual"/>
         </w:rPr>
       </w:pPr>
-      <w:hyperlink w:anchor="_Toc228361023" w:history="1">
+      <w:hyperlink w:anchor="_Toc230086668" w:history="1">
         <w:r>
           <w:rPr>
             <w:rStyle w:val="Hyperlink"/>
@@ -5023,7 +5023,7 @@
             <w:noProof/>
             <w:webHidden/>
           </w:rPr>
-          <w:instrText xml:space="preserve"> PAGEREF _Toc228361023 \h </w:instrText>
+          <w:instrText xml:space="preserve"> PAGEREF _Toc230086668 \h </w:instrText>
         </w:r>
         <w:r>
           <w:rPr>
@@ -5071,7 +5071,7 @@
           <w14:ligatures w14:val="standardContextual"/>
         </w:rPr>
       </w:pPr>
-      <w:hyperlink w:anchor="_Toc228361024" w:history="1">
+      <w:hyperlink w:anchor="_Toc230086669" w:history="1">
         <w:r>
           <w:rPr>
             <w:rStyle w:val="Hyperlink"/>
@@ -5117,7 +5117,7 @@
             <w:noProof/>
             <w:webHidden/>
           </w:rPr>
-          <w:instrText xml:space="preserve"> PAGEREF _Toc228361024 \h </w:instrText>
+          <w:instrText xml:space="preserve"> PAGEREF _Toc230086669 \h </w:instrText>
         </w:r>
         <w:r>
           <w:rPr>
@@ -5165,7 +5165,7 @@
           <w14:ligatures w14:val="standardContextual"/>
         </w:rPr>
       </w:pPr>
-      <w:hyperlink w:anchor="_Toc228361025" w:history="1">
+      <w:hyperlink w:anchor="_Toc230086670" w:history="1">
         <w:r>
           <w:rPr>
             <w:rStyle w:val="Hyperlink"/>
@@ -5211,7 +5211,7 @@
             <w:noProof/>
             <w:webHidden/>
           </w:rPr>
-          <w:instrText xml:space="preserve"> PAGEREF _Toc228361025 \h </w:instrText>
+          <w:instrText xml:space="preserve"> PAGEREF _Toc230086670 \h </w:instrText>
         </w:r>
         <w:r>
           <w:rPr>
@@ -5259,7 +5259,7 @@
           <w14:ligatures w14:val="standardContextual"/>
         </w:rPr>
       </w:pPr>
-      <w:hyperlink w:anchor="_Toc228361026" w:history="1">
+      <w:hyperlink w:anchor="_Toc230086671" w:history="1">
         <w:r>
           <w:rPr>
             <w:rStyle w:val="Hyperlink"/>
@@ -5305,7 +5305,7 @@
             <w:noProof/>
             <w:webHidden/>
           </w:rPr>
-          <w:instrText xml:space="preserve"> PAGEREF _Toc228361026 \h </w:instrText>
+          <w:instrText xml:space="preserve"> PAGEREF _Toc230086671 \h </w:instrText>
         </w:r>
         <w:r>
           <w:rPr>
@@ -5325,7 +5325,7 @@
             <w:noProof/>
             <w:webHidden/>
           </w:rPr>
-          <w:t>40</w:t>
+          <w:t>41</w:t>
         </w:r>
         <w:r>
           <w:rPr>
@@ -5353,7 +5353,7 @@
           <w14:ligatures w14:val="standardContextual"/>
         </w:rPr>
       </w:pPr>
-      <w:hyperlink w:anchor="_Toc228361027" w:history="1">
+      <w:hyperlink w:anchor="_Toc230086672" w:history="1">
         <w:r>
           <w:rPr>
             <w:rStyle w:val="Hyperlink"/>
@@ -5399,7 +5399,7 @@
             <w:noProof/>
             <w:webHidden/>
           </w:rPr>
-          <w:instrText xml:space="preserve"> PAGEREF _Toc228361027 \h </w:instrText>
+          <w:instrText xml:space="preserve"> PAGEREF _Toc230086672 \h </w:instrText>
         </w:r>
         <w:r>
           <w:rPr>
@@ -5419,7 +5419,7 @@
             <w:noProof/>
             <w:webHidden/>
           </w:rPr>
-          <w:t>40</w:t>
+          <w:t>41</w:t>
         </w:r>
         <w:r>
           <w:rPr>
@@ -5447,7 +5447,7 @@
           <w14:ligatures w14:val="standardContextual"/>
         </w:rPr>
       </w:pPr>
-      <w:hyperlink w:anchor="_Toc228361028" w:history="1">
+      <w:hyperlink w:anchor="_Toc230086673" w:history="1">
         <w:r>
           <w:rPr>
             <w:rStyle w:val="Hyperlink"/>
@@ -5493,7 +5493,7 @@
             <w:noProof/>
             <w:webHidden/>
           </w:rPr>
-          <w:instrText xml:space="preserve"> PAGEREF _Toc228361028 \h </w:instrText>
+          <w:instrText xml:space="preserve"> PAGEREF _Toc230086673 \h </w:instrText>
         </w:r>
         <w:r>
           <w:rPr>
@@ -5513,7 +5513,7 @@
             <w:noProof/>
             <w:webHidden/>
           </w:rPr>
-          <w:t>43</w:t>
+          <w:t>45</w:t>
         </w:r>
         <w:r>
           <w:rPr>
@@ -5541,7 +5541,7 @@
           <w14:ligatures w14:val="standardContextual"/>
         </w:rPr>
       </w:pPr>
-      <w:hyperlink w:anchor="_Toc228361029" w:history="1">
+      <w:hyperlink w:anchor="_Toc230086674" w:history="1">
         <w:r>
           <w:rPr>
             <w:rStyle w:val="Hyperlink"/>
@@ -5587,7 +5587,7 @@
             <w:noProof/>
             <w:webHidden/>
           </w:rPr>
-          <w:instrText xml:space="preserve"> PAGEREF _Toc228361029 \h </w:instrText>
+          <w:instrText xml:space="preserve"> PAGEREF _Toc230086674 \h </w:instrText>
         </w:r>
         <w:r>
           <w:rPr>
@@ -5607,7 +5607,7 @@
             <w:noProof/>
             <w:webHidden/>
           </w:rPr>
-          <w:t>43</w:t>
+          <w:t>45</w:t>
         </w:r>
         <w:r>
           <w:rPr>
@@ -5635,7 +5635,7 @@
           <w14:ligatures w14:val="standardContextual"/>
         </w:rPr>
       </w:pPr>
-      <w:hyperlink w:anchor="_Toc228361030" w:history="1">
+      <w:hyperlink w:anchor="_Toc230086675" w:history="1">
         <w:r>
           <w:rPr>
             <w:rStyle w:val="Hyperlink"/>
@@ -5681,7 +5681,7 @@
             <w:noProof/>
             <w:webHidden/>
           </w:rPr>
-          <w:instrText xml:space="preserve"> PAGEREF _Toc228361030 \h </w:instrText>
+          <w:instrText xml:space="preserve"> PAGEREF _Toc230086675 \h </w:instrText>
         </w:r>
         <w:r>
           <w:rPr>
@@ -5701,7 +5701,7 @@
             <w:noProof/>
             <w:webHidden/>
           </w:rPr>
-          <w:t>44</w:t>
+          <w:t>46</w:t>
         </w:r>
         <w:r>
           <w:rPr>
@@ -5729,7 +5729,7 @@
           <w14:ligatures w14:val="standardContextual"/>
         </w:rPr>
       </w:pPr>
-      <w:hyperlink w:anchor="_Toc228361031" w:history="1">
+      <w:hyperlink w:anchor="_Toc230086676" w:history="1">
         <w:r>
           <w:rPr>
             <w:rStyle w:val="Hyperlink"/>
@@ -5775,7 +5775,7 @@
             <w:noProof/>
             <w:webHidden/>
           </w:rPr>
-          <w:instrText xml:space="preserve"> PAGEREF _Toc228361031 \h </w:instrText>
+          <w:instrText xml:space="preserve"> PAGEREF _Toc230086676 \h </w:instrText>
         </w:r>
         <w:r>
           <w:rPr>
@@ -5795,7 +5795,7 @@
             <w:noProof/>
             <w:webHidden/>
           </w:rPr>
-          <w:t>47</w:t>
+          <w:t>49</w:t>
         </w:r>
         <w:r>
           <w:rPr>
@@ -5823,7 +5823,7 @@
           <w14:ligatures w14:val="standardContextual"/>
         </w:rPr>
       </w:pPr>
-      <w:hyperlink w:anchor="_Toc228361032" w:history="1">
+      <w:hyperlink w:anchor="_Toc230086677" w:history="1">
         <w:r>
           <w:rPr>
             <w:rStyle w:val="Hyperlink"/>
@@ -5869,7 +5869,7 @@
             <w:noProof/>
             <w:webHidden/>
           </w:rPr>
-          <w:instrText xml:space="preserve"> PAGEREF _Toc228361032 \h </w:instrText>
+          <w:instrText xml:space="preserve"> PAGEREF _Toc230086677 \h </w:instrText>
         </w:r>
         <w:r>
           <w:rPr>
@@ -5889,7 +5889,7 @@
             <w:noProof/>
             <w:webHidden/>
           </w:rPr>
-          <w:t>49</w:t>
+          <w:t>51</w:t>
         </w:r>
         <w:r>
           <w:rPr>
@@ -5917,7 +5917,7 @@
           <w14:ligatures w14:val="standardContextual"/>
         </w:rPr>
       </w:pPr>
-      <w:hyperlink w:anchor="_Toc228361033" w:history="1">
+      <w:hyperlink w:anchor="_Toc230086678" w:history="1">
         <w:r>
           <w:rPr>
             <w:rStyle w:val="Hyperlink"/>
@@ -5963,7 +5963,7 @@
             <w:noProof/>
             <w:webHidden/>
           </w:rPr>
-          <w:instrText xml:space="preserve"> PAGEREF _Toc228361033 \h </w:instrText>
+          <w:instrText xml:space="preserve"> PAGEREF _Toc230086678 \h </w:instrText>
         </w:r>
         <w:r>
           <w:rPr>
@@ -5983,7 +5983,7 @@
             <w:noProof/>
             <w:webHidden/>
           </w:rPr>
-          <w:t>49</w:t>
+          <w:t>51</w:t>
         </w:r>
         <w:r>
           <w:rPr>
@@ -6011,7 +6011,7 @@
           <w14:ligatures w14:val="standardContextual"/>
         </w:rPr>
       </w:pPr>
-      <w:hyperlink w:anchor="_Toc228361034" w:history="1">
+      <w:hyperlink w:anchor="_Toc230086679" w:history="1">
         <w:r>
           <w:rPr>
             <w:rStyle w:val="Hyperlink"/>
@@ -6057,7 +6057,7 @@
             <w:noProof/>
             <w:webHidden/>
           </w:rPr>
-          <w:instrText xml:space="preserve"> PAGEREF _Toc228361034 \h </w:instrText>
+          <w:instrText xml:space="preserve"> PAGEREF _Toc230086679 \h </w:instrText>
         </w:r>
         <w:r>
           <w:rPr>
@@ -6077,7 +6077,7 @@
             <w:noProof/>
             <w:webHidden/>
           </w:rPr>
-          <w:t>51</w:t>
+          <w:t>52</w:t>
         </w:r>
         <w:r>
           <w:rPr>
@@ -6105,7 +6105,7 @@
           <w14:ligatures w14:val="standardContextual"/>
         </w:rPr>
       </w:pPr>
-      <w:hyperlink w:anchor="_Toc228361035" w:history="1">
+      <w:hyperlink w:anchor="_Toc230086680" w:history="1">
         <w:r>
           <w:rPr>
             <w:rStyle w:val="Hyperlink"/>
@@ -6151,7 +6151,7 @@
             <w:noProof/>
             <w:webHidden/>
           </w:rPr>
-          <w:instrText xml:space="preserve"> PAGEREF _Toc228361035 \h </w:instrText>
+          <w:instrText xml:space="preserve"> PAGEREF _Toc230086680 \h </w:instrText>
         </w:r>
         <w:r>
           <w:rPr>
@@ -6171,7 +6171,7 @@
             <w:noProof/>
             <w:webHidden/>
           </w:rPr>
-          <w:t>54</w:t>
+          <w:t>56</w:t>
         </w:r>
         <w:r>
           <w:rPr>
@@ -6199,7 +6199,7 @@
           <w14:ligatures w14:val="standardContextual"/>
         </w:rPr>
       </w:pPr>
-      <w:hyperlink w:anchor="_Toc228361036" w:history="1">
+      <w:hyperlink w:anchor="_Toc230086681" w:history="1">
         <w:r>
           <w:rPr>
             <w:rStyle w:val="Hyperlink"/>
@@ -6245,7 +6245,7 @@
             <w:noProof/>
             <w:webHidden/>
           </w:rPr>
-          <w:instrText xml:space="preserve"> PAGEREF _Toc228361036 \h </w:instrText>
+          <w:instrText xml:space="preserve"> PAGEREF _Toc230086681 \h </w:instrText>
         </w:r>
         <w:r>
           <w:rPr>
@@ -6265,7 +6265,7 @@
             <w:noProof/>
             <w:webHidden/>
           </w:rPr>
-          <w:t>58</w:t>
+          <w:t>60</w:t>
         </w:r>
         <w:r>
           <w:rPr>
@@ -6293,7 +6293,7 @@
           <w14:ligatures w14:val="standardContextual"/>
         </w:rPr>
       </w:pPr>
-      <w:hyperlink w:anchor="_Toc228361037" w:history="1">
+      <w:hyperlink w:anchor="_Toc230086682" w:history="1">
         <w:r>
           <w:rPr>
             <w:rStyle w:val="Hyperlink"/>
@@ -6340,7 +6340,7 @@
             <w:noProof/>
             <w:webHidden/>
           </w:rPr>
-          <w:instrText xml:space="preserve"> PAGEREF _Toc228361037 \h </w:instrText>
+          <w:instrText xml:space="preserve"> PAGEREF _Toc230086682 \h </w:instrText>
         </w:r>
         <w:r>
           <w:rPr>
@@ -6360,7 +6360,7 @@
             <w:noProof/>
             <w:webHidden/>
           </w:rPr>
-          <w:t>61</w:t>
+          <w:t>62</w:t>
         </w:r>
         <w:r>
           <w:rPr>
@@ -6388,7 +6388,7 @@
           <w14:ligatures w14:val="standardContextual"/>
         </w:rPr>
       </w:pPr>
-      <w:hyperlink w:anchor="_Toc228361038" w:history="1">
+      <w:hyperlink w:anchor="_Toc230086683" w:history="1">
         <w:r>
           <w:rPr>
             <w:rStyle w:val="Hyperlink"/>
@@ -6434,7 +6434,7 @@
             <w:noProof/>
             <w:webHidden/>
           </w:rPr>
-          <w:instrText xml:space="preserve"> PAGEREF _Toc228361038 \h </w:instrText>
+          <w:instrText xml:space="preserve"> PAGEREF _Toc230086683 \h </w:instrText>
         </w:r>
         <w:r>
           <w:rPr>
@@ -6454,7 +6454,7 @@
             <w:noProof/>
             <w:webHidden/>
           </w:rPr>
-          <w:t>61</w:t>
+          <w:t>62</w:t>
         </w:r>
         <w:r>
           <w:rPr>
@@ -6482,7 +6482,7 @@
           <w14:ligatures w14:val="standardContextual"/>
         </w:rPr>
       </w:pPr>
-      <w:hyperlink w:anchor="_Toc228361039" w:history="1">
+      <w:hyperlink w:anchor="_Toc230086684" w:history="1">
         <w:r>
           <w:rPr>
             <w:rStyle w:val="Hyperlink"/>
@@ -6528,7 +6528,7 @@
             <w:noProof/>
             <w:webHidden/>
           </w:rPr>
-          <w:instrText xml:space="preserve"> PAGEREF _Toc228361039 \h </w:instrText>
+          <w:instrText xml:space="preserve"> PAGEREF _Toc230086684 \h </w:instrText>
         </w:r>
         <w:r>
           <w:rPr>
@@ -6548,7 +6548,7 @@
             <w:noProof/>
             <w:webHidden/>
           </w:rPr>
-          <w:t>61</w:t>
+          <w:t>62</w:t>
         </w:r>
         <w:r>
           <w:rPr>
@@ -6576,7 +6576,7 @@
           <w14:ligatures w14:val="standardContextual"/>
         </w:rPr>
       </w:pPr>
-      <w:hyperlink w:anchor="_Toc228361040" w:history="1">
+      <w:hyperlink w:anchor="_Toc230086685" w:history="1">
         <w:r>
           <w:rPr>
             <w:rStyle w:val="Hyperlink"/>
@@ -6622,7 +6622,7 @@
             <w:noProof/>
             <w:webHidden/>
           </w:rPr>
-          <w:instrText xml:space="preserve"> PAGEREF _Toc228361040 \h </w:instrText>
+          <w:instrText xml:space="preserve"> PAGEREF _Toc230086685 \h </w:instrText>
         </w:r>
         <w:r>
           <w:rPr>
@@ -6642,7 +6642,7 @@
             <w:noProof/>
             <w:webHidden/>
           </w:rPr>
-          <w:t>61</w:t>
+          <w:t>62</w:t>
         </w:r>
         <w:r>
           <w:rPr>
@@ -6670,7 +6670,7 @@
           <w14:ligatures w14:val="standardContextual"/>
         </w:rPr>
       </w:pPr>
-      <w:hyperlink w:anchor="_Toc228361041" w:history="1">
+      <w:hyperlink w:anchor="_Toc230086686" w:history="1">
         <w:r>
           <w:rPr>
             <w:rStyle w:val="Hyperlink"/>
@@ -6716,7 +6716,7 @@
             <w:noProof/>
             <w:webHidden/>
           </w:rPr>
-          <w:instrText xml:space="preserve"> PAGEREF _Toc228361041 \h </w:instrText>
+          <w:instrText xml:space="preserve"> PAGEREF _Toc230086686 \h </w:instrText>
         </w:r>
         <w:r>
           <w:rPr>
@@ -6736,7 +6736,7 @@
             <w:noProof/>
             <w:webHidden/>
           </w:rPr>
-          <w:t>62</w:t>
+          <w:t>63</w:t>
         </w:r>
         <w:r>
           <w:rPr>
@@ -6764,7 +6764,7 @@
           <w14:ligatures w14:val="standardContextual"/>
         </w:rPr>
       </w:pPr>
-      <w:hyperlink w:anchor="_Toc228361042" w:history="1">
+      <w:hyperlink w:anchor="_Toc230086687" w:history="1">
         <w:r>
           <w:rPr>
             <w:rStyle w:val="Hyperlink"/>
@@ -6810,7 +6810,7 @@
             <w:noProof/>
             <w:webHidden/>
           </w:rPr>
-          <w:instrText xml:space="preserve"> PAGEREF _Toc228361042 \h </w:instrText>
+          <w:instrText xml:space="preserve"> PAGEREF _Toc230086687 \h </w:instrText>
         </w:r>
         <w:r>
           <w:rPr>
@@ -6830,7 +6830,7 @@
             <w:noProof/>
             <w:webHidden/>
           </w:rPr>
-          <w:t>62</w:t>
+          <w:t>63</w:t>
         </w:r>
         <w:r>
           <w:rPr>
@@ -6858,7 +6858,7 @@
           <w14:ligatures w14:val="standardContextual"/>
         </w:rPr>
       </w:pPr>
-      <w:hyperlink w:anchor="_Toc228361043" w:history="1">
+      <w:hyperlink w:anchor="_Toc230086688" w:history="1">
         <w:r>
           <w:rPr>
             <w:rStyle w:val="Hyperlink"/>
@@ -6904,7 +6904,7 @@
             <w:noProof/>
             <w:webHidden/>
           </w:rPr>
-          <w:instrText xml:space="preserve"> PAGEREF _Toc228361043 \h </w:instrText>
+          <w:instrText xml:space="preserve"> PAGEREF _Toc230086688 \h </w:instrText>
         </w:r>
         <w:r>
           <w:rPr>
@@ -6924,7 +6924,7 @@
             <w:noProof/>
             <w:webHidden/>
           </w:rPr>
-          <w:t>63</w:t>
+          <w:t>64</w:t>
         </w:r>
         <w:r>
           <w:rPr>
@@ -6948,7 +6948,7 @@
           <w14:ligatures w14:val="standardContextual"/>
         </w:rPr>
       </w:pPr>
-      <w:hyperlink w:anchor="_Toc228361044" w:history="1">
+      <w:hyperlink w:anchor="_Toc230086689" w:history="1">
         <w:r>
           <w:rPr>
             <w:rStyle w:val="Hyperlink"/>
@@ -6975,7 +6975,7 @@
             <w:noProof/>
             <w:webHidden/>
           </w:rPr>
-          <w:instrText xml:space="preserve"> PAGEREF _Toc228361044 \h </w:instrText>
+          <w:instrText xml:space="preserve"> PAGEREF _Toc230086689 \h </w:instrText>
         </w:r>
         <w:r>
           <w:rPr>
@@ -6995,7 +6995,7 @@
             <w:noProof/>
             <w:webHidden/>
           </w:rPr>
-          <w:t>65</w:t>
+          <w:t>66</w:t>
         </w:r>
         <w:r>
           <w:rPr>
@@ -7022,7 +7022,7 @@
         <w:pStyle w:val="SECTION"/>
       </w:pPr>
       <w:bookmarkStart w:id="11" w:name="_Toc49105238"/>
-      <w:bookmarkStart w:id="12" w:name="_Toc228360991"/>
+      <w:bookmarkStart w:id="12" w:name="_Toc230086636"/>
       <w:r>
         <w:lastRenderedPageBreak/>
         <w:t>DANH MỤC TỪ VIẾT TẮT</w:t>
@@ -7306,7 +7306,7 @@
           <w:noProof/>
         </w:rPr>
       </w:pPr>
-      <w:bookmarkStart w:id="14" w:name="_Toc228360992"/>
+      <w:bookmarkStart w:id="14" w:name="_Toc230086637"/>
       <w:r>
         <w:lastRenderedPageBreak/>
         <w:t>DANH MỤC HÌNH VẼ</w:t>
@@ -7402,7 +7402,7 @@
             <w:noProof/>
             <w:webHidden/>
           </w:rPr>
-          <w:t>25</w:t>
+          <w:t>26</w:t>
         </w:r>
         <w:r>
           <w:rPr>
@@ -7492,7 +7492,7 @@
             <w:noProof/>
             <w:webHidden/>
           </w:rPr>
-          <w:t>27</w:t>
+          <w:t>28</w:t>
         </w:r>
         <w:r>
           <w:rPr>
@@ -7672,7 +7672,7 @@
             <w:noProof/>
             <w:webHidden/>
           </w:rPr>
-          <w:t>28</w:t>
+          <w:t>29</w:t>
         </w:r>
         <w:r>
           <w:rPr>
@@ -7769,7 +7769,7 @@
             <w:noProof/>
             <w:webHidden/>
           </w:rPr>
-          <w:t>30</w:t>
+          <w:t>31</w:t>
         </w:r>
         <w:r>
           <w:rPr>
@@ -7859,7 +7859,7 @@
             <w:noProof/>
             <w:webHidden/>
           </w:rPr>
-          <w:t>32</w:t>
+          <w:t>33</w:t>
         </w:r>
         <w:r>
           <w:rPr>
@@ -7949,7 +7949,7 @@
             <w:noProof/>
             <w:webHidden/>
           </w:rPr>
-          <w:t>32</w:t>
+          <w:t>33</w:t>
         </w:r>
         <w:r>
           <w:rPr>
@@ -8046,7 +8046,7 @@
             <w:noProof/>
             <w:webHidden/>
           </w:rPr>
-          <w:t>34</w:t>
+          <w:t>35</w:t>
         </w:r>
         <w:r>
           <w:rPr>
@@ -8143,7 +8143,7 @@
             <w:noProof/>
             <w:webHidden/>
           </w:rPr>
-          <w:t>36</w:t>
+          <w:t>37</w:t>
         </w:r>
         <w:r>
           <w:rPr>
@@ -8225,7 +8225,7 @@
             <w:noProof/>
             <w:webHidden/>
           </w:rPr>
-          <w:t>37</w:t>
+          <w:t>38</w:t>
         </w:r>
         <w:r>
           <w:rPr>
@@ -8315,7 +8315,7 @@
             <w:noProof/>
             <w:webHidden/>
           </w:rPr>
-          <w:t>39</w:t>
+          <w:t>40</w:t>
         </w:r>
         <w:r>
           <w:rPr>
@@ -8405,7 +8405,7 @@
             <w:noProof/>
             <w:webHidden/>
           </w:rPr>
-          <w:t>40</w:t>
+          <w:t>41</w:t>
         </w:r>
         <w:r>
           <w:rPr>
@@ -8495,7 +8495,7 @@
             <w:noProof/>
             <w:webHidden/>
           </w:rPr>
-          <w:t>41</w:t>
+          <w:t>42</w:t>
         </w:r>
         <w:r>
           <w:rPr>
@@ -8585,7 +8585,7 @@
             <w:noProof/>
             <w:webHidden/>
           </w:rPr>
-          <w:t>42</w:t>
+          <w:t>43</w:t>
         </w:r>
         <w:r>
           <w:rPr>
@@ -8675,7 +8675,7 @@
             <w:noProof/>
             <w:webHidden/>
           </w:rPr>
-          <w:t>43</w:t>
+          <w:t>45</w:t>
         </w:r>
         <w:r>
           <w:rPr>
@@ -8765,7 +8765,7 @@
             <w:noProof/>
             <w:webHidden/>
           </w:rPr>
-          <w:t>46</w:t>
+          <w:t>48</w:t>
         </w:r>
         <w:r>
           <w:rPr>
@@ -8870,7 +8870,7 @@
             <w:noProof/>
             <w:webHidden/>
           </w:rPr>
-          <w:t>49</w:t>
+          <w:t>51</w:t>
         </w:r>
         <w:r>
           <w:rPr>
@@ -8975,7 +8975,7 @@
             <w:noProof/>
             <w:webHidden/>
           </w:rPr>
-          <w:t>50</w:t>
+          <w:t>51</w:t>
         </w:r>
         <w:r>
           <w:rPr>
@@ -9080,7 +9080,7 @@
             <w:noProof/>
             <w:webHidden/>
           </w:rPr>
-          <w:t>50</w:t>
+          <w:t>52</w:t>
         </w:r>
         <w:r>
           <w:rPr>
@@ -9185,7 +9185,7 @@
             <w:noProof/>
             <w:webHidden/>
           </w:rPr>
-          <w:t>51</w:t>
+          <w:t>52</w:t>
         </w:r>
         <w:r>
           <w:rPr>
@@ -9275,7 +9275,7 @@
             <w:noProof/>
             <w:webHidden/>
           </w:rPr>
-          <w:t>51</w:t>
+          <w:t>53</w:t>
         </w:r>
         <w:r>
           <w:rPr>
@@ -9365,7 +9365,7 @@
             <w:noProof/>
             <w:webHidden/>
           </w:rPr>
-          <w:t>52</w:t>
+          <w:t>53</w:t>
         </w:r>
         <w:r>
           <w:rPr>
@@ -9455,7 +9455,7 @@
             <w:noProof/>
             <w:webHidden/>
           </w:rPr>
-          <w:t>52</w:t>
+          <w:t>53</w:t>
         </w:r>
         <w:r>
           <w:rPr>
@@ -9545,7 +9545,7 @@
             <w:noProof/>
             <w:webHidden/>
           </w:rPr>
-          <w:t>52</w:t>
+          <w:t>54</w:t>
         </w:r>
         <w:r>
           <w:rPr>
@@ -9635,7 +9635,7 @@
             <w:noProof/>
             <w:webHidden/>
           </w:rPr>
-          <w:t>53</w:t>
+          <w:t>54</w:t>
         </w:r>
         <w:r>
           <w:rPr>
@@ -9725,7 +9725,7 @@
             <w:noProof/>
             <w:webHidden/>
           </w:rPr>
-          <w:t>53</w:t>
+          <w:t>55</w:t>
         </w:r>
         <w:r>
           <w:rPr>
@@ -9815,7 +9815,7 @@
             <w:noProof/>
             <w:webHidden/>
           </w:rPr>
-          <w:t>54</w:t>
+          <w:t>55</w:t>
         </w:r>
         <w:r>
           <w:rPr>
@@ -9905,7 +9905,7 @@
             <w:noProof/>
             <w:webHidden/>
           </w:rPr>
-          <w:t>54</w:t>
+          <w:t>56</w:t>
         </w:r>
         <w:r>
           <w:rPr>
@@ -9995,7 +9995,7 @@
             <w:noProof/>
             <w:webHidden/>
           </w:rPr>
-          <w:t>55</w:t>
+          <w:t>56</w:t>
         </w:r>
         <w:r>
           <w:rPr>
@@ -10085,7 +10085,7 @@
             <w:noProof/>
             <w:webHidden/>
           </w:rPr>
-          <w:t>55</w:t>
+          <w:t>57</w:t>
         </w:r>
         <w:r>
           <w:rPr>
@@ -10175,7 +10175,7 @@
             <w:noProof/>
             <w:webHidden/>
           </w:rPr>
-          <w:t>56</w:t>
+          <w:t>57</w:t>
         </w:r>
         <w:r>
           <w:rPr>
@@ -10265,7 +10265,7 @@
             <w:noProof/>
             <w:webHidden/>
           </w:rPr>
-          <w:t>56</w:t>
+          <w:t>58</w:t>
         </w:r>
         <w:r>
           <w:rPr>
@@ -10355,7 +10355,7 @@
             <w:noProof/>
             <w:webHidden/>
           </w:rPr>
-          <w:t>57</w:t>
+          <w:t>58</w:t>
         </w:r>
         <w:r>
           <w:rPr>
@@ -10445,7 +10445,7 @@
             <w:noProof/>
             <w:webHidden/>
           </w:rPr>
-          <w:t>57</w:t>
+          <w:t>59</w:t>
         </w:r>
         <w:r>
           <w:rPr>
@@ -10535,7 +10535,7 @@
             <w:noProof/>
             <w:webHidden/>
           </w:rPr>
-          <w:t>58</w:t>
+          <w:t>59</w:t>
         </w:r>
         <w:r>
           <w:rPr>
@@ -10625,7 +10625,7 @@
             <w:noProof/>
             <w:webHidden/>
           </w:rPr>
-          <w:t>58</w:t>
+          <w:t>60</w:t>
         </w:r>
         <w:r>
           <w:rPr>
@@ -10715,7 +10715,7 @@
             <w:noProof/>
             <w:webHidden/>
           </w:rPr>
-          <w:t>59</w:t>
+          <w:t>60</w:t>
         </w:r>
         <w:r>
           <w:rPr>
@@ -10805,7 +10805,7 @@
             <w:noProof/>
             <w:webHidden/>
           </w:rPr>
-          <w:t>59</w:t>
+          <w:t>61</w:t>
         </w:r>
         <w:r>
           <w:rPr>
@@ -10895,7 +10895,7 @@
             <w:noProof/>
             <w:webHidden/>
           </w:rPr>
-          <w:t>60</w:t>
+          <w:t>61</w:t>
         </w:r>
         <w:r>
           <w:rPr>
@@ -10936,7 +10936,7 @@
         <w:pStyle w:val="SECTION"/>
       </w:pPr>
       <w:bookmarkStart w:id="15" w:name="_Toc49105237"/>
-      <w:bookmarkStart w:id="16" w:name="_Toc228360993"/>
+      <w:bookmarkStart w:id="16" w:name="_Toc230086638"/>
       <w:r>
         <w:lastRenderedPageBreak/>
         <w:t>DANH MỤC BẢNG</w:t>
@@ -11245,7 +11245,7 @@
             <w:noProof/>
             <w:webHidden/>
           </w:rPr>
-          <w:t>29</w:t>
+          <w:t>30</w:t>
         </w:r>
         <w:r>
           <w:rPr>
@@ -11335,7 +11335,7 @@
             <w:noProof/>
             <w:webHidden/>
           </w:rPr>
-          <w:t>31</w:t>
+          <w:t>32</w:t>
         </w:r>
         <w:r>
           <w:rPr>
@@ -11432,7 +11432,7 @@
             <w:noProof/>
             <w:webHidden/>
           </w:rPr>
-          <w:t>33</w:t>
+          <w:t>34</w:t>
         </w:r>
         <w:r>
           <w:rPr>
@@ -11529,7 +11529,7 @@
             <w:noProof/>
             <w:webHidden/>
           </w:rPr>
-          <w:t>35</w:t>
+          <w:t>36</w:t>
         </w:r>
         <w:r>
           <w:rPr>
@@ -11611,7 +11611,7 @@
             <w:noProof/>
             <w:webHidden/>
           </w:rPr>
-          <w:t>37</w:t>
+          <w:t>38</w:t>
         </w:r>
         <w:r>
           <w:rPr>
@@ -11701,7 +11701,7 @@
             <w:noProof/>
             <w:webHidden/>
           </w:rPr>
-          <w:t>39</w:t>
+          <w:t>40</w:t>
         </w:r>
         <w:r>
           <w:rPr>
@@ -11791,7 +11791,7 @@
             <w:noProof/>
             <w:webHidden/>
           </w:rPr>
-          <w:t>45</w:t>
+          <w:t>47</w:t>
         </w:r>
         <w:r>
           <w:rPr>
@@ -11881,7 +11881,7 @@
             <w:noProof/>
             <w:webHidden/>
           </w:rPr>
-          <w:t>47</w:t>
+          <w:t>49</w:t>
         </w:r>
         <w:r>
           <w:rPr>
@@ -11924,7 +11924,7 @@
       <w:pPr>
         <w:pStyle w:val="SECTION"/>
       </w:pPr>
-      <w:bookmarkStart w:id="18" w:name="_Toc228360994"/>
+      <w:bookmarkStart w:id="18" w:name="_Toc230086639"/>
       <w:r>
         <w:lastRenderedPageBreak/>
         <w:t>MỞ ĐẦU</w:t>
@@ -12045,7 +12045,7 @@
         </w:rPr>
         <w:br w:type="page"/>
       </w:r>
-      <w:bookmarkStart w:id="19" w:name="_Toc228360995"/>
+      <w:bookmarkStart w:id="19" w:name="_Toc230086640"/>
       <w:r>
         <w:rPr>
           <w:lang w:val="vi-VN"/>
@@ -12063,7 +12063,7 @@
           <w:lang w:val="vi-VN"/>
         </w:rPr>
       </w:pPr>
-      <w:bookmarkStart w:id="20" w:name="_Toc228360996"/>
+      <w:bookmarkStart w:id="20" w:name="_Toc230086641"/>
       <w:r>
         <w:rPr>
           <w:lang w:val="vi-VN"/>
@@ -12142,7 +12142,7 @@
           <w:lang w:val="vi-VN"/>
         </w:rPr>
       </w:pPr>
-      <w:bookmarkStart w:id="23" w:name="_Toc228360997"/>
+      <w:bookmarkStart w:id="23" w:name="_Toc230086642"/>
       <w:r>
         <w:rPr>
           <w:lang w:val="vi-VN"/>
@@ -12196,7 +12196,7 @@
           <w:lang w:val="vi-VN"/>
         </w:rPr>
       </w:pPr>
-      <w:bookmarkStart w:id="24" w:name="_Toc228360998"/>
+      <w:bookmarkStart w:id="24" w:name="_Toc230086643"/>
       <w:r>
         <w:rPr>
           <w:lang w:val="vi-VN"/>
@@ -12213,7 +12213,7 @@
           <w:lang w:val="vi-VN"/>
         </w:rPr>
       </w:pPr>
-      <w:bookmarkStart w:id="25" w:name="_Toc228360999"/>
+      <w:bookmarkStart w:id="25" w:name="_Toc230086644"/>
       <w:r>
         <w:rPr>
           <w:lang w:val="vi-VN"/>
@@ -12286,7 +12286,7 @@
           <w:lang w:val="vi-VN"/>
         </w:rPr>
       </w:pPr>
-      <w:bookmarkStart w:id="26" w:name="_Toc228361000"/>
+      <w:bookmarkStart w:id="26" w:name="_Toc230086645"/>
       <w:r>
         <w:rPr>
           <w:lang w:val="vi-VN"/>
@@ -12483,7 +12483,7 @@
           <w:lang w:val="vi-VN"/>
         </w:rPr>
       </w:pPr>
-      <w:bookmarkStart w:id="27" w:name="_Toc228361001"/>
+      <w:bookmarkStart w:id="27" w:name="_Toc230086646"/>
       <w:r>
         <w:rPr>
           <w:lang w:val="vi-VN"/>
@@ -12656,7 +12656,7 @@
       <w:pPr>
         <w:pStyle w:val="Heading1"/>
       </w:pPr>
-      <w:bookmarkStart w:id="28" w:name="_Toc228361002"/>
+      <w:bookmarkStart w:id="28" w:name="_Toc230086647"/>
       <w:bookmarkEnd w:id="21"/>
       <w:bookmarkEnd w:id="22"/>
       <w:r>
@@ -12718,7 +12718,7 @@
           <w:lang w:val="vi-VN"/>
         </w:rPr>
       </w:pPr>
-      <w:bookmarkStart w:id="29" w:name="_Toc228361003"/>
+      <w:bookmarkStart w:id="29" w:name="_Toc230086648"/>
       <w:r>
         <w:rPr>
           <w:lang w:val="vi-VN"/>
@@ -12734,7 +12734,7 @@
           <w:lang w:val="vi-VN"/>
         </w:rPr>
       </w:pPr>
-      <w:bookmarkStart w:id="30" w:name="_Toc228361004"/>
+      <w:bookmarkStart w:id="30" w:name="_Toc230086649"/>
       <w:r>
         <w:t>Tổng quan</w:t>
       </w:r>
@@ -12786,7 +12786,7 @@
       <w:pPr>
         <w:pStyle w:val="Heading3"/>
       </w:pPr>
-      <w:bookmarkStart w:id="31" w:name="_Toc228361005"/>
+      <w:bookmarkStart w:id="31" w:name="_Toc230086650"/>
       <w:r>
         <w:rPr>
           <w:lang w:val="vi-VN"/>
@@ -12868,7 +12868,7 @@
           <w:lang w:val="vi-VN"/>
         </w:rPr>
       </w:pPr>
-      <w:bookmarkStart w:id="32" w:name="_Toc228361006"/>
+      <w:bookmarkStart w:id="32" w:name="_Toc230086651"/>
       <w:r>
         <w:t>Triển khai</w:t>
       </w:r>
@@ -13023,7 +13023,7 @@
           <w:lang w:val="vi-VN"/>
         </w:rPr>
       </w:pPr>
-      <w:bookmarkStart w:id="33" w:name="_Toc228361007"/>
+      <w:bookmarkStart w:id="33" w:name="_Toc230086652"/>
       <w:r>
         <w:rPr>
           <w:lang w:val="vi-VN"/>
@@ -13045,7 +13045,7 @@
           <w:lang w:val="vi-VN"/>
         </w:rPr>
       </w:pPr>
-      <w:bookmarkStart w:id="34" w:name="_Toc228361008"/>
+      <w:bookmarkStart w:id="34" w:name="_Toc230086653"/>
       <w:r>
         <w:rPr>
           <w:lang w:val="vi-VN"/>
@@ -13083,7 +13083,7 @@
           <w:lang w:val="vi-VN"/>
         </w:rPr>
       </w:pPr>
-      <w:bookmarkStart w:id="35" w:name="_Toc228361009"/>
+      <w:bookmarkStart w:id="35" w:name="_Toc230086654"/>
       <w:r>
         <w:rPr>
           <w:lang w:val="vi-VN"/>
@@ -13232,7 +13232,7 @@
           <w:lang w:val="vi-VN"/>
         </w:rPr>
       </w:pPr>
-      <w:bookmarkStart w:id="36" w:name="_Toc228361010"/>
+      <w:bookmarkStart w:id="36" w:name="_Toc230086655"/>
       <w:r>
         <w:rPr>
           <w:lang w:val="vi-VN"/>
@@ -13248,7 +13248,7 @@
           <w:lang w:val="vi-VN"/>
         </w:rPr>
       </w:pPr>
-      <w:bookmarkStart w:id="37" w:name="_Toc228361011"/>
+      <w:bookmarkStart w:id="37" w:name="_Toc230086656"/>
       <w:r>
         <w:rPr>
           <w:lang w:val="vi-VN"/>
@@ -13283,7 +13283,7 @@
           <w:lang w:val="vi-VN"/>
         </w:rPr>
       </w:pPr>
-      <w:bookmarkStart w:id="38" w:name="_Toc228361012"/>
+      <w:bookmarkStart w:id="38" w:name="_Toc230086657"/>
       <w:r>
         <w:rPr>
           <w:lang w:val="vi-VN"/>
@@ -13349,7 +13349,7 @@
           <w:lang w:val="vi-VN"/>
         </w:rPr>
       </w:pPr>
-      <w:bookmarkStart w:id="39" w:name="_Toc228361013"/>
+      <w:bookmarkStart w:id="39" w:name="_Toc230086658"/>
       <w:r>
         <w:rPr>
           <w:lang w:val="vi-VN"/>
@@ -13530,7 +13530,7 @@
           <w:lang w:val="vi-VN"/>
         </w:rPr>
       </w:pPr>
-      <w:bookmarkStart w:id="40" w:name="_Toc228361014"/>
+      <w:bookmarkStart w:id="40" w:name="_Toc230086659"/>
       <w:r>
         <w:rPr>
           <w:lang w:val="vi-VN"/>
@@ -13544,7 +13544,7 @@
       <w:pPr>
         <w:pStyle w:val="Heading3"/>
       </w:pPr>
-      <w:bookmarkStart w:id="41" w:name="_Toc228361015"/>
+      <w:bookmarkStart w:id="41" w:name="_Toc230086660"/>
       <w:r>
         <w:rPr>
           <w:noProof/>
@@ -13642,7 +13642,7 @@
           <w:lang w:val="vi-VN"/>
         </w:rPr>
       </w:pPr>
-      <w:bookmarkStart w:id="42" w:name="_Toc228361016"/>
+      <w:bookmarkStart w:id="42" w:name="_Toc230086661"/>
       <w:r>
         <w:rPr>
           <w:lang w:val="vi-VN"/>
@@ -13706,7 +13706,7 @@
           <w:lang w:val="vi-VN"/>
         </w:rPr>
       </w:pPr>
-      <w:bookmarkStart w:id="43" w:name="_Toc228361017"/>
+      <w:bookmarkStart w:id="43" w:name="_Toc230086662"/>
       <w:r>
         <w:rPr>
           <w:lang w:val="vi-VN"/>
@@ -13764,7 +13764,7 @@
           <w:lang w:val="vi-VN"/>
         </w:rPr>
       </w:pPr>
-      <w:bookmarkStart w:id="44" w:name="_Toc228361018"/>
+      <w:bookmarkStart w:id="44" w:name="_Toc230086663"/>
       <w:r>
         <w:rPr>
           <w:lang w:val="vi-VN"/>
@@ -13780,7 +13780,7 @@
           <w:lang w:val="vi-VN"/>
         </w:rPr>
       </w:pPr>
-      <w:bookmarkStart w:id="45" w:name="_Toc228361019"/>
+      <w:bookmarkStart w:id="45" w:name="_Toc230086664"/>
       <w:r>
         <w:t>Docker</w:t>
       </w:r>
@@ -13903,7 +13903,7 @@
       <w:pPr>
         <w:pStyle w:val="Heading3"/>
       </w:pPr>
-      <w:bookmarkStart w:id="46" w:name="_Toc228361020"/>
+      <w:bookmarkStart w:id="46" w:name="_Toc230086665"/>
       <w:r>
         <w:t>Amazon Web Services - AWS (Nền tảng điện toán đám mây)</w:t>
       </w:r>
@@ -14146,7 +14146,7 @@
           <w:lang w:val="vi-VN"/>
         </w:rPr>
       </w:pPr>
-      <w:bookmarkStart w:id="47" w:name="_Toc228361021"/>
+      <w:bookmarkStart w:id="47" w:name="_Toc230086666"/>
       <w:r>
         <w:rPr>
           <w:lang w:val="vi-VN"/>
@@ -14163,7 +14163,7 @@
           <w:lang w:val="vi-VN"/>
         </w:rPr>
       </w:pPr>
-      <w:bookmarkStart w:id="48" w:name="_Toc228361022"/>
+      <w:bookmarkStart w:id="48" w:name="_Toc230086667"/>
       <w:r>
         <w:t>Tổng quan</w:t>
       </w:r>
@@ -14359,7 +14359,7 @@
           <w:lang w:val="vi-VN"/>
         </w:rPr>
       </w:pPr>
-      <w:bookmarkStart w:id="49" w:name="_Toc228361023"/>
+      <w:bookmarkStart w:id="49" w:name="_Toc230086668"/>
       <w:r>
         <w:rPr>
           <w:lang w:val="vi-VN"/>
@@ -14372,7 +14372,7 @@
       <w:pPr>
         <w:pStyle w:val="Heading3"/>
       </w:pPr>
-      <w:bookmarkStart w:id="50" w:name="_Toc228361024"/>
+      <w:bookmarkStart w:id="50" w:name="_Toc230086669"/>
       <w:r>
         <w:rPr>
           <w:lang w:val="vi-VN"/>
@@ -14620,6 +14620,7 @@
         <w:rPr>
           <w:b/>
           <w:bCs/>
+          <w:lang w:val="en-US"/>
         </w:rPr>
       </w:pPr>
       <w:r>
@@ -14639,6 +14640,21 @@
     </w:p>
     <w:p>
       <w:pPr>
+        <w:ind w:firstLine="540"/>
+        <w:rPr>
+          <w:lang w:val="en-US"/>
+        </w:rPr>
+      </w:pPr>
+      <w:r>
+        <w:rPr>
+          <w:lang w:val="en-US"/>
+        </w:rPr>
+        <w:t>Hệ thống được thiết kế với ba đối tượng người dùng chính, mỗi đối tượng các vai trò và mức độ truy cập, quyền hạn khác nhau.</w:t>
+      </w:r>
+    </w:p>
+    <w:p>
+      <w:pPr>
+        <w:spacing w:after="0"/>
         <w:ind w:firstLine="567"/>
         <w:jc w:val="both"/>
         <w:rPr>
@@ -14688,68 +14704,144 @@
         </w:rPr>
         <w:t>:</w:t>
       </w:r>
-      <w:r>
+    </w:p>
+    <w:p>
+      <w:pPr>
+        <w:pStyle w:val="ListParagraph"/>
+        <w:numPr>
+          <w:ilvl w:val="0"/>
+          <w:numId w:val="21"/>
+        </w:numPr>
+        <w:spacing w:line="360" w:lineRule="auto"/>
+        <w:rPr>
+          <w:rFonts w:eastAsia="Times New Roman"/>
+          <w:color w:val="000000"/>
+        </w:rPr>
+      </w:pPr>
+      <w:r>
+        <w:rPr>
+          <w:rFonts w:eastAsia="Times New Roman"/>
+          <w:color w:val="000000"/>
+        </w:rPr>
+        <w:t xml:space="preserve">Quản trị dữ liệu: </w:t>
+      </w:r>
+      <w:r>
+        <w:rPr>
+          <w:rFonts w:eastAsia="Times New Roman"/>
+          <w:color w:val="000000"/>
+        </w:rPr>
+        <w:t>Thực hiện các thao tác thêm, sửa, xóa và quản lý danh mục dữ liệu cốt lõi của hệ thống.</w:t>
+      </w:r>
+    </w:p>
+    <w:p>
+      <w:pPr>
+        <w:pStyle w:val="ListParagraph"/>
+        <w:numPr>
+          <w:ilvl w:val="0"/>
+          <w:numId w:val="21"/>
+        </w:numPr>
+        <w:spacing w:line="360" w:lineRule="auto"/>
+        <w:rPr>
+          <w:rFonts w:eastAsia="Times New Roman"/>
+          <w:color w:val="000000"/>
+        </w:rPr>
+      </w:pPr>
+      <w:r>
+        <w:rPr>
+          <w:rFonts w:eastAsia="Times New Roman"/>
+          <w:color w:val="000000"/>
+        </w:rPr>
+        <w:t xml:space="preserve">Quản lý nhân sự: </w:t>
+      </w:r>
+      <w:r>
+        <w:rPr>
+          <w:rFonts w:eastAsia="Times New Roman"/>
+          <w:color w:val="000000"/>
+        </w:rPr>
+        <w:t>T</w:t>
+      </w:r>
+      <w:r>
+        <w:rPr>
+          <w:rFonts w:eastAsia="Times New Roman"/>
+          <w:color w:val="000000"/>
+        </w:rPr>
+        <w:t>ạo tài khoản cho nhân viên mới</w:t>
+      </w:r>
+      <w:r>
+        <w:rPr>
+          <w:rFonts w:eastAsia="Times New Roman"/>
+          <w:color w:val="000000"/>
+        </w:rPr>
+        <w:t>.</w:t>
+      </w:r>
+      <w:r>
+        <w:rPr>
+          <w:rFonts w:eastAsia="Times New Roman"/>
+          <w:color w:val="000000"/>
+        </w:rPr>
+        <w:t xml:space="preserve"> </w:t>
+      </w:r>
+      <w:r>
+        <w:rPr>
+          <w:rFonts w:eastAsia="Times New Roman"/>
+          <w:color w:val="000000"/>
+        </w:rPr>
+        <w:t>P</w:t>
+      </w:r>
+      <w:r>
+        <w:rPr>
+          <w:rFonts w:eastAsia="Times New Roman"/>
+          <w:color w:val="000000"/>
+        </w:rPr>
+        <w:t>hê duyệt và điều phối lịch làm việc, đơn xin nghỉ phép của đội ngũ Staff.</w:t>
+      </w:r>
+    </w:p>
+    <w:p>
+      <w:pPr>
+        <w:pStyle w:val="ListParagraph"/>
+        <w:numPr>
+          <w:ilvl w:val="0"/>
+          <w:numId w:val="21"/>
+        </w:numPr>
+        <w:spacing w:line="360" w:lineRule="auto"/>
+        <w:rPr>
+          <w:rFonts w:eastAsia="Times New Roman"/>
+          <w:color w:val="000000"/>
+        </w:rPr>
+      </w:pPr>
+      <w:r>
+        <w:rPr>
+          <w:rFonts w:eastAsia="Times New Roman"/>
+          <w:color w:val="000000"/>
+        </w:rPr>
+        <w:t xml:space="preserve">Thống kê </w:t>
+      </w:r>
+      <w:r>
+        <w:rPr>
+          <w:rFonts w:eastAsia="Times New Roman"/>
+          <w:color w:val="000000"/>
+        </w:rPr>
+        <w:t>và</w:t>
+      </w:r>
+      <w:r>
+        <w:rPr>
+          <w:rFonts w:eastAsia="Times New Roman"/>
+          <w:color w:val="000000"/>
+        </w:rPr>
+        <w:t xml:space="preserve"> Báo cáo: Theo dõi biểu đồ doanh thu, báo cáo thu chi chi tiết theo các mốc thời gian (tháng, quý, năm) để hỗ trợ ra quyết định kinh doanh.</w:t>
+      </w:r>
+    </w:p>
+    <w:p>
+      <w:pPr>
+        <w:spacing w:after="0"/>
+        <w:ind w:firstLine="567"/>
+        <w:jc w:val="both"/>
         <w:rPr>
           <w:rFonts w:eastAsia="Times New Roman" w:cs="Times New Roman"/>
           <w:color w:val="000000"/>
           <w:szCs w:val="26"/>
-        </w:rPr>
-        <w:t xml:space="preserve"> </w:t>
-      </w:r>
-      <w:r>
-        <w:rPr>
-          <w:rFonts w:eastAsia="Times New Roman" w:cs="Times New Roman"/>
-          <w:color w:val="000000"/>
-          <w:szCs w:val="26"/>
-        </w:rPr>
-        <w:t>Admin c</w:t>
-      </w:r>
-      <w:r>
-        <w:rPr>
-          <w:rFonts w:eastAsia="Times New Roman" w:cs="Times New Roman"/>
-          <w:color w:val="000000"/>
-          <w:szCs w:val="26"/>
-        </w:rPr>
-        <w:t>ó quyền truy cập và</w:t>
-      </w:r>
-      <w:r>
-        <w:rPr>
-          <w:rFonts w:eastAsia="Times New Roman" w:cs="Times New Roman"/>
-          <w:color w:val="000000"/>
-          <w:szCs w:val="26"/>
-          <w:lang w:val="en-US"/>
-        </w:rPr>
-        <w:t xml:space="preserve"> </w:t>
-      </w:r>
-      <w:r>
-        <w:rPr>
-          <w:rFonts w:eastAsia="Times New Roman" w:cs="Times New Roman"/>
-          <w:color w:val="000000"/>
-          <w:szCs w:val="26"/>
-        </w:rPr>
-        <w:t>quản lý dữ liệu hệ</w:t>
-      </w:r>
-      <w:r>
-        <w:rPr>
-          <w:rFonts w:eastAsia="Times New Roman" w:cs="Times New Roman"/>
-          <w:color w:val="000000"/>
-          <w:szCs w:val="26"/>
-        </w:rPr>
-        <w:t xml:space="preserve"> </w:t>
-      </w:r>
-      <w:r>
-        <w:rPr>
-          <w:rFonts w:eastAsia="Times New Roman" w:cs="Times New Roman"/>
-          <w:color w:val="000000"/>
-          <w:szCs w:val="26"/>
-        </w:rPr>
-        <w:t>thống. Có thể xem và thêm, sửa, xóa các bảng dữ liệu.</w:t>
-      </w:r>
-    </w:p>
-    <w:p>
-      <w:pPr>
-        <w:ind w:firstLine="567"/>
-        <w:jc w:val="both"/>
+          <w:lang w:val="en-US"/>
+        </w:rPr>
       </w:pPr>
       <w:r>
         <w:rPr>
@@ -14782,163 +14874,185 @@
         </w:rPr>
         <w:t>Nhân viên:</w:t>
       </w:r>
-      <w:r>
-        <w:rPr>
-          <w:rFonts w:eastAsia="Times New Roman" w:cs="Times New Roman"/>
+    </w:p>
+    <w:p>
+      <w:pPr>
+        <w:pStyle w:val="ListParagraph"/>
+        <w:numPr>
+          <w:ilvl w:val="0"/>
+          <w:numId w:val="21"/>
+        </w:numPr>
+        <w:spacing w:line="360" w:lineRule="auto"/>
+        <w:rPr>
+          <w:rFonts w:eastAsia="Times New Roman"/>
           <w:color w:val="000000"/>
-          <w:szCs w:val="26"/>
-        </w:rPr>
-        <w:t xml:space="preserve"> Staff có các chức năng </w:t>
-      </w:r>
-      <w:r>
-        <w:rPr>
-          <w:rFonts w:eastAsia="Times New Roman" w:cs="Times New Roman"/>
+        </w:rPr>
+      </w:pPr>
+      <w:r>
+        <w:rPr>
+          <w:rFonts w:eastAsia="Times New Roman"/>
           <w:color w:val="000000"/>
-          <w:szCs w:val="26"/>
-          <w:lang w:val="en-US"/>
-        </w:rPr>
-        <w:t>cơ bản của người dùng (</w:t>
-      </w:r>
-      <w:r>
-        <w:rPr>
-          <w:rFonts w:eastAsia="Times New Roman" w:cs="Times New Roman"/>
+        </w:rPr>
+        <w:t>Quản lý công việc</w:t>
+      </w:r>
+      <w:r>
+        <w:rPr>
+          <w:rFonts w:eastAsia="Times New Roman"/>
           <w:color w:val="000000"/>
-          <w:szCs w:val="26"/>
-        </w:rPr>
-        <w:t>đăng nhập, đăng xuất</w:t>
-      </w:r>
-      <w:r>
-        <w:rPr>
-          <w:rFonts w:eastAsia="Times New Roman" w:cs="Times New Roman"/>
+        </w:rPr>
+        <w:t xml:space="preserve"> cá nhân</w:t>
+      </w:r>
+      <w:r>
+        <w:rPr>
+          <w:rFonts w:eastAsia="Times New Roman"/>
           <w:color w:val="000000"/>
-          <w:szCs w:val="26"/>
-        </w:rPr>
-        <w:t xml:space="preserve">, </w:t>
-      </w:r>
-      <w:r>
-        <w:t>cập nhật thông tin tài khoản, thay đổi mật khẩu</w:t>
-      </w:r>
-      <w:r>
-        <w:rPr>
-          <w:lang w:val="en-US"/>
-        </w:rPr>
-        <w:t>)</w:t>
-      </w:r>
-      <w:r>
-        <w:rPr>
-          <w:rFonts w:eastAsia="Times New Roman" w:cs="Times New Roman"/>
+        </w:rPr>
+        <w:t>: Đăng ký lịch làm việc cá nhân; theo dõi danh sách khách hàng đặt lịc</w:t>
+      </w:r>
+      <w:r>
+        <w:rPr>
+          <w:rFonts w:eastAsia="Times New Roman"/>
           <w:color w:val="000000"/>
-          <w:szCs w:val="26"/>
-        </w:rPr>
-        <w:t xml:space="preserve"> trên </w:t>
-      </w:r>
-      <w:r>
-        <w:rPr>
-          <w:rFonts w:eastAsia="Times New Roman" w:cs="Times New Roman"/>
+        </w:rPr>
+        <w:t>h</w:t>
+      </w:r>
+      <w:r>
+        <w:rPr>
+          <w:rFonts w:eastAsia="Times New Roman"/>
           <w:color w:val="000000"/>
-          <w:szCs w:val="26"/>
-        </w:rPr>
-        <w:t>ứng dụng nhưng không có quyền quản lý</w:t>
-      </w:r>
-      <w:r>
-        <w:rPr>
-          <w:rFonts w:eastAsia="Times New Roman" w:cs="Times New Roman"/>
+        </w:rPr>
+        <w:t>.</w:t>
+      </w:r>
+    </w:p>
+    <w:p>
+      <w:pPr>
+        <w:pStyle w:val="ListParagraph"/>
+        <w:numPr>
+          <w:ilvl w:val="0"/>
+          <w:numId w:val="21"/>
+        </w:numPr>
+        <w:spacing w:line="360" w:lineRule="auto"/>
+        <w:rPr>
+          <w:rFonts w:eastAsia="Times New Roman"/>
           <w:color w:val="000000"/>
-          <w:szCs w:val="26"/>
-          <w:lang w:val="en-US"/>
-        </w:rPr>
-        <w:t xml:space="preserve"> hệ thống</w:t>
-      </w:r>
-      <w:r>
-        <w:rPr>
-          <w:rFonts w:eastAsia="Times New Roman" w:cs="Times New Roman"/>
+        </w:rPr>
+      </w:pPr>
+      <w:r>
+        <w:rPr>
+          <w:rFonts w:eastAsia="Times New Roman"/>
           <w:color w:val="000000"/>
-          <w:szCs w:val="26"/>
-        </w:rPr>
-        <w:t>. Staff sẽ được Admin cung cấp tài khoản khi vào làm. Staff có thể quản lịch làm việc cá nhân và xin ngh</w:t>
-      </w:r>
-      <w:r>
-        <w:rPr>
-          <w:rFonts w:eastAsia="Times New Roman" w:cs="Times New Roman"/>
+        </w:rPr>
+        <w:t>Ghi chú chuyên môn: Thực hiện ghi chú tiến độ tập luyện trên hồ sơ khách hàng, giúp đồng bộ hóa dữ liệu huấn luyện giữa các nhân viên.</w:t>
+      </w:r>
+      <w:r>
+        <w:rPr>
+          <w:rFonts w:eastAsia="Times New Roman"/>
           <w:color w:val="000000"/>
-          <w:szCs w:val="26"/>
-          <w:lang w:val="en-US"/>
-        </w:rPr>
-        <w:t>ỉ phép</w:t>
-      </w:r>
-      <w:r>
-        <w:rPr>
-          <w:rFonts w:eastAsia="Times New Roman" w:cs="Times New Roman"/>
+        </w:rPr>
+        <w:t xml:space="preserve"> </w:t>
+      </w:r>
+      <w:r>
+        <w:rPr>
+          <w:rFonts w:eastAsia="Times New Roman"/>
           <w:color w:val="000000"/>
-          <w:szCs w:val="26"/>
-        </w:rPr>
-        <w:t xml:space="preserve">. Staff </w:t>
-      </w:r>
-      <w:r>
-        <w:rPr>
-          <w:rFonts w:eastAsia="Times New Roman" w:cs="Times New Roman"/>
+        </w:rPr>
+        <w:t>Tiến hành đo</w:t>
+      </w:r>
+      <w:r>
+        <w:rPr>
+          <w:rFonts w:eastAsia="Times New Roman"/>
           <w:color w:val="000000"/>
-          <w:szCs w:val="26"/>
-          <w:lang w:val="en-US"/>
-        </w:rPr>
-        <w:t>có thể</w:t>
-      </w:r>
-      <w:r>
-        <w:rPr>
-          <w:rFonts w:eastAsia="Times New Roman" w:cs="Times New Roman"/>
+        </w:rPr>
+        <w:t xml:space="preserve"> các chỉ số (cân nặng, chiều cao, tỷ lệ mỡ, khối lượng cơ bắp, …) </w:t>
+      </w:r>
+      <w:r>
+        <w:rPr>
+          <w:rFonts w:eastAsia="Times New Roman"/>
           <w:color w:val="000000"/>
-          <w:szCs w:val="26"/>
-        </w:rPr>
-        <w:t xml:space="preserve"> </w:t>
-      </w:r>
-      <w:r>
-        <w:rPr>
-          <w:rFonts w:eastAsia="Times New Roman" w:cs="Times New Roman"/>
+        </w:rPr>
+        <w:t xml:space="preserve">và cập nhật định kỳ các chỉ số </w:t>
+      </w:r>
+      <w:r>
+        <w:rPr>
+          <w:rFonts w:eastAsia="Times New Roman"/>
           <w:color w:val="000000"/>
-          <w:szCs w:val="26"/>
-          <w:lang w:val="en-US"/>
-        </w:rPr>
-        <w:t>theo dõi</w:t>
-      </w:r>
-      <w:r>
-        <w:rPr>
-          <w:rFonts w:eastAsia="Times New Roman" w:cs="Times New Roman"/>
+        </w:rPr>
+        <w:t>cơ thể</w:t>
+      </w:r>
+      <w:r>
+        <w:rPr>
+          <w:rFonts w:eastAsia="Times New Roman"/>
           <w:color w:val="000000"/>
-          <w:szCs w:val="26"/>
-        </w:rPr>
-        <w:t xml:space="preserve"> </w:t>
-      </w:r>
-      <w:r>
-        <w:rPr>
-          <w:rFonts w:eastAsia="Times New Roman" w:cs="Times New Roman"/>
+        </w:rPr>
+        <w:t xml:space="preserve"> của khách hàng</w:t>
+      </w:r>
+      <w:r>
+        <w:rPr>
+          <w:rFonts w:eastAsia="Times New Roman"/>
           <w:color w:val="000000"/>
-          <w:szCs w:val="26"/>
-        </w:rPr>
-        <w:t xml:space="preserve">lương </w:t>
-      </w:r>
-      <w:r>
-        <w:rPr>
-          <w:rFonts w:eastAsia="Times New Roman" w:cs="Times New Roman"/>
+        </w:rPr>
+        <w:t>.</w:t>
+      </w:r>
+    </w:p>
+    <w:p>
+      <w:pPr>
+        <w:pStyle w:val="ListParagraph"/>
+        <w:numPr>
+          <w:ilvl w:val="0"/>
+          <w:numId w:val="21"/>
+        </w:numPr>
+        <w:spacing w:line="360" w:lineRule="auto"/>
+        <w:rPr>
+          <w:rFonts w:eastAsia="Times New Roman"/>
           <w:color w:val="000000"/>
-          <w:szCs w:val="26"/>
-          <w:lang w:val="en-US"/>
-        </w:rPr>
-        <w:t>trực tiếp</w:t>
-      </w:r>
-      <w:r>
-        <w:rPr>
-          <w:rFonts w:eastAsia="Times New Roman" w:cs="Times New Roman"/>
+        </w:rPr>
+      </w:pPr>
+      <w:r>
+        <w:rPr>
+          <w:rFonts w:eastAsia="Times New Roman"/>
           <w:color w:val="000000"/>
-          <w:szCs w:val="26"/>
-        </w:rPr>
-        <w:t xml:space="preserve"> trên ứng dụng.</w:t>
-      </w:r>
-      <w:r>
-        <w:t xml:space="preserve"> </w:t>
-      </w:r>
-    </w:p>
-    <w:p>
-      <w:pPr>
+        </w:rPr>
+        <w:t>Quản trị cá nhân: Theo dõi bảng lương chi tiết hàng tháng</w:t>
+      </w:r>
+      <w:r>
+        <w:rPr>
+          <w:rFonts w:eastAsia="Times New Roman"/>
+          <w:color w:val="000000"/>
+        </w:rPr>
+        <w:t>. T</w:t>
+      </w:r>
+      <w:r>
+        <w:rPr>
+          <w:rFonts w:eastAsia="Times New Roman"/>
+          <w:color w:val="000000"/>
+        </w:rPr>
+        <w:t>hực hiện quy trình xin nghỉ phép trực tuyến.</w:t>
+      </w:r>
+    </w:p>
+    <w:p>
+      <w:pPr>
+        <w:pStyle w:val="ListParagraph"/>
+        <w:numPr>
+          <w:ilvl w:val="0"/>
+          <w:numId w:val="21"/>
+        </w:numPr>
+        <w:spacing w:line="360" w:lineRule="auto"/>
+        <w:rPr>
+          <w:rFonts w:eastAsia="Times New Roman"/>
+          <w:color w:val="000000"/>
+        </w:rPr>
+      </w:pPr>
+      <w:r>
+        <w:rPr>
+          <w:rFonts w:eastAsia="Times New Roman"/>
+          <w:color w:val="000000"/>
+        </w:rPr>
+        <w:t>Hỗ trợ khách hàng: Tiếp nhận và phản hồi tin nhắn tư vấn từ phía khách hàng.</w:t>
+      </w:r>
+    </w:p>
+    <w:p>
+      <w:pPr>
+        <w:spacing w:after="0"/>
         <w:ind w:firstLine="567"/>
         <w:jc w:val="both"/>
         <w:rPr>
@@ -14963,135 +15077,113 @@
         <w:t>- Khách hàng:</w:t>
       </w:r>
       <w:r>
-        <w:t xml:space="preserve"> Customer</w:t>
-      </w:r>
-      <w:r>
-        <w:rPr>
-          <w:rFonts w:eastAsia="Times New Roman" w:cs="Times New Roman"/>
-          <w:color w:val="000000"/>
-          <w:szCs w:val="26"/>
-        </w:rPr>
-        <w:t xml:space="preserve"> có các chức năng</w:t>
-      </w:r>
-      <w:r>
-        <w:rPr>
-          <w:rFonts w:eastAsia="Times New Roman" w:cs="Times New Roman"/>
-          <w:color w:val="000000"/>
-          <w:szCs w:val="26"/>
-          <w:lang w:val="en-US"/>
-        </w:rPr>
-        <w:t xml:space="preserve"> cơ bản</w:t>
-      </w:r>
-      <w:r>
-        <w:rPr>
-          <w:rFonts w:eastAsia="Times New Roman" w:cs="Times New Roman"/>
-          <w:color w:val="000000"/>
-          <w:szCs w:val="26"/>
-        </w:rPr>
-        <w:t xml:space="preserve"> trên ứng dụng</w:t>
-      </w:r>
-      <w:r>
-        <w:rPr>
-          <w:rFonts w:eastAsia="Times New Roman" w:cs="Times New Roman"/>
-          <w:color w:val="000000"/>
-          <w:szCs w:val="26"/>
-          <w:lang w:val="en-US"/>
-        </w:rPr>
-        <w:t xml:space="preserve">. </w:t>
-      </w:r>
-      <w:r>
-        <w:rPr>
-          <w:rFonts w:eastAsia="Times New Roman" w:cs="Times New Roman"/>
-          <w:color w:val="000000"/>
-          <w:szCs w:val="26"/>
-        </w:rPr>
-        <w:t>Customer có thể</w:t>
-      </w:r>
-      <w:r>
         <w:t xml:space="preserve"> </w:t>
       </w:r>
-      <w:r>
-        <w:rPr>
-          <w:lang w:val="en-US"/>
-        </w:rPr>
-        <w:t xml:space="preserve">trực tiếp </w:t>
-      </w:r>
-      <w:r>
-        <w:t xml:space="preserve">đăng ký </w:t>
-      </w:r>
-      <w:r>
-        <w:rPr>
-          <w:lang w:val="en-US"/>
-        </w:rPr>
-        <w:t>tài khoản</w:t>
-      </w:r>
-      <w:r>
-        <w:t xml:space="preserve"> mới</w:t>
-      </w:r>
-      <w:r>
-        <w:rPr>
-          <w:lang w:val="en-US"/>
-        </w:rPr>
-        <w:t xml:space="preserve"> trên ứng dụng</w:t>
-      </w:r>
-      <w:r>
-        <w:t>.</w:t>
-      </w:r>
-      <w:r>
-        <w:rPr>
-          <w:rFonts w:eastAsia="Times New Roman" w:cs="Times New Roman"/>
-          <w:szCs w:val="26"/>
-          <w:lang w:val="en-US"/>
-        </w:rPr>
-        <w:t xml:space="preserve"> Xem và thanh toán</w:t>
-      </w:r>
-      <w:r>
-        <w:rPr>
-          <w:lang w:val="en-US"/>
-        </w:rPr>
+    </w:p>
+    <w:p>
+      <w:pPr>
+        <w:pStyle w:val="ListParagraph"/>
+        <w:numPr>
+          <w:ilvl w:val="0"/>
+          <w:numId w:val="21"/>
+        </w:numPr>
+        <w:spacing w:line="360" w:lineRule="auto"/>
+      </w:pPr>
+      <w:r>
+        <w:t>Quản lý tài khoản: Tự đăng ký thành viên và cập nhật các chỉ số hình thể cá nhân.</w:t>
+      </w:r>
+      <w:r>
         <w:t xml:space="preserve"> </w:t>
       </w:r>
-      <w:r>
-        <w:t>các gói tập.</w:t>
-      </w:r>
-      <w:r>
-        <w:t xml:space="preserve"> </w:t>
-      </w:r>
-      <w:r>
-        <w:t>Quản lý lịch trình tập luyện</w:t>
-      </w:r>
-      <w:r>
-        <w:rPr>
-          <w:lang w:val="en-US"/>
-        </w:rPr>
-        <w:t xml:space="preserve"> cá nhân</w:t>
-      </w:r>
-      <w:r>
-        <w:t xml:space="preserve">. </w:t>
-      </w:r>
-      <w:r>
-        <w:rPr>
-          <w:lang w:val="en-US"/>
-        </w:rPr>
-        <w:t>Trao đổi trực tiếp</w:t>
-      </w:r>
-      <w:r>
-        <w:t xml:space="preserve"> với Staff </w:t>
-      </w:r>
-      <w:r>
-        <w:rPr>
-          <w:lang w:val="en-US"/>
-        </w:rPr>
-        <w:t>trên ứng dụng</w:t>
-      </w:r>
-      <w:r>
-        <w:t>.</w:t>
-      </w:r>
-      <w:r>
-        <w:rPr>
-          <w:lang w:val="en-US"/>
-        </w:rPr>
-        <w:t xml:space="preserve"> Ngoài ra có thể tham khảo chế độ dinh dưỡng và kế hoạch tập luyện từ chatbot AI.</w:t>
+    </w:p>
+    <w:p>
+      <w:pPr>
+        <w:pStyle w:val="ListParagraph"/>
+        <w:numPr>
+          <w:ilvl w:val="0"/>
+          <w:numId w:val="21"/>
+        </w:numPr>
+        <w:spacing w:line="360" w:lineRule="auto"/>
+      </w:pPr>
+      <w:r>
+        <w:t>Theo dõi tiến trình hình thể</w:t>
+      </w:r>
+      <w:r>
+        <w:t>:</w:t>
+      </w:r>
+      <w:r>
+        <w:t xml:space="preserve"> Xem biểu đồ</w:t>
+      </w:r>
+      <w:r>
+        <w:t xml:space="preserve"> hay </w:t>
+      </w:r>
+      <w:r>
+        <w:t>lịch sử thay đổi các chỉ số hình thể do huấn luyện viên đo đạc và ghi nhận qua từng giai đoạn, giúp đánh giá trực quan hiệu quả tập luyện.</w:t>
+      </w:r>
+    </w:p>
+    <w:p>
+      <w:pPr>
+        <w:pStyle w:val="ListParagraph"/>
+        <w:numPr>
+          <w:ilvl w:val="0"/>
+          <w:numId w:val="21"/>
+        </w:numPr>
+        <w:spacing w:line="360" w:lineRule="auto"/>
+      </w:pPr>
+      <w:r>
+        <w:lastRenderedPageBreak/>
+        <w:t>Giao dịch thanh toán: Lựa chọn gói tập và thực hiện thanh toán trực tuyến an toàn thông qua cổng tích hợp VNPAY, kèm theo tính năng tra cứu lịch sử giao dịch.</w:t>
+      </w:r>
+    </w:p>
+    <w:p>
+      <w:pPr>
+        <w:pStyle w:val="ListParagraph"/>
+        <w:numPr>
+          <w:ilvl w:val="0"/>
+          <w:numId w:val="21"/>
+        </w:numPr>
+        <w:spacing w:line="360" w:lineRule="auto"/>
+      </w:pPr>
+      <w:r>
+        <w:t>Lịch trình tập luyện: Chủ động đặt lịch hẹn với huấn luyện viên và theo dõi lộ trình tập luyện cá nhân.</w:t>
+      </w:r>
+    </w:p>
+    <w:p>
+      <w:pPr>
+        <w:pStyle w:val="ListParagraph"/>
+        <w:numPr>
+          <w:ilvl w:val="0"/>
+          <w:numId w:val="21"/>
+        </w:numPr>
+        <w:spacing w:line="360" w:lineRule="auto"/>
+      </w:pPr>
+      <w:r>
+        <w:t xml:space="preserve">Tư vấn thông minh: Tương tác với Chatbot AI để nhận tư vấn chuyên sâu về chế độ dinh dưỡng và </w:t>
+      </w:r>
+      <w:r>
+        <w:t>kế hoạch</w:t>
+      </w:r>
+      <w:r>
+        <w:t xml:space="preserve"> bài tập dựa trên các chỉ số cá nhân (</w:t>
+      </w:r>
+      <w:r>
+        <w:t xml:space="preserve">chỉ số cá nhân - </w:t>
+      </w:r>
+      <w:r>
+        <w:t>BMI, cân nặng, chiều cao).</w:t>
+      </w:r>
+    </w:p>
+    <w:p>
+      <w:pPr>
+        <w:pStyle w:val="ListParagraph"/>
+        <w:numPr>
+          <w:ilvl w:val="0"/>
+          <w:numId w:val="21"/>
+        </w:numPr>
+        <w:spacing w:line="360" w:lineRule="auto"/>
+      </w:pPr>
+      <w:r>
+        <w:t>Kết nối: Giao tiếp trực tiếp với nhân viên hỗ trợ qua hệ thống Chat.</w:t>
       </w:r>
     </w:p>
     <w:p>
@@ -15208,13 +15300,12 @@
           <w:lang w:val="vi-VN"/>
         </w:rPr>
       </w:pPr>
-      <w:bookmarkStart w:id="54" w:name="_Toc228361025"/>
+      <w:bookmarkStart w:id="54" w:name="_Toc230086670"/>
       <w:bookmarkEnd w:id="53"/>
       <w:r>
         <w:rPr>
           <w:lang w:val="vi-VN"/>
         </w:rPr>
-        <w:lastRenderedPageBreak/>
         <w:t xml:space="preserve">Đặc tả </w:t>
       </w:r>
       <w:r>
@@ -15509,6 +15600,7 @@
               <w:rPr>
                 <w:lang w:val="en-US"/>
               </w:rPr>
+              <w:lastRenderedPageBreak/>
               <w:t>Tiêu đề</w:t>
             </w:r>
           </w:p>
@@ -16031,7 +16123,6 @@
               </w:rPr>
             </w:pPr>
             <w:r>
-              <w:lastRenderedPageBreak/>
               <w:t xml:space="preserve">- </w:t>
             </w:r>
             <w:r>
@@ -16209,6 +16300,7 @@
         <w:rPr>
           <w:lang w:val="en-US"/>
         </w:rPr>
+        <w:lastRenderedPageBreak/>
         <w:t>Thông qua bảng đặ</w:t>
       </w:r>
       <w:r>
@@ -16337,8 +16429,8 @@
           <w:lang w:val="en-US"/>
         </w:rPr>
       </w:pPr>
-      <w:bookmarkStart w:id="57" w:name="image32"/>
-      <w:bookmarkStart w:id="58" w:name="_Toc228360806"/>
+      <w:bookmarkStart w:id="57" w:name="_Toc228360806"/>
+      <w:bookmarkStart w:id="58" w:name="image32"/>
       <w:r>
         <w:t xml:space="preserve">Hình </w:t>
       </w:r>
@@ -16376,19 +16468,18 @@
         </w:rPr>
         <w:t>tài khoản khách hàng</w:t>
       </w:r>
-      <w:bookmarkEnd w:id="58"/>
-    </w:p>
-    <w:p>
-      <w:pPr>
-        <w:rPr>
-          <w:lang w:val="en-US"/>
-        </w:rPr>
-      </w:pPr>
-      <w:r>
-        <w:rPr>
-          <w:lang w:val="en-US"/>
-        </w:rPr>
-        <w:lastRenderedPageBreak/>
+      <w:bookmarkEnd w:id="57"/>
+    </w:p>
+    <w:p>
+      <w:pPr>
+        <w:rPr>
+          <w:lang w:val="en-US"/>
+        </w:rPr>
+      </w:pPr>
+      <w:r>
+        <w:rPr>
+          <w:lang w:val="en-US"/>
+        </w:rPr>
         <w:t>Bên cạnh đó,</w:t>
       </w:r>
       <w:r>
@@ -16477,7 +16568,7 @@
         <w:t xml:space="preserve"> thông tin đăng ký. </w:t>
       </w:r>
     </w:p>
-    <w:bookmarkEnd w:id="57"/>
+    <w:bookmarkEnd w:id="58"/>
     <w:p>
       <w:pPr>
         <w:keepNext/>
@@ -16590,6 +16681,7 @@
         </w:rPr>
       </w:pPr>
       <w:r>
+        <w:lastRenderedPageBreak/>
         <w:t>Nhằm tăng tính trải nghiệm</w:t>
       </w:r>
       <w:r>
@@ -16726,8 +16818,8 @@
           <w:lang w:val="en-US"/>
         </w:rPr>
       </w:pPr>
-      <w:bookmarkStart w:id="61" w:name="image34"/>
-      <w:bookmarkStart w:id="62" w:name="_Toc228360808"/>
+      <w:bookmarkStart w:id="61" w:name="_Toc228360808"/>
+      <w:bookmarkStart w:id="62" w:name="image34"/>
       <w:r>
         <w:t xml:space="preserve">Hình </w:t>
       </w:r>
@@ -16759,9 +16851,9 @@
         </w:rPr>
         <w:t>Mẫu mail chào mừng</w:t>
       </w:r>
-      <w:bookmarkEnd w:id="62"/>
-    </w:p>
-    <w:bookmarkEnd w:id="61"/>
+      <w:bookmarkEnd w:id="61"/>
+    </w:p>
+    <w:bookmarkEnd w:id="62"/>
     <w:p>
       <w:pPr>
         <w:pStyle w:val="Heading4"/>
@@ -16965,7 +17057,6 @@
           </w:tcPr>
           <w:p>
             <w:r>
-              <w:lastRenderedPageBreak/>
               <w:t xml:space="preserve">Tên </w:t>
             </w:r>
           </w:p>
@@ -17236,6 +17327,7 @@
               <w:rPr>
                 <w:szCs w:val="20"/>
               </w:rPr>
+              <w:lastRenderedPageBreak/>
               <w:t>Chỉnh sửa</w:t>
             </w:r>
             <w:r>
@@ -17386,6 +17478,7 @@
           </w:tcPr>
           <w:p>
             <w:r>
+              <w:lastRenderedPageBreak/>
               <w:t>Luồng thay thế</w:t>
             </w:r>
           </w:p>
@@ -17689,7 +17782,7 @@
         </w:rPr>
         <w:lastRenderedPageBreak/>
         <w:drawing>
-          <wp:inline distT="0" distB="0" distL="0" distR="0" wp14:anchorId="46034A1D" wp14:editId="59D4F808">
+          <wp:inline distT="0" distB="0" distL="0" distR="0" wp14:anchorId="46034A1D" wp14:editId="7F4FB098">
             <wp:extent cx="4051268" cy="3364302"/>
             <wp:effectExtent l="0" t="0" r="6985" b="7620"/>
             <wp:docPr id="1063014745" name="Picture 3"/>
@@ -17736,8 +17829,8 @@
         <w:pStyle w:val="Caption"/>
         <w:spacing w:line="360" w:lineRule="auto"/>
       </w:pPr>
-      <w:bookmarkStart w:id="65" w:name="image35"/>
-      <w:bookmarkStart w:id="66" w:name="_Toc228360809"/>
+      <w:bookmarkStart w:id="65" w:name="_Toc228360809"/>
+      <w:bookmarkStart w:id="66" w:name="image35"/>
       <w:r>
         <w:t xml:space="preserve">Hình </w:t>
       </w:r>
@@ -17772,9 +17865,9 @@
       <w:r>
         <w:t xml:space="preserve"> thông tin cá nhân</w:t>
       </w:r>
-      <w:bookmarkEnd w:id="66"/>
-    </w:p>
-    <w:bookmarkEnd w:id="65"/>
+      <w:bookmarkEnd w:id="65"/>
+    </w:p>
+    <w:bookmarkEnd w:id="66"/>
     <w:p>
       <w:pPr>
         <w:pStyle w:val="Heading4"/>
@@ -18728,8 +18821,8 @@
           <w:lang w:val="en-US"/>
         </w:rPr>
       </w:pPr>
-      <w:bookmarkStart w:id="69" w:name="image37"/>
-      <w:bookmarkStart w:id="70" w:name="_Toc228360810"/>
+      <w:bookmarkStart w:id="69" w:name="_Toc228360810"/>
+      <w:bookmarkStart w:id="70" w:name="image37"/>
       <w:r>
         <w:t xml:space="preserve">Hình </w:t>
       </w:r>
@@ -18761,9 +18854,9 @@
         </w:rPr>
         <w:t>xử lý thanh toán</w:t>
       </w:r>
-      <w:bookmarkEnd w:id="70"/>
-    </w:p>
-    <w:bookmarkEnd w:id="69"/>
+      <w:bookmarkEnd w:id="69"/>
+    </w:p>
+    <w:bookmarkEnd w:id="70"/>
     <w:p>
       <w:pPr>
         <w:keepNext/>
@@ -19756,7 +19849,7 @@
         </w:rPr>
         <w:lastRenderedPageBreak/>
         <w:drawing>
-          <wp:inline distT="0" distB="0" distL="0" distR="0" wp14:anchorId="16F85853" wp14:editId="358C1380">
+          <wp:inline distT="0" distB="0" distL="0" distR="0" wp14:anchorId="16F85853" wp14:editId="79885C73">
             <wp:extent cx="5547079" cy="3269412"/>
             <wp:effectExtent l="0" t="0" r="0" b="7620"/>
             <wp:docPr id="1199270224" name="Picture 5"/>
@@ -19806,8 +19899,8 @@
           <w:lang w:val="en-US"/>
         </w:rPr>
       </w:pPr>
-      <w:bookmarkStart w:id="75" w:name="image39"/>
-      <w:bookmarkStart w:id="76" w:name="_Toc228360812"/>
+      <w:bookmarkStart w:id="75" w:name="_Toc228360812"/>
+      <w:bookmarkStart w:id="76" w:name="image39"/>
       <w:r>
         <w:t xml:space="preserve">Hình </w:t>
       </w:r>
@@ -19842,9 +19935,9 @@
       <w:r>
         <w:t xml:space="preserve"> lương</w:t>
       </w:r>
-      <w:bookmarkEnd w:id="76"/>
-    </w:p>
-    <w:bookmarkEnd w:id="75"/>
+      <w:bookmarkEnd w:id="75"/>
+    </w:p>
+    <w:bookmarkEnd w:id="76"/>
     <w:p>
       <w:pPr>
         <w:pStyle w:val="Heading4"/>
@@ -20607,7 +20700,7 @@
         </w:rPr>
         <w:lastRenderedPageBreak/>
         <w:drawing>
-          <wp:inline distT="0" distB="0" distL="0" distR="0" wp14:anchorId="18EF2A38" wp14:editId="6DC4E4D8">
+          <wp:inline distT="0" distB="0" distL="0" distR="0" wp14:anchorId="18EF2A38" wp14:editId="03A55A5D">
             <wp:extent cx="5563727" cy="4746928"/>
             <wp:effectExtent l="0" t="0" r="0" b="0"/>
             <wp:docPr id="1920983499" name="Picture 8"/>
@@ -20654,8 +20747,8 @@
         <w:pStyle w:val="Caption"/>
         <w:spacing w:line="360" w:lineRule="auto"/>
       </w:pPr>
-      <w:bookmarkStart w:id="79" w:name="image310"/>
-      <w:bookmarkStart w:id="80" w:name="_Toc228360813"/>
+      <w:bookmarkStart w:id="79" w:name="_Toc228360813"/>
+      <w:bookmarkStart w:id="80" w:name="image310"/>
       <w:r>
         <w:t xml:space="preserve">Hình </w:t>
       </w:r>
@@ -20690,9 +20783,9 @@
       <w:r>
         <w:t>ặt lịch tập luyện</w:t>
       </w:r>
-      <w:bookmarkEnd w:id="80"/>
-    </w:p>
-    <w:bookmarkEnd w:id="79"/>
+      <w:bookmarkEnd w:id="79"/>
+    </w:p>
+    <w:bookmarkEnd w:id="80"/>
     <w:p>
       <w:pPr>
         <w:pStyle w:val="Heading4"/>
@@ -21407,8 +21500,8 @@
           <w:lang w:val="en-US"/>
         </w:rPr>
       </w:pPr>
-      <w:bookmarkStart w:id="83" w:name="image311"/>
-      <w:bookmarkStart w:id="84" w:name="_Toc228360814"/>
+      <w:bookmarkStart w:id="83" w:name="_Toc228360814"/>
+      <w:bookmarkStart w:id="84" w:name="image311"/>
       <w:r>
         <w:t xml:space="preserve">Hình </w:t>
       </w:r>
@@ -21437,7 +21530,7 @@
       <w:r>
         <w:t>tình hình hoạt động</w:t>
       </w:r>
-      <w:bookmarkEnd w:id="84"/>
+      <w:bookmarkEnd w:id="83"/>
     </w:p>
     <w:p>
       <w:pPr>
@@ -22121,6 +22214,7 @@
           </w:tcPr>
           <w:p>
             <w:r>
+              <w:lastRenderedPageBreak/>
               <w:t>Luồng thay thế</w:t>
             </w:r>
           </w:p>
@@ -22305,7 +22399,7 @@
           <w:noProof/>
         </w:rPr>
         <w:drawing>
-          <wp:inline distT="0" distB="0" distL="0" distR="0" wp14:anchorId="2F08A841" wp14:editId="6CC57275">
+          <wp:inline distT="0" distB="0" distL="0" distR="0" wp14:anchorId="2F08A841" wp14:editId="7D60BFA7">
             <wp:extent cx="5579745" cy="3370580"/>
             <wp:effectExtent l="0" t="0" r="1905" b="1270"/>
             <wp:docPr id="310936430" name="Picture 6"/>
@@ -22398,8 +22492,8 @@
           <w:lang w:val="vi-VN"/>
         </w:rPr>
       </w:pPr>
-      <w:bookmarkStart w:id="89" w:name="_Toc228361026"/>
-      <w:bookmarkEnd w:id="83"/>
+      <w:bookmarkStart w:id="89" w:name="_Toc230086671"/>
+      <w:bookmarkEnd w:id="84"/>
       <w:r>
         <w:rPr>
           <w:lang w:val="vi-VN"/>
@@ -22416,7 +22510,7 @@
           <w:lang w:val="vi-VN"/>
         </w:rPr>
       </w:pPr>
-      <w:bookmarkStart w:id="90" w:name="_Toc228361027"/>
+      <w:bookmarkStart w:id="90" w:name="_Toc230086672"/>
       <w:r>
         <w:rPr>
           <w:lang w:val="vi-VN"/>
@@ -22637,13 +22731,12 @@
       <w:r>
         <w:rPr>
           <w:noProof/>
-          <w:lang w:val="en-US"/>
         </w:rPr>
         <w:drawing>
-          <wp:inline distT="0" distB="0" distL="0" distR="0" wp14:anchorId="2B57F63E" wp14:editId="1B3A81F7">
-            <wp:extent cx="5191124" cy="3079700"/>
-            <wp:effectExtent l="0" t="0" r="0" b="6985"/>
-            <wp:docPr id="68416725" name="Picture 3"/>
+          <wp:inline distT="0" distB="0" distL="0" distR="0" wp14:anchorId="71EAB680" wp14:editId="3DE1D95E">
+            <wp:extent cx="5237165" cy="3182112"/>
+            <wp:effectExtent l="0" t="0" r="1905" b="0"/>
+            <wp:docPr id="1723163406" name="Picture 1"/>
             <wp:cNvGraphicFramePr>
               <a:graphicFrameLocks xmlns:a="http://schemas.openxmlformats.org/drawingml/2006/main" noChangeAspect="1"/>
             </wp:cNvGraphicFramePr>
@@ -22651,11 +22744,11 @@
               <a:graphicData uri="http://schemas.openxmlformats.org/drawingml/2006/picture">
                 <pic:pic xmlns:pic="http://schemas.openxmlformats.org/drawingml/2006/picture">
                   <pic:nvPicPr>
-                    <pic:cNvPr id="68416725" name="Picture 68416725"/>
+                    <pic:cNvPr id="1723163406" name="Picture 1723163406"/>
                     <pic:cNvPicPr/>
                   </pic:nvPicPr>
                   <pic:blipFill>
-                    <a:blip r:embed="rId24" cstate="print">
+                    <a:blip r:embed="rId24">
                       <a:extLst>
                         <a:ext uri="{28A0092B-C50C-407E-A947-70E740481C1C}">
                           <a14:useLocalDpi xmlns:a14="http://schemas.microsoft.com/office/drawing/2010/main" val="0"/>
@@ -22669,7 +22762,7 @@
                   <pic:spPr>
                     <a:xfrm>
                       <a:off x="0" y="0"/>
-                      <a:ext cx="5206274" cy="3088688"/>
+                      <a:ext cx="5249044" cy="3189330"/>
                     </a:xfrm>
                     <a:prstGeom prst="rect">
                       <a:avLst/>
@@ -22843,14 +22936,14 @@
         <w:rPr>
           <w:lang w:val="en-US"/>
         </w:rPr>
-        <w:t xml:space="preserve"> ở nhiều bảng khác nhau, dễ quản lý đăng nhập, dễ mở rộng thêm các đối tượng khác trong hệ thống. Bảng Admin, Staff, Customer là các bảng con chỉ để lưu </w:t>
+        <w:t xml:space="preserve"> ở nhiều bảng khác nhau, dễ quản lý đăng nhập, dễ mở rộng thêm các đối </w:t>
       </w:r>
       <w:r>
         <w:rPr>
           <w:lang w:val="en-US"/>
         </w:rPr>
         <w:lastRenderedPageBreak/>
-        <w:t>các thuộc tính đặc thù, và liên kết 1-1 với</w:t>
+        <w:t>tượng khác trong hệ thống. Bảng Admin, Staff, Customer là các bảng con chỉ để lưu các thuộc tính đặc thù, và liên kết 1-1 với</w:t>
       </w:r>
       <w:r>
         <w:rPr>
@@ -22869,6 +22962,87 @@
           <w:lang w:val="en-US"/>
         </w:rPr>
         <w:t xml:space="preserve"> và dễ dàng mở rộng.</w:t>
+      </w:r>
+      <w:r>
+        <w:t xml:space="preserve"> </w:t>
+      </w:r>
+    </w:p>
+    <w:p>
+      <w:pPr>
+        <w:ind w:firstLine="567"/>
+        <w:jc w:val="both"/>
+        <w:rPr>
+          <w:lang w:val="en-US"/>
+        </w:rPr>
+      </w:pPr>
+      <w:r>
+        <w:rPr>
+          <w:lang w:val="en-US"/>
+        </w:rPr>
+        <w:t>Ngoài nhóm bảng kế thừa từ Account, hệ thống còn bổ sung hai bảng nghiệp vụ là Body</w:t>
+      </w:r>
+      <w:r>
+        <w:rPr>
+          <w:lang w:val="en-US"/>
+        </w:rPr>
+        <w:t>_</w:t>
+      </w:r>
+      <w:r>
+        <w:rPr>
+          <w:lang w:val="en-US"/>
+        </w:rPr>
+        <w:t>log và Goal nhằm theo dõi quá trình tập luyện và mục tiêu sức khỏe của khách hàng. Bảng Body</w:t>
+      </w:r>
+      <w:r>
+        <w:rPr>
+          <w:lang w:val="en-US"/>
+        </w:rPr>
+        <w:t>_</w:t>
+      </w:r>
+      <w:r>
+        <w:rPr>
+          <w:lang w:val="en-US"/>
+        </w:rPr>
+        <w:t>log ghi lại lịch sử đo lường thể trạng của từng khách hàng theo thời gian</w:t>
+      </w:r>
+      <w:r>
+        <w:rPr>
+          <w:lang w:val="en-US"/>
+        </w:rPr>
+        <w:t xml:space="preserve">. </w:t>
+      </w:r>
+      <w:r>
+        <w:rPr>
+          <w:lang w:val="en-US"/>
+        </w:rPr>
+        <w:t>Thiết kế lưu lịch sử thay vì chỉ lưu giá trị hiện tại cho phép hệ thống theo dõi xu hướng thay đổi thể trạng và đánh giá hiệu quả tập luyện theo từng giai đoạn.</w:t>
+      </w:r>
+    </w:p>
+    <w:p>
+      <w:pPr>
+        <w:ind w:firstLine="567"/>
+        <w:jc w:val="both"/>
+        <w:rPr>
+          <w:lang w:val="en-US"/>
+        </w:rPr>
+      </w:pPr>
+      <w:r>
+        <w:rPr>
+          <w:lang w:val="en-US"/>
+        </w:rPr>
+        <w:t>Bảng Goal lưu trữ mục tiêu sức khỏe của khách hàng, bao gồm loại mục tiêu, chỉ số cần đạt (cân nặng mục tiêu, tỷ lệ mỡ), thời hạn hoàn thành và trạng thái đạt được. Mỗi Customer chỉ có duy nhất một mục tiêu đang hoạt động tại một thời điểm,</w:t>
+      </w:r>
+      <w:r>
+        <w:rPr>
+          <w:lang w:val="en-US"/>
+        </w:rPr>
+        <w:t xml:space="preserve"> </w:t>
+      </w:r>
+      <w:r>
+        <w:rPr>
+          <w:lang w:val="en-US"/>
+        </w:rPr>
+        <w:t>cho phép lưu lại lịch sử các mục tiêu đã hoàn thành trước đó, phục vụ mục đích thống kê và đánh giá tiến trình lâu dài của khách hàng.</w:t>
       </w:r>
     </w:p>
     <w:p>
@@ -22883,8 +23057,8 @@
           <w:lang w:val="en-US"/>
         </w:rPr>
         <w:drawing>
-          <wp:inline distT="0" distB="0" distL="0" distR="0" wp14:anchorId="0F127700" wp14:editId="3B73C948">
-            <wp:extent cx="3871197" cy="3907766"/>
+          <wp:inline distT="0" distB="0" distL="0" distR="0" wp14:anchorId="0F127700" wp14:editId="1B3D27C9">
+            <wp:extent cx="4217605" cy="4257446"/>
             <wp:effectExtent l="0" t="0" r="0" b="0"/>
             <wp:docPr id="1327878130" name="Picture 4"/>
             <wp:cNvGraphicFramePr>
@@ -22912,7 +23086,7 @@
                   <pic:spPr>
                     <a:xfrm>
                       <a:off x="0" y="0"/>
-                      <a:ext cx="3892962" cy="3929736"/>
+                      <a:ext cx="4286852" cy="4327347"/>
                     </a:xfrm>
                     <a:prstGeom prst="rect">
                       <a:avLst/>
@@ -22975,6 +23149,7 @@
         <w:rPr>
           <w:lang w:val="en-US"/>
         </w:rPr>
+        <w:lastRenderedPageBreak/>
         <w:t>Sau khi</w:t>
       </w:r>
       <w:r>
@@ -23092,14 +23267,7 @@
         <w:rPr>
           <w:lang w:val="en-US"/>
         </w:rPr>
-        <w:t xml:space="preserve">cách thiết kế này có một số rủi ro là có thể gây </w:t>
-      </w:r>
-      <w:r>
-        <w:rPr>
-          <w:lang w:val="en-US"/>
-        </w:rPr>
-        <w:lastRenderedPageBreak/>
-        <w:t xml:space="preserve">mất tính toàn vẹn dữ liệu, dễ xuất hiện dữ liệu giả và phụ thuộc nhiều vào code thay vì database. </w:t>
+        <w:t xml:space="preserve">cách thiết kế này có một số rủi ro là có thể gây mất tính toàn vẹn dữ liệu, dễ xuất hiện dữ liệu giả và phụ thuộc nhiều vào code thay vì database. </w:t>
       </w:r>
     </w:p>
     <w:p>
@@ -23233,10 +23401,11 @@
           <w:noProof/>
           <w:lang w:val="en-US"/>
         </w:rPr>
+        <w:lastRenderedPageBreak/>
         <w:drawing>
-          <wp:inline distT="0" distB="0" distL="0" distR="0" wp14:anchorId="5F835B73" wp14:editId="1BC1B265">
-            <wp:extent cx="3954854" cy="1762963"/>
-            <wp:effectExtent l="0" t="0" r="7620" b="8890"/>
+          <wp:inline distT="0" distB="0" distL="0" distR="0" wp14:anchorId="5F835B73" wp14:editId="66CBF8CF">
+            <wp:extent cx="4661986" cy="2078182"/>
+            <wp:effectExtent l="0" t="0" r="5715" b="0"/>
             <wp:docPr id="190576701" name="Picture 5"/>
             <wp:cNvGraphicFramePr>
               <a:graphicFrameLocks xmlns:a="http://schemas.openxmlformats.org/drawingml/2006/main" noChangeAspect="1"/>
@@ -23263,7 +23432,7 @@
                   <pic:spPr>
                     <a:xfrm>
                       <a:off x="0" y="0"/>
-                      <a:ext cx="3980469" cy="1774381"/>
+                      <a:ext cx="4671224" cy="2082300"/>
                     </a:xfrm>
                     <a:prstGeom prst="rect">
                       <a:avLst/>
@@ -23333,7 +23502,7 @@
       <w:pPr>
         <w:pStyle w:val="Heading2"/>
       </w:pPr>
-      <w:bookmarkStart w:id="96" w:name="_Toc228361028"/>
+      <w:bookmarkStart w:id="96" w:name="_Toc230086673"/>
       <w:r>
         <w:t>Triển khai hệ thống</w:t>
       </w:r>
@@ -23343,7 +23512,7 @@
       <w:pPr>
         <w:pStyle w:val="Heading3"/>
       </w:pPr>
-      <w:bookmarkStart w:id="97" w:name="_Toc228361029"/>
+      <w:bookmarkStart w:id="97" w:name="_Toc230086674"/>
       <w:r>
         <w:t>Tổng quan hệ thống</w:t>
       </w:r>
@@ -23364,15 +23533,7 @@
           <w:rFonts w:cs="Times New Roman"/>
           <w:lang w:val="en-US"/>
         </w:rPr>
-        <w:t xml:space="preserve">Hệ thống được xây dựng dựa trên kiến trúc Microservices kết hợp cùng công nghệ Containerization, nhằm tối ưu hóa khả năng vận hành và mở rộng trên nền tảng điện toán đám mây AWS. Cấu trúc lõi bao gồm ba dịch vụ chính: user-server đảm nhiệm chứng thực người dùng, gym-server xử lý nghiệp vụ vận hành và ai-server tập </w:t>
-      </w:r>
-      <w:r>
-        <w:rPr>
-          <w:rFonts w:cs="Times New Roman"/>
-          <w:lang w:val="en-US"/>
-        </w:rPr>
-        <w:lastRenderedPageBreak/>
-        <w:t>trung đưa ra chế độ dinh dưỡng và kế hoạch tập luyện theo cá nhân hóa. Điểm cốt lõi trong thiết kế này là việc áp dụng mô hình Database per Service, đảm bảo tính độc lập tuyệt đối giữa các miền dữ liệu, giúp hạn chế sự phụ thuộc và cho phép mỗi dịch vụ lựa chọn loại cơ sở dữ liệu tối ưu nhất cho tính chất đặc thù công việc.</w:t>
+        <w:t>Hệ thống được xây dựng dựa trên kiến trúc Microservices kết hợp cùng công nghệ Containerization, nhằm tối ưu hóa khả năng vận hành và mở rộng trên nền tảng điện toán đám mây AWS. Cấu trúc lõi bao gồm ba dịch vụ chính: user-server đảm nhiệm chứng thực người dùng, gym-server xử lý nghiệp vụ vận hành và ai-server tập trung đưa ra chế độ dinh dưỡng và kế hoạch tập luyện theo cá nhân hóa. Điểm cốt lõi trong thiết kế này là việc áp dụng mô hình Database per Service, đảm bảo tính độc lập tuyệt đối giữa các miền dữ liệu, giúp hạn chế sự phụ thuộc và cho phép mỗi dịch vụ lựa chọn loại cơ sở dữ liệu tối ưu nhất cho tính chất đặc thù công việc.</w:t>
       </w:r>
     </w:p>
     <w:p>
@@ -23407,6 +23568,7 @@
           <w:rFonts w:cs="Times New Roman"/>
           <w:lang w:val="en-US"/>
         </w:rPr>
+        <w:lastRenderedPageBreak/>
         <w:t xml:space="preserve">Ưu thế vượt trội của kiến trúc này nằm ở khả năng mở rộng linh </w:t>
       </w:r>
       <w:r>
@@ -23428,7 +23590,7 @@
       <w:pPr>
         <w:pStyle w:val="Heading3"/>
       </w:pPr>
-      <w:bookmarkStart w:id="98" w:name="_Toc228361030"/>
+      <w:bookmarkStart w:id="98" w:name="_Toc230086675"/>
       <w:r>
         <w:t>Chức năng của các thành phần</w:t>
       </w:r>
@@ -23792,7 +23954,6 @@
                 <w:szCs w:val="26"/>
                 <w:lang w:val="en-US"/>
               </w:rPr>
-              <w:lastRenderedPageBreak/>
               <w:t>Docker</w:t>
             </w:r>
           </w:p>
@@ -24797,6 +24958,7 @@
                 <w:szCs w:val="26"/>
                 <w:lang w:val="en-US"/>
               </w:rPr>
+              <w:lastRenderedPageBreak/>
               <w:t>EC2 Instance</w:t>
             </w:r>
           </w:p>
@@ -26098,7 +26260,7 @@
         </w:rPr>
         <w:lastRenderedPageBreak/>
         <w:drawing>
-          <wp:inline distT="0" distB="0" distL="0" distR="0" wp14:anchorId="56158755" wp14:editId="51B6CC38">
+          <wp:inline distT="0" distB="0" distL="0" distR="0" wp14:anchorId="56158755" wp14:editId="51532289">
             <wp:extent cx="5579745" cy="5791200"/>
             <wp:effectExtent l="19050" t="19050" r="20955" b="19050"/>
             <wp:docPr id="676157771" name="Picture 10"/>
@@ -28636,7 +28798,7 @@
       <w:pPr>
         <w:pStyle w:val="Heading3"/>
       </w:pPr>
-      <w:bookmarkStart w:id="102" w:name="_Toc228361031"/>
+      <w:bookmarkStart w:id="102" w:name="_Toc230086676"/>
       <w:r>
         <w:t>Luồng xử lý</w:t>
       </w:r>
@@ -28959,7 +29121,7 @@
       <w:pPr>
         <w:pStyle w:val="Heading2"/>
       </w:pPr>
-      <w:bookmarkStart w:id="103" w:name="_Toc228361032"/>
+      <w:bookmarkStart w:id="103" w:name="_Toc230086677"/>
       <w:r>
         <w:lastRenderedPageBreak/>
         <w:t>Giao diện</w:t>
@@ -28973,7 +29135,7 @@
       <w:pPr>
         <w:pStyle w:val="Heading3"/>
       </w:pPr>
-      <w:bookmarkStart w:id="104" w:name="_Toc228361033"/>
+      <w:bookmarkStart w:id="104" w:name="_Toc230086678"/>
       <w:r>
         <w:t xml:space="preserve">Màn hình </w:t>
       </w:r>
@@ -28993,9 +29155,9 @@
           <w:lang w:val="en-US"/>
         </w:rPr>
         <w:drawing>
-          <wp:inline distT="0" distB="0" distL="0" distR="0" wp14:anchorId="7C055380" wp14:editId="5FACFC0C">
-            <wp:extent cx="1737360" cy="3813306"/>
-            <wp:effectExtent l="0" t="0" r="0" b="0"/>
+          <wp:inline distT="0" distB="0" distL="0" distR="0" wp14:anchorId="7C055380" wp14:editId="030F5B15">
+            <wp:extent cx="1649755" cy="3621024"/>
+            <wp:effectExtent l="0" t="0" r="7620" b="0"/>
             <wp:docPr id="2018225423" name="Picture 18"/>
             <wp:cNvGraphicFramePr>
               <a:graphicFrameLocks xmlns:a="http://schemas.openxmlformats.org/drawingml/2006/main" noChangeAspect="1"/>
@@ -29025,7 +29187,7 @@
                   <pic:spPr bwMode="auto">
                     <a:xfrm>
                       <a:off x="0" y="0"/>
-                      <a:ext cx="1737360" cy="3813306"/>
+                      <a:ext cx="1653725" cy="3629738"/>
                     </a:xfrm>
                     <a:prstGeom prst="rect">
                       <a:avLst/>
@@ -29100,11 +29262,10 @@
           <w:noProof/>
           <w:lang w:val="en-US"/>
         </w:rPr>
-        <w:lastRenderedPageBreak/>
         <w:drawing>
-          <wp:inline distT="0" distB="0" distL="0" distR="0" wp14:anchorId="73615B9E" wp14:editId="105633C8">
-            <wp:extent cx="1737360" cy="3853620"/>
-            <wp:effectExtent l="0" t="0" r="0" b="0"/>
+          <wp:inline distT="0" distB="0" distL="0" distR="0" wp14:anchorId="73615B9E" wp14:editId="207D805B">
+            <wp:extent cx="1675181" cy="3715699"/>
+            <wp:effectExtent l="0" t="0" r="1270" b="0"/>
             <wp:docPr id="697210766" name="Picture 17"/>
             <wp:cNvGraphicFramePr>
               <a:graphicFrameLocks xmlns:a="http://schemas.openxmlformats.org/drawingml/2006/main" noChangeAspect="1"/>
@@ -29134,7 +29295,7 @@
                   <pic:spPr bwMode="auto">
                     <a:xfrm>
                       <a:off x="0" y="0"/>
-                      <a:ext cx="1737360" cy="3853620"/>
+                      <a:ext cx="1682170" cy="3731202"/>
                     </a:xfrm>
                     <a:prstGeom prst="rect">
                       <a:avLst/>
@@ -29212,6 +29373,7 @@
         <w:rPr>
           <w:lang w:val="en-US"/>
         </w:rPr>
+        <w:lastRenderedPageBreak/>
         <w:br/>
       </w:r>
       <w:r>
@@ -29219,9 +29381,9 @@
           <w:noProof/>
         </w:rPr>
         <w:drawing>
-          <wp:inline distT="0" distB="0" distL="0" distR="0" wp14:anchorId="7904C1FE" wp14:editId="59D587ED">
-            <wp:extent cx="1737360" cy="3853620"/>
-            <wp:effectExtent l="0" t="0" r="0" b="0"/>
+          <wp:inline distT="0" distB="0" distL="0" distR="0" wp14:anchorId="7904C1FE" wp14:editId="72CB0921">
+            <wp:extent cx="1692129" cy="3753293"/>
+            <wp:effectExtent l="0" t="0" r="3810" b="0"/>
             <wp:docPr id="463292338" name="Picture 16"/>
             <wp:cNvGraphicFramePr>
               <a:graphicFrameLocks xmlns:a="http://schemas.openxmlformats.org/drawingml/2006/main" noChangeAspect="1"/>
@@ -29251,7 +29413,7 @@
                   <pic:spPr bwMode="auto">
                     <a:xfrm>
                       <a:off x="0" y="0"/>
-                      <a:ext cx="1737360" cy="3853620"/>
+                      <a:ext cx="1702921" cy="3777231"/>
                     </a:xfrm>
                     <a:prstGeom prst="rect">
                       <a:avLst/>
@@ -29276,8 +29438,8 @@
           <w:lang w:val="en-US"/>
         </w:rPr>
       </w:pPr>
-      <w:bookmarkStart w:id="108" w:name="image330"/>
-      <w:bookmarkStart w:id="109" w:name="_Toc228360823"/>
+      <w:bookmarkStart w:id="108" w:name="_Toc228360823"/>
+      <w:bookmarkStart w:id="109" w:name="image330"/>
       <w:r>
         <w:t xml:space="preserve">Hình </w:t>
       </w:r>
@@ -29315,16 +29477,15 @@
         </w:rPr>
         <w:t>thay đổi mật khẩu</w:t>
       </w:r>
+      <w:bookmarkEnd w:id="108"/>
+    </w:p>
+    <w:p>
+      <w:pPr>
+        <w:pStyle w:val="Heading3"/>
+      </w:pPr>
+      <w:bookmarkStart w:id="110" w:name="_Toc230086679"/>
       <w:bookmarkEnd w:id="109"/>
-    </w:p>
-    <w:p>
-      <w:pPr>
-        <w:pStyle w:val="Heading3"/>
-      </w:pPr>
-      <w:bookmarkStart w:id="110" w:name="_Toc228361034"/>
-      <w:bookmarkEnd w:id="108"/>
-      <w:r>
-        <w:lastRenderedPageBreak/>
+      <w:r>
         <w:t xml:space="preserve">Màn hình </w:t>
       </w:r>
       <w:r>
@@ -29343,8 +29504,8 @@
           <w:lang w:val="en-US"/>
         </w:rPr>
         <w:drawing>
-          <wp:inline distT="0" distB="0" distL="0" distR="0" wp14:anchorId="46932861" wp14:editId="64C3F63E">
-            <wp:extent cx="1737360" cy="3832611"/>
+          <wp:inline distT="0" distB="0" distL="0" distR="0" wp14:anchorId="46932861" wp14:editId="4245B8E1">
+            <wp:extent cx="1658680" cy="3659043"/>
             <wp:effectExtent l="0" t="0" r="0" b="0"/>
             <wp:docPr id="1021686777" name="Picture 15"/>
             <wp:cNvGraphicFramePr>
@@ -29375,7 +29536,7 @@
                   <pic:spPr bwMode="auto">
                     <a:xfrm>
                       <a:off x="0" y="0"/>
-                      <a:ext cx="1737360" cy="3832611"/>
+                      <a:ext cx="1665304" cy="3673655"/>
                     </a:xfrm>
                     <a:prstGeom prst="rect">
                       <a:avLst/>
@@ -29467,6 +29628,7 @@
         <w:rPr>
           <w:noProof/>
         </w:rPr>
+        <w:lastRenderedPageBreak/>
         <w:t xml:space="preserve"> </w:t>
       </w:r>
       <w:r>
@@ -29927,6 +30089,7 @@
           <w:noProof/>
           <w:lang w:val="en-US"/>
         </w:rPr>
+        <w:lastRenderedPageBreak/>
         <w:drawing>
           <wp:inline distT="0" distB="0" distL="0" distR="0" wp14:anchorId="129BA07D" wp14:editId="69BF065E">
             <wp:extent cx="1737360" cy="3853620"/>
@@ -30040,7 +30203,6 @@
           <w:noProof/>
           <w:lang w:val="en-US"/>
         </w:rPr>
-        <w:lastRenderedPageBreak/>
         <w:drawing>
           <wp:inline distT="0" distB="0" distL="0" distR="0" wp14:anchorId="776898A0" wp14:editId="1368D1E5">
             <wp:extent cx="1737360" cy="3832611"/>
@@ -30149,6 +30311,7 @@
           <w:noProof/>
           <w:lang w:val="en-US"/>
         </w:rPr>
+        <w:lastRenderedPageBreak/>
         <w:drawing>
           <wp:inline distT="0" distB="0" distL="0" distR="0" wp14:anchorId="02B41B54" wp14:editId="39D04E95">
             <wp:extent cx="1737360" cy="3813307"/>
@@ -30269,7 +30432,6 @@
           <w:noProof/>
           <w:lang w:val="en-US"/>
         </w:rPr>
-        <w:lastRenderedPageBreak/>
         <w:drawing>
           <wp:inline distT="0" distB="0" distL="0" distR="0" wp14:anchorId="528919E4" wp14:editId="75B066B9">
             <wp:extent cx="1737360" cy="3832611"/>
@@ -30382,8 +30544,9 @@
       <w:pPr>
         <w:pStyle w:val="Heading3"/>
       </w:pPr>
-      <w:bookmarkStart w:id="119" w:name="_Toc228361035"/>
-      <w:r>
+      <w:bookmarkStart w:id="119" w:name="_Toc230086680"/>
+      <w:r>
+        <w:lastRenderedPageBreak/>
         <w:t xml:space="preserve">Màn hình </w:t>
       </w:r>
       <w:r>
@@ -30519,7 +30682,6 @@
         <w:rPr>
           <w:noProof/>
         </w:rPr>
-        <w:lastRenderedPageBreak/>
         <w:drawing>
           <wp:inline distT="0" distB="0" distL="0" distR="0" wp14:anchorId="21BBBFFF" wp14:editId="3C18513B">
             <wp:extent cx="1737360" cy="3832611"/>
@@ -30636,6 +30798,7 @@
         <w:rPr>
           <w:noProof/>
         </w:rPr>
+        <w:lastRenderedPageBreak/>
         <w:drawing>
           <wp:inline distT="0" distB="0" distL="0" distR="0" wp14:anchorId="3AC1634B" wp14:editId="5B614F25">
             <wp:extent cx="1737360" cy="3853620"/>
@@ -30746,7 +30909,6 @@
         <w:rPr>
           <w:noProof/>
         </w:rPr>
-        <w:lastRenderedPageBreak/>
         <w:drawing>
           <wp:inline distT="0" distB="0" distL="0" distR="0" wp14:anchorId="280AFCEE" wp14:editId="486B8E3B">
             <wp:extent cx="1737360" cy="3853620"/>
@@ -30860,6 +31022,7 @@
         <w:rPr>
           <w:noProof/>
         </w:rPr>
+        <w:lastRenderedPageBreak/>
         <w:drawing>
           <wp:inline distT="0" distB="0" distL="0" distR="0" wp14:anchorId="4895F148" wp14:editId="53573EFD">
             <wp:extent cx="1737360" cy="3853620"/>
@@ -31033,8 +31196,8 @@
           <w:lang w:val="en-US"/>
         </w:rPr>
       </w:pPr>
-      <w:bookmarkStart w:id="127" w:name="image44"/>
-      <w:bookmarkStart w:id="128" w:name="_Toc228360837"/>
+      <w:bookmarkStart w:id="127" w:name="_Toc228360837"/>
+      <w:bookmarkStart w:id="128" w:name="image44"/>
       <w:r>
         <w:t xml:space="preserve">Hình </w:t>
       </w:r>
@@ -31075,15 +31238,16 @@
         </w:rPr>
         <w:t>thanh toán VNPay</w:t>
       </w:r>
-      <w:bookmarkEnd w:id="128"/>
-    </w:p>
-    <w:bookmarkEnd w:id="127"/>
+      <w:bookmarkEnd w:id="127"/>
+    </w:p>
+    <w:bookmarkEnd w:id="128"/>
     <w:p>
       <w:pPr>
         <w:keepNext/>
         <w:jc w:val="center"/>
       </w:pPr>
       <w:r>
+        <w:lastRenderedPageBreak/>
         <w:t xml:space="preserve"> </w:t>
       </w:r>
       <w:r>
@@ -31200,7 +31364,6 @@
           <w:noProof/>
           <w:lang w:val="en-US"/>
         </w:rPr>
-        <w:lastRenderedPageBreak/>
         <w:drawing>
           <wp:inline distT="0" distB="0" distL="0" distR="0" wp14:anchorId="716E46F1" wp14:editId="798B170F">
             <wp:extent cx="1737360" cy="3727269"/>
@@ -31300,8 +31463,9 @@
       <w:pPr>
         <w:pStyle w:val="Heading3"/>
       </w:pPr>
-      <w:bookmarkStart w:id="133" w:name="_Toc228361036"/>
-      <w:r>
+      <w:bookmarkStart w:id="133" w:name="_Toc230086681"/>
+      <w:r>
+        <w:lastRenderedPageBreak/>
         <w:t>Màn hình</w:t>
       </w:r>
       <w:r>
@@ -31424,7 +31588,6 @@
           <w:noProof/>
           <w:lang w:val="en-US"/>
         </w:rPr>
-        <w:lastRenderedPageBreak/>
         <w:drawing>
           <wp:inline distT="0" distB="0" distL="0" distR="0" wp14:anchorId="0757EE34" wp14:editId="799311EA">
             <wp:extent cx="1737360" cy="3818709"/>
@@ -31540,6 +31703,7 @@
           <w:noProof/>
           <w:lang w:val="en-US"/>
         </w:rPr>
+        <w:lastRenderedPageBreak/>
         <w:drawing>
           <wp:inline distT="0" distB="0" distL="0" distR="0" wp14:anchorId="55A467F1" wp14:editId="1A4746D7">
             <wp:extent cx="1737360" cy="3821324"/>
@@ -31643,7 +31807,6 @@
           <w:noProof/>
           <w:lang w:val="en-US"/>
         </w:rPr>
-        <w:lastRenderedPageBreak/>
         <w:drawing>
           <wp:inline distT="0" distB="0" distL="0" distR="0" wp14:anchorId="4921E01A" wp14:editId="1DBDF8B9">
             <wp:extent cx="1737360" cy="3854495"/>
@@ -31760,7 +31923,7 @@
           <w:lang w:val="vi-VN"/>
         </w:rPr>
       </w:pPr>
-      <w:bookmarkStart w:id="140" w:name="_Toc228361037"/>
+      <w:bookmarkStart w:id="140" w:name="_Toc230086682"/>
       <w:r>
         <w:rPr>
           <w:lang w:val="vi-VN"/>
@@ -31777,7 +31940,7 @@
           <w:lang w:val="vi-VN"/>
         </w:rPr>
       </w:pPr>
-      <w:bookmarkStart w:id="141" w:name="_Toc228361038"/>
+      <w:bookmarkStart w:id="141" w:name="_Toc230086683"/>
       <w:r>
         <w:rPr>
           <w:lang w:val="vi-VN"/>
@@ -31793,7 +31956,7 @@
           <w:lang w:val="vi-VN"/>
         </w:rPr>
       </w:pPr>
-      <w:bookmarkStart w:id="142" w:name="_Toc228361039"/>
+      <w:bookmarkStart w:id="142" w:name="_Toc230086684"/>
       <w:r>
         <w:rPr>
           <w:lang w:val="vi-VN"/>
@@ -31930,7 +32093,7 @@
           <w:lang w:val="vi-VN"/>
         </w:rPr>
       </w:pPr>
-      <w:bookmarkStart w:id="143" w:name="_Toc228361040"/>
+      <w:bookmarkStart w:id="143" w:name="_Toc230086685"/>
       <w:r>
         <w:rPr>
           <w:lang w:val="vi-VN"/>
@@ -32084,7 +32247,7 @@
           <w:lang w:val="vi-VN"/>
         </w:rPr>
       </w:pPr>
-      <w:bookmarkStart w:id="144" w:name="_Toc228361041"/>
+      <w:bookmarkStart w:id="144" w:name="_Toc230086686"/>
       <w:r>
         <w:t>Một số hạn chế, vấn đề và h</w:t>
       </w:r>
@@ -32104,7 +32267,7 @@
           <w:lang w:val="vi-VN"/>
         </w:rPr>
       </w:pPr>
-      <w:bookmarkStart w:id="145" w:name="_Toc228361042"/>
+      <w:bookmarkStart w:id="145" w:name="_Toc230086687"/>
       <w:r>
         <w:t>Một số hạn chế, vấn đề</w:t>
       </w:r>
@@ -32161,7 +32324,7 @@
           <w:lang w:val="vi-VN"/>
         </w:rPr>
       </w:pPr>
-      <w:bookmarkStart w:id="146" w:name="_Toc228361043"/>
+      <w:bookmarkStart w:id="146" w:name="_Toc230086688"/>
       <w:r>
         <w:rPr>
           <w:lang w:val="vi-VN"/>
@@ -32522,270 +32685,10 @@
         <w:fldChar w:fldCharType="end"/>
       </w:r>
     </w:p>
+    <w:bookmarkEnd w:id="148"/>
     <w:p>
       <w:pPr>
         <w:spacing w:after="200" w:line="276" w:lineRule="auto"/>
-        <w:rPr>
-          <w:rFonts w:asciiTheme="minorHAnsi" w:hAnsiTheme="minorHAnsi"/>
-          <w:noProof/>
-          <w:sz w:val="22"/>
-        </w:rPr>
-      </w:pPr>
-      <w:r>
-        <w:rPr>
-          <w:szCs w:val="26"/>
-        </w:rPr>
-        <w:fldChar w:fldCharType="begin"/>
-      </w:r>
-      <w:r>
-        <w:rPr>
-          <w:szCs w:val="26"/>
-          <w:lang w:val="en-US"/>
-        </w:rPr>
-        <w:instrText xml:space="preserve"> BIBLIOGRAPHY  \l 1033 </w:instrText>
-      </w:r>
-      <w:r>
-        <w:rPr>
-          <w:szCs w:val="26"/>
-        </w:rPr>
-        <w:fldChar w:fldCharType="separate"/>
-      </w:r>
-    </w:p>
-    <w:tbl>
-      <w:tblPr>
-        <w:tblW w:w="5000" w:type="pct"/>
-        <w:tblCellSpacing w:w="15" w:type="dxa"/>
-        <w:tblCellMar>
-          <w:top w:w="15" w:type="dxa"/>
-          <w:left w:w="15" w:type="dxa"/>
-          <w:bottom w:w="15" w:type="dxa"/>
-          <w:right w:w="15" w:type="dxa"/>
-        </w:tblCellMar>
-        <w:tblLook w:val="04A0" w:firstRow="1" w:lastRow="0" w:firstColumn="1" w:lastColumn="0" w:noHBand="0" w:noVBand="1"/>
-      </w:tblPr>
-      <w:tblGrid>
-        <w:gridCol w:w="379"/>
-        <w:gridCol w:w="8408"/>
-      </w:tblGrid>
-      <w:tr>
-        <w:trPr>
-          <w:divId w:val="1922055921"/>
-          <w:tblCellSpacing w:w="15" w:type="dxa"/>
-        </w:trPr>
-        <w:tc>
-          <w:tcPr>
-            <w:tcW w:w="50" w:type="pct"/>
-            <w:hideMark/>
-          </w:tcPr>
-          <w:p>
-            <w:pPr>
-              <w:pStyle w:val="Bibliography"/>
-              <w:rPr>
-                <w:noProof/>
-                <w:sz w:val="24"/>
-                <w:szCs w:val="24"/>
-              </w:rPr>
-            </w:pPr>
-            <w:r>
-              <w:rPr>
-                <w:noProof/>
-              </w:rPr>
-              <w:t xml:space="preserve">[1] </w:t>
-            </w:r>
-          </w:p>
-        </w:tc>
-        <w:tc>
-          <w:tcPr>
-            <w:tcW w:w="0" w:type="auto"/>
-            <w:hideMark/>
-          </w:tcPr>
-          <w:p>
-            <w:pPr>
-              <w:pStyle w:val="Bibliography"/>
-              <w:rPr>
-                <w:noProof/>
-              </w:rPr>
-            </w:pPr>
-            <w:r>
-              <w:rPr>
-                <w:noProof/>
-              </w:rPr>
-              <w:t>Spring, "Microservices," [Online]. Available: https://spring.io/microservices. [Accessed 5 4 2026].</w:t>
-            </w:r>
-          </w:p>
-        </w:tc>
-      </w:tr>
-      <w:tr>
-        <w:trPr>
-          <w:divId w:val="1922055921"/>
-          <w:tblCellSpacing w:w="15" w:type="dxa"/>
-        </w:trPr>
-        <w:tc>
-          <w:tcPr>
-            <w:tcW w:w="50" w:type="pct"/>
-            <w:hideMark/>
-          </w:tcPr>
-          <w:p>
-            <w:pPr>
-              <w:pStyle w:val="Bibliography"/>
-              <w:rPr>
-                <w:noProof/>
-              </w:rPr>
-            </w:pPr>
-            <w:r>
-              <w:rPr>
-                <w:noProof/>
-              </w:rPr>
-              <w:t xml:space="preserve">[2] </w:t>
-            </w:r>
-          </w:p>
-        </w:tc>
-        <w:tc>
-          <w:tcPr>
-            <w:tcW w:w="0" w:type="auto"/>
-            <w:hideMark/>
-          </w:tcPr>
-          <w:p>
-            <w:pPr>
-              <w:pStyle w:val="Bibliography"/>
-              <w:rPr>
-                <w:noProof/>
-              </w:rPr>
-            </w:pPr>
-            <w:r>
-              <w:rPr>
-                <w:noProof/>
-              </w:rPr>
-              <w:t>Flutter, "Mobile app development," [Online]. Available: https://flutter.dev/development/mobile. [Accessed 05 04 2026].</w:t>
-            </w:r>
-          </w:p>
-        </w:tc>
-      </w:tr>
-      <w:tr>
-        <w:trPr>
-          <w:divId w:val="1922055921"/>
-          <w:tblCellSpacing w:w="15" w:type="dxa"/>
-        </w:trPr>
-        <w:tc>
-          <w:tcPr>
-            <w:tcW w:w="50" w:type="pct"/>
-            <w:hideMark/>
-          </w:tcPr>
-          <w:p>
-            <w:pPr>
-              <w:pStyle w:val="Bibliography"/>
-              <w:rPr>
-                <w:noProof/>
-              </w:rPr>
-            </w:pPr>
-            <w:r>
-              <w:rPr>
-                <w:noProof/>
-              </w:rPr>
-              <w:t xml:space="preserve">[3] </w:t>
-            </w:r>
-          </w:p>
-        </w:tc>
-        <w:tc>
-          <w:tcPr>
-            <w:tcW w:w="0" w:type="auto"/>
-            <w:hideMark/>
-          </w:tcPr>
-          <w:p>
-            <w:pPr>
-              <w:pStyle w:val="Bibliography"/>
-              <w:rPr>
-                <w:noProof/>
-              </w:rPr>
-            </w:pPr>
-            <w:r>
-              <w:rPr>
-                <w:noProof/>
-              </w:rPr>
-              <w:t>P. G. D. Group, "About PostgreSQL," [Online]. Available: https://www.postgresql.org/about/. [Accessed 05 04 2026].</w:t>
-            </w:r>
-          </w:p>
-        </w:tc>
-      </w:tr>
-      <w:tr>
-        <w:trPr>
-          <w:divId w:val="1922055921"/>
-          <w:tblCellSpacing w:w="15" w:type="dxa"/>
-        </w:trPr>
-        <w:tc>
-          <w:tcPr>
-            <w:tcW w:w="50" w:type="pct"/>
-            <w:hideMark/>
-          </w:tcPr>
-          <w:p>
-            <w:pPr>
-              <w:pStyle w:val="Bibliography"/>
-              <w:rPr>
-                <w:noProof/>
-              </w:rPr>
-            </w:pPr>
-            <w:r>
-              <w:rPr>
-                <w:noProof/>
-              </w:rPr>
-              <w:t xml:space="preserve">[4] </w:t>
-            </w:r>
-          </w:p>
-        </w:tc>
-        <w:tc>
-          <w:tcPr>
-            <w:tcW w:w="0" w:type="auto"/>
-            <w:hideMark/>
-          </w:tcPr>
-          <w:p>
-            <w:pPr>
-              <w:pStyle w:val="Bibliography"/>
-              <w:rPr>
-                <w:noProof/>
-              </w:rPr>
-            </w:pPr>
-            <w:r>
-              <w:rPr>
-                <w:noProof/>
-              </w:rPr>
-              <w:t>V. D. d. Q. gia, “Giá trị dinh dưỡng thực phẩm,” [Trực tuyến]. Available: https://viendinhduong.vn/vi/cong-cu-va-tien-ich/gia-tri-dinh-duong-thuc-pham. [Đã truy cập 05 04 2026].</w:t>
-            </w:r>
-          </w:p>
-        </w:tc>
-      </w:tr>
-    </w:tbl>
-    <w:p>
-      <w:pPr>
-        <w:divId w:val="1922055921"/>
-        <w:rPr>
-          <w:rFonts w:eastAsia="Times New Roman"/>
-          <w:noProof/>
-        </w:rPr>
-      </w:pPr>
-    </w:p>
-    <w:p>
-      <w:pPr>
-        <w:spacing w:after="200" w:line="276" w:lineRule="auto"/>
-        <w:rPr>
-          <w:szCs w:val="26"/>
-        </w:rPr>
-      </w:pPr>
-      <w:r>
-        <w:rPr>
-          <w:szCs w:val="26"/>
-        </w:rPr>
-        <w:fldChar w:fldCharType="end"/>
-      </w:r>
-    </w:p>
-    <w:p>
-      <w:pPr>
-        <w:spacing w:after="200" w:line="276" w:lineRule="auto"/>
-      </w:pPr>
-    </w:p>
-    <w:bookmarkEnd w:id="148"/>
-    <w:p>
-      <w:pPr>
-        <w:spacing w:after="200" w:line="276" w:lineRule="auto"/>
       </w:pPr>
       <w:r>
         <w:br w:type="page"/>
@@ -32795,7 +32698,7 @@
       <w:pPr>
         <w:pStyle w:val="SECTION"/>
       </w:pPr>
-      <w:bookmarkStart w:id="149" w:name="_Toc228361044"/>
+      <w:bookmarkStart w:id="149" w:name="_Toc230086689"/>
       <w:r>
         <w:lastRenderedPageBreak/>
         <w:t>PHỤ LỤC</w:t>
@@ -36172,7 +36075,6 @@
   <w:style w:type="character" w:default="1" w:styleId="DefaultParagraphFont">
     <w:name w:val="Default Paragraph Font"/>
     <w:uiPriority w:val="1"/>
-    <w:semiHidden/>
     <w:unhideWhenUsed/>
   </w:style>
   <w:style w:type="table" w:default="1" w:styleId="TableNormal">
